--- a/SmartCampus_MapReduce_Python/SmartCampus_MapReduce_Report.docx
+++ b/SmartCampus_MapReduce_Python/SmartCampus_MapReduce_Report.docx
@@ -229,7 +229,7 @@
         <w:t xml:space="preserve"> </w:t>
       </w:r>
       <w:r>
-        <w:t xml:space="preserve">10–14 Aug 2026. It contains 700 Wi-Fi sessions, 300 canteen transactions (594 item lines),</w:t>
+        <w:t xml:space="preserve">10-14 Aug 2026. It contains 700 Wi-Fi sessions, 300 canteen transactions (594 item lines),</w:t>
       </w:r>
       <w:r>
         <w:t xml:space="preserve"> </w:t>
@@ -1910,7 +1910,7 @@
         <w:pStyle w:val="Heading2"/>
       </w:pPr>
       <w:r>
-        <w:t xml:space="preserve">Job 1 — Peak Wi-Fi Usage (64 hourly keys)</w:t>
+        <w:t xml:space="preserve">Job 1: Peak Wi-Fi Usage (64 hourly keys)</w:t>
       </w:r>
     </w:p>
     <w:tbl>
@@ -2236,7 +2236,7 @@
         <w:pStyle w:val="Heading2"/>
       </w:pPr>
       <w:r>
-        <w:t xml:space="preserve">Job 2 — Access Point Utilisation</w:t>
+        <w:t xml:space="preserve">Job 2: Access Point Utilisation</w:t>
       </w:r>
     </w:p>
     <w:tbl>
@@ -2852,7 +2852,7 @@
         <w:t xml:space="preserve"> </w:t>
       </w:r>
       <w:r>
-        <w:t xml:space="preserve">length is similar everywhere (58–65 min), so the difference in load comes from the</w:t>
+        <w:t xml:space="preserve">length is similar everywhere (58-65 min), so the difference in load comes from the</w:t>
       </w:r>
       <w:r>
         <w:t xml:space="preserve"> </w:t>
@@ -2895,7 +2895,7 @@
         <w:pStyle w:val="Heading2"/>
       </w:pPr>
       <w:r>
-        <w:t xml:space="preserve">Job 3 — Canteen Item Frequency</w:t>
+        <w:t xml:space="preserve">Job 3: Canteen Item Frequency</w:t>
       </w:r>
     </w:p>
     <w:tbl>
@@ -3453,7 +3453,7 @@
         <w:pStyle w:val="Heading2"/>
       </w:pPr>
       <w:r>
-        <w:t xml:space="preserve">Job 4 — Top Co-Purchased Pairs (45 distinct pairs from 392 pair records)</w:t>
+        <w:t xml:space="preserve">Job 4: Top Co-Purchased Pairs (45 distinct pairs from 392 pair records)</w:t>
       </w:r>
     </w:p>
     <w:tbl>
@@ -3773,7 +3773,7 @@
         <w:pStyle w:val="Heading2"/>
       </w:pPr>
       <w:r>
-        <w:t xml:space="preserve">Job 5 — Library Usage Anomaly</w:t>
+        <w:t xml:space="preserve">Job 5: Library Usage Anomaly</w:t>
       </w:r>
     </w:p>
     <w:p>
@@ -4059,7 +4059,7 @@
         <w:pStyle w:val="Heading2"/>
       </w:pPr>
       <w:r>
-        <w:t xml:space="preserve">Job 6 — Transport Congestion (70 route-hours, 14 congested)</w:t>
+        <w:t xml:space="preserve">Job 6: Transport Congestion (70 route-hours, 14 congested)</w:t>
       </w:r>
     </w:p>
     <w:tbl>
@@ -4265,13 +4265,13 @@
         <w:t xml:space="preserve"> </w:t>
       </w:r>
       <w:r>
-        <w:t xml:space="preserve">slowest route overall and is congested in both rush hours. Adding R04 buses at 08:00–10:00 and</w:t>
-      </w:r>
-      <w:r>
-        <w:t xml:space="preserve"> </w:t>
-      </w:r>
-      <w:r>
-        <w:t xml:space="preserve">17:00–19:00, or staggering class start times, would ease the problem.</w:t>
+        <w:t xml:space="preserve">slowest route overall and is congested in both rush hours. Adding R04 buses at 08:00-10:00 and</w:t>
+      </w:r>
+      <w:r>
+        <w:t xml:space="preserve"> </w:t>
+      </w:r>
+      <w:r>
+        <w:t xml:space="preserve">17:00-19:00, or staggering class start times, would ease the problem.</w:t>
       </w:r>
     </w:p>
     <w:bookmarkEnd w:id="28"/>
@@ -4557,7 +4557,7 @@
               <w:jc w:val="left"/>
             </w:pPr>
             <w:r>
-              <w:t xml:space="preserve">Job 1 – Peak Wi-Fi</w:t>
+              <w:t xml:space="preserve">Job 1: Peak Wi-Fi</w:t>
             </w:r>
           </w:p>
         </w:tc>
@@ -4623,7 +4623,7 @@
               <w:jc w:val="left"/>
             </w:pPr>
             <w:r>
-              <w:t xml:space="preserve">Job 2 – Access Point</w:t>
+              <w:t xml:space="preserve">Job 2: Access Point</w:t>
             </w:r>
           </w:p>
         </w:tc>
@@ -4689,7 +4689,7 @@
               <w:jc w:val="left"/>
             </w:pPr>
             <w:r>
-              <w:t xml:space="preserve">Job 3 – Canteen</w:t>
+              <w:t xml:space="preserve">Job 3: Canteen</w:t>
             </w:r>
           </w:p>
         </w:tc>
@@ -4774,7 +4774,7 @@
               <w:jc w:val="left"/>
             </w:pPr>
             <w:r>
-              <w:t xml:space="preserve">Job 4 – Co-Purchase</w:t>
+              <w:t xml:space="preserve">Job 4: Co-Purchase</w:t>
             </w:r>
           </w:p>
         </w:tc>
@@ -4840,7 +4840,7 @@
               <w:jc w:val="left"/>
             </w:pPr>
             <w:r>
-              <w:t xml:space="preserve">Job 5 – Library</w:t>
+              <w:t xml:space="preserve">Job 5: Library</w:t>
             </w:r>
           </w:p>
         </w:tc>
@@ -4909,7 +4909,7 @@
               <w:jc w:val="left"/>
             </w:pPr>
             <w:r>
-              <w:t xml:space="preserve">Job 6 – Transport</w:t>
+              <w:t xml:space="preserve">Job 6: Transport</w:t>
             </w:r>
           </w:p>
         </w:tc>
@@ -6397,7 +6397,7 @@
         <w:pStyle w:val="Heading1"/>
       </w:pPr>
       <w:r>
-        <w:t xml:space="preserve">7. Viva Questions — Prepared Answers</w:t>
+        <w:t xml:space="preserve">7. Viva Questions: Prepared Answers</w:t>
       </w:r>
     </w:p>
     <w:tbl>
@@ -7100,7 +7100,7 @@
               <w:t xml:space="preserve">src/job1_wifi_combiner.py</w:t>
             </w:r>
             <w:r>
-              <w:t xml:space="preserve">, used for Jobs 1–3, 4-s2, 5, 6.</w:t>
+              <w:t xml:space="preserve">, used for Jobs 1-3, 4-s2, 5, 6.</w:t>
             </w:r>
           </w:p>
         </w:tc>

--- a/SmartCampus_MapReduce_Python/SmartCampus_MapReduce_Report.docx
+++ b/SmartCampus_MapReduce_Python/SmartCampus_MapReduce_Report.docx
@@ -81,6 +81,7 @@
     <w:p>
       <w:pPr>
         <w:pStyle w:val="Author"/>
+        <w:spacing w:before="240"/>
       </w:pPr>
       <w:r>
         <w:t xml:space="preserve">Aryan</w:t>
@@ -94,16 +95,39 @@
     </w:p>
     <w:p>
       <w:pPr>
-        <w:pStyle w:val="Date"/>
+        <w:pStyle w:val="Author"/>
       </w:pPr>
       <w:r>
-        <w:t xml:space="preserve">October</w:t>
-      </w:r>
-      <w:r>
-        <w:t xml:space="preserve"> </w:t>
-      </w:r>
-      <w:r>
-        <w:t xml:space="preserve">2026</w:t>
+        <w:t xml:space="preserve">Roll</w:t>
+      </w:r>
+      <w:r>
+        <w:t xml:space="preserve"> </w:t>
+      </w:r>
+      <w:r>
+        <w:t xml:space="preserve">No.:</w:t>
+      </w:r>
+      <w:r>
+        <w:t xml:space="preserve"> </w:t>
+      </w:r>
+      <w:r>
+        <w:t xml:space="preserve">102315182</w:t>
+      </w:r>
+    </w:p>
+    <w:p>
+      <w:pPr>
+        <w:pStyle w:val="Author"/>
+      </w:pPr>
+      <w:r>
+        <w:t xml:space="preserve">Subgroup:</w:t>
+      </w:r>
+      <w:r>
+        <w:t xml:space="preserve"> </w:t>
+      </w:r>
+      <w:r>
+        <w:t xml:space="preserve">402</w:t>
+      </w:r>
+      <w:r>
+        <w:br w:type="page"/>
       </w:r>
     </w:p>
     <w:bookmarkStart w:id="20" w:name="problem-understanding-and-assumptions"/>
@@ -262,6 +286,14 @@
         <w:tblW w:type="pct" w:w="5000"/>
         <w:tblLook w:firstRow="1" w:lastRow="0" w:firstColumn="0" w:lastColumn="0" w:noHBand="0" w:noVBand="0" w:val="0020"/>
         <w:jc w:val="start"/>
+        <w:tblBorders>
+          <w:top w:val="single" w:sz="4" w:space="0" w:color="000000"/>
+          <w:left w:val="single" w:sz="4" w:space="0" w:color="000000"/>
+          <w:bottom w:val="single" w:sz="4" w:space="0" w:color="000000"/>
+          <w:right w:val="single" w:sz="4" w:space="0" w:color="000000"/>
+          <w:insideH w:val="single" w:sz="4" w:space="0" w:color="000000"/>
+          <w:insideV w:val="single" w:sz="4" w:space="0" w:color="000000"/>
+        </w:tblBorders>
       </w:tblPr>
       <w:tblGrid>
         <w:gridCol w:w="842"/>
@@ -276,9 +308,14 @@
           <w:p>
             <w:pPr>
               <w:pStyle w:val="Compact"/>
-              <w:jc w:val="left"/>
-            </w:pPr>
-            <w:r>
+              <w:spacing w:before="40" w:after="40"/>
+              <w:jc w:val="left"/>
+            </w:pPr>
+            <w:r>
+              <w:rPr>
+                <w:b/>
+                <w:sz w:val="22"/>
+              </w:rPr>
               <w:t xml:space="preserve">#</w:t>
             </w:r>
           </w:p>
@@ -288,9 +325,14 @@
           <w:p>
             <w:pPr>
               <w:pStyle w:val="Compact"/>
-              <w:jc w:val="left"/>
-            </w:pPr>
-            <w:r>
+              <w:spacing w:before="40" w:after="40"/>
+              <w:jc w:val="left"/>
+            </w:pPr>
+            <w:r>
+              <w:rPr>
+                <w:b/>
+                <w:sz w:val="22"/>
+              </w:rPr>
               <w:t xml:space="preserve">Assumption</w:t>
             </w:r>
           </w:p>
@@ -302,9 +344,13 @@
           <w:p>
             <w:pPr>
               <w:pStyle w:val="Compact"/>
-              <w:jc w:val="left"/>
-            </w:pPr>
-            <w:r>
+              <w:spacing w:before="40" w:after="40"/>
+              <w:jc w:val="left"/>
+            </w:pPr>
+            <w:r>
+              <w:rPr>
+                <w:sz w:val="22"/>
+              </w:rPr>
               <w:t xml:space="preserve">A1</w:t>
             </w:r>
           </w:p>
@@ -314,43 +360,65 @@
           <w:p>
             <w:pPr>
               <w:pStyle w:val="Compact"/>
+              <w:spacing w:before="40" w:after="40"/>
               <w:jc w:val="left"/>
             </w:pPr>
             <w:r>
               <w:rPr>
                 <w:rStyle w:val="VerbatimChar"/>
+                <w:sz w:val="22"/>
               </w:rPr>
               <w:t xml:space="preserve">canteen.csv</w:t>
             </w:r>
             <w:r>
+              <w:rPr>
+                <w:sz w:val="22"/>
+              </w:rPr>
               <w:t xml:space="preserve"> </w:t>
             </w:r>
             <w:r>
+              <w:rPr>
+                <w:sz w:val="22"/>
+              </w:rPr>
               <w:t xml:space="preserve">has</w:t>
             </w:r>
             <w:r>
+              <w:rPr>
+                <w:sz w:val="22"/>
+              </w:rPr>
               <w:t xml:space="preserve"> </w:t>
             </w:r>
             <w:r>
               <w:rPr>
                 <w:bCs/>
                 <w:b/>
+                <w:sz w:val="22"/>
               </w:rPr>
               <w:t xml:space="preserve">one row per item</w:t>
             </w:r>
             <w:r>
+              <w:rPr>
+                <w:sz w:val="22"/>
+              </w:rPr>
               <w:t xml:space="preserve">. A transaction with three items has three rows that share a</w:t>
             </w:r>
             <w:r>
+              <w:rPr>
+                <w:sz w:val="22"/>
+              </w:rPr>
               <w:t xml:space="preserve"> </w:t>
             </w:r>
             <w:r>
               <w:rPr>
                 <w:rStyle w:val="VerbatimChar"/>
+                <w:sz w:val="22"/>
               </w:rPr>
               <w:t xml:space="preserve">TransactionID</w:t>
             </w:r>
             <w:r>
+              <w:rPr>
+                <w:sz w:val="22"/>
+              </w:rPr>
               <w:t xml:space="preserve">.</w:t>
             </w:r>
           </w:p>
@@ -362,9 +430,13 @@
           <w:p>
             <w:pPr>
               <w:pStyle w:val="Compact"/>
-              <w:jc w:val="left"/>
-            </w:pPr>
-            <w:r>
+              <w:spacing w:before="40" w:after="40"/>
+              <w:jc w:val="left"/>
+            </w:pPr>
+            <w:r>
+              <w:rPr>
+                <w:sz w:val="22"/>
+              </w:rPr>
               <w:t xml:space="preserve">A2</w:t>
             </w:r>
           </w:p>
@@ -374,51 +446,82 @@
           <w:p>
             <w:pPr>
               <w:pStyle w:val="Compact"/>
-              <w:jc w:val="left"/>
-            </w:pPr>
-            <w:r>
+              <w:spacing w:before="40" w:after="40"/>
+              <w:jc w:val="left"/>
+            </w:pPr>
+            <w:r>
+              <w:rPr>
+                <w:sz w:val="22"/>
+              </w:rPr>
               <w:t xml:space="preserve">In</w:t>
             </w:r>
             <w:r>
+              <w:rPr>
+                <w:sz w:val="22"/>
+              </w:rPr>
               <w:t xml:space="preserve"> </w:t>
             </w:r>
             <w:r>
               <w:rPr>
                 <w:rStyle w:val="VerbatimChar"/>
+                <w:sz w:val="22"/>
               </w:rPr>
               <w:t xml:space="preserve">library.csv</w:t>
             </w:r>
             <w:r>
+              <w:rPr>
+                <w:sz w:val="22"/>
+              </w:rPr>
               <w:t xml:space="preserve">, the visit duration is recorded on the</w:t>
             </w:r>
             <w:r>
+              <w:rPr>
+                <w:sz w:val="22"/>
+              </w:rPr>
               <w:t xml:space="preserve"> </w:t>
             </w:r>
             <w:r>
               <w:rPr>
                 <w:rStyle w:val="VerbatimChar"/>
+                <w:sz w:val="22"/>
               </w:rPr>
               <w:t xml:space="preserve">ENTRY</w:t>
             </w:r>
             <w:r>
+              <w:rPr>
+                <w:sz w:val="22"/>
+              </w:rPr>
               <w:t xml:space="preserve"> </w:t>
             </w:r>
             <w:r>
+              <w:rPr>
+                <w:sz w:val="22"/>
+              </w:rPr>
               <w:t xml:space="preserve">row.</w:t>
             </w:r>
             <w:r>
+              <w:rPr>
+                <w:sz w:val="22"/>
+              </w:rPr>
               <w:t xml:space="preserve"> </w:t>
             </w:r>
             <w:r>
               <w:rPr>
                 <w:rStyle w:val="VerbatimChar"/>
+                <w:sz w:val="22"/>
               </w:rPr>
               <w:t xml:space="preserve">EXIT</w:t>
             </w:r>
             <w:r>
+              <w:rPr>
+                <w:sz w:val="22"/>
+              </w:rPr>
               <w:t xml:space="preserve"> </w:t>
             </w:r>
             <w:r>
+              <w:rPr>
+                <w:sz w:val="22"/>
+              </w:rPr>
               <w:t xml:space="preserve">rows have duration 0 and are left out, because counting them would halve every average.</w:t>
             </w:r>
           </w:p>
@@ -430,9 +533,13 @@
           <w:p>
             <w:pPr>
               <w:pStyle w:val="Compact"/>
-              <w:jc w:val="left"/>
-            </w:pPr>
-            <w:r>
+              <w:spacing w:before="40" w:after="40"/>
+              <w:jc w:val="left"/>
+            </w:pPr>
+            <w:r>
+              <w:rPr>
+                <w:sz w:val="22"/>
+              </w:rPr>
               <w:t xml:space="preserve">A3</w:t>
             </w:r>
           </w:p>
@@ -442,110 +549,193 @@
           <w:p>
             <w:pPr>
               <w:pStyle w:val="Compact"/>
-              <w:jc w:val="left"/>
-            </w:pPr>
-            <w:r>
+              <w:spacing w:before="40" w:after="40"/>
+              <w:jc w:val="left"/>
+            </w:pPr>
+            <w:r>
+              <w:rPr>
+                <w:sz w:val="22"/>
+              </w:rPr>
               <w:t xml:space="preserve">Job 1’s</w:t>
             </w:r>
             <w:r>
+              <w:rPr>
+                <w:sz w:val="22"/>
+              </w:rPr>
               <w:t xml:space="preserve"> </w:t>
             </w:r>
             <w:r>
+              <w:rPr>
+                <w:sz w:val="22"/>
+              </w:rPr>
               <w:t xml:space="preserve">“</w:t>
             </w:r>
             <w:r>
+              <w:rPr>
+                <w:sz w:val="22"/>
+              </w:rPr>
               <w:t xml:space="preserve">hour</w:t>
             </w:r>
             <w:r>
+              <w:rPr>
+                <w:sz w:val="22"/>
+              </w:rPr>
               <w:t xml:space="preserve">”</w:t>
             </w:r>
             <w:r>
+              <w:rPr>
+                <w:sz w:val="22"/>
+              </w:rPr>
               <w:t xml:space="preserve"> </w:t>
             </w:r>
             <w:r>
+              <w:rPr>
+                <w:sz w:val="22"/>
+              </w:rPr>
               <w:t xml:space="preserve">is a</w:t>
             </w:r>
             <w:r>
+              <w:rPr>
+                <w:sz w:val="22"/>
+              </w:rPr>
               <w:t xml:space="preserve"> </w:t>
             </w:r>
             <w:r>
               <w:rPr>
                 <w:bCs/>
                 <w:b/>
+                <w:sz w:val="22"/>
               </w:rPr>
               <w:t xml:space="preserve">calendar hour</w:t>
             </w:r>
             <w:r>
+              <w:rPr>
+                <w:sz w:val="22"/>
+              </w:rPr>
               <w:t xml:space="preserve"> </w:t>
             </w:r>
             <w:r>
+              <w:rPr>
+                <w:sz w:val="22"/>
+              </w:rPr>
               <w:t xml:space="preserve">(</w:t>
             </w:r>
             <w:r>
               <w:rPr>
                 <w:rStyle w:val="VerbatimChar"/>
+                <w:sz w:val="22"/>
               </w:rPr>
               <w:t xml:space="preserve">YYYY-MM-DD-HH</w:t>
             </w:r>
             <w:r>
+              <w:rPr>
+                <w:sz w:val="22"/>
+              </w:rPr>
               <w:t xml:space="preserve">), as the hint says. Job 6’s</w:t>
             </w:r>
             <w:r>
+              <w:rPr>
+                <w:sz w:val="22"/>
+              </w:rPr>
               <w:t xml:space="preserve"> </w:t>
             </w:r>
             <w:r>
+              <w:rPr>
+                <w:sz w:val="22"/>
+              </w:rPr>
               <w:t xml:space="preserve">“</w:t>
             </w:r>
             <w:r>
+              <w:rPr>
+                <w:sz w:val="22"/>
+              </w:rPr>
               <w:t xml:space="preserve">hour</w:t>
             </w:r>
             <w:r>
+              <w:rPr>
+                <w:sz w:val="22"/>
+              </w:rPr>
               <w:t xml:space="preserve">”</w:t>
             </w:r>
             <w:r>
+              <w:rPr>
+                <w:sz w:val="22"/>
+              </w:rPr>
               <w:t xml:space="preserve"> </w:t>
             </w:r>
             <w:r>
+              <w:rPr>
+                <w:sz w:val="22"/>
+              </w:rPr>
               <w:t xml:space="preserve">is the</w:t>
             </w:r>
             <w:r>
+              <w:rPr>
+                <w:sz w:val="22"/>
+              </w:rPr>
               <w:t xml:space="preserve"> </w:t>
             </w:r>
             <w:r>
               <w:rPr>
                 <w:bCs/>
                 <w:b/>
+                <w:sz w:val="22"/>
               </w:rPr>
               <w:t xml:space="preserve">hour of day</w:t>
             </w:r>
             <w:r>
+              <w:rPr>
+                <w:sz w:val="22"/>
+              </w:rPr>
               <w:t xml:space="preserve"> </w:t>
             </w:r>
             <w:r>
+              <w:rPr>
+                <w:sz w:val="22"/>
+              </w:rPr>
               <w:t xml:space="preserve">(</w:t>
             </w:r>
             <w:r>
               <w:rPr>
                 <w:rStyle w:val="VerbatimChar"/>
+                <w:sz w:val="22"/>
               </w:rPr>
               <w:t xml:space="preserve">HH</w:t>
             </w:r>
             <w:r>
+              <w:rPr>
+                <w:sz w:val="22"/>
+              </w:rPr>
               <w:t xml:space="preserve">), pooled over the week, so the result is a recurring congestion pattern such as</w:t>
             </w:r>
             <w:r>
+              <w:rPr>
+                <w:sz w:val="22"/>
+              </w:rPr>
               <w:t xml:space="preserve"> </w:t>
             </w:r>
             <w:r>
+              <w:rPr>
+                <w:sz w:val="22"/>
+              </w:rPr>
               <w:t xml:space="preserve">“</w:t>
             </w:r>
             <w:r>
+              <w:rPr>
+                <w:sz w:val="22"/>
+              </w:rPr>
               <w:t xml:space="preserve">R04 at 08:00</w:t>
             </w:r>
             <w:r>
+              <w:rPr>
+                <w:sz w:val="22"/>
+              </w:rPr>
               <w:t xml:space="preserve">”</w:t>
             </w:r>
             <w:r>
+              <w:rPr>
+                <w:sz w:val="22"/>
+              </w:rPr>
               <w:t xml:space="preserve">.</w:t>
             </w:r>
           </w:p>
@@ -557,9 +747,13 @@
           <w:p>
             <w:pPr>
               <w:pStyle w:val="Compact"/>
-              <w:jc w:val="left"/>
-            </w:pPr>
-            <w:r>
+              <w:spacing w:before="40" w:after="40"/>
+              <w:jc w:val="left"/>
+            </w:pPr>
+            <w:r>
+              <w:rPr>
+                <w:sz w:val="22"/>
+              </w:rPr>
               <w:t xml:space="preserve">A4</w:t>
             </w:r>
           </w:p>
@@ -569,43 +763,75 @@
           <w:p>
             <w:pPr>
               <w:pStyle w:val="Compact"/>
-              <w:jc w:val="left"/>
-            </w:pPr>
-            <w:r>
+              <w:spacing w:before="40" w:after="40"/>
+              <w:jc w:val="left"/>
+            </w:pPr>
+            <w:r>
+              <w:rPr>
+                <w:sz w:val="22"/>
+              </w:rPr>
               <w:t xml:space="preserve">The</w:t>
             </w:r>
             <w:r>
+              <w:rPr>
+                <w:sz w:val="22"/>
+              </w:rPr>
               <w:t xml:space="preserve"> </w:t>
             </w:r>
             <w:r>
+              <w:rPr>
+                <w:sz w:val="22"/>
+              </w:rPr>
               <w:t xml:space="preserve">“</w:t>
             </w:r>
             <w:r>
+              <w:rPr>
+                <w:sz w:val="22"/>
+              </w:rPr>
               <w:t xml:space="preserve">overall average</w:t>
             </w:r>
             <w:r>
+              <w:rPr>
+                <w:sz w:val="22"/>
+              </w:rPr>
               <w:t xml:space="preserve">”</w:t>
             </w:r>
             <w:r>
+              <w:rPr>
+                <w:sz w:val="22"/>
+              </w:rPr>
               <w:t xml:space="preserve"> </w:t>
             </w:r>
             <w:r>
+              <w:rPr>
+                <w:sz w:val="22"/>
+              </w:rPr>
               <w:t xml:space="preserve">in Job 5 is total minutes ÷ total visits over all visits. It is</w:t>
             </w:r>
             <w:r>
+              <w:rPr>
+                <w:sz w:val="22"/>
+              </w:rPr>
               <w:t xml:space="preserve"> </w:t>
             </w:r>
             <w:r>
               <w:rPr>
                 <w:bCs/>
                 <w:b/>
+                <w:sz w:val="22"/>
               </w:rPr>
               <w:t xml:space="preserve">not</w:t>
             </w:r>
             <w:r>
+              <w:rPr>
+                <w:sz w:val="22"/>
+              </w:rPr>
               <w:t xml:space="preserve"> </w:t>
             </w:r>
             <w:r>
+              <w:rPr>
+                <w:sz w:val="22"/>
+              </w:rPr>
               <w:t xml:space="preserve">the average of the per-student averages.</w:t>
             </w:r>
           </w:p>
@@ -617,9 +843,13 @@
           <w:p>
             <w:pPr>
               <w:pStyle w:val="Compact"/>
-              <w:jc w:val="left"/>
-            </w:pPr>
-            <w:r>
+              <w:spacing w:before="40" w:after="40"/>
+              <w:jc w:val="left"/>
+            </w:pPr>
+            <w:r>
+              <w:rPr>
+                <w:sz w:val="22"/>
+              </w:rPr>
               <w:t xml:space="preserve">A5</w:t>
             </w:r>
           </w:p>
@@ -629,22 +859,33 @@
           <w:p>
             <w:pPr>
               <w:pStyle w:val="Compact"/>
-              <w:jc w:val="left"/>
-            </w:pPr>
-            <w:r>
+              <w:spacing w:before="40" w:after="40"/>
+              <w:jc w:val="left"/>
+            </w:pPr>
+            <w:r>
+              <w:rPr>
+                <w:sz w:val="22"/>
+              </w:rPr>
               <w:t xml:space="preserve">A co-purchased pair is counted</w:t>
             </w:r>
             <w:r>
+              <w:rPr>
+                <w:sz w:val="22"/>
+              </w:rPr>
               <w:t xml:space="preserve"> </w:t>
             </w:r>
             <w:r>
               <w:rPr>
                 <w:bCs/>
                 <w:b/>
+                <w:sz w:val="22"/>
               </w:rPr>
               <w:t xml:space="preserve">once per transaction</w:t>
             </w:r>
             <w:r>
+              <w:rPr>
+                <w:sz w:val="22"/>
+              </w:rPr>
               <w:t xml:space="preserve">, even if an item appears on two rows of that transaction.</w:t>
             </w:r>
           </w:p>
@@ -656,9 +897,13 @@
           <w:p>
             <w:pPr>
               <w:pStyle w:val="Compact"/>
-              <w:jc w:val="left"/>
-            </w:pPr>
-            <w:r>
+              <w:spacing w:before="40" w:after="40"/>
+              <w:jc w:val="left"/>
+            </w:pPr>
+            <w:r>
+              <w:rPr>
+                <w:sz w:val="22"/>
+              </w:rPr>
               <w:t xml:space="preserve">A6</w:t>
             </w:r>
           </w:p>
@@ -668,9 +913,13 @@
           <w:p>
             <w:pPr>
               <w:pStyle w:val="Compact"/>
-              <w:jc w:val="left"/>
-            </w:pPr>
-            <w:r>
+              <w:spacing w:before="40" w:after="40"/>
+              <w:jc w:val="left"/>
+            </w:pPr>
+            <w:r>
+              <w:rPr>
+                <w:sz w:val="22"/>
+              </w:rPr>
               <w:t xml:space="preserve">A record is malformed if it has too few fields, a non-numeric number or an unreadable timestamp. Such records are skipped and counted with a Hadoop counter. Blank lines are skipped silently.</w:t>
             </w:r>
           </w:p>
@@ -680,6 +929,7 @@
     <w:p>
       <w:pPr>
         <w:pStyle w:val="BodyText"/>
+        <w:spacing w:before="200"/>
       </w:pPr>
       <w:r>
         <w:rPr>
@@ -768,74 +1018,273 @@
         <w:t xml:space="preserve">2. Project Structure</w:t>
       </w:r>
     </w:p>
+    <w:tbl>
+      <w:tblPr>
+        <w:tblStyle w:val="Table"/>
+        <w:tblW w:type="pct" w:w="5000"/>
+        <w:tblLook w:firstRow="1" w:lastRow="0" w:firstColumn="0" w:lastColumn="0" w:noHBand="0" w:noVBand="0" w:val="0020"/>
+        <w:jc w:val="start"/>
+        <w:tblBorders>
+          <w:top w:val="single" w:sz="4" w:space="0" w:color="000000"/>
+          <w:left w:val="single" w:sz="4" w:space="0" w:color="000000"/>
+          <w:bottom w:val="single" w:sz="4" w:space="0" w:color="000000"/>
+          <w:right w:val="single" w:sz="4" w:space="0" w:color="000000"/>
+          <w:insideH w:val="single" w:sz="4" w:space="0" w:color="000000"/>
+          <w:insideV w:val="single" w:sz="4" w:space="0" w:color="000000"/>
+        </w:tblBorders>
+      </w:tblPr>
+      <w:tblGrid>
+        <w:gridCol w:w="2227"/>
+        <w:gridCol w:w="5692"/>
+      </w:tblGrid>
+      <w:tr>
+        <w:trPr>
+          <w:tblHeader w:val="true"/>
+        </w:trPr>
+        <w:tc>
+          <w:tcPr/>
+          <w:p>
+            <w:pPr>
+              <w:pStyle w:val="Compact"/>
+              <w:spacing w:before="40" w:after="40"/>
+              <w:jc w:val="left"/>
+            </w:pPr>
+            <w:r>
+              <w:rPr>
+                <w:b/>
+                <w:sz w:val="22"/>
+              </w:rPr>
+              <w:t xml:space="preserve">Folder / file</w:t>
+            </w:r>
+          </w:p>
+        </w:tc>
+        <w:tc>
+          <w:tcPr/>
+          <w:p>
+            <w:pPr>
+              <w:pStyle w:val="Compact"/>
+              <w:spacing w:before="40" w:after="40"/>
+              <w:jc w:val="left"/>
+            </w:pPr>
+            <w:r>
+              <w:rPr>
+                <w:b/>
+                <w:sz w:val="22"/>
+              </w:rPr>
+              <w:t xml:space="preserve">Contents</w:t>
+            </w:r>
+          </w:p>
+        </w:tc>
+      </w:tr>
+      <w:tr>
+        <w:tc>
+          <w:tcPr/>
+          <w:p>
+            <w:pPr>
+              <w:pStyle w:val="Compact"/>
+              <w:spacing w:before="40" w:after="40"/>
+              <w:jc w:val="left"/>
+            </w:pPr>
+            <w:r>
+              <w:rPr>
+                <w:sz w:val="22"/>
+              </w:rPr>
+              <w:t xml:space="preserve">data/</w:t>
+            </w:r>
+          </w:p>
+        </w:tc>
+        <w:tc>
+          <w:tcPr/>
+          <w:p>
+            <w:pPr>
+              <w:pStyle w:val="Compact"/>
+              <w:spacing w:before="40" w:after="40"/>
+              <w:jc w:val="left"/>
+            </w:pPr>
+            <w:r>
+              <w:rPr>
+                <w:sz w:val="22"/>
+              </w:rPr>
+              <w:t xml:space="preserve">wifi_logs.csv, canteen.csv, library.csv, transport.csv</w:t>
+            </w:r>
+          </w:p>
+        </w:tc>
+      </w:tr>
+      <w:tr>
+        <w:tc>
+          <w:tcPr/>
+          <w:p>
+            <w:pPr>
+              <w:pStyle w:val="Compact"/>
+              <w:spacing w:before="40" w:after="40"/>
+              <w:jc w:val="left"/>
+            </w:pPr>
+            <w:r>
+              <w:rPr>
+                <w:sz w:val="22"/>
+              </w:rPr>
+              <w:t xml:space="preserve">src/</w:t>
+            </w:r>
+          </w:p>
+        </w:tc>
+        <w:tc>
+          <w:tcPr/>
+          <w:p>
+            <w:pPr>
+              <w:pStyle w:val="Compact"/>
+              <w:spacing w:before="40" w:after="40"/>
+              <w:jc w:val="left"/>
+            </w:pPr>
+            <w:r>
+              <w:rPr>
+                <w:sz w:val="22"/>
+              </w:rPr>
+              <w:t xml:space="preserve">Mappers and reducers for Jobs 1 to 6 (19 files) and job1_wifi_combiner.py</w:t>
+            </w:r>
+          </w:p>
+        </w:tc>
+      </w:tr>
+      <w:tr>
+        <w:tc>
+          <w:tcPr/>
+          <w:p>
+            <w:pPr>
+              <w:pStyle w:val="Compact"/>
+              <w:spacing w:before="40" w:after="40"/>
+              <w:jc w:val="left"/>
+            </w:pPr>
+            <w:r>
+              <w:rPr>
+                <w:sz w:val="22"/>
+              </w:rPr>
+              <w:t xml:space="preserve">scripts/</w:t>
+            </w:r>
+          </w:p>
+        </w:tc>
+        <w:tc>
+          <w:tcPr/>
+          <w:p>
+            <w:pPr>
+              <w:pStyle w:val="Compact"/>
+              <w:spacing w:before="40" w:after="40"/>
+              <w:jc w:val="left"/>
+            </w:pPr>
+            <w:r>
+              <w:rPr>
+                <w:sz w:val="22"/>
+              </w:rPr>
+              <w:t xml:space="preserve">generate_data.py, verify.py, top_n.py, compare_combiner.sh</w:t>
+            </w:r>
+          </w:p>
+        </w:tc>
+      </w:tr>
+      <w:tr>
+        <w:tc>
+          <w:tcPr/>
+          <w:p>
+            <w:pPr>
+              <w:pStyle w:val="Compact"/>
+              <w:spacing w:before="40" w:after="40"/>
+              <w:jc w:val="left"/>
+            </w:pPr>
+            <w:r>
+              <w:rPr>
+                <w:sz w:val="22"/>
+              </w:rPr>
+              <w:t xml:space="preserve">output/</w:t>
+            </w:r>
+          </w:p>
+        </w:tc>
+        <w:tc>
+          <w:tcPr/>
+          <w:p>
+            <w:pPr>
+              <w:pStyle w:val="Compact"/>
+              <w:spacing w:before="40" w:after="40"/>
+              <w:jc w:val="left"/>
+            </w:pPr>
+            <w:r>
+              <w:rPr>
+                <w:sz w:val="22"/>
+              </w:rPr>
+              <w:t xml:space="preserve">Results of every job (produced by run_local.sh)</w:t>
+            </w:r>
+          </w:p>
+        </w:tc>
+      </w:tr>
+      <w:tr>
+        <w:tc>
+          <w:tcPr/>
+          <w:p>
+            <w:pPr>
+              <w:pStyle w:val="Compact"/>
+              <w:spacing w:before="40" w:after="40"/>
+              <w:jc w:val="left"/>
+            </w:pPr>
+            <w:r>
+              <w:rPr>
+                <w:sz w:val="22"/>
+              </w:rPr>
+              <w:t xml:space="preserve">run_local.sh</w:t>
+            </w:r>
+          </w:p>
+        </w:tc>
+        <w:tc>
+          <w:tcPr/>
+          <w:p>
+            <w:pPr>
+              <w:pStyle w:val="Compact"/>
+              <w:spacing w:before="40" w:after="40"/>
+              <w:jc w:val="left"/>
+            </w:pPr>
+            <w:r>
+              <w:rPr>
+                <w:sz w:val="22"/>
+              </w:rPr>
+              <w:t xml:space="preserve">Runs all jobs locally: map, sort, combine, reduce</w:t>
+            </w:r>
+          </w:p>
+        </w:tc>
+      </w:tr>
+      <w:tr>
+        <w:tc>
+          <w:tcPr/>
+          <w:p>
+            <w:pPr>
+              <w:pStyle w:val="Compact"/>
+              <w:spacing w:before="40" w:after="40"/>
+              <w:jc w:val="left"/>
+            </w:pPr>
+            <w:r>
+              <w:rPr>
+                <w:sz w:val="22"/>
+              </w:rPr>
+              <w:t xml:space="preserve">run_hadoop.sh</w:t>
+            </w:r>
+          </w:p>
+        </w:tc>
+        <w:tc>
+          <w:tcPr/>
+          <w:p>
+            <w:pPr>
+              <w:pStyle w:val="Compact"/>
+              <w:spacing w:before="40" w:after="40"/>
+              <w:jc w:val="left"/>
+            </w:pPr>
+            <w:r>
+              <w:rPr>
+                <w:sz w:val="22"/>
+              </w:rPr>
+              <w:t xml:space="preserve">Runs the same jobs on a cluster with hadoop-streaming.jar</w:t>
+            </w:r>
+          </w:p>
+        </w:tc>
+      </w:tr>
+    </w:tbl>
     <w:p>
       <w:pPr>
-        <w:pStyle w:val="SourceCode"/>
-      </w:pPr>
-      <w:r>
-        <w:rPr>
-          <w:rStyle w:val="VerbatimChar"/>
-        </w:rPr>
-        <w:t xml:space="preserve">SmartCampus_MapReduce_Python/</w:t>
-      </w:r>
-      <w:r>
-        <w:br/>
-      </w:r>
-      <w:r>
-        <w:rPr>
-          <w:rStyle w:val="VerbatimChar"/>
-        </w:rPr>
-        <w:t xml:space="preserve">├── data/            wifi_logs.csv  canteen.csv  library.csv  transport.csv</w:t>
-      </w:r>
-      <w:r>
-        <w:br/>
-      </w:r>
-      <w:r>
-        <w:rPr>
-          <w:rStyle w:val="VerbatimChar"/>
-        </w:rPr>
-        <w:t xml:space="preserve">├── src/             job1..job6 mappers and reducers (19 files) + job1_wifi_combiner.py</w:t>
-      </w:r>
-      <w:r>
-        <w:br/>
-      </w:r>
-      <w:r>
-        <w:rPr>
-          <w:rStyle w:val="VerbatimChar"/>
-        </w:rPr>
-        <w:t xml:space="preserve">├── scripts/         generate_data.py  verify.py  top_n.py  compare_combiner.sh</w:t>
-      </w:r>
-      <w:r>
-        <w:br/>
-      </w:r>
-      <w:r>
-        <w:rPr>
-          <w:rStyle w:val="VerbatimChar"/>
-        </w:rPr>
-        <w:t xml:space="preserve">├── output/          results of every job (produced by run_local.sh)</w:t>
-      </w:r>
-      <w:r>
-        <w:br/>
-      </w:r>
-      <w:r>
-        <w:rPr>
-          <w:rStyle w:val="VerbatimChar"/>
-        </w:rPr>
-        <w:t xml:space="preserve">├── run_local.sh     runs all jobs locally:  map | sort | [combine] | reduce</w:t>
-      </w:r>
-      <w:r>
-        <w:br/>
-      </w:r>
-      <w:r>
-        <w:rPr>
-          <w:rStyle w:val="VerbatimChar"/>
-        </w:rPr>
-        <w:t xml:space="preserve">└── run_hadoop.sh    the same jobs on a cluster with hadoop-streaming.jar</w:t>
-      </w:r>
-    </w:p>
-    <w:p>
-      <w:pPr>
-        <w:pStyle w:val="FirstParagraph"/>
+        <w:pStyle w:val="BodyText"/>
+        <w:spacing w:before="200"/>
       </w:pPr>
       <w:r>
         <w:t xml:space="preserve">To run:</w:t>
@@ -896,6 +1345,14 @@
         <w:tblW w:type="pct" w:w="5000"/>
         <w:tblLook w:firstRow="1" w:lastRow="0" w:firstColumn="0" w:lastColumn="0" w:noHBand="0" w:noVBand="0" w:val="0020"/>
         <w:jc w:val="start"/>
+        <w:tblBorders>
+          <w:top w:val="single" w:sz="4" w:space="0" w:color="000000"/>
+          <w:left w:val="single" w:sz="4" w:space="0" w:color="000000"/>
+          <w:bottom w:val="single" w:sz="4" w:space="0" w:color="000000"/>
+          <w:right w:val="single" w:sz="4" w:space="0" w:color="000000"/>
+          <w:insideH w:val="single" w:sz="4" w:space="0" w:color="000000"/>
+          <w:insideV w:val="single" w:sz="4" w:space="0" w:color="000000"/>
+        </w:tblBorders>
       </w:tblPr>
       <w:tblGrid>
         <w:gridCol w:w="1250"/>
@@ -912,9 +1369,14 @@
           <w:p>
             <w:pPr>
               <w:pStyle w:val="Compact"/>
-              <w:jc w:val="left"/>
-            </w:pPr>
-            <w:r>
+              <w:spacing w:before="40" w:after="40"/>
+              <w:jc w:val="left"/>
+            </w:pPr>
+            <w:r>
+              <w:rPr>
+                <w:b/>
+                <w:sz w:val="22"/>
+              </w:rPr>
               <w:t xml:space="preserve">Job</w:t>
             </w:r>
           </w:p>
@@ -924,9 +1386,14 @@
           <w:p>
             <w:pPr>
               <w:pStyle w:val="Compact"/>
-              <w:jc w:val="left"/>
-            </w:pPr>
-            <w:r>
+              <w:spacing w:before="40" w:after="40"/>
+              <w:jc w:val="left"/>
+            </w:pPr>
+            <w:r>
+              <w:rPr>
+                <w:b/>
+                <w:sz w:val="22"/>
+              </w:rPr>
               <w:t xml:space="preserve">Stage</w:t>
             </w:r>
           </w:p>
@@ -936,21 +1403,31 @@
           <w:p>
             <w:pPr>
               <w:pStyle w:val="Compact"/>
-              <w:jc w:val="left"/>
-            </w:pPr>
-            <w:r>
-              <w:t xml:space="preserve">Mapper output (key → value)</w:t>
-            </w:r>
-          </w:p>
-        </w:tc>
-        <w:tc>
-          <w:tcPr/>
-          <w:p>
-            <w:pPr>
-              <w:pStyle w:val="Compact"/>
-              <w:jc w:val="left"/>
-            </w:pPr>
-            <w:r>
+              <w:spacing w:before="40" w:after="40"/>
+              <w:jc w:val="left"/>
+            </w:pPr>
+            <w:r>
+              <w:rPr>
+                <w:b/>
+                <w:sz w:val="22"/>
+              </w:rPr>
+              <w:t xml:space="preserve">Mapper output (key -&gt; value)</w:t>
+            </w:r>
+          </w:p>
+        </w:tc>
+        <w:tc>
+          <w:tcPr/>
+          <w:p>
+            <w:pPr>
+              <w:pStyle w:val="Compact"/>
+              <w:spacing w:before="40" w:after="40"/>
+              <w:jc w:val="left"/>
+            </w:pPr>
+            <w:r>
+              <w:rPr>
+                <w:b/>
+                <w:sz w:val="22"/>
+              </w:rPr>
               <w:t xml:space="preserve">Reducer output</w:t>
             </w:r>
           </w:p>
@@ -962,9 +1439,13 @@
           <w:p>
             <w:pPr>
               <w:pStyle w:val="Compact"/>
-              <w:jc w:val="left"/>
-            </w:pPr>
-            <w:r>
+              <w:spacing w:before="40" w:after="40"/>
+              <w:jc w:val="left"/>
+            </w:pPr>
+            <w:r>
+              <w:rPr>
+                <w:sz w:val="22"/>
+              </w:rPr>
               <w:t xml:space="preserve">1 Peak Wi-Fi</w:t>
             </w:r>
           </w:p>
@@ -974,9 +1455,13 @@
           <w:p>
             <w:pPr>
               <w:pStyle w:val="Compact"/>
-              <w:jc w:val="left"/>
-            </w:pPr>
-            <w:r>
+              <w:spacing w:before="40" w:after="40"/>
+              <w:jc w:val="left"/>
+            </w:pPr>
+            <w:r>
+              <w:rPr>
+                <w:sz w:val="22"/>
+              </w:rPr>
               <w:t xml:space="preserve">1</w:t>
             </w:r>
           </w:p>
@@ -986,26 +1471,38 @@
           <w:p>
             <w:pPr>
               <w:pStyle w:val="Compact"/>
+              <w:spacing w:before="40" w:after="40"/>
               <w:jc w:val="left"/>
             </w:pPr>
             <w:r>
               <w:rPr>
                 <w:rStyle w:val="VerbatimChar"/>
+                <w:sz w:val="22"/>
               </w:rPr>
               <w:t xml:space="preserve">YYYY-MM-DD-HH</w:t>
             </w:r>
             <w:r>
+              <w:rPr>
+                <w:sz w:val="22"/>
+              </w:rPr>
               <w:t xml:space="preserve"> </w:t>
             </w:r>
             <w:r>
-              <w:t xml:space="preserve">→</w:t>
-            </w:r>
-            <w:r>
+              <w:rPr>
+                <w:sz w:val="22"/>
+              </w:rPr>
+              <w:t xml:space="preserve">-&gt;</w:t>
+            </w:r>
+            <w:r>
+              <w:rPr>
+                <w:sz w:val="22"/>
+              </w:rPr>
               <w:t xml:space="preserve"> </w:t>
             </w:r>
             <w:r>
               <w:rPr>
                 <w:rStyle w:val="VerbatimChar"/>
+                <w:sz w:val="22"/>
               </w:rPr>
               <w:t xml:space="preserve">DataMB,DurationMin,1</w:t>
             </w:r>
@@ -1016,18 +1513,26 @@
           <w:p>
             <w:pPr>
               <w:pStyle w:val="Compact"/>
+              <w:spacing w:before="40" w:after="40"/>
               <w:jc w:val="left"/>
             </w:pPr>
             <w:r>
               <w:rPr>
                 <w:rStyle w:val="VerbatimChar"/>
+                <w:sz w:val="22"/>
               </w:rPr>
               <w:t xml:space="preserve">TotalDataMB, TotalDurationMin, Sessions</w:t>
             </w:r>
             <w:r>
+              <w:rPr>
+                <w:sz w:val="22"/>
+              </w:rPr>
               <w:t xml:space="preserve"> </w:t>
             </w:r>
             <w:r>
+              <w:rPr>
+                <w:sz w:val="22"/>
+              </w:rPr>
               <w:t xml:space="preserve">per hour</w:t>
             </w:r>
           </w:p>
@@ -1039,9 +1544,13 @@
           <w:p>
             <w:pPr>
               <w:pStyle w:val="Compact"/>
-              <w:jc w:val="left"/>
-            </w:pPr>
-            <w:r>
+              <w:spacing w:before="40" w:after="40"/>
+              <w:jc w:val="left"/>
+            </w:pPr>
+            <w:r>
+              <w:rPr>
+                <w:sz w:val="22"/>
+              </w:rPr>
               <w:t xml:space="preserve">2 Access point</w:t>
             </w:r>
           </w:p>
@@ -1051,9 +1560,13 @@
           <w:p>
             <w:pPr>
               <w:pStyle w:val="Compact"/>
-              <w:jc w:val="left"/>
-            </w:pPr>
-            <w:r>
+              <w:spacing w:before="40" w:after="40"/>
+              <w:jc w:val="left"/>
+            </w:pPr>
+            <w:r>
+              <w:rPr>
+                <w:sz w:val="22"/>
+              </w:rPr>
               <w:t xml:space="preserve">1</w:t>
             </w:r>
           </w:p>
@@ -1063,26 +1576,38 @@
           <w:p>
             <w:pPr>
               <w:pStyle w:val="Compact"/>
+              <w:spacing w:before="40" w:after="40"/>
               <w:jc w:val="left"/>
             </w:pPr>
             <w:r>
               <w:rPr>
                 <w:rStyle w:val="VerbatimChar"/>
+                <w:sz w:val="22"/>
               </w:rPr>
               <w:t xml:space="preserve">AccessPoint</w:t>
             </w:r>
             <w:r>
+              <w:rPr>
+                <w:sz w:val="22"/>
+              </w:rPr>
               <w:t xml:space="preserve"> </w:t>
             </w:r>
             <w:r>
-              <w:t xml:space="preserve">→</w:t>
-            </w:r>
-            <w:r>
+              <w:rPr>
+                <w:sz w:val="22"/>
+              </w:rPr>
+              <w:t xml:space="preserve">-&gt;</w:t>
+            </w:r>
+            <w:r>
+              <w:rPr>
+                <w:sz w:val="22"/>
+              </w:rPr>
               <w:t xml:space="preserve"> </w:t>
             </w:r>
             <w:r>
               <w:rPr>
                 <w:rStyle w:val="VerbatimChar"/>
+                <w:sz w:val="22"/>
               </w:rPr>
               <w:t xml:space="preserve">DataMB,DurationMin,1</w:t>
             </w:r>
@@ -1093,36 +1618,57 @@
           <w:p>
             <w:pPr>
               <w:pStyle w:val="Compact"/>
-              <w:jc w:val="left"/>
-            </w:pPr>
-            <w:r>
+              <w:spacing w:before="40" w:after="40"/>
+              <w:jc w:val="left"/>
+            </w:pPr>
+            <w:r>
+              <w:rPr>
+                <w:sz w:val="22"/>
+              </w:rPr>
               <w:t xml:space="preserve">totals,</w:t>
             </w:r>
             <w:r>
+              <w:rPr>
+                <w:sz w:val="22"/>
+              </w:rPr>
               <w:t xml:space="preserve"> </w:t>
             </w:r>
             <w:r>
               <w:rPr>
                 <w:rStyle w:val="VerbatimChar"/>
+                <w:sz w:val="22"/>
               </w:rPr>
               <w:t xml:space="preserve">Sessions</w:t>
             </w:r>
             <w:r>
+              <w:rPr>
+                <w:sz w:val="22"/>
+              </w:rPr>
               <w:t xml:space="preserve">,</w:t>
             </w:r>
             <w:r>
+              <w:rPr>
+                <w:sz w:val="22"/>
+              </w:rPr>
               <w:t xml:space="preserve"> </w:t>
             </w:r>
             <w:r>
               <w:rPr>
                 <w:rStyle w:val="VerbatimChar"/>
+                <w:sz w:val="22"/>
               </w:rPr>
               <w:t xml:space="preserve">AvgSessionMin</w:t>
             </w:r>
             <w:r>
+              <w:rPr>
+                <w:sz w:val="22"/>
+              </w:rPr>
               <w:t xml:space="preserve"> </w:t>
             </w:r>
             <w:r>
+              <w:rPr>
+                <w:sz w:val="22"/>
+              </w:rPr>
               <w:t xml:space="preserve">= duration ÷ sessions</w:t>
             </w:r>
           </w:p>
@@ -1134,9 +1680,13 @@
           <w:p>
             <w:pPr>
               <w:pStyle w:val="Compact"/>
-              <w:jc w:val="left"/>
-            </w:pPr>
-            <w:r>
+              <w:spacing w:before="40" w:after="40"/>
+              <w:jc w:val="left"/>
+            </w:pPr>
+            <w:r>
+              <w:rPr>
+                <w:sz w:val="22"/>
+              </w:rPr>
               <w:t xml:space="preserve">3 Canteen items</w:t>
             </w:r>
           </w:p>
@@ -1146,9 +1696,13 @@
           <w:p>
             <w:pPr>
               <w:pStyle w:val="Compact"/>
-              <w:jc w:val="left"/>
-            </w:pPr>
-            <w:r>
+              <w:spacing w:before="40" w:after="40"/>
+              <w:jc w:val="left"/>
+            </w:pPr>
+            <w:r>
+              <w:rPr>
+                <w:sz w:val="22"/>
+              </w:rPr>
               <w:t xml:space="preserve">1</w:t>
             </w:r>
           </w:p>
@@ -1158,26 +1712,38 @@
           <w:p>
             <w:pPr>
               <w:pStyle w:val="Compact"/>
+              <w:spacing w:before="40" w:after="40"/>
               <w:jc w:val="left"/>
             </w:pPr>
             <w:r>
               <w:rPr>
                 <w:rStyle w:val="VerbatimChar"/>
+                <w:sz w:val="22"/>
               </w:rPr>
               <w:t xml:space="preserve">Item</w:t>
             </w:r>
             <w:r>
+              <w:rPr>
+                <w:sz w:val="22"/>
+              </w:rPr>
               <w:t xml:space="preserve"> </w:t>
             </w:r>
             <w:r>
-              <w:t xml:space="preserve">→</w:t>
-            </w:r>
-            <w:r>
+              <w:rPr>
+                <w:sz w:val="22"/>
+              </w:rPr>
+              <w:t xml:space="preserve">-&gt;</w:t>
+            </w:r>
+            <w:r>
+              <w:rPr>
+                <w:sz w:val="22"/>
+              </w:rPr>
               <w:t xml:space="preserve"> </w:t>
             </w:r>
             <w:r>
               <w:rPr>
                 <w:rStyle w:val="VerbatimChar"/>
+                <w:sz w:val="22"/>
               </w:rPr>
               <w:t xml:space="preserve">Quantity,Amount</w:t>
             </w:r>
@@ -1188,11 +1754,13 @@
           <w:p>
             <w:pPr>
               <w:pStyle w:val="Compact"/>
+              <w:spacing w:before="40" w:after="40"/>
               <w:jc w:val="left"/>
             </w:pPr>
             <w:r>
               <w:rPr>
                 <w:rStyle w:val="VerbatimChar"/>
+                <w:sz w:val="22"/>
               </w:rPr>
               <w:t xml:space="preserve">TotalQuantity, TotalRevenue</w:t>
             </w:r>
@@ -1205,9 +1773,13 @@
           <w:p>
             <w:pPr>
               <w:pStyle w:val="Compact"/>
-              <w:jc w:val="left"/>
-            </w:pPr>
-            <w:r>
+              <w:spacing w:before="40" w:after="40"/>
+              <w:jc w:val="left"/>
+            </w:pPr>
+            <w:r>
+              <w:rPr>
+                <w:sz w:val="22"/>
+              </w:rPr>
               <w:t xml:space="preserve">4 Co-purchase</w:t>
             </w:r>
           </w:p>
@@ -1217,9 +1789,13 @@
           <w:p>
             <w:pPr>
               <w:pStyle w:val="Compact"/>
-              <w:jc w:val="left"/>
-            </w:pPr>
-            <w:r>
+              <w:spacing w:before="40" w:after="40"/>
+              <w:jc w:val="left"/>
+            </w:pPr>
+            <w:r>
+              <w:rPr>
+                <w:sz w:val="22"/>
+              </w:rPr>
               <w:t xml:space="preserve">1</w:t>
             </w:r>
           </w:p>
@@ -1229,26 +1805,38 @@
           <w:p>
             <w:pPr>
               <w:pStyle w:val="Compact"/>
+              <w:spacing w:before="40" w:after="40"/>
               <w:jc w:val="left"/>
             </w:pPr>
             <w:r>
               <w:rPr>
                 <w:rStyle w:val="VerbatimChar"/>
+                <w:sz w:val="22"/>
               </w:rPr>
               <w:t xml:space="preserve">TransactionID</w:t>
             </w:r>
             <w:r>
+              <w:rPr>
+                <w:sz w:val="22"/>
+              </w:rPr>
               <w:t xml:space="preserve"> </w:t>
             </w:r>
             <w:r>
-              <w:t xml:space="preserve">→</w:t>
-            </w:r>
-            <w:r>
+              <w:rPr>
+                <w:sz w:val="22"/>
+              </w:rPr>
+              <w:t xml:space="preserve">-&gt;</w:t>
+            </w:r>
+            <w:r>
+              <w:rPr>
+                <w:sz w:val="22"/>
+              </w:rPr>
               <w:t xml:space="preserve"> </w:t>
             </w:r>
             <w:r>
               <w:rPr>
                 <w:rStyle w:val="VerbatimChar"/>
+                <w:sz w:val="22"/>
               </w:rPr>
               <w:t xml:space="preserve">Item</w:t>
             </w:r>
@@ -1259,17 +1847,25 @@
           <w:p>
             <w:pPr>
               <w:pStyle w:val="Compact"/>
-              <w:jc w:val="left"/>
-            </w:pPr>
-            <w:r>
-              <w:t xml:space="preserve">every sorted pair A|B →</w:t>
-            </w:r>
-            <w:r>
+              <w:spacing w:before="40" w:after="40"/>
+              <w:jc w:val="left"/>
+            </w:pPr>
+            <w:r>
+              <w:rPr>
+                <w:sz w:val="22"/>
+              </w:rPr>
+              <w:t xml:space="preserve">every sorted pair A|B -&gt;</w:t>
+            </w:r>
+            <w:r>
+              <w:rPr>
+                <w:sz w:val="22"/>
+              </w:rPr>
               <w:t xml:space="preserve"> </w:t>
             </w:r>
             <w:r>
               <w:rPr>
                 <w:rStyle w:val="VerbatimChar"/>
+                <w:sz w:val="22"/>
               </w:rPr>
               <w:t xml:space="preserve">1</w:t>
             </w:r>
@@ -1282,17 +1878,23 @@
           <w:p>
             <w:pPr>
               <w:pStyle w:val="Compact"/>
-            </w:pPr>
-          </w:p>
-        </w:tc>
-        <w:tc>
-          <w:tcPr/>
-          <w:p>
-            <w:pPr>
-              <w:pStyle w:val="Compact"/>
-              <w:jc w:val="left"/>
-            </w:pPr>
-            <w:r>
+              <w:spacing w:before="40" w:after="40"/>
+              <w:jc w:val="left"/>
+            </w:pPr>
+          </w:p>
+        </w:tc>
+        <w:tc>
+          <w:tcPr/>
+          <w:p>
+            <w:pPr>
+              <w:pStyle w:val="Compact"/>
+              <w:spacing w:before="40" w:after="40"/>
+              <w:jc w:val="left"/>
+            </w:pPr>
+            <w:r>
+              <w:rPr>
+                <w:sz w:val="22"/>
+              </w:rPr>
               <w:t xml:space="preserve">2</w:t>
             </w:r>
           </w:p>
@@ -1302,24 +1904,38 @@
           <w:p>
             <w:pPr>
               <w:pStyle w:val="Compact"/>
-              <w:jc w:val="left"/>
-            </w:pPr>
-            <w:r>
-              <w:t xml:space="preserve">A|B →</w:t>
-            </w:r>
-            <w:r>
+              <w:spacing w:before="40" w:after="40"/>
+              <w:jc w:val="left"/>
+            </w:pPr>
+            <w:r>
+              <w:rPr>
+                <w:sz w:val="22"/>
+              </w:rPr>
+              <w:t xml:space="preserve">A|B -&gt;</w:t>
+            </w:r>
+            <w:r>
+              <w:rPr>
+                <w:sz w:val="22"/>
+              </w:rPr>
               <w:t xml:space="preserve"> </w:t>
             </w:r>
             <w:r>
               <w:rPr>
                 <w:rStyle w:val="VerbatimChar"/>
+                <w:sz w:val="22"/>
               </w:rPr>
               <w:t xml:space="preserve">1</w:t>
             </w:r>
             <w:r>
+              <w:rPr>
+                <w:sz w:val="22"/>
+              </w:rPr>
               <w:t xml:space="preserve"> </w:t>
             </w:r>
             <w:r>
+              <w:rPr>
+                <w:sz w:val="22"/>
+              </w:rPr>
               <w:t xml:space="preserve">(identity)</w:t>
             </w:r>
           </w:p>
@@ -1329,18 +1945,26 @@
           <w:p>
             <w:pPr>
               <w:pStyle w:val="Compact"/>
+              <w:spacing w:before="40" w:after="40"/>
               <w:jc w:val="left"/>
             </w:pPr>
             <w:r>
               <w:rPr>
                 <w:rStyle w:val="VerbatimChar"/>
+                <w:sz w:val="22"/>
               </w:rPr>
               <w:t xml:space="preserve">Transactions</w:t>
             </w:r>
             <w:r>
+              <w:rPr>
+                <w:sz w:val="22"/>
+              </w:rPr>
               <w:t xml:space="preserve"> </w:t>
             </w:r>
             <w:r>
+              <w:rPr>
+                <w:sz w:val="22"/>
+              </w:rPr>
               <w:t xml:space="preserve">= number of transactions containing the pair</w:t>
             </w:r>
           </w:p>
@@ -1352,9 +1976,13 @@
           <w:p>
             <w:pPr>
               <w:pStyle w:val="Compact"/>
-              <w:jc w:val="left"/>
-            </w:pPr>
-            <w:r>
+              <w:spacing w:before="40" w:after="40"/>
+              <w:jc w:val="left"/>
+            </w:pPr>
+            <w:r>
+              <w:rPr>
+                <w:sz w:val="22"/>
+              </w:rPr>
               <w:t xml:space="preserve">5 Library anomaly</w:t>
             </w:r>
           </w:p>
@@ -1364,9 +1992,13 @@
           <w:p>
             <w:pPr>
               <w:pStyle w:val="Compact"/>
-              <w:jc w:val="left"/>
-            </w:pPr>
-            <w:r>
+              <w:spacing w:before="40" w:after="40"/>
+              <w:jc w:val="left"/>
+            </w:pPr>
+            <w:r>
+              <w:rPr>
+                <w:sz w:val="22"/>
+              </w:rPr>
               <w:t xml:space="preserve">1</w:t>
             </w:r>
           </w:p>
@@ -1376,33 +2008,51 @@
           <w:p>
             <w:pPr>
               <w:pStyle w:val="Compact"/>
+              <w:spacing w:before="40" w:after="40"/>
               <w:jc w:val="left"/>
             </w:pPr>
             <w:r>
               <w:rPr>
                 <w:rStyle w:val="VerbatimChar"/>
+                <w:sz w:val="22"/>
               </w:rPr>
               <w:t xml:space="preserve">StudentID</w:t>
             </w:r>
             <w:r>
+              <w:rPr>
+                <w:sz w:val="22"/>
+              </w:rPr>
               <w:t xml:space="preserve"> </w:t>
             </w:r>
             <w:r>
-              <w:t xml:space="preserve">→</w:t>
-            </w:r>
-            <w:r>
+              <w:rPr>
+                <w:sz w:val="22"/>
+              </w:rPr>
+              <w:t xml:space="preserve">-&gt;</w:t>
+            </w:r>
+            <w:r>
+              <w:rPr>
+                <w:sz w:val="22"/>
+              </w:rPr>
               <w:t xml:space="preserve"> </w:t>
             </w:r>
             <w:r>
               <w:rPr>
                 <w:rStyle w:val="VerbatimChar"/>
+                <w:sz w:val="22"/>
               </w:rPr>
               <w:t xml:space="preserve">Duration,1</w:t>
             </w:r>
             <w:r>
+              <w:rPr>
+                <w:sz w:val="22"/>
+              </w:rPr>
               <w:t xml:space="preserve"> </w:t>
             </w:r>
             <w:r>
+              <w:rPr>
+                <w:sz w:val="22"/>
+              </w:rPr>
               <w:t xml:space="preserve">(ENTRY rows)</w:t>
             </w:r>
           </w:p>
@@ -1412,26 +2062,38 @@
           <w:p>
             <w:pPr>
               <w:pStyle w:val="Compact"/>
+              <w:spacing w:before="40" w:after="40"/>
               <w:jc w:val="left"/>
             </w:pPr>
             <w:r>
               <w:rPr>
                 <w:rStyle w:val="VerbatimChar"/>
+                <w:sz w:val="22"/>
               </w:rPr>
               <w:t xml:space="preserve">StudentID</w:t>
             </w:r>
             <w:r>
+              <w:rPr>
+                <w:sz w:val="22"/>
+              </w:rPr>
               <w:t xml:space="preserve"> </w:t>
             </w:r>
             <w:r>
-              <w:t xml:space="preserve">→</w:t>
-            </w:r>
-            <w:r>
+              <w:rPr>
+                <w:sz w:val="22"/>
+              </w:rPr>
+              <w:t xml:space="preserve">-&gt;</w:t>
+            </w:r>
+            <w:r>
+              <w:rPr>
+                <w:sz w:val="22"/>
+              </w:rPr>
               <w:t xml:space="preserve"> </w:t>
             </w:r>
             <w:r>
               <w:rPr>
                 <w:rStyle w:val="VerbatimChar"/>
+                <w:sz w:val="22"/>
               </w:rPr>
               <w:t xml:space="preserve">TotalMin,Visits</w:t>
             </w:r>
@@ -1444,17 +2106,23 @@
           <w:p>
             <w:pPr>
               <w:pStyle w:val="Compact"/>
-            </w:pPr>
-          </w:p>
-        </w:tc>
-        <w:tc>
-          <w:tcPr/>
-          <w:p>
-            <w:pPr>
-              <w:pStyle w:val="Compact"/>
-              <w:jc w:val="left"/>
-            </w:pPr>
-            <w:r>
+              <w:spacing w:before="40" w:after="40"/>
+              <w:jc w:val="left"/>
+            </w:pPr>
+          </w:p>
+        </w:tc>
+        <w:tc>
+          <w:tcPr/>
+          <w:p>
+            <w:pPr>
+              <w:pStyle w:val="Compact"/>
+              <w:spacing w:before="40" w:after="40"/>
+              <w:jc w:val="left"/>
+            </w:pPr>
+            <w:r>
+              <w:rPr>
+                <w:sz w:val="22"/>
+              </w:rPr>
               <w:t xml:space="preserve">2 (global)</w:t>
             </w:r>
           </w:p>
@@ -1464,26 +2132,38 @@
           <w:p>
             <w:pPr>
               <w:pStyle w:val="Compact"/>
+              <w:spacing w:before="40" w:after="40"/>
               <w:jc w:val="left"/>
             </w:pPr>
             <w:r>
               <w:rPr>
                 <w:rStyle w:val="VerbatimChar"/>
+                <w:sz w:val="22"/>
               </w:rPr>
               <w:t xml:space="preserve">ALL</w:t>
             </w:r>
             <w:r>
+              <w:rPr>
+                <w:sz w:val="22"/>
+              </w:rPr>
               <w:t xml:space="preserve"> </w:t>
             </w:r>
             <w:r>
-              <w:t xml:space="preserve">→</w:t>
-            </w:r>
-            <w:r>
+              <w:rPr>
+                <w:sz w:val="22"/>
+              </w:rPr>
+              <w:t xml:space="preserve">-&gt;</w:t>
+            </w:r>
+            <w:r>
+              <w:rPr>
+                <w:sz w:val="22"/>
+              </w:rPr>
               <w:t xml:space="preserve"> </w:t>
             </w:r>
             <w:r>
               <w:rPr>
                 <w:rStyle w:val="VerbatimChar"/>
+                <w:sz w:val="22"/>
               </w:rPr>
               <w:t xml:space="preserve">TotalMin,Visits</w:t>
             </w:r>
@@ -1494,11 +2174,13 @@
           <w:p>
             <w:pPr>
               <w:pStyle w:val="Compact"/>
+              <w:spacing w:before="40" w:after="40"/>
               <w:jc w:val="left"/>
             </w:pPr>
             <w:r>
               <w:rPr>
                 <w:rStyle w:val="VerbatimChar"/>
+                <w:sz w:val="22"/>
               </w:rPr>
               <w:t xml:space="preserve">OverallAvgMin</w:t>
             </w:r>
@@ -1511,17 +2193,23 @@
           <w:p>
             <w:pPr>
               <w:pStyle w:val="Compact"/>
-            </w:pPr>
-          </w:p>
-        </w:tc>
-        <w:tc>
-          <w:tcPr/>
-          <w:p>
-            <w:pPr>
-              <w:pStyle w:val="Compact"/>
-              <w:jc w:val="left"/>
-            </w:pPr>
-            <w:r>
+              <w:spacing w:before="40" w:after="40"/>
+              <w:jc w:val="left"/>
+            </w:pPr>
+          </w:p>
+        </w:tc>
+        <w:tc>
+          <w:tcPr/>
+          <w:p>
+            <w:pPr>
+              <w:pStyle w:val="Compact"/>
+              <w:spacing w:before="40" w:after="40"/>
+              <w:jc w:val="left"/>
+            </w:pPr>
+            <w:r>
+              <w:rPr>
+                <w:sz w:val="22"/>
+              </w:rPr>
               <w:t xml:space="preserve">3 (filter)</w:t>
             </w:r>
           </w:p>
@@ -1531,30 +2219,45 @@
           <w:p>
             <w:pPr>
               <w:pStyle w:val="Compact"/>
+              <w:spacing w:before="40" w:after="40"/>
               <w:jc w:val="left"/>
             </w:pPr>
             <w:r>
               <w:rPr>
                 <w:rStyle w:val="VerbatimChar"/>
+                <w:sz w:val="22"/>
               </w:rPr>
               <w:t xml:space="preserve">StudentID</w:t>
             </w:r>
             <w:r>
+              <w:rPr>
+                <w:sz w:val="22"/>
+              </w:rPr>
               <w:t xml:space="preserve"> </w:t>
             </w:r>
             <w:r>
-              <w:t xml:space="preserve">→</w:t>
-            </w:r>
-            <w:r>
+              <w:rPr>
+                <w:sz w:val="22"/>
+              </w:rPr>
+              <w:t xml:space="preserve">-&gt;</w:t>
+            </w:r>
+            <w:r>
+              <w:rPr>
+                <w:sz w:val="22"/>
+              </w:rPr>
               <w:t xml:space="preserve"> </w:t>
             </w:r>
             <w:r>
               <w:rPr>
                 <w:rStyle w:val="VerbatimChar"/>
+                <w:sz w:val="22"/>
               </w:rPr>
               <w:t xml:space="preserve">Avg,Overall,Ratio</w:t>
             </w:r>
             <w:r>
+              <w:rPr>
+                <w:sz w:val="22"/>
+              </w:rPr>
               <w:t xml:space="preserve">, emitted only if Avg &gt; 1.5 × Overall</w:t>
             </w:r>
           </w:p>
@@ -1564,17 +2267,25 @@
           <w:p>
             <w:pPr>
               <w:pStyle w:val="Compact"/>
-              <w:jc w:val="left"/>
-            </w:pPr>
-            <w:r>
+              <w:spacing w:before="40" w:after="40"/>
+              <w:jc w:val="left"/>
+            </w:pPr>
+            <w:r>
+              <w:rPr>
+                <w:sz w:val="22"/>
+              </w:rPr>
               <w:t xml:space="preserve">report line with</w:t>
             </w:r>
             <w:r>
+              <w:rPr>
+                <w:sz w:val="22"/>
+              </w:rPr>
               <w:t xml:space="preserve"> </w:t>
             </w:r>
             <w:r>
               <w:rPr>
                 <w:rStyle w:val="VerbatimChar"/>
+                <w:sz w:val="22"/>
               </w:rPr>
               <w:t xml:space="preserve">Flag=ANOMALY</w:t>
             </w:r>
@@ -1587,9 +2298,13 @@
           <w:p>
             <w:pPr>
               <w:pStyle w:val="Compact"/>
-              <w:jc w:val="left"/>
-            </w:pPr>
-            <w:r>
+              <w:spacing w:before="40" w:after="40"/>
+              <w:jc w:val="left"/>
+            </w:pPr>
+            <w:r>
+              <w:rPr>
+                <w:sz w:val="22"/>
+              </w:rPr>
               <w:t xml:space="preserve">6 Transport</w:t>
             </w:r>
           </w:p>
@@ -1599,9 +2314,13 @@
           <w:p>
             <w:pPr>
               <w:pStyle w:val="Compact"/>
-              <w:jc w:val="left"/>
-            </w:pPr>
-            <w:r>
+              <w:spacing w:before="40" w:after="40"/>
+              <w:jc w:val="left"/>
+            </w:pPr>
+            <w:r>
+              <w:rPr>
+                <w:sz w:val="22"/>
+              </w:rPr>
               <w:t xml:space="preserve">1</w:t>
             </w:r>
           </w:p>
@@ -1611,26 +2330,38 @@
           <w:p>
             <w:pPr>
               <w:pStyle w:val="Compact"/>
+              <w:spacing w:before="40" w:after="40"/>
               <w:jc w:val="left"/>
             </w:pPr>
             <w:r>
               <w:rPr>
                 <w:rStyle w:val="VerbatimChar"/>
+                <w:sz w:val="22"/>
               </w:rPr>
               <w:t xml:space="preserve">RouteID-HH</w:t>
             </w:r>
             <w:r>
+              <w:rPr>
+                <w:sz w:val="22"/>
+              </w:rPr>
               <w:t xml:space="preserve"> </w:t>
             </w:r>
             <w:r>
-              <w:t xml:space="preserve">→</w:t>
-            </w:r>
-            <w:r>
+              <w:rPr>
+                <w:sz w:val="22"/>
+              </w:rPr>
+              <w:t xml:space="preserve">-&gt;</w:t>
+            </w:r>
+            <w:r>
+              <w:rPr>
+                <w:sz w:val="22"/>
+              </w:rPr>
               <w:t xml:space="preserve"> </w:t>
             </w:r>
             <w:r>
               <w:rPr>
                 <w:rStyle w:val="VerbatimChar"/>
+                <w:sz w:val="22"/>
               </w:rPr>
               <w:t xml:space="preserve">Speed,1</w:t>
             </w:r>
@@ -1641,18 +2372,26 @@
           <w:p>
             <w:pPr>
               <w:pStyle w:val="Compact"/>
+              <w:spacing w:before="40" w:after="40"/>
               <w:jc w:val="left"/>
             </w:pPr>
             <w:r>
               <w:rPr>
                 <w:rStyle w:val="VerbatimChar"/>
+                <w:sz w:val="22"/>
               </w:rPr>
               <w:t xml:space="preserve">AvgSpeedKmph, Readings, Status</w:t>
             </w:r>
             <w:r>
+              <w:rPr>
+                <w:sz w:val="22"/>
+              </w:rPr>
               <w:t xml:space="preserve"> </w:t>
             </w:r>
             <w:r>
+              <w:rPr>
+                <w:sz w:val="22"/>
+              </w:rPr>
               <w:t xml:space="preserve">(CONGESTED if &lt; 20)</w:t>
             </w:r>
           </w:p>
@@ -1662,6 +2401,7 @@
     <w:p>
       <w:pPr>
         <w:pStyle w:val="BodyText"/>
+        <w:spacing w:before="200"/>
       </w:pPr>
       <w:r>
         <w:rPr>
@@ -1919,6 +2659,14 @@
         <w:tblW w:type="pct" w:w="5000"/>
         <w:tblLook w:firstRow="1" w:lastRow="0" w:firstColumn="0" w:lastColumn="0" w:noHBand="0" w:noVBand="0" w:val="0020"/>
         <w:jc w:val="start"/>
+        <w:tblBorders>
+          <w:top w:val="single" w:sz="4" w:space="0" w:color="000000"/>
+          <w:left w:val="single" w:sz="4" w:space="0" w:color="000000"/>
+          <w:bottom w:val="single" w:sz="4" w:space="0" w:color="000000"/>
+          <w:right w:val="single" w:sz="4" w:space="0" w:color="000000"/>
+          <w:insideH w:val="single" w:sz="4" w:space="0" w:color="000000"/>
+          <w:insideV w:val="single" w:sz="4" w:space="0" w:color="000000"/>
+        </w:tblBorders>
       </w:tblPr>
       <w:tblGrid>
         <w:gridCol w:w="1584"/>
@@ -1936,9 +2684,14 @@
           <w:p>
             <w:pPr>
               <w:pStyle w:val="Compact"/>
-              <w:jc w:val="left"/>
-            </w:pPr>
-            <w:r>
+              <w:spacing w:before="40" w:after="40"/>
+              <w:jc w:val="left"/>
+            </w:pPr>
+            <w:r>
+              <w:rPr>
+                <w:b/>
+                <w:sz w:val="22"/>
+              </w:rPr>
               <w:t xml:space="preserve">Rank</w:t>
             </w:r>
           </w:p>
@@ -1948,9 +2701,14 @@
           <w:p>
             <w:pPr>
               <w:pStyle w:val="Compact"/>
-              <w:jc w:val="left"/>
-            </w:pPr>
-            <w:r>
+              <w:spacing w:before="40" w:after="40"/>
+              <w:jc w:val="left"/>
+            </w:pPr>
+            <w:r>
+              <w:rPr>
+                <w:b/>
+                <w:sz w:val="22"/>
+              </w:rPr>
               <w:t xml:space="preserve">Hour</w:t>
             </w:r>
           </w:p>
@@ -1960,33 +2718,48 @@
           <w:p>
             <w:pPr>
               <w:pStyle w:val="Compact"/>
-              <w:jc w:val="left"/>
-            </w:pPr>
-            <w:r>
-              <w:t xml:space="preserve">TotalDataMB</w:t>
-            </w:r>
-          </w:p>
-        </w:tc>
-        <w:tc>
-          <w:tcPr/>
-          <w:p>
-            <w:pPr>
-              <w:pStyle w:val="Compact"/>
-              <w:jc w:val="left"/>
-            </w:pPr>
-            <w:r>
-              <w:t xml:space="preserve">TotalDurationMin</w:t>
-            </w:r>
-          </w:p>
-        </w:tc>
-        <w:tc>
-          <w:tcPr/>
-          <w:p>
-            <w:pPr>
-              <w:pStyle w:val="Compact"/>
-              <w:jc w:val="left"/>
-            </w:pPr>
-            <w:r>
+              <w:spacing w:before="40" w:after="40"/>
+              <w:jc w:val="left"/>
+            </w:pPr>
+            <w:r>
+              <w:rPr>
+                <w:b/>
+                <w:sz w:val="22"/>
+              </w:rPr>
+              <w:t xml:space="preserve">Total Data (MB)</w:t>
+            </w:r>
+          </w:p>
+        </w:tc>
+        <w:tc>
+          <w:tcPr/>
+          <w:p>
+            <w:pPr>
+              <w:pStyle w:val="Compact"/>
+              <w:spacing w:before="40" w:after="40"/>
+              <w:jc w:val="left"/>
+            </w:pPr>
+            <w:r>
+              <w:rPr>
+                <w:b/>
+                <w:sz w:val="22"/>
+              </w:rPr>
+              <w:t xml:space="preserve">Total Duration (min)</w:t>
+            </w:r>
+          </w:p>
+        </w:tc>
+        <w:tc>
+          <w:tcPr/>
+          <w:p>
+            <w:pPr>
+              <w:pStyle w:val="Compact"/>
+              <w:spacing w:before="40" w:after="40"/>
+              <w:jc w:val="left"/>
+            </w:pPr>
+            <w:r>
+              <w:rPr>
+                <w:b/>
+                <w:sz w:val="22"/>
+              </w:rPr>
               <w:t xml:space="preserve">Sessions</w:t>
             </w:r>
           </w:p>
@@ -1998,12 +2771,14 @@
           <w:p>
             <w:pPr>
               <w:pStyle w:val="Compact"/>
+              <w:spacing w:before="40" w:after="40"/>
               <w:jc w:val="left"/>
             </w:pPr>
             <w:r>
               <w:rPr>
                 <w:bCs/>
                 <w:b/>
+                <w:sz w:val="22"/>
               </w:rPr>
               <w:t xml:space="preserve">1 (peak)</w:t>
             </w:r>
@@ -2014,12 +2789,14 @@
           <w:p>
             <w:pPr>
               <w:pStyle w:val="Compact"/>
+              <w:spacing w:before="40" w:after="40"/>
               <w:jc w:val="left"/>
             </w:pPr>
             <w:r>
               <w:rPr>
                 <w:bCs/>
                 <w:b/>
+                <w:sz w:val="22"/>
               </w:rPr>
               <w:t xml:space="preserve">2026-08-12 11:00</w:t>
             </w:r>
@@ -2030,12 +2807,14 @@
           <w:p>
             <w:pPr>
               <w:pStyle w:val="Compact"/>
+              <w:spacing w:before="40" w:after="40"/>
               <w:jc w:val="left"/>
             </w:pPr>
             <w:r>
               <w:rPr>
                 <w:bCs/>
                 <w:b/>
+                <w:sz w:val="22"/>
               </w:rPr>
               <w:t xml:space="preserve">7,872.10</w:t>
             </w:r>
@@ -2046,12 +2825,14 @@
           <w:p>
             <w:pPr>
               <w:pStyle w:val="Compact"/>
+              <w:spacing w:before="40" w:after="40"/>
               <w:jc w:val="left"/>
             </w:pPr>
             <w:r>
               <w:rPr>
                 <w:bCs/>
                 <w:b/>
+                <w:sz w:val="22"/>
               </w:rPr>
               <w:t xml:space="preserve">1,744</w:t>
             </w:r>
@@ -2062,12 +2843,14 @@
           <w:p>
             <w:pPr>
               <w:pStyle w:val="Compact"/>
+              <w:spacing w:before="40" w:after="40"/>
               <w:jc w:val="left"/>
             </w:pPr>
             <w:r>
               <w:rPr>
                 <w:bCs/>
                 <w:b/>
+                <w:sz w:val="22"/>
               </w:rPr>
               <w:t xml:space="preserve">27</w:t>
             </w:r>
@@ -2080,9 +2863,13 @@
           <w:p>
             <w:pPr>
               <w:pStyle w:val="Compact"/>
-              <w:jc w:val="left"/>
-            </w:pPr>
-            <w:r>
+              <w:spacing w:before="40" w:after="40"/>
+              <w:jc w:val="left"/>
+            </w:pPr>
+            <w:r>
+              <w:rPr>
+                <w:sz w:val="22"/>
+              </w:rPr>
               <w:t xml:space="preserve">2</w:t>
             </w:r>
           </w:p>
@@ -2092,9 +2879,13 @@
           <w:p>
             <w:pPr>
               <w:pStyle w:val="Compact"/>
-              <w:jc w:val="left"/>
-            </w:pPr>
-            <w:r>
+              <w:spacing w:before="40" w:after="40"/>
+              <w:jc w:val="left"/>
+            </w:pPr>
+            <w:r>
+              <w:rPr>
+                <w:sz w:val="22"/>
+              </w:rPr>
               <w:t xml:space="preserve">2026-08-10 11:00</w:t>
             </w:r>
           </w:p>
@@ -2104,9 +2895,13 @@
           <w:p>
             <w:pPr>
               <w:pStyle w:val="Compact"/>
-              <w:jc w:val="left"/>
-            </w:pPr>
-            <w:r>
+              <w:spacing w:before="40" w:after="40"/>
+              <w:jc w:val="left"/>
+            </w:pPr>
+            <w:r>
+              <w:rPr>
+                <w:sz w:val="22"/>
+              </w:rPr>
               <w:t xml:space="preserve">6,469.60</w:t>
             </w:r>
           </w:p>
@@ -2116,9 +2911,13 @@
           <w:p>
             <w:pPr>
               <w:pStyle w:val="Compact"/>
-              <w:jc w:val="left"/>
-            </w:pPr>
-            <w:r>
+              <w:spacing w:before="40" w:after="40"/>
+              <w:jc w:val="left"/>
+            </w:pPr>
+            <w:r>
+              <w:rPr>
+                <w:sz w:val="22"/>
+              </w:rPr>
               <w:t xml:space="preserve">1,784</w:t>
             </w:r>
           </w:p>
@@ -2128,9 +2927,13 @@
           <w:p>
             <w:pPr>
               <w:pStyle w:val="Compact"/>
-              <w:jc w:val="left"/>
-            </w:pPr>
-            <w:r>
+              <w:spacing w:before="40" w:after="40"/>
+              <w:jc w:val="left"/>
+            </w:pPr>
+            <w:r>
+              <w:rPr>
+                <w:sz w:val="22"/>
+              </w:rPr>
               <w:t xml:space="preserve">26</w:t>
             </w:r>
           </w:p>
@@ -2142,9 +2945,13 @@
           <w:p>
             <w:pPr>
               <w:pStyle w:val="Compact"/>
-              <w:jc w:val="left"/>
-            </w:pPr>
-            <w:r>
+              <w:spacing w:before="40" w:after="40"/>
+              <w:jc w:val="left"/>
+            </w:pPr>
+            <w:r>
+              <w:rPr>
+                <w:sz w:val="22"/>
+              </w:rPr>
               <w:t xml:space="preserve">3</w:t>
             </w:r>
           </w:p>
@@ -2154,9 +2961,13 @@
           <w:p>
             <w:pPr>
               <w:pStyle w:val="Compact"/>
-              <w:jc w:val="left"/>
-            </w:pPr>
-            <w:r>
+              <w:spacing w:before="40" w:after="40"/>
+              <w:jc w:val="left"/>
+            </w:pPr>
+            <w:r>
+              <w:rPr>
+                <w:sz w:val="22"/>
+              </w:rPr>
               <w:t xml:space="preserve">2026-08-11 11:00</w:t>
             </w:r>
           </w:p>
@@ -2166,9 +2977,13 @@
           <w:p>
             <w:pPr>
               <w:pStyle w:val="Compact"/>
-              <w:jc w:val="left"/>
-            </w:pPr>
-            <w:r>
+              <w:spacing w:before="40" w:after="40"/>
+              <w:jc w:val="left"/>
+            </w:pPr>
+            <w:r>
+              <w:rPr>
+                <w:sz w:val="22"/>
+              </w:rPr>
               <w:t xml:space="preserve">6,130.50</w:t>
             </w:r>
           </w:p>
@@ -2178,9 +2993,13 @@
           <w:p>
             <w:pPr>
               <w:pStyle w:val="Compact"/>
-              <w:jc w:val="left"/>
-            </w:pPr>
-            <w:r>
+              <w:spacing w:before="40" w:after="40"/>
+              <w:jc w:val="left"/>
+            </w:pPr>
+            <w:r>
+              <w:rPr>
+                <w:sz w:val="22"/>
+              </w:rPr>
               <w:t xml:space="preserve">1,327</w:t>
             </w:r>
           </w:p>
@@ -2190,9 +3009,13 @@
           <w:p>
             <w:pPr>
               <w:pStyle w:val="Compact"/>
-              <w:jc w:val="left"/>
-            </w:pPr>
-            <w:r>
+              <w:spacing w:before="40" w:after="40"/>
+              <w:jc w:val="left"/>
+            </w:pPr>
+            <w:r>
+              <w:rPr>
+                <w:sz w:val="22"/>
+              </w:rPr>
               <w:t xml:space="preserve">22</w:t>
             </w:r>
           </w:p>
@@ -2202,6 +3025,7 @@
     <w:p>
       <w:pPr>
         <w:pStyle w:val="BodyText"/>
+        <w:spacing w:before="200"/>
       </w:pPr>
       <w:r>
         <w:rPr>
@@ -2242,9 +3066,17 @@
     <w:tbl>
       <w:tblPr>
         <w:tblStyle w:val="Table"/>
-        <w:tblW w:type="auto" w:w="0"/>
+        <w:tblW w:type="pct" w:w="5000"/>
         <w:tblLook w:firstRow="1" w:lastRow="0" w:firstColumn="0" w:lastColumn="0" w:noHBand="0" w:noVBand="0" w:val="0020"/>
         <w:jc w:val="start"/>
+        <w:tblBorders>
+          <w:top w:val="single" w:sz="4" w:space="0" w:color="000000"/>
+          <w:left w:val="single" w:sz="4" w:space="0" w:color="000000"/>
+          <w:bottom w:val="single" w:sz="4" w:space="0" w:color="000000"/>
+          <w:right w:val="single" w:sz="4" w:space="0" w:color="000000"/>
+          <w:insideH w:val="single" w:sz="4" w:space="0" w:color="000000"/>
+          <w:insideV w:val="single" w:sz="4" w:space="0" w:color="000000"/>
+        </w:tblBorders>
       </w:tblPr>
       <w:tblGrid>
         <w:gridCol w:w="1584"/>
@@ -2262,45 +3094,65 @@
           <w:p>
             <w:pPr>
               <w:pStyle w:val="Compact"/>
-              <w:jc w:val="left"/>
-            </w:pPr>
-            <w:r>
-              <w:t xml:space="preserve">AP</w:t>
-            </w:r>
-          </w:p>
-        </w:tc>
-        <w:tc>
-          <w:tcPr/>
-          <w:p>
-            <w:pPr>
-              <w:pStyle w:val="Compact"/>
-              <w:jc w:val="left"/>
-            </w:pPr>
-            <w:r>
-              <w:t xml:space="preserve">TotalDataMB</w:t>
-            </w:r>
-          </w:p>
-        </w:tc>
-        <w:tc>
-          <w:tcPr/>
-          <w:p>
-            <w:pPr>
-              <w:pStyle w:val="Compact"/>
-              <w:jc w:val="left"/>
-            </w:pPr>
-            <w:r>
-              <w:t xml:space="preserve">TotalDurationMin</w:t>
-            </w:r>
-          </w:p>
-        </w:tc>
-        <w:tc>
-          <w:tcPr/>
-          <w:p>
-            <w:pPr>
-              <w:pStyle w:val="Compact"/>
-              <w:jc w:val="left"/>
-            </w:pPr>
-            <w:r>
+              <w:spacing w:before="40" w:after="40"/>
+              <w:jc w:val="left"/>
+            </w:pPr>
+            <w:r>
+              <w:rPr>
+                <w:b/>
+                <w:sz w:val="22"/>
+              </w:rPr>
+              <w:t xml:space="preserve">Access Point</w:t>
+            </w:r>
+          </w:p>
+        </w:tc>
+        <w:tc>
+          <w:tcPr/>
+          <w:p>
+            <w:pPr>
+              <w:pStyle w:val="Compact"/>
+              <w:spacing w:before="40" w:after="40"/>
+              <w:jc w:val="left"/>
+            </w:pPr>
+            <w:r>
+              <w:rPr>
+                <w:b/>
+                <w:sz w:val="22"/>
+              </w:rPr>
+              <w:t xml:space="preserve">Total Data (MB)</w:t>
+            </w:r>
+          </w:p>
+        </w:tc>
+        <w:tc>
+          <w:tcPr/>
+          <w:p>
+            <w:pPr>
+              <w:pStyle w:val="Compact"/>
+              <w:spacing w:before="40" w:after="40"/>
+              <w:jc w:val="left"/>
+            </w:pPr>
+            <w:r>
+              <w:rPr>
+                <w:b/>
+                <w:sz w:val="22"/>
+              </w:rPr>
+              <w:t xml:space="preserve">Total Duration (min)</w:t>
+            </w:r>
+          </w:p>
+        </w:tc>
+        <w:tc>
+          <w:tcPr/>
+          <w:p>
+            <w:pPr>
+              <w:pStyle w:val="Compact"/>
+              <w:spacing w:before="40" w:after="40"/>
+              <w:jc w:val="left"/>
+            </w:pPr>
+            <w:r>
+              <w:rPr>
+                <w:b/>
+                <w:sz w:val="22"/>
+              </w:rPr>
               <w:t xml:space="preserve">Sessions</w:t>
             </w:r>
           </w:p>
@@ -2310,10 +3162,15 @@
           <w:p>
             <w:pPr>
               <w:pStyle w:val="Compact"/>
-              <w:jc w:val="left"/>
-            </w:pPr>
-            <w:r>
-              <w:t xml:space="preserve">AvgSessionMin</w:t>
+              <w:spacing w:before="40" w:after="40"/>
+              <w:jc w:val="left"/>
+            </w:pPr>
+            <w:r>
+              <w:rPr>
+                <w:b/>
+                <w:sz w:val="22"/>
+              </w:rPr>
+              <w:t xml:space="preserve">Avg Session (min)</w:t>
             </w:r>
           </w:p>
         </w:tc>
@@ -2324,9 +3181,13 @@
           <w:p>
             <w:pPr>
               <w:pStyle w:val="Compact"/>
-              <w:jc w:val="left"/>
-            </w:pPr>
-            <w:r>
+              <w:spacing w:before="40" w:after="40"/>
+              <w:jc w:val="left"/>
+            </w:pPr>
+            <w:r>
+              <w:rPr>
+                <w:sz w:val="22"/>
+              </w:rPr>
               <w:t xml:space="preserve">AP01</w:t>
             </w:r>
           </w:p>
@@ -2336,9 +3197,13 @@
           <w:p>
             <w:pPr>
               <w:pStyle w:val="Compact"/>
-              <w:jc w:val="left"/>
-            </w:pPr>
-            <w:r>
+              <w:spacing w:before="40" w:after="40"/>
+              <w:jc w:val="left"/>
+            </w:pPr>
+            <w:r>
+              <w:rPr>
+                <w:sz w:val="22"/>
+              </w:rPr>
               <w:t xml:space="preserve">32,703.20</w:t>
             </w:r>
           </w:p>
@@ -2348,9 +3213,13 @@
           <w:p>
             <w:pPr>
               <w:pStyle w:val="Compact"/>
-              <w:jc w:val="left"/>
-            </w:pPr>
-            <w:r>
+              <w:spacing w:before="40" w:after="40"/>
+              <w:jc w:val="left"/>
+            </w:pPr>
+            <w:r>
+              <w:rPr>
+                <w:sz w:val="22"/>
+              </w:rPr>
               <w:t xml:space="preserve">10,909</w:t>
             </w:r>
           </w:p>
@@ -2360,9 +3229,13 @@
           <w:p>
             <w:pPr>
               <w:pStyle w:val="Compact"/>
-              <w:jc w:val="left"/>
-            </w:pPr>
-            <w:r>
+              <w:spacing w:before="40" w:after="40"/>
+              <w:jc w:val="left"/>
+            </w:pPr>
+            <w:r>
+              <w:rPr>
+                <w:sz w:val="22"/>
+              </w:rPr>
               <w:t xml:space="preserve">175</w:t>
             </w:r>
           </w:p>
@@ -2372,9 +3245,13 @@
           <w:p>
             <w:pPr>
               <w:pStyle w:val="Compact"/>
-              <w:jc w:val="left"/>
-            </w:pPr>
-            <w:r>
+              <w:spacing w:before="40" w:after="40"/>
+              <w:jc w:val="left"/>
+            </w:pPr>
+            <w:r>
+              <w:rPr>
+                <w:sz w:val="22"/>
+              </w:rPr>
               <w:t xml:space="preserve">62.34</w:t>
             </w:r>
           </w:p>
@@ -2386,9 +3263,13 @@
           <w:p>
             <w:pPr>
               <w:pStyle w:val="Compact"/>
-              <w:jc w:val="left"/>
-            </w:pPr>
-            <w:r>
+              <w:spacing w:before="40" w:after="40"/>
+              <w:jc w:val="left"/>
+            </w:pPr>
+            <w:r>
+              <w:rPr>
+                <w:sz w:val="22"/>
+              </w:rPr>
               <w:t xml:space="preserve">AP02</w:t>
             </w:r>
           </w:p>
@@ -2398,9 +3279,13 @@
           <w:p>
             <w:pPr>
               <w:pStyle w:val="Compact"/>
-              <w:jc w:val="left"/>
-            </w:pPr>
-            <w:r>
+              <w:spacing w:before="40" w:after="40"/>
+              <w:jc w:val="left"/>
+            </w:pPr>
+            <w:r>
+              <w:rPr>
+                <w:sz w:val="22"/>
+              </w:rPr>
               <w:t xml:space="preserve">15,300.80</w:t>
             </w:r>
           </w:p>
@@ -2410,9 +3295,13 @@
           <w:p>
             <w:pPr>
               <w:pStyle w:val="Compact"/>
-              <w:jc w:val="left"/>
-            </w:pPr>
-            <w:r>
+              <w:spacing w:before="40" w:after="40"/>
+              <w:jc w:val="left"/>
+            </w:pPr>
+            <w:r>
+              <w:rPr>
+                <w:sz w:val="22"/>
+              </w:rPr>
               <w:t xml:space="preserve">4,996</w:t>
             </w:r>
           </w:p>
@@ -2422,9 +3311,13 @@
           <w:p>
             <w:pPr>
               <w:pStyle w:val="Compact"/>
-              <w:jc w:val="left"/>
-            </w:pPr>
-            <w:r>
+              <w:spacing w:before="40" w:after="40"/>
+              <w:jc w:val="left"/>
+            </w:pPr>
+            <w:r>
+              <w:rPr>
+                <w:sz w:val="22"/>
+              </w:rPr>
               <w:t xml:space="preserve">78</w:t>
             </w:r>
           </w:p>
@@ -2434,9 +3327,13 @@
           <w:p>
             <w:pPr>
               <w:pStyle w:val="Compact"/>
-              <w:jc w:val="left"/>
-            </w:pPr>
-            <w:r>
+              <w:spacing w:before="40" w:after="40"/>
+              <w:jc w:val="left"/>
+            </w:pPr>
+            <w:r>
+              <w:rPr>
+                <w:sz w:val="22"/>
+              </w:rPr>
               <w:t xml:space="preserve">64.05</w:t>
             </w:r>
           </w:p>
@@ -2448,12 +3345,14 @@
           <w:p>
             <w:pPr>
               <w:pStyle w:val="Compact"/>
+              <w:spacing w:before="40" w:after="40"/>
               <w:jc w:val="left"/>
             </w:pPr>
             <w:r>
               <w:rPr>
                 <w:bCs/>
                 <w:b/>
+                <w:sz w:val="22"/>
               </w:rPr>
               <w:t xml:space="preserve">AP03</w:t>
             </w:r>
@@ -2464,12 +3363,14 @@
           <w:p>
             <w:pPr>
               <w:pStyle w:val="Compact"/>
+              <w:spacing w:before="40" w:after="40"/>
               <w:jc w:val="left"/>
             </w:pPr>
             <w:r>
               <w:rPr>
                 <w:bCs/>
                 <w:b/>
+                <w:sz w:val="22"/>
               </w:rPr>
               <w:t xml:space="preserve">34,825.60</w:t>
             </w:r>
@@ -2480,12 +3381,14 @@
           <w:p>
             <w:pPr>
               <w:pStyle w:val="Compact"/>
+              <w:spacing w:before="40" w:after="40"/>
               <w:jc w:val="left"/>
             </w:pPr>
             <w:r>
               <w:rPr>
                 <w:bCs/>
                 <w:b/>
+                <w:sz w:val="22"/>
               </w:rPr>
               <w:t xml:space="preserve">11,291</w:t>
             </w:r>
@@ -2496,12 +3399,14 @@
           <w:p>
             <w:pPr>
               <w:pStyle w:val="Compact"/>
+              <w:spacing w:before="40" w:after="40"/>
               <w:jc w:val="left"/>
             </w:pPr>
             <w:r>
               <w:rPr>
                 <w:bCs/>
                 <w:b/>
+                <w:sz w:val="22"/>
               </w:rPr>
               <w:t xml:space="preserve">181</w:t>
             </w:r>
@@ -2512,9 +3417,13 @@
           <w:p>
             <w:pPr>
               <w:pStyle w:val="Compact"/>
-              <w:jc w:val="left"/>
-            </w:pPr>
-            <w:r>
+              <w:spacing w:before="40" w:after="40"/>
+              <w:jc w:val="left"/>
+            </w:pPr>
+            <w:r>
+              <w:rPr>
+                <w:sz w:val="22"/>
+              </w:rPr>
               <w:t xml:space="preserve">62.38</w:t>
             </w:r>
           </w:p>
@@ -2526,9 +3435,13 @@
           <w:p>
             <w:pPr>
               <w:pStyle w:val="Compact"/>
-              <w:jc w:val="left"/>
-            </w:pPr>
-            <w:r>
+              <w:spacing w:before="40" w:after="40"/>
+              <w:jc w:val="left"/>
+            </w:pPr>
+            <w:r>
+              <w:rPr>
+                <w:sz w:val="22"/>
+              </w:rPr>
               <w:t xml:space="preserve">AP04</w:t>
             </w:r>
           </w:p>
@@ -2538,9 +3451,13 @@
           <w:p>
             <w:pPr>
               <w:pStyle w:val="Compact"/>
-              <w:jc w:val="left"/>
-            </w:pPr>
-            <w:r>
+              <w:spacing w:before="40" w:after="40"/>
+              <w:jc w:val="left"/>
+            </w:pPr>
+            <w:r>
+              <w:rPr>
+                <w:sz w:val="22"/>
+              </w:rPr>
               <w:t xml:space="preserve">12,753.00</w:t>
             </w:r>
           </w:p>
@@ -2550,9 +3467,13 @@
           <w:p>
             <w:pPr>
               <w:pStyle w:val="Compact"/>
-              <w:jc w:val="left"/>
-            </w:pPr>
-            <w:r>
+              <w:spacing w:before="40" w:after="40"/>
+              <w:jc w:val="left"/>
+            </w:pPr>
+            <w:r>
+              <w:rPr>
+                <w:sz w:val="22"/>
+              </w:rPr>
               <w:t xml:space="preserve">4,100</w:t>
             </w:r>
           </w:p>
@@ -2562,9 +3483,13 @@
           <w:p>
             <w:pPr>
               <w:pStyle w:val="Compact"/>
-              <w:jc w:val="left"/>
-            </w:pPr>
-            <w:r>
+              <w:spacing w:before="40" w:after="40"/>
+              <w:jc w:val="left"/>
+            </w:pPr>
+            <w:r>
+              <w:rPr>
+                <w:sz w:val="22"/>
+              </w:rPr>
               <w:t xml:space="preserve">64</w:t>
             </w:r>
           </w:p>
@@ -2574,9 +3499,13 @@
           <w:p>
             <w:pPr>
               <w:pStyle w:val="Compact"/>
-              <w:jc w:val="left"/>
-            </w:pPr>
-            <w:r>
+              <w:spacing w:before="40" w:after="40"/>
+              <w:jc w:val="left"/>
+            </w:pPr>
+            <w:r>
+              <w:rPr>
+                <w:sz w:val="22"/>
+              </w:rPr>
               <w:t xml:space="preserve">64.06</w:t>
             </w:r>
           </w:p>
@@ -2588,9 +3517,13 @@
           <w:p>
             <w:pPr>
               <w:pStyle w:val="Compact"/>
-              <w:jc w:val="left"/>
-            </w:pPr>
-            <w:r>
+              <w:spacing w:before="40" w:after="40"/>
+              <w:jc w:val="left"/>
+            </w:pPr>
+            <w:r>
+              <w:rPr>
+                <w:sz w:val="22"/>
+              </w:rPr>
               <w:t xml:space="preserve">AP05</w:t>
             </w:r>
           </w:p>
@@ -2600,9 +3533,13 @@
           <w:p>
             <w:pPr>
               <w:pStyle w:val="Compact"/>
-              <w:jc w:val="left"/>
-            </w:pPr>
-            <w:r>
+              <w:spacing w:before="40" w:after="40"/>
+              <w:jc w:val="left"/>
+            </w:pPr>
+            <w:r>
+              <w:rPr>
+                <w:sz w:val="22"/>
+              </w:rPr>
               <w:t xml:space="preserve">14,845.80</w:t>
             </w:r>
           </w:p>
@@ -2612,9 +3549,13 @@
           <w:p>
             <w:pPr>
               <w:pStyle w:val="Compact"/>
-              <w:jc w:val="left"/>
-            </w:pPr>
-            <w:r>
+              <w:spacing w:before="40" w:after="40"/>
+              <w:jc w:val="left"/>
+            </w:pPr>
+            <w:r>
+              <w:rPr>
+                <w:sz w:val="22"/>
+              </w:rPr>
               <w:t xml:space="preserve">4,966</w:t>
             </w:r>
           </w:p>
@@ -2624,9 +3565,13 @@
           <w:p>
             <w:pPr>
               <w:pStyle w:val="Compact"/>
-              <w:jc w:val="left"/>
-            </w:pPr>
-            <w:r>
+              <w:spacing w:before="40" w:after="40"/>
+              <w:jc w:val="left"/>
+            </w:pPr>
+            <w:r>
+              <w:rPr>
+                <w:sz w:val="22"/>
+              </w:rPr>
               <w:t xml:space="preserve">85</w:t>
             </w:r>
           </w:p>
@@ -2636,9 +3581,13 @@
           <w:p>
             <w:pPr>
               <w:pStyle w:val="Compact"/>
-              <w:jc w:val="left"/>
-            </w:pPr>
-            <w:r>
+              <w:spacing w:before="40" w:after="40"/>
+              <w:jc w:val="left"/>
+            </w:pPr>
+            <w:r>
+              <w:rPr>
+                <w:sz w:val="22"/>
+              </w:rPr>
               <w:t xml:space="preserve">58.42</w:t>
             </w:r>
           </w:p>
@@ -2650,9 +3599,13 @@
           <w:p>
             <w:pPr>
               <w:pStyle w:val="Compact"/>
-              <w:jc w:val="left"/>
-            </w:pPr>
-            <w:r>
+              <w:spacing w:before="40" w:after="40"/>
+              <w:jc w:val="left"/>
+            </w:pPr>
+            <w:r>
+              <w:rPr>
+                <w:sz w:val="22"/>
+              </w:rPr>
               <w:t xml:space="preserve">AP06</w:t>
             </w:r>
           </w:p>
@@ -2662,9 +3615,13 @@
           <w:p>
             <w:pPr>
               <w:pStyle w:val="Compact"/>
-              <w:jc w:val="left"/>
-            </w:pPr>
-            <w:r>
+              <w:spacing w:before="40" w:after="40"/>
+              <w:jc w:val="left"/>
+            </w:pPr>
+            <w:r>
+              <w:rPr>
+                <w:sz w:val="22"/>
+              </w:rPr>
               <w:t xml:space="preserve">8,939.40</w:t>
             </w:r>
           </w:p>
@@ -2674,9 +3631,13 @@
           <w:p>
             <w:pPr>
               <w:pStyle w:val="Compact"/>
-              <w:jc w:val="left"/>
-            </w:pPr>
-            <w:r>
+              <w:spacing w:before="40" w:after="40"/>
+              <w:jc w:val="left"/>
+            </w:pPr>
+            <w:r>
+              <w:rPr>
+                <w:sz w:val="22"/>
+              </w:rPr>
               <w:t xml:space="preserve">2,547</w:t>
             </w:r>
           </w:p>
@@ -2686,9 +3647,13 @@
           <w:p>
             <w:pPr>
               <w:pStyle w:val="Compact"/>
-              <w:jc w:val="left"/>
-            </w:pPr>
-            <w:r>
+              <w:spacing w:before="40" w:after="40"/>
+              <w:jc w:val="left"/>
+            </w:pPr>
+            <w:r>
+              <w:rPr>
+                <w:sz w:val="22"/>
+              </w:rPr>
               <w:t xml:space="preserve">39</w:t>
             </w:r>
           </w:p>
@@ -2698,9 +3663,13 @@
           <w:p>
             <w:pPr>
               <w:pStyle w:val="Compact"/>
-              <w:jc w:val="left"/>
-            </w:pPr>
-            <w:r>
+              <w:spacing w:before="40" w:after="40"/>
+              <w:jc w:val="left"/>
+            </w:pPr>
+            <w:r>
+              <w:rPr>
+                <w:sz w:val="22"/>
+              </w:rPr>
               <w:t xml:space="preserve">65.31</w:t>
             </w:r>
           </w:p>
@@ -2712,9 +3681,13 @@
           <w:p>
             <w:pPr>
               <w:pStyle w:val="Compact"/>
-              <w:jc w:val="left"/>
-            </w:pPr>
-            <w:r>
+              <w:spacing w:before="40" w:after="40"/>
+              <w:jc w:val="left"/>
+            </w:pPr>
+            <w:r>
+              <w:rPr>
+                <w:sz w:val="22"/>
+              </w:rPr>
               <w:t xml:space="preserve">AP07</w:t>
             </w:r>
           </w:p>
@@ -2724,9 +3697,13 @@
           <w:p>
             <w:pPr>
               <w:pStyle w:val="Compact"/>
-              <w:jc w:val="left"/>
-            </w:pPr>
-            <w:r>
+              <w:spacing w:before="40" w:after="40"/>
+              <w:jc w:val="left"/>
+            </w:pPr>
+            <w:r>
+              <w:rPr>
+                <w:sz w:val="22"/>
+              </w:rPr>
               <w:t xml:space="preserve">6,735.10</w:t>
             </w:r>
           </w:p>
@@ -2736,9 +3713,13 @@
           <w:p>
             <w:pPr>
               <w:pStyle w:val="Compact"/>
-              <w:jc w:val="left"/>
-            </w:pPr>
-            <w:r>
+              <w:spacing w:before="40" w:after="40"/>
+              <w:jc w:val="left"/>
+            </w:pPr>
+            <w:r>
+              <w:rPr>
+                <w:sz w:val="22"/>
+              </w:rPr>
               <w:t xml:space="preserve">2,028</w:t>
             </w:r>
           </w:p>
@@ -2748,9 +3729,13 @@
           <w:p>
             <w:pPr>
               <w:pStyle w:val="Compact"/>
-              <w:jc w:val="left"/>
-            </w:pPr>
-            <w:r>
+              <w:spacing w:before="40" w:after="40"/>
+              <w:jc w:val="left"/>
+            </w:pPr>
+            <w:r>
+              <w:rPr>
+                <w:sz w:val="22"/>
+              </w:rPr>
               <w:t xml:space="preserve">34</w:t>
             </w:r>
           </w:p>
@@ -2760,9 +3745,13 @@
           <w:p>
             <w:pPr>
               <w:pStyle w:val="Compact"/>
-              <w:jc w:val="left"/>
-            </w:pPr>
-            <w:r>
+              <w:spacing w:before="40" w:after="40"/>
+              <w:jc w:val="left"/>
+            </w:pPr>
+            <w:r>
+              <w:rPr>
+                <w:sz w:val="22"/>
+              </w:rPr>
               <w:t xml:space="preserve">59.65</w:t>
             </w:r>
           </w:p>
@@ -2774,9 +3763,13 @@
           <w:p>
             <w:pPr>
               <w:pStyle w:val="Compact"/>
-              <w:jc w:val="left"/>
-            </w:pPr>
-            <w:r>
+              <w:spacing w:before="40" w:after="40"/>
+              <w:jc w:val="left"/>
+            </w:pPr>
+            <w:r>
+              <w:rPr>
+                <w:sz w:val="22"/>
+              </w:rPr>
               <w:t xml:space="preserve">AP08</w:t>
             </w:r>
           </w:p>
@@ -2786,9 +3779,13 @@
           <w:p>
             <w:pPr>
               <w:pStyle w:val="Compact"/>
-              <w:jc w:val="left"/>
-            </w:pPr>
-            <w:r>
+              <w:spacing w:before="40" w:after="40"/>
+              <w:jc w:val="left"/>
+            </w:pPr>
+            <w:r>
+              <w:rPr>
+                <w:sz w:val="22"/>
+              </w:rPr>
               <w:t xml:space="preserve">8,359.90</w:t>
             </w:r>
           </w:p>
@@ -2798,9 +3795,13 @@
           <w:p>
             <w:pPr>
               <w:pStyle w:val="Compact"/>
-              <w:jc w:val="left"/>
-            </w:pPr>
-            <w:r>
+              <w:spacing w:before="40" w:after="40"/>
+              <w:jc w:val="left"/>
+            </w:pPr>
+            <w:r>
+              <w:rPr>
+                <w:sz w:val="22"/>
+              </w:rPr>
               <w:t xml:space="preserve">2,631</w:t>
             </w:r>
           </w:p>
@@ -2810,9 +3811,13 @@
           <w:p>
             <w:pPr>
               <w:pStyle w:val="Compact"/>
-              <w:jc w:val="left"/>
-            </w:pPr>
-            <w:r>
+              <w:spacing w:before="40" w:after="40"/>
+              <w:jc w:val="left"/>
+            </w:pPr>
+            <w:r>
+              <w:rPr>
+                <w:sz w:val="22"/>
+              </w:rPr>
               <w:t xml:space="preserve">44</w:t>
             </w:r>
           </w:p>
@@ -2822,9 +3827,13 @@
           <w:p>
             <w:pPr>
               <w:pStyle w:val="Compact"/>
-              <w:jc w:val="left"/>
-            </w:pPr>
-            <w:r>
+              <w:spacing w:before="40" w:after="40"/>
+              <w:jc w:val="left"/>
+            </w:pPr>
+            <w:r>
+              <w:rPr>
+                <w:sz w:val="22"/>
+              </w:rPr>
               <w:t xml:space="preserve">59.80</w:t>
             </w:r>
           </w:p>
@@ -2834,6 +3843,7 @@
     <w:p>
       <w:pPr>
         <w:pStyle w:val="BodyText"/>
+        <w:spacing w:before="200"/>
       </w:pPr>
       <w:r>
         <w:rPr>
@@ -2901,18 +3911,23 @@
     <w:tbl>
       <w:tblPr>
         <w:tblStyle w:val="Table"/>
-        <w:tblW w:type="auto" w:w="0"/>
+        <w:tblW w:type="pct" w:w="5000"/>
         <w:tblLook w:firstRow="1" w:lastRow="0" w:firstColumn="0" w:lastColumn="0" w:noHBand="0" w:noVBand="0" w:val="0020"/>
         <w:jc w:val="start"/>
+        <w:tblBorders>
+          <w:top w:val="single" w:sz="4" w:space="0" w:color="000000"/>
+          <w:left w:val="single" w:sz="4" w:space="0" w:color="000000"/>
+          <w:bottom w:val="single" w:sz="4" w:space="0" w:color="000000"/>
+          <w:right w:val="single" w:sz="4" w:space="0" w:color="000000"/>
+          <w:insideH w:val="single" w:sz="4" w:space="0" w:color="000000"/>
+          <w:insideV w:val="single" w:sz="4" w:space="0" w:color="000000"/>
+        </w:tblBorders>
       </w:tblPr>
       <w:tblGrid>
-        <w:gridCol w:w="1131"/>
-        <w:gridCol w:w="1131"/>
-        <w:gridCol w:w="1131"/>
-        <w:gridCol w:w="1131"/>
-        <w:gridCol w:w="1131"/>
-        <w:gridCol w:w="1131"/>
-        <w:gridCol w:w="1131"/>
+        <w:gridCol w:w="1980"/>
+        <w:gridCol w:w="1980"/>
+        <w:gridCol w:w="1980"/>
+        <w:gridCol w:w="1980"/>
       </w:tblGrid>
       <w:tr>
         <w:trPr>
@@ -2923,9 +3938,31 @@
           <w:p>
             <w:pPr>
               <w:pStyle w:val="Compact"/>
-              <w:jc w:val="left"/>
-            </w:pPr>
-            <w:r>
+              <w:spacing w:before="40" w:after="40"/>
+              <w:jc w:val="left"/>
+            </w:pPr>
+            <w:r>
+              <w:rPr>
+                <w:b/>
+                <w:sz w:val="22"/>
+              </w:rPr>
+              <w:t xml:space="preserve">Rank</w:t>
+            </w:r>
+          </w:p>
+        </w:tc>
+        <w:tc>
+          <w:tcPr/>
+          <w:p>
+            <w:pPr>
+              <w:pStyle w:val="Compact"/>
+              <w:spacing w:before="40" w:after="40"/>
+              <w:jc w:val="left"/>
+            </w:pPr>
+            <w:r>
+              <w:rPr>
+                <w:b/>
+                <w:sz w:val="22"/>
+              </w:rPr>
               <w:t xml:space="preserve">Item</w:t>
             </w:r>
           </w:p>
@@ -2935,66 +3972,32 @@
           <w:p>
             <w:pPr>
               <w:pStyle w:val="Compact"/>
-              <w:jc w:val="left"/>
-            </w:pPr>
-            <w:r>
-              <w:t xml:space="preserve">Qty</w:t>
-            </w:r>
-          </w:p>
-        </w:tc>
-        <w:tc>
-          <w:tcPr/>
-          <w:p>
-            <w:pPr>
-              <w:pStyle w:val="Compact"/>
-              <w:jc w:val="left"/>
-            </w:pPr>
-            <w:r>
-              <w:t xml:space="preserve">Revenue (₹)</w:t>
-            </w:r>
-          </w:p>
-        </w:tc>
-        <w:tc>
-          <w:tcPr/>
-          <w:p>
-            <w:pPr>
-              <w:pStyle w:val="Compact"/>
-            </w:pPr>
-          </w:p>
-        </w:tc>
-        <w:tc>
-          <w:tcPr/>
-          <w:p>
-            <w:pPr>
-              <w:pStyle w:val="Compact"/>
-              <w:jc w:val="left"/>
-            </w:pPr>
-            <w:r>
-              <w:t xml:space="preserve">Item</w:t>
-            </w:r>
-          </w:p>
-        </w:tc>
-        <w:tc>
-          <w:tcPr/>
-          <w:p>
-            <w:pPr>
-              <w:pStyle w:val="Compact"/>
-              <w:jc w:val="left"/>
-            </w:pPr>
-            <w:r>
-              <w:t xml:space="preserve">Qty</w:t>
-            </w:r>
-          </w:p>
-        </w:tc>
-        <w:tc>
-          <w:tcPr/>
-          <w:p>
-            <w:pPr>
-              <w:pStyle w:val="Compact"/>
-              <w:jc w:val="left"/>
-            </w:pPr>
-            <w:r>
-              <w:t xml:space="preserve">Revenue (₹)</w:t>
+              <w:spacing w:before="40" w:after="40"/>
+              <w:jc w:val="left"/>
+            </w:pPr>
+            <w:r>
+              <w:rPr>
+                <w:b/>
+                <w:sz w:val="22"/>
+              </w:rPr>
+              <w:t xml:space="preserve">Quantity Sold</w:t>
+            </w:r>
+          </w:p>
+        </w:tc>
+        <w:tc>
+          <w:tcPr/>
+          <w:p>
+            <w:pPr>
+              <w:pStyle w:val="Compact"/>
+              <w:spacing w:before="40" w:after="40"/>
+              <w:jc w:val="left"/>
+            </w:pPr>
+            <w:r>
+              <w:rPr>
+                <w:b/>
+                <w:sz w:val="22"/>
+              </w:rPr>
+              <w:t xml:space="preserve">Revenue (Rs.)</w:t>
             </w:r>
           </w:p>
         </w:tc>
@@ -3005,12 +4008,30 @@
           <w:p>
             <w:pPr>
               <w:pStyle w:val="Compact"/>
+              <w:spacing w:before="40" w:after="40"/>
+              <w:jc w:val="left"/>
+            </w:pPr>
+            <w:r>
+              <w:rPr>
+                <w:sz w:val="22"/>
+              </w:rPr>
+              <w:t xml:space="preserve">1</w:t>
+            </w:r>
+          </w:p>
+        </w:tc>
+        <w:tc>
+          <w:tcPr/>
+          <w:p>
+            <w:pPr>
+              <w:pStyle w:val="Compact"/>
+              <w:spacing w:before="40" w:after="40"/>
               <w:jc w:val="left"/>
             </w:pPr>
             <w:r>
               <w:rPr>
                 <w:bCs/>
                 <w:b/>
+                <w:sz w:val="22"/>
               </w:rPr>
               <w:t xml:space="preserve">Burger</w:t>
             </w:r>
@@ -3021,9 +4042,13 @@
           <w:p>
             <w:pPr>
               <w:pStyle w:val="Compact"/>
-              <w:jc w:val="left"/>
-            </w:pPr>
-            <w:r>
+              <w:spacing w:before="40" w:after="40"/>
+              <w:jc w:val="left"/>
+            </w:pPr>
+            <w:r>
+              <w:rPr>
+                <w:sz w:val="22"/>
+              </w:rPr>
               <w:t xml:space="preserve">92</w:t>
             </w:r>
           </w:p>
@@ -3033,58 +4058,16 @@
           <w:p>
             <w:pPr>
               <w:pStyle w:val="Compact"/>
+              <w:spacing w:before="40" w:after="40"/>
               <w:jc w:val="left"/>
             </w:pPr>
             <w:r>
               <w:rPr>
                 <w:bCs/>
                 <w:b/>
+                <w:sz w:val="22"/>
               </w:rPr>
               <w:t xml:space="preserve">11,040</w:t>
-            </w:r>
-          </w:p>
-        </w:tc>
-        <w:tc>
-          <w:tcPr/>
-          <w:p>
-            <w:pPr>
-              <w:pStyle w:val="Compact"/>
-            </w:pPr>
-          </w:p>
-        </w:tc>
-        <w:tc>
-          <w:tcPr/>
-          <w:p>
-            <w:pPr>
-              <w:pStyle w:val="Compact"/>
-              <w:jc w:val="left"/>
-            </w:pPr>
-            <w:r>
-              <w:t xml:space="preserve">Muffin</w:t>
-            </w:r>
-          </w:p>
-        </w:tc>
-        <w:tc>
-          <w:tcPr/>
-          <w:p>
-            <w:pPr>
-              <w:pStyle w:val="Compact"/>
-              <w:jc w:val="left"/>
-            </w:pPr>
-            <w:r>
-              <w:t xml:space="preserve">83</w:t>
-            </w:r>
-          </w:p>
-        </w:tc>
-        <w:tc>
-          <w:tcPr/>
-          <w:p>
-            <w:pPr>
-              <w:pStyle w:val="Compact"/>
-              <w:jc w:val="left"/>
-            </w:pPr>
-            <w:r>
-              <w:t xml:space="preserve">3,735</w:t>
             </w:r>
           </w:p>
         </w:tc>
@@ -3095,9 +4078,29 @@
           <w:p>
             <w:pPr>
               <w:pStyle w:val="Compact"/>
-              <w:jc w:val="left"/>
-            </w:pPr>
-            <w:r>
+              <w:spacing w:before="40" w:after="40"/>
+              <w:jc w:val="left"/>
+            </w:pPr>
+            <w:r>
+              <w:rPr>
+                <w:sz w:val="22"/>
+              </w:rPr>
+              <w:t xml:space="preserve">2</w:t>
+            </w:r>
+          </w:p>
+        </w:tc>
+        <w:tc>
+          <w:tcPr/>
+          <w:p>
+            <w:pPr>
+              <w:pStyle w:val="Compact"/>
+              <w:spacing w:before="40" w:after="40"/>
+              <w:jc w:val="left"/>
+            </w:pPr>
+            <w:r>
+              <w:rPr>
+                <w:sz w:val="22"/>
+              </w:rPr>
               <w:t xml:space="preserve">Pasta</w:t>
             </w:r>
           </w:p>
@@ -3107,9 +4110,13 @@
           <w:p>
             <w:pPr>
               <w:pStyle w:val="Compact"/>
-              <w:jc w:val="left"/>
-            </w:pPr>
-            <w:r>
+              <w:spacing w:before="40" w:after="40"/>
+              <w:jc w:val="left"/>
+            </w:pPr>
+            <w:r>
+              <w:rPr>
+                <w:sz w:val="22"/>
+              </w:rPr>
               <w:t xml:space="preserve">68</w:t>
             </w:r>
           </w:p>
@@ -3119,29 +4126,179 @@
           <w:p>
             <w:pPr>
               <w:pStyle w:val="Compact"/>
-              <w:jc w:val="left"/>
-            </w:pPr>
-            <w:r>
+              <w:spacing w:before="40" w:after="40"/>
+              <w:jc w:val="left"/>
+            </w:pPr>
+            <w:r>
+              <w:rPr>
+                <w:sz w:val="22"/>
+              </w:rPr>
               <w:t xml:space="preserve">9,520</w:t>
             </w:r>
           </w:p>
         </w:tc>
-        <w:tc>
-          <w:tcPr/>
-          <w:p>
-            <w:pPr>
-              <w:pStyle w:val="Compact"/>
-            </w:pPr>
-          </w:p>
-        </w:tc>
-        <w:tc>
-          <w:tcPr/>
-          <w:p>
-            <w:pPr>
-              <w:pStyle w:val="Compact"/>
-              <w:jc w:val="left"/>
-            </w:pPr>
-            <w:r>
+      </w:tr>
+      <w:tr>
+        <w:tc>
+          <w:tcPr/>
+          <w:p>
+            <w:pPr>
+              <w:pStyle w:val="Compact"/>
+              <w:spacing w:before="40" w:after="40"/>
+              <w:jc w:val="left"/>
+            </w:pPr>
+            <w:r>
+              <w:rPr>
+                <w:sz w:val="22"/>
+              </w:rPr>
+              <w:t xml:space="preserve">3</w:t>
+            </w:r>
+          </w:p>
+        </w:tc>
+        <w:tc>
+          <w:tcPr/>
+          <w:p>
+            <w:pPr>
+              <w:pStyle w:val="Compact"/>
+              <w:spacing w:before="40" w:after="40"/>
+              <w:jc w:val="left"/>
+            </w:pPr>
+            <w:r>
+              <w:rPr>
+                <w:sz w:val="22"/>
+              </w:rPr>
+              <w:t xml:space="preserve">Sandwich</w:t>
+            </w:r>
+          </w:p>
+        </w:tc>
+        <w:tc>
+          <w:tcPr/>
+          <w:p>
+            <w:pPr>
+              <w:pStyle w:val="Compact"/>
+              <w:spacing w:before="40" w:after="40"/>
+              <w:jc w:val="left"/>
+            </w:pPr>
+            <w:r>
+              <w:rPr>
+                <w:sz w:val="22"/>
+              </w:rPr>
+              <w:t xml:space="preserve">97</w:t>
+            </w:r>
+          </w:p>
+        </w:tc>
+        <w:tc>
+          <w:tcPr/>
+          <w:p>
+            <w:pPr>
+              <w:pStyle w:val="Compact"/>
+              <w:spacing w:before="40" w:after="40"/>
+              <w:jc w:val="left"/>
+            </w:pPr>
+            <w:r>
+              <w:rPr>
+                <w:sz w:val="22"/>
+              </w:rPr>
+              <w:t xml:space="preserve">7,760</w:t>
+            </w:r>
+          </w:p>
+        </w:tc>
+      </w:tr>
+      <w:tr>
+        <w:tc>
+          <w:tcPr/>
+          <w:p>
+            <w:pPr>
+              <w:pStyle w:val="Compact"/>
+              <w:spacing w:before="40" w:after="40"/>
+              <w:jc w:val="left"/>
+            </w:pPr>
+            <w:r>
+              <w:rPr>
+                <w:sz w:val="22"/>
+              </w:rPr>
+              <w:t xml:space="preserve">4</w:t>
+            </w:r>
+          </w:p>
+        </w:tc>
+        <w:tc>
+          <w:tcPr/>
+          <w:p>
+            <w:pPr>
+              <w:pStyle w:val="Compact"/>
+              <w:spacing w:before="40" w:after="40"/>
+              <w:jc w:val="left"/>
+            </w:pPr>
+            <w:r>
+              <w:rPr>
+                <w:sz w:val="22"/>
+              </w:rPr>
+              <w:t xml:space="preserve">Noodles</w:t>
+            </w:r>
+          </w:p>
+        </w:tc>
+        <w:tc>
+          <w:tcPr/>
+          <w:p>
+            <w:pPr>
+              <w:pStyle w:val="Compact"/>
+              <w:spacing w:before="40" w:after="40"/>
+              <w:jc w:val="left"/>
+            </w:pPr>
+            <w:r>
+              <w:rPr>
+                <w:sz w:val="22"/>
+              </w:rPr>
+              <w:t xml:space="preserve">58</w:t>
+            </w:r>
+          </w:p>
+        </w:tc>
+        <w:tc>
+          <w:tcPr/>
+          <w:p>
+            <w:pPr>
+              <w:pStyle w:val="Compact"/>
+              <w:spacing w:before="40" w:after="40"/>
+              <w:jc w:val="left"/>
+            </w:pPr>
+            <w:r>
+              <w:rPr>
+                <w:sz w:val="22"/>
+              </w:rPr>
+              <w:t xml:space="preserve">6,380</w:t>
+            </w:r>
+          </w:p>
+        </w:tc>
+      </w:tr>
+      <w:tr>
+        <w:tc>
+          <w:tcPr/>
+          <w:p>
+            <w:pPr>
+              <w:pStyle w:val="Compact"/>
+              <w:spacing w:before="40" w:after="40"/>
+              <w:jc w:val="left"/>
+            </w:pPr>
+            <w:r>
+              <w:rPr>
+                <w:sz w:val="22"/>
+              </w:rPr>
+              <w:t xml:space="preserve">5</w:t>
+            </w:r>
+          </w:p>
+        </w:tc>
+        <w:tc>
+          <w:tcPr/>
+          <w:p>
+            <w:pPr>
+              <w:pStyle w:val="Compact"/>
+              <w:spacing w:before="40" w:after="40"/>
+              <w:jc w:val="left"/>
+            </w:pPr>
+            <w:r>
+              <w:rPr>
+                <w:sz w:val="22"/>
+              </w:rPr>
               <w:t xml:space="preserve">Juice</w:t>
             </w:r>
           </w:p>
@@ -3151,12 +4308,14 @@
           <w:p>
             <w:pPr>
               <w:pStyle w:val="Compact"/>
+              <w:spacing w:before="40" w:after="40"/>
               <w:jc w:val="left"/>
             </w:pPr>
             <w:r>
               <w:rPr>
                 <w:bCs/>
                 <w:b/>
+                <w:sz w:val="22"/>
               </w:rPr>
               <w:t xml:space="preserve">120</w:t>
             </w:r>
@@ -3167,9 +4326,13 @@
           <w:p>
             <w:pPr>
               <w:pStyle w:val="Compact"/>
-              <w:jc w:val="left"/>
-            </w:pPr>
-            <w:r>
+              <w:spacing w:before="40" w:after="40"/>
+              <w:jc w:val="left"/>
+            </w:pPr>
+            <w:r>
+              <w:rPr>
+                <w:sz w:val="22"/>
+              </w:rPr>
               <w:t xml:space="preserve">6,000</w:t>
             </w:r>
           </w:p>
@@ -3181,53 +4344,29 @@
           <w:p>
             <w:pPr>
               <w:pStyle w:val="Compact"/>
-              <w:jc w:val="left"/>
-            </w:pPr>
-            <w:r>
-              <w:t xml:space="preserve">Sandwich</w:t>
-            </w:r>
-          </w:p>
-        </w:tc>
-        <w:tc>
-          <w:tcPr/>
-          <w:p>
-            <w:pPr>
-              <w:pStyle w:val="Compact"/>
-              <w:jc w:val="left"/>
-            </w:pPr>
-            <w:r>
-              <w:t xml:space="preserve">97</w:t>
-            </w:r>
-          </w:p>
-        </w:tc>
-        <w:tc>
-          <w:tcPr/>
-          <w:p>
-            <w:pPr>
-              <w:pStyle w:val="Compact"/>
-              <w:jc w:val="left"/>
-            </w:pPr>
-            <w:r>
-              <w:t xml:space="preserve">7,760</w:t>
-            </w:r>
-          </w:p>
-        </w:tc>
-        <w:tc>
-          <w:tcPr/>
-          <w:p>
-            <w:pPr>
-              <w:pStyle w:val="Compact"/>
-            </w:pPr>
-          </w:p>
-        </w:tc>
-        <w:tc>
-          <w:tcPr/>
-          <w:p>
-            <w:pPr>
-              <w:pStyle w:val="Compact"/>
-              <w:jc w:val="left"/>
-            </w:pPr>
-            <w:r>
+              <w:spacing w:before="40" w:after="40"/>
+              <w:jc w:val="left"/>
+            </w:pPr>
+            <w:r>
+              <w:rPr>
+                <w:sz w:val="22"/>
+              </w:rPr>
+              <w:t xml:space="preserve">6</w:t>
+            </w:r>
+          </w:p>
+        </w:tc>
+        <w:tc>
+          <w:tcPr/>
+          <w:p>
+            <w:pPr>
+              <w:pStyle w:val="Compact"/>
+              <w:spacing w:before="40" w:after="40"/>
+              <w:jc w:val="left"/>
+            </w:pPr>
+            <w:r>
+              <w:rPr>
+                <w:sz w:val="22"/>
+              </w:rPr>
               <w:t xml:space="preserve">Coffee</w:t>
             </w:r>
           </w:p>
@@ -3237,9 +4376,13 @@
           <w:p>
             <w:pPr>
               <w:pStyle w:val="Compact"/>
-              <w:jc w:val="left"/>
-            </w:pPr>
-            <w:r>
+              <w:spacing w:before="40" w:after="40"/>
+              <w:jc w:val="left"/>
+            </w:pPr>
+            <w:r>
+              <w:rPr>
+                <w:sz w:val="22"/>
+              </w:rPr>
               <w:t xml:space="preserve">112</w:t>
             </w:r>
           </w:p>
@@ -3249,9 +4392,13 @@
           <w:p>
             <w:pPr>
               <w:pStyle w:val="Compact"/>
-              <w:jc w:val="left"/>
-            </w:pPr>
-            <w:r>
+              <w:spacing w:before="40" w:after="40"/>
+              <w:jc w:val="left"/>
+            </w:pPr>
+            <w:r>
+              <w:rPr>
+                <w:sz w:val="22"/>
+              </w:rPr>
               <w:t xml:space="preserve">4,480</w:t>
             </w:r>
           </w:p>
@@ -3263,78 +4410,62 @@
           <w:p>
             <w:pPr>
               <w:pStyle w:val="Compact"/>
-              <w:jc w:val="left"/>
-            </w:pPr>
-            <w:r>
-              <w:t xml:space="preserve">Noodles</w:t>
-            </w:r>
-          </w:p>
-        </w:tc>
-        <w:tc>
-          <w:tcPr/>
-          <w:p>
-            <w:pPr>
-              <w:pStyle w:val="Compact"/>
-              <w:jc w:val="left"/>
-            </w:pPr>
-            <w:r>
-              <w:t xml:space="preserve">58</w:t>
-            </w:r>
-          </w:p>
-        </w:tc>
-        <w:tc>
-          <w:tcPr/>
-          <w:p>
-            <w:pPr>
-              <w:pStyle w:val="Compact"/>
-              <w:jc w:val="left"/>
-            </w:pPr>
-            <w:r>
-              <w:t xml:space="preserve">6,380</w:t>
-            </w:r>
-          </w:p>
-        </w:tc>
-        <w:tc>
-          <w:tcPr/>
-          <w:p>
-            <w:pPr>
-              <w:pStyle w:val="Compact"/>
-            </w:pPr>
-          </w:p>
-        </w:tc>
-        <w:tc>
-          <w:tcPr/>
-          <w:p>
-            <w:pPr>
-              <w:pStyle w:val="Compact"/>
-              <w:jc w:val="left"/>
-            </w:pPr>
-            <w:r>
-              <w:t xml:space="preserve">Tea</w:t>
-            </w:r>
-          </w:p>
-        </w:tc>
-        <w:tc>
-          <w:tcPr/>
-          <w:p>
-            <w:pPr>
-              <w:pStyle w:val="Compact"/>
-              <w:jc w:val="left"/>
-            </w:pPr>
-            <w:r>
-              <w:t xml:space="preserve">74</w:t>
-            </w:r>
-          </w:p>
-        </w:tc>
-        <w:tc>
-          <w:tcPr/>
-          <w:p>
-            <w:pPr>
-              <w:pStyle w:val="Compact"/>
-              <w:jc w:val="left"/>
-            </w:pPr>
-            <w:r>
-              <w:t xml:space="preserve">1,480</w:t>
+              <w:spacing w:before="40" w:after="40"/>
+              <w:jc w:val="left"/>
+            </w:pPr>
+            <w:r>
+              <w:rPr>
+                <w:sz w:val="22"/>
+              </w:rPr>
+              <w:t xml:space="preserve">7</w:t>
+            </w:r>
+          </w:p>
+        </w:tc>
+        <w:tc>
+          <w:tcPr/>
+          <w:p>
+            <w:pPr>
+              <w:pStyle w:val="Compact"/>
+              <w:spacing w:before="40" w:after="40"/>
+              <w:jc w:val="left"/>
+            </w:pPr>
+            <w:r>
+              <w:rPr>
+                <w:sz w:val="22"/>
+              </w:rPr>
+              <w:t xml:space="preserve">Muffin</w:t>
+            </w:r>
+          </w:p>
+        </w:tc>
+        <w:tc>
+          <w:tcPr/>
+          <w:p>
+            <w:pPr>
+              <w:pStyle w:val="Compact"/>
+              <w:spacing w:before="40" w:after="40"/>
+              <w:jc w:val="left"/>
+            </w:pPr>
+            <w:r>
+              <w:rPr>
+                <w:sz w:val="22"/>
+              </w:rPr>
+              <w:t xml:space="preserve">83</w:t>
+            </w:r>
+          </w:p>
+        </w:tc>
+        <w:tc>
+          <w:tcPr/>
+          <w:p>
+            <w:pPr>
+              <w:pStyle w:val="Compact"/>
+              <w:spacing w:before="40" w:after="40"/>
+              <w:jc w:val="left"/>
+            </w:pPr>
+            <w:r>
+              <w:rPr>
+                <w:sz w:val="22"/>
+              </w:rPr>
+              <w:t xml:space="preserve">3,735</w:t>
             </w:r>
           </w:p>
         </w:tc>
@@ -3345,9 +4476,95 @@
           <w:p>
             <w:pPr>
               <w:pStyle w:val="Compact"/>
-              <w:jc w:val="left"/>
-            </w:pPr>
-            <w:r>
+              <w:spacing w:before="40" w:after="40"/>
+              <w:jc w:val="left"/>
+            </w:pPr>
+            <w:r>
+              <w:rPr>
+                <w:sz w:val="22"/>
+              </w:rPr>
+              <w:t xml:space="preserve">8</w:t>
+            </w:r>
+          </w:p>
+        </w:tc>
+        <w:tc>
+          <w:tcPr/>
+          <w:p>
+            <w:pPr>
+              <w:pStyle w:val="Compact"/>
+              <w:spacing w:before="40" w:after="40"/>
+              <w:jc w:val="left"/>
+            </w:pPr>
+            <w:r>
+              <w:rPr>
+                <w:sz w:val="22"/>
+              </w:rPr>
+              <w:t xml:space="preserve">Tea</w:t>
+            </w:r>
+          </w:p>
+        </w:tc>
+        <w:tc>
+          <w:tcPr/>
+          <w:p>
+            <w:pPr>
+              <w:pStyle w:val="Compact"/>
+              <w:spacing w:before="40" w:after="40"/>
+              <w:jc w:val="left"/>
+            </w:pPr>
+            <w:r>
+              <w:rPr>
+                <w:sz w:val="22"/>
+              </w:rPr>
+              <w:t xml:space="preserve">74</w:t>
+            </w:r>
+          </w:p>
+        </w:tc>
+        <w:tc>
+          <w:tcPr/>
+          <w:p>
+            <w:pPr>
+              <w:pStyle w:val="Compact"/>
+              <w:spacing w:before="40" w:after="40"/>
+              <w:jc w:val="left"/>
+            </w:pPr>
+            <w:r>
+              <w:rPr>
+                <w:sz w:val="22"/>
+              </w:rPr>
+              <w:t xml:space="preserve">1,480</w:t>
+            </w:r>
+          </w:p>
+        </w:tc>
+      </w:tr>
+      <w:tr>
+        <w:tc>
+          <w:tcPr/>
+          <w:p>
+            <w:pPr>
+              <w:pStyle w:val="Compact"/>
+              <w:spacing w:before="40" w:after="40"/>
+              <w:jc w:val="left"/>
+            </w:pPr>
+            <w:r>
+              <w:rPr>
+                <w:sz w:val="22"/>
+              </w:rPr>
+              <w:t xml:space="preserve">9</w:t>
+            </w:r>
+          </w:p>
+        </w:tc>
+        <w:tc>
+          <w:tcPr/>
+          <w:p>
+            <w:pPr>
+              <w:pStyle w:val="Compact"/>
+              <w:spacing w:before="40" w:after="40"/>
+              <w:jc w:val="left"/>
+            </w:pPr>
+            <w:r>
+              <w:rPr>
+                <w:sz w:val="22"/>
+              </w:rPr>
               <w:t xml:space="preserve">Water</w:t>
             </w:r>
           </w:p>
@@ -3357,9 +4574,13 @@
           <w:p>
             <w:pPr>
               <w:pStyle w:val="Compact"/>
-              <w:jc w:val="left"/>
-            </w:pPr>
-            <w:r>
+              <w:spacing w:before="40" w:after="40"/>
+              <w:jc w:val="left"/>
+            </w:pPr>
+            <w:r>
+              <w:rPr>
+                <w:sz w:val="22"/>
+              </w:rPr>
               <w:t xml:space="preserve">67</w:t>
             </w:r>
           </w:p>
@@ -3369,29 +4590,47 @@
           <w:p>
             <w:pPr>
               <w:pStyle w:val="Compact"/>
-              <w:jc w:val="left"/>
-            </w:pPr>
-            <w:r>
+              <w:spacing w:before="40" w:after="40"/>
+              <w:jc w:val="left"/>
+            </w:pPr>
+            <w:r>
+              <w:rPr>
+                <w:sz w:val="22"/>
+              </w:rPr>
               <w:t xml:space="preserve">1,340</w:t>
             </w:r>
           </w:p>
         </w:tc>
-        <w:tc>
-          <w:tcPr/>
-          <w:p>
-            <w:pPr>
-              <w:pStyle w:val="Compact"/>
-            </w:pPr>
-          </w:p>
-        </w:tc>
-        <w:tc>
-          <w:tcPr/>
-          <w:p>
-            <w:pPr>
-              <w:pStyle w:val="Compact"/>
-              <w:jc w:val="left"/>
-            </w:pPr>
-            <w:r>
+      </w:tr>
+      <w:tr>
+        <w:tc>
+          <w:tcPr/>
+          <w:p>
+            <w:pPr>
+              <w:pStyle w:val="Compact"/>
+              <w:spacing w:before="40" w:after="40"/>
+              <w:jc w:val="left"/>
+            </w:pPr>
+            <w:r>
+              <w:rPr>
+                <w:sz w:val="22"/>
+              </w:rPr>
+              <w:t xml:space="preserve">10</w:t>
+            </w:r>
+          </w:p>
+        </w:tc>
+        <w:tc>
+          <w:tcPr/>
+          <w:p>
+            <w:pPr>
+              <w:pStyle w:val="Compact"/>
+              <w:spacing w:before="40" w:after="40"/>
+              <w:jc w:val="left"/>
+            </w:pPr>
+            <w:r>
+              <w:rPr>
+                <w:sz w:val="22"/>
+              </w:rPr>
               <w:t xml:space="preserve">Samosa</w:t>
             </w:r>
           </w:p>
@@ -3401,9 +4640,13 @@
           <w:p>
             <w:pPr>
               <w:pStyle w:val="Compact"/>
-              <w:jc w:val="left"/>
-            </w:pPr>
-            <w:r>
+              <w:spacing w:before="40" w:after="40"/>
+              <w:jc w:val="left"/>
+            </w:pPr>
+            <w:r>
+              <w:rPr>
+                <w:sz w:val="22"/>
+              </w:rPr>
               <w:t xml:space="preserve">64</w:t>
             </w:r>
           </w:p>
@@ -3413,9 +4656,13 @@
           <w:p>
             <w:pPr>
               <w:pStyle w:val="Compact"/>
-              <w:jc w:val="left"/>
-            </w:pPr>
-            <w:r>
+              <w:spacing w:before="40" w:after="40"/>
+              <w:jc w:val="left"/>
+            </w:pPr>
+            <w:r>
+              <w:rPr>
+                <w:sz w:val="22"/>
+              </w:rPr>
               <w:t xml:space="preserve">960</w:t>
             </w:r>
           </w:p>
@@ -3425,6 +4672,7 @@
     <w:p>
       <w:pPr>
         <w:pStyle w:val="BodyText"/>
+        <w:spacing w:before="200"/>
       </w:pPr>
       <w:r>
         <w:rPr>
@@ -3459,9 +4707,17 @@
     <w:tbl>
       <w:tblPr>
         <w:tblStyle w:val="Table"/>
-        <w:tblW w:type="auto" w:w="0"/>
+        <w:tblW w:type="pct" w:w="5000"/>
         <w:tblLook w:firstRow="1" w:lastRow="0" w:firstColumn="0" w:lastColumn="0" w:noHBand="0" w:noVBand="0" w:val="0020"/>
         <w:jc w:val="start"/>
+        <w:tblBorders>
+          <w:top w:val="single" w:sz="4" w:space="0" w:color="000000"/>
+          <w:left w:val="single" w:sz="4" w:space="0" w:color="000000"/>
+          <w:bottom w:val="single" w:sz="4" w:space="0" w:color="000000"/>
+          <w:right w:val="single" w:sz="4" w:space="0" w:color="000000"/>
+          <w:insideH w:val="single" w:sz="4" w:space="0" w:color="000000"/>
+          <w:insideV w:val="single" w:sz="4" w:space="0" w:color="000000"/>
+        </w:tblBorders>
       </w:tblPr>
       <w:tblGrid>
         <w:gridCol w:w="2640"/>
@@ -3477,9 +4733,14 @@
           <w:p>
             <w:pPr>
               <w:pStyle w:val="Compact"/>
-              <w:jc w:val="left"/>
-            </w:pPr>
-            <w:r>
+              <w:spacing w:before="40" w:after="40"/>
+              <w:jc w:val="left"/>
+            </w:pPr>
+            <w:r>
+              <w:rPr>
+                <w:b/>
+                <w:sz w:val="22"/>
+              </w:rPr>
               <w:t xml:space="preserve">Rank</w:t>
             </w:r>
           </w:p>
@@ -3489,9 +4750,14 @@
           <w:p>
             <w:pPr>
               <w:pStyle w:val="Compact"/>
-              <w:jc w:val="left"/>
-            </w:pPr>
-            <w:r>
+              <w:spacing w:before="40" w:after="40"/>
+              <w:jc w:val="left"/>
+            </w:pPr>
+            <w:r>
+              <w:rPr>
+                <w:b/>
+                <w:sz w:val="22"/>
+              </w:rPr>
               <w:t xml:space="preserve">Pair</w:t>
             </w:r>
           </w:p>
@@ -3501,9 +4767,14 @@
           <w:p>
             <w:pPr>
               <w:pStyle w:val="Compact"/>
-              <w:jc w:val="left"/>
-            </w:pPr>
-            <w:r>
+              <w:spacing w:before="40" w:after="40"/>
+              <w:jc w:val="left"/>
+            </w:pPr>
+            <w:r>
+              <w:rPr>
+                <w:b/>
+                <w:sz w:val="22"/>
+              </w:rPr>
               <w:t xml:space="preserve">Transactions</w:t>
             </w:r>
           </w:p>
@@ -3515,9 +4786,13 @@
           <w:p>
             <w:pPr>
               <w:pStyle w:val="Compact"/>
-              <w:jc w:val="left"/>
-            </w:pPr>
-            <w:r>
+              <w:spacing w:before="40" w:after="40"/>
+              <w:jc w:val="left"/>
+            </w:pPr>
+            <w:r>
+              <w:rPr>
+                <w:sz w:val="22"/>
+              </w:rPr>
               <w:t xml:space="preserve">1</w:t>
             </w:r>
           </w:p>
@@ -3527,9 +4802,13 @@
           <w:p>
             <w:pPr>
               <w:pStyle w:val="Compact"/>
-              <w:jc w:val="left"/>
-            </w:pPr>
-            <w:r>
+              <w:spacing w:before="40" w:after="40"/>
+              <w:jc w:val="left"/>
+            </w:pPr>
+            <w:r>
+              <w:rPr>
+                <w:sz w:val="22"/>
+              </w:rPr>
               <w:t xml:space="preserve">Burger + Juice</w:t>
             </w:r>
           </w:p>
@@ -3539,9 +4818,13 @@
           <w:p>
             <w:pPr>
               <w:pStyle w:val="Compact"/>
-              <w:jc w:val="left"/>
-            </w:pPr>
-            <w:r>
+              <w:spacing w:before="40" w:after="40"/>
+              <w:jc w:val="left"/>
+            </w:pPr>
+            <w:r>
+              <w:rPr>
+                <w:sz w:val="22"/>
+              </w:rPr>
               <w:t xml:space="preserve">42</w:t>
             </w:r>
           </w:p>
@@ -3553,9 +4836,13 @@
           <w:p>
             <w:pPr>
               <w:pStyle w:val="Compact"/>
-              <w:jc w:val="left"/>
-            </w:pPr>
-            <w:r>
+              <w:spacing w:before="40" w:after="40"/>
+              <w:jc w:val="left"/>
+            </w:pPr>
+            <w:r>
+              <w:rPr>
+                <w:sz w:val="22"/>
+              </w:rPr>
               <w:t xml:space="preserve">2</w:t>
             </w:r>
           </w:p>
@@ -3565,9 +4852,13 @@
           <w:p>
             <w:pPr>
               <w:pStyle w:val="Compact"/>
-              <w:jc w:val="left"/>
-            </w:pPr>
-            <w:r>
+              <w:spacing w:before="40" w:after="40"/>
+              <w:jc w:val="left"/>
+            </w:pPr>
+            <w:r>
+              <w:rPr>
+                <w:sz w:val="22"/>
+              </w:rPr>
               <w:t xml:space="preserve">Coffee + Sandwich</w:t>
             </w:r>
           </w:p>
@@ -3577,9 +4868,13 @@
           <w:p>
             <w:pPr>
               <w:pStyle w:val="Compact"/>
-              <w:jc w:val="left"/>
-            </w:pPr>
-            <w:r>
+              <w:spacing w:before="40" w:after="40"/>
+              <w:jc w:val="left"/>
+            </w:pPr>
+            <w:r>
+              <w:rPr>
+                <w:sz w:val="22"/>
+              </w:rPr>
               <w:t xml:space="preserve">36</w:t>
             </w:r>
           </w:p>
@@ -3591,9 +4886,13 @@
           <w:p>
             <w:pPr>
               <w:pStyle w:val="Compact"/>
-              <w:jc w:val="left"/>
-            </w:pPr>
-            <w:r>
+              <w:spacing w:before="40" w:after="40"/>
+              <w:jc w:val="left"/>
+            </w:pPr>
+            <w:r>
+              <w:rPr>
+                <w:sz w:val="22"/>
+              </w:rPr>
               <w:t xml:space="preserve">3</w:t>
             </w:r>
           </w:p>
@@ -3603,9 +4902,13 @@
           <w:p>
             <w:pPr>
               <w:pStyle w:val="Compact"/>
-              <w:jc w:val="left"/>
-            </w:pPr>
-            <w:r>
+              <w:spacing w:before="40" w:after="40"/>
+              <w:jc w:val="left"/>
+            </w:pPr>
+            <w:r>
+              <w:rPr>
+                <w:sz w:val="22"/>
+              </w:rPr>
               <w:t xml:space="preserve">Juice + Pasta</w:t>
             </w:r>
           </w:p>
@@ -3615,9 +4918,13 @@
           <w:p>
             <w:pPr>
               <w:pStyle w:val="Compact"/>
-              <w:jc w:val="left"/>
-            </w:pPr>
-            <w:r>
+              <w:spacing w:before="40" w:after="40"/>
+              <w:jc w:val="left"/>
+            </w:pPr>
+            <w:r>
+              <w:rPr>
+                <w:sz w:val="22"/>
+              </w:rPr>
               <w:t xml:space="preserve">33</w:t>
             </w:r>
           </w:p>
@@ -3629,9 +4936,13 @@
           <w:p>
             <w:pPr>
               <w:pStyle w:val="Compact"/>
-              <w:jc w:val="left"/>
-            </w:pPr>
-            <w:r>
+              <w:spacing w:before="40" w:after="40"/>
+              <w:jc w:val="left"/>
+            </w:pPr>
+            <w:r>
+              <w:rPr>
+                <w:sz w:val="22"/>
+              </w:rPr>
               <w:t xml:space="preserve">4</w:t>
             </w:r>
           </w:p>
@@ -3641,9 +4952,13 @@
           <w:p>
             <w:pPr>
               <w:pStyle w:val="Compact"/>
-              <w:jc w:val="left"/>
-            </w:pPr>
-            <w:r>
+              <w:spacing w:before="40" w:after="40"/>
+              <w:jc w:val="left"/>
+            </w:pPr>
+            <w:r>
+              <w:rPr>
+                <w:sz w:val="22"/>
+              </w:rPr>
               <w:t xml:space="preserve">Samosa + Tea</w:t>
             </w:r>
           </w:p>
@@ -3653,9 +4968,13 @@
           <w:p>
             <w:pPr>
               <w:pStyle w:val="Compact"/>
-              <w:jc w:val="left"/>
-            </w:pPr>
-            <w:r>
+              <w:spacing w:before="40" w:after="40"/>
+              <w:jc w:val="left"/>
+            </w:pPr>
+            <w:r>
+              <w:rPr>
+                <w:sz w:val="22"/>
+              </w:rPr>
               <w:t xml:space="preserve">31</w:t>
             </w:r>
           </w:p>
@@ -3667,9 +4986,13 @@
           <w:p>
             <w:pPr>
               <w:pStyle w:val="Compact"/>
-              <w:jc w:val="left"/>
-            </w:pPr>
-            <w:r>
+              <w:spacing w:before="40" w:after="40"/>
+              <w:jc w:val="left"/>
+            </w:pPr>
+            <w:r>
+              <w:rPr>
+                <w:sz w:val="22"/>
+              </w:rPr>
               <w:t xml:space="preserve">5</w:t>
             </w:r>
           </w:p>
@@ -3679,9 +5002,13 @@
           <w:p>
             <w:pPr>
               <w:pStyle w:val="Compact"/>
-              <w:jc w:val="left"/>
-            </w:pPr>
-            <w:r>
+              <w:spacing w:before="40" w:after="40"/>
+              <w:jc w:val="left"/>
+            </w:pPr>
+            <w:r>
+              <w:rPr>
+                <w:sz w:val="22"/>
+              </w:rPr>
               <w:t xml:space="preserve">Coffee + Muffin</w:t>
             </w:r>
           </w:p>
@@ -3691,9 +5018,13 @@
           <w:p>
             <w:pPr>
               <w:pStyle w:val="Compact"/>
-              <w:jc w:val="left"/>
-            </w:pPr>
-            <w:r>
+              <w:spacing w:before="40" w:after="40"/>
+              <w:jc w:val="left"/>
+            </w:pPr>
+            <w:r>
+              <w:rPr>
+                <w:sz w:val="22"/>
+              </w:rPr>
               <w:t xml:space="preserve">28</w:t>
             </w:r>
           </w:p>
@@ -3703,6 +5034,7 @@
     <w:p>
       <w:pPr>
         <w:pStyle w:val="BodyText"/>
+        <w:spacing w:before="200"/>
       </w:pPr>
       <w:r>
         <w:rPr>
@@ -3819,9 +5151,17 @@
     <w:tbl>
       <w:tblPr>
         <w:tblStyle w:val="Table"/>
-        <w:tblW w:type="auto" w:w="0"/>
+        <w:tblW w:type="pct" w:w="5000"/>
         <w:tblLook w:firstRow="1" w:lastRow="0" w:firstColumn="0" w:lastColumn="0" w:noHBand="0" w:noVBand="0" w:val="0020"/>
         <w:jc w:val="start"/>
+        <w:tblBorders>
+          <w:top w:val="single" w:sz="4" w:space="0" w:color="000000"/>
+          <w:left w:val="single" w:sz="4" w:space="0" w:color="000000"/>
+          <w:bottom w:val="single" w:sz="4" w:space="0" w:color="000000"/>
+          <w:right w:val="single" w:sz="4" w:space="0" w:color="000000"/>
+          <w:insideH w:val="single" w:sz="4" w:space="0" w:color="000000"/>
+          <w:insideV w:val="single" w:sz="4" w:space="0" w:color="000000"/>
+        </w:tblBorders>
       </w:tblPr>
       <w:tblGrid>
         <w:gridCol w:w="2640"/>
@@ -3837,9 +5177,14 @@
           <w:p>
             <w:pPr>
               <w:pStyle w:val="Compact"/>
-              <w:jc w:val="left"/>
-            </w:pPr>
-            <w:r>
+              <w:spacing w:before="40" w:after="40"/>
+              <w:jc w:val="left"/>
+            </w:pPr>
+            <w:r>
+              <w:rPr>
+                <w:b/>
+                <w:sz w:val="22"/>
+              </w:rPr>
               <w:t xml:space="preserve">Student</w:t>
             </w:r>
           </w:p>
@@ -3849,9 +5194,14 @@
           <w:p>
             <w:pPr>
               <w:pStyle w:val="Compact"/>
-              <w:jc w:val="left"/>
-            </w:pPr>
-            <w:r>
+              <w:spacing w:before="40" w:after="40"/>
+              <w:jc w:val="left"/>
+            </w:pPr>
+            <w:r>
+              <w:rPr>
+                <w:b/>
+                <w:sz w:val="22"/>
+              </w:rPr>
               <w:t xml:space="preserve">Avg visit (min)</w:t>
             </w:r>
           </w:p>
@@ -3861,9 +5211,14 @@
           <w:p>
             <w:pPr>
               <w:pStyle w:val="Compact"/>
-              <w:jc w:val="left"/>
-            </w:pPr>
-            <w:r>
+              <w:spacing w:before="40" w:after="40"/>
+              <w:jc w:val="left"/>
+            </w:pPr>
+            <w:r>
+              <w:rPr>
+                <w:b/>
+                <w:sz w:val="22"/>
+              </w:rPr>
               <w:t xml:space="preserve">Ratio to overall</w:t>
             </w:r>
           </w:p>
@@ -3875,9 +5230,13 @@
           <w:p>
             <w:pPr>
               <w:pStyle w:val="Compact"/>
-              <w:jc w:val="left"/>
-            </w:pPr>
-            <w:r>
+              <w:spacing w:before="40" w:after="40"/>
+              <w:jc w:val="left"/>
+            </w:pPr>
+            <w:r>
+              <w:rPr>
+                <w:sz w:val="22"/>
+              </w:rPr>
               <w:t xml:space="preserve">S107</w:t>
             </w:r>
           </w:p>
@@ -3887,9 +5246,13 @@
           <w:p>
             <w:pPr>
               <w:pStyle w:val="Compact"/>
-              <w:jc w:val="left"/>
-            </w:pPr>
-            <w:r>
+              <w:spacing w:before="40" w:after="40"/>
+              <w:jc w:val="left"/>
+            </w:pPr>
+            <w:r>
+              <w:rPr>
+                <w:sz w:val="22"/>
+              </w:rPr>
               <w:t xml:space="preserve">181.83</w:t>
             </w:r>
           </w:p>
@@ -3899,9 +5262,13 @@
           <w:p>
             <w:pPr>
               <w:pStyle w:val="Compact"/>
-              <w:jc w:val="left"/>
-            </w:pPr>
-            <w:r>
+              <w:spacing w:before="40" w:after="40"/>
+              <w:jc w:val="left"/>
+            </w:pPr>
+            <w:r>
+              <w:rPr>
+                <w:sz w:val="22"/>
+              </w:rPr>
               <w:t xml:space="preserve">1.97×</w:t>
             </w:r>
           </w:p>
@@ -3913,9 +5280,13 @@
           <w:p>
             <w:pPr>
               <w:pStyle w:val="Compact"/>
-              <w:jc w:val="left"/>
-            </w:pPr>
-            <w:r>
+              <w:spacing w:before="40" w:after="40"/>
+              <w:jc w:val="left"/>
+            </w:pPr>
+            <w:r>
+              <w:rPr>
+                <w:sz w:val="22"/>
+              </w:rPr>
               <w:t xml:space="preserve">S123</w:t>
             </w:r>
           </w:p>
@@ -3925,9 +5296,13 @@
           <w:p>
             <w:pPr>
               <w:pStyle w:val="Compact"/>
-              <w:jc w:val="left"/>
-            </w:pPr>
-            <w:r>
+              <w:spacing w:before="40" w:after="40"/>
+              <w:jc w:val="left"/>
+            </w:pPr>
+            <w:r>
+              <w:rPr>
+                <w:sz w:val="22"/>
+              </w:rPr>
               <w:t xml:space="preserve">205.11</w:t>
             </w:r>
           </w:p>
@@ -3937,9 +5312,13 @@
           <w:p>
             <w:pPr>
               <w:pStyle w:val="Compact"/>
-              <w:jc w:val="left"/>
-            </w:pPr>
-            <w:r>
+              <w:spacing w:before="40" w:after="40"/>
+              <w:jc w:val="left"/>
+            </w:pPr>
+            <w:r>
+              <w:rPr>
+                <w:sz w:val="22"/>
+              </w:rPr>
               <w:t xml:space="preserve">2.23×</w:t>
             </w:r>
           </w:p>
@@ -3951,9 +5330,13 @@
           <w:p>
             <w:pPr>
               <w:pStyle w:val="Compact"/>
-              <w:jc w:val="left"/>
-            </w:pPr>
-            <w:r>
+              <w:spacing w:before="40" w:after="40"/>
+              <w:jc w:val="left"/>
+            </w:pPr>
+            <w:r>
+              <w:rPr>
+                <w:sz w:val="22"/>
+              </w:rPr>
               <w:t xml:space="preserve">S131</w:t>
             </w:r>
           </w:p>
@@ -3963,9 +5346,13 @@
           <w:p>
             <w:pPr>
               <w:pStyle w:val="Compact"/>
-              <w:jc w:val="left"/>
-            </w:pPr>
-            <w:r>
+              <w:spacing w:before="40" w:after="40"/>
+              <w:jc w:val="left"/>
+            </w:pPr>
+            <w:r>
+              <w:rPr>
+                <w:sz w:val="22"/>
+              </w:rPr>
               <w:t xml:space="preserve">218.00</w:t>
             </w:r>
           </w:p>
@@ -3975,9 +5362,13 @@
           <w:p>
             <w:pPr>
               <w:pStyle w:val="Compact"/>
-              <w:jc w:val="left"/>
-            </w:pPr>
-            <w:r>
+              <w:spacing w:before="40" w:after="40"/>
+              <w:jc w:val="left"/>
+            </w:pPr>
+            <w:r>
+              <w:rPr>
+                <w:sz w:val="22"/>
+              </w:rPr>
               <w:t xml:space="preserve">2.37×</w:t>
             </w:r>
           </w:p>
@@ -3989,9 +5380,13 @@
           <w:p>
             <w:pPr>
               <w:pStyle w:val="Compact"/>
-              <w:jc w:val="left"/>
-            </w:pPr>
-            <w:r>
+              <w:spacing w:before="40" w:after="40"/>
+              <w:jc w:val="left"/>
+            </w:pPr>
+            <w:r>
+              <w:rPr>
+                <w:sz w:val="22"/>
+              </w:rPr>
               <w:t xml:space="preserve">S148</w:t>
             </w:r>
           </w:p>
@@ -4001,9 +5396,13 @@
           <w:p>
             <w:pPr>
               <w:pStyle w:val="Compact"/>
-              <w:jc w:val="left"/>
-            </w:pPr>
-            <w:r>
+              <w:spacing w:before="40" w:after="40"/>
+              <w:jc w:val="left"/>
+            </w:pPr>
+            <w:r>
+              <w:rPr>
+                <w:sz w:val="22"/>
+              </w:rPr>
               <w:t xml:space="preserve">223.43</w:t>
             </w:r>
           </w:p>
@@ -4013,9 +5412,13 @@
           <w:p>
             <w:pPr>
               <w:pStyle w:val="Compact"/>
-              <w:jc w:val="left"/>
-            </w:pPr>
-            <w:r>
+              <w:spacing w:before="40" w:after="40"/>
+              <w:jc w:val="left"/>
+            </w:pPr>
+            <w:r>
+              <w:rPr>
+                <w:sz w:val="22"/>
+              </w:rPr>
               <w:t xml:space="preserve">2.43×</w:t>
             </w:r>
           </w:p>
@@ -4025,6 +5428,7 @@
     <w:p>
       <w:pPr>
         <w:pStyle w:val="BodyText"/>
+        <w:spacing w:before="200"/>
       </w:pPr>
       <w:r>
         <w:rPr>
@@ -4065,9 +5469,17 @@
     <w:tbl>
       <w:tblPr>
         <w:tblStyle w:val="Table"/>
-        <w:tblW w:type="auto" w:w="0"/>
+        <w:tblW w:type="pct" w:w="5000"/>
         <w:tblLook w:firstRow="1" w:lastRow="0" w:firstColumn="0" w:lastColumn="0" w:noHBand="0" w:noVBand="0" w:val="0020"/>
         <w:jc w:val="start"/>
+        <w:tblBorders>
+          <w:top w:val="single" w:sz="4" w:space="0" w:color="000000"/>
+          <w:left w:val="single" w:sz="4" w:space="0" w:color="000000"/>
+          <w:bottom w:val="single" w:sz="4" w:space="0" w:color="000000"/>
+          <w:right w:val="single" w:sz="4" w:space="0" w:color="000000"/>
+          <w:insideH w:val="single" w:sz="4" w:space="0" w:color="000000"/>
+          <w:insideV w:val="single" w:sz="4" w:space="0" w:color="000000"/>
+        </w:tblBorders>
       </w:tblPr>
       <w:tblGrid>
         <w:gridCol w:w="3960"/>
@@ -4082,9 +5494,14 @@
           <w:p>
             <w:pPr>
               <w:pStyle w:val="Compact"/>
-              <w:jc w:val="left"/>
-            </w:pPr>
-            <w:r>
+              <w:spacing w:before="40" w:after="40"/>
+              <w:jc w:val="left"/>
+            </w:pPr>
+            <w:r>
+              <w:rPr>
+                <w:b/>
+                <w:sz w:val="22"/>
+              </w:rPr>
               <w:t xml:space="preserve">Route</w:t>
             </w:r>
           </w:p>
@@ -4094,9 +5511,14 @@
           <w:p>
             <w:pPr>
               <w:pStyle w:val="Compact"/>
-              <w:jc w:val="left"/>
-            </w:pPr>
-            <w:r>
+              <w:spacing w:before="40" w:after="40"/>
+              <w:jc w:val="left"/>
+            </w:pPr>
+            <w:r>
+              <w:rPr>
+                <w:b/>
+                <w:sz w:val="22"/>
+              </w:rPr>
               <w:t xml:space="preserve">Congested hours (avg km/h)</w:t>
             </w:r>
           </w:p>
@@ -4108,9 +5530,13 @@
           <w:p>
             <w:pPr>
               <w:pStyle w:val="Compact"/>
-              <w:jc w:val="left"/>
-            </w:pPr>
-            <w:r>
+              <w:spacing w:before="40" w:after="40"/>
+              <w:jc w:val="left"/>
+            </w:pPr>
+            <w:r>
+              <w:rPr>
+                <w:sz w:val="22"/>
+              </w:rPr>
               <w:t xml:space="preserve">R01</w:t>
             </w:r>
           </w:p>
@@ -4120,9 +5546,13 @@
           <w:p>
             <w:pPr>
               <w:pStyle w:val="Compact"/>
-              <w:jc w:val="left"/>
-            </w:pPr>
-            <w:r>
+              <w:spacing w:before="40" w:after="40"/>
+              <w:jc w:val="left"/>
+            </w:pPr>
+            <w:r>
+              <w:rPr>
+                <w:sz w:val="22"/>
+              </w:rPr>
               <w:t xml:space="preserve">08 (17.84), 17 (19.03)</w:t>
             </w:r>
           </w:p>
@@ -4134,9 +5564,13 @@
           <w:p>
             <w:pPr>
               <w:pStyle w:val="Compact"/>
-              <w:jc w:val="left"/>
-            </w:pPr>
-            <w:r>
+              <w:spacing w:before="40" w:after="40"/>
+              <w:jc w:val="left"/>
+            </w:pPr>
+            <w:r>
+              <w:rPr>
+                <w:sz w:val="22"/>
+              </w:rPr>
               <w:t xml:space="preserve">R02</w:t>
             </w:r>
           </w:p>
@@ -4146,9 +5580,13 @@
           <w:p>
             <w:pPr>
               <w:pStyle w:val="Compact"/>
-              <w:jc w:val="left"/>
-            </w:pPr>
-            <w:r>
+              <w:spacing w:before="40" w:after="40"/>
+              <w:jc w:val="left"/>
+            </w:pPr>
+            <w:r>
+              <w:rPr>
+                <w:sz w:val="22"/>
+              </w:rPr>
               <w:t xml:space="preserve">08 (15.29), 09 (18.26), 17 (16.96), 18 (19.16)</w:t>
             </w:r>
           </w:p>
@@ -4160,9 +5598,13 @@
           <w:p>
             <w:pPr>
               <w:pStyle w:val="Compact"/>
-              <w:jc w:val="left"/>
-            </w:pPr>
-            <w:r>
+              <w:spacing w:before="40" w:after="40"/>
+              <w:jc w:val="left"/>
+            </w:pPr>
+            <w:r>
+              <w:rPr>
+                <w:sz w:val="22"/>
+              </w:rPr>
               <w:t xml:space="preserve">R03</w:t>
             </w:r>
           </w:p>
@@ -4172,9 +5614,13 @@
           <w:p>
             <w:pPr>
               <w:pStyle w:val="Compact"/>
-              <w:jc w:val="left"/>
-            </w:pPr>
-            <w:r>
+              <w:spacing w:before="40" w:after="40"/>
+              <w:jc w:val="left"/>
+            </w:pPr>
+            <w:r>
+              <w:rPr>
+                <w:sz w:val="22"/>
+              </w:rPr>
               <w:t xml:space="preserve">08 (18.83)</w:t>
             </w:r>
           </w:p>
@@ -4186,12 +5632,14 @@
           <w:p>
             <w:pPr>
               <w:pStyle w:val="Compact"/>
+              <w:spacing w:before="40" w:after="40"/>
               <w:jc w:val="left"/>
             </w:pPr>
             <w:r>
               <w:rPr>
                 <w:bCs/>
                 <w:b/>
+                <w:sz w:val="22"/>
               </w:rPr>
               <w:t xml:space="preserve">R04</w:t>
             </w:r>
@@ -4202,16 +5650,21 @@
           <w:p>
             <w:pPr>
               <w:pStyle w:val="Compact"/>
+              <w:spacing w:before="40" w:after="40"/>
               <w:jc w:val="left"/>
             </w:pPr>
             <w:r>
               <w:rPr>
                 <w:bCs/>
                 <w:b/>
+                <w:sz w:val="22"/>
               </w:rPr>
               <w:t xml:space="preserve">08 (13.08)</w:t>
             </w:r>
             <w:r>
+              <w:rPr>
+                <w:sz w:val="22"/>
+              </w:rPr>
               <w:t xml:space="preserve">, 09 (15.37), 17 (14.57), 18 (16.17)</w:t>
             </w:r>
           </w:p>
@@ -4223,9 +5676,13 @@
           <w:p>
             <w:pPr>
               <w:pStyle w:val="Compact"/>
-              <w:jc w:val="left"/>
-            </w:pPr>
-            <w:r>
+              <w:spacing w:before="40" w:after="40"/>
+              <w:jc w:val="left"/>
+            </w:pPr>
+            <w:r>
+              <w:rPr>
+                <w:sz w:val="22"/>
+              </w:rPr>
               <w:t xml:space="preserve">R05</w:t>
             </w:r>
           </w:p>
@@ -4235,9 +5692,13 @@
           <w:p>
             <w:pPr>
               <w:pStyle w:val="Compact"/>
-              <w:jc w:val="left"/>
-            </w:pPr>
-            <w:r>
+              <w:spacing w:before="40" w:after="40"/>
+              <w:jc w:val="left"/>
+            </w:pPr>
+            <w:r>
+              <w:rPr>
+                <w:sz w:val="22"/>
+              </w:rPr>
               <w:t xml:space="preserve">08 (16.86), 09 (19.72), 17 (18.10)</w:t>
             </w:r>
           </w:p>
@@ -4247,6 +5708,7 @@
     <w:p>
       <w:pPr>
         <w:pStyle w:val="BodyText"/>
+        <w:spacing w:before="200"/>
       </w:pPr>
       <w:r>
         <w:rPr>
@@ -4287,9 +5749,17 @@
     <w:tbl>
       <w:tblPr>
         <w:tblStyle w:val="Table"/>
-        <w:tblW w:type="auto" w:w="0"/>
+        <w:tblW w:type="pct" w:w="5000"/>
         <w:tblLook w:firstRow="1" w:lastRow="0" w:firstColumn="0" w:lastColumn="0" w:noHBand="0" w:noVBand="0" w:val="0020"/>
         <w:jc w:val="start"/>
+        <w:tblBorders>
+          <w:top w:val="single" w:sz="4" w:space="0" w:color="000000"/>
+          <w:left w:val="single" w:sz="4" w:space="0" w:color="000000"/>
+          <w:bottom w:val="single" w:sz="4" w:space="0" w:color="000000"/>
+          <w:right w:val="single" w:sz="4" w:space="0" w:color="000000"/>
+          <w:insideH w:val="single" w:sz="4" w:space="0" w:color="000000"/>
+          <w:insideV w:val="single" w:sz="4" w:space="0" w:color="000000"/>
+        </w:tblBorders>
       </w:tblPr>
       <w:tblGrid>
         <w:gridCol w:w="3960"/>
@@ -4304,9 +5774,14 @@
           <w:p>
             <w:pPr>
               <w:pStyle w:val="Compact"/>
-              <w:jc w:val="left"/>
-            </w:pPr>
-            <w:r>
+              <w:spacing w:before="40" w:after="40"/>
+              <w:jc w:val="left"/>
+            </w:pPr>
+            <w:r>
+              <w:rPr>
+                <w:b/>
+                <w:sz w:val="22"/>
+              </w:rPr>
               <w:t xml:space="preserve">File</w:t>
             </w:r>
           </w:p>
@@ -4316,21 +5791,36 @@
           <w:p>
             <w:pPr>
               <w:pStyle w:val="Compact"/>
-              <w:jc w:val="left"/>
-            </w:pPr>
-            <w:r>
+              <w:spacing w:before="40" w:after="40"/>
+              <w:jc w:val="left"/>
+            </w:pPr>
+            <w:r>
+              <w:rPr>
+                <w:b/>
+                <w:sz w:val="22"/>
+              </w:rPr>
               <w:t xml:space="preserve">Rejected (counter</w:t>
             </w:r>
             <w:r>
+              <w:rPr>
+                <w:b/>
+                <w:sz w:val="22"/>
+              </w:rPr>
               <w:t xml:space="preserve"> </w:t>
             </w:r>
             <w:r>
               <w:rPr>
                 <w:rStyle w:val="VerbatimChar"/>
+                <w:b/>
+                <w:sz w:val="22"/>
               </w:rPr>
               <w:t xml:space="preserve">SmartCampus:RejectedRecords</w:t>
             </w:r>
             <w:r>
+              <w:rPr>
+                <w:b/>
+                <w:sz w:val="22"/>
+              </w:rPr>
               <w:t xml:space="preserve">)</w:t>
             </w:r>
           </w:p>
@@ -4342,9 +5832,13 @@
           <w:p>
             <w:pPr>
               <w:pStyle w:val="Compact"/>
-              <w:jc w:val="left"/>
-            </w:pPr>
-            <w:r>
+              <w:spacing w:before="40" w:after="40"/>
+              <w:jc w:val="left"/>
+            </w:pPr>
+            <w:r>
+              <w:rPr>
+                <w:sz w:val="22"/>
+              </w:rPr>
               <w:t xml:space="preserve">wifi_logs.csv</w:t>
             </w:r>
           </w:p>
@@ -4354,9 +5848,13 @@
           <w:p>
             <w:pPr>
               <w:pStyle w:val="Compact"/>
-              <w:jc w:val="left"/>
-            </w:pPr>
-            <w:r>
+              <w:spacing w:before="40" w:after="40"/>
+              <w:jc w:val="left"/>
+            </w:pPr>
+            <w:r>
+              <w:rPr>
+                <w:sz w:val="22"/>
+              </w:rPr>
               <w:t xml:space="preserve">2 (non-numeric DataMB, missing fields)</w:t>
             </w:r>
           </w:p>
@@ -4368,9 +5866,13 @@
           <w:p>
             <w:pPr>
               <w:pStyle w:val="Compact"/>
-              <w:jc w:val="left"/>
-            </w:pPr>
-            <w:r>
+              <w:spacing w:before="40" w:after="40"/>
+              <w:jc w:val="left"/>
+            </w:pPr>
+            <w:r>
+              <w:rPr>
+                <w:sz w:val="22"/>
+              </w:rPr>
               <w:t xml:space="preserve">canteen.csv</w:t>
             </w:r>
           </w:p>
@@ -4380,24 +5882,43 @@
           <w:p>
             <w:pPr>
               <w:pStyle w:val="Compact"/>
-              <w:jc w:val="left"/>
-            </w:pPr>
-            <w:r>
+              <w:spacing w:before="40" w:after="40"/>
+              <w:jc w:val="left"/>
+            </w:pPr>
+            <w:r>
+              <w:rPr>
+                <w:sz w:val="22"/>
+              </w:rPr>
               <w:t xml:space="preserve">2 (Quantity =</w:t>
             </w:r>
             <w:r>
+              <w:rPr>
+                <w:sz w:val="22"/>
+              </w:rPr>
               <w:t xml:space="preserve"> </w:t>
             </w:r>
             <w:r>
+              <w:rPr>
+                <w:sz w:val="22"/>
+              </w:rPr>
               <w:t xml:space="preserve">“</w:t>
             </w:r>
             <w:r>
+              <w:rPr>
+                <w:sz w:val="22"/>
+              </w:rPr>
               <w:t xml:space="preserve">two</w:t>
             </w:r>
             <w:r>
+              <w:rPr>
+                <w:sz w:val="22"/>
+              </w:rPr>
               <w:t xml:space="preserve">”</w:t>
             </w:r>
             <w:r>
+              <w:rPr>
+                <w:sz w:val="22"/>
+              </w:rPr>
               <w:t xml:space="preserve">, truncated row)</w:t>
             </w:r>
           </w:p>
@@ -4409,9 +5930,13 @@
           <w:p>
             <w:pPr>
               <w:pStyle w:val="Compact"/>
-              <w:jc w:val="left"/>
-            </w:pPr>
-            <w:r>
+              <w:spacing w:before="40" w:after="40"/>
+              <w:jc w:val="left"/>
+            </w:pPr>
+            <w:r>
+              <w:rPr>
+                <w:sz w:val="22"/>
+              </w:rPr>
               <w:t xml:space="preserve">library.csv</w:t>
             </w:r>
           </w:p>
@@ -4421,9 +5946,13 @@
           <w:p>
             <w:pPr>
               <w:pStyle w:val="Compact"/>
-              <w:jc w:val="left"/>
-            </w:pPr>
-            <w:r>
+              <w:spacing w:before="40" w:after="40"/>
+              <w:jc w:val="left"/>
+            </w:pPr>
+            <w:r>
+              <w:rPr>
+                <w:sz w:val="22"/>
+              </w:rPr>
               <w:t xml:space="preserve">2 (empty duration, line without commas)</w:t>
             </w:r>
           </w:p>
@@ -4435,9 +5964,13 @@
           <w:p>
             <w:pPr>
               <w:pStyle w:val="Compact"/>
-              <w:jc w:val="left"/>
-            </w:pPr>
-            <w:r>
+              <w:spacing w:before="40" w:after="40"/>
+              <w:jc w:val="left"/>
+            </w:pPr>
+            <w:r>
+              <w:rPr>
+                <w:sz w:val="22"/>
+              </w:rPr>
               <w:t xml:space="preserve">transport.csv</w:t>
             </w:r>
           </w:p>
@@ -4447,24 +5980,43 @@
           <w:p>
             <w:pPr>
               <w:pStyle w:val="Compact"/>
-              <w:jc w:val="left"/>
-            </w:pPr>
-            <w:r>
+              <w:spacing w:before="40" w:after="40"/>
+              <w:jc w:val="left"/>
+            </w:pPr>
+            <w:r>
+              <w:rPr>
+                <w:sz w:val="22"/>
+              </w:rPr>
               <w:t xml:space="preserve">1 (Speed =</w:t>
             </w:r>
             <w:r>
+              <w:rPr>
+                <w:sz w:val="22"/>
+              </w:rPr>
               <w:t xml:space="preserve"> </w:t>
             </w:r>
             <w:r>
+              <w:rPr>
+                <w:sz w:val="22"/>
+              </w:rPr>
               <w:t xml:space="preserve">“</w:t>
             </w:r>
             <w:r>
+              <w:rPr>
+                <w:sz w:val="22"/>
+              </w:rPr>
               <w:t xml:space="preserve">fast</w:t>
             </w:r>
             <w:r>
+              <w:rPr>
+                <w:sz w:val="22"/>
+              </w:rPr>
               <w:t xml:space="preserve">”</w:t>
             </w:r>
             <w:r>
+              <w:rPr>
+                <w:sz w:val="22"/>
+              </w:rPr>
               <w:t xml:space="preserve">)</w:t>
             </w:r>
           </w:p>
@@ -4488,6 +6040,14 @@
         <w:tblW w:type="pct" w:w="5000"/>
         <w:tblLook w:firstRow="1" w:lastRow="0" w:firstColumn="0" w:lastColumn="0" w:noHBand="0" w:noVBand="0" w:val="0020"/>
         <w:jc w:val="start"/>
+        <w:tblBorders>
+          <w:top w:val="single" w:sz="4" w:space="0" w:color="000000"/>
+          <w:left w:val="single" w:sz="4" w:space="0" w:color="000000"/>
+          <w:bottom w:val="single" w:sz="4" w:space="0" w:color="000000"/>
+          <w:right w:val="single" w:sz="4" w:space="0" w:color="000000"/>
+          <w:insideH w:val="single" w:sz="4" w:space="0" w:color="000000"/>
+          <w:insideV w:val="single" w:sz="4" w:space="0" w:color="000000"/>
+        </w:tblBorders>
       </w:tblPr>
       <w:tblGrid>
         <w:gridCol w:w="1485"/>
@@ -4504,9 +6064,14 @@
           <w:p>
             <w:pPr>
               <w:pStyle w:val="Compact"/>
-              <w:jc w:val="left"/>
-            </w:pPr>
-            <w:r>
+              <w:spacing w:before="40" w:after="40"/>
+              <w:jc w:val="left"/>
+            </w:pPr>
+            <w:r>
+              <w:rPr>
+                <w:b/>
+                <w:sz w:val="22"/>
+              </w:rPr>
               <w:t xml:space="preserve">Job</w:t>
             </w:r>
           </w:p>
@@ -4516,9 +6081,14 @@
           <w:p>
             <w:pPr>
               <w:pStyle w:val="Compact"/>
-              <w:jc w:val="left"/>
-            </w:pPr>
-            <w:r>
+              <w:spacing w:before="40" w:after="40"/>
+              <w:jc w:val="left"/>
+            </w:pPr>
+            <w:r>
+              <w:rPr>
+                <w:b/>
+                <w:sz w:val="22"/>
+              </w:rPr>
               <w:t xml:space="preserve">Expected Key</w:t>
             </w:r>
           </w:p>
@@ -4528,9 +6098,14 @@
           <w:p>
             <w:pPr>
               <w:pStyle w:val="Compact"/>
-              <w:jc w:val="left"/>
-            </w:pPr>
-            <w:r>
+              <w:spacing w:before="40" w:after="40"/>
+              <w:jc w:val="left"/>
+            </w:pPr>
+            <w:r>
+              <w:rPr>
+                <w:b/>
+                <w:sz w:val="22"/>
+              </w:rPr>
               <w:t xml:space="preserve">Expected Value</w:t>
             </w:r>
           </w:p>
@@ -4540,9 +6115,14 @@
           <w:p>
             <w:pPr>
               <w:pStyle w:val="Compact"/>
-              <w:jc w:val="left"/>
-            </w:pPr>
-            <w:r>
+              <w:spacing w:before="40" w:after="40"/>
+              <w:jc w:val="left"/>
+            </w:pPr>
+            <w:r>
+              <w:rPr>
+                <w:b/>
+                <w:sz w:val="22"/>
+              </w:rPr>
               <w:t xml:space="preserve">Student Result</w:t>
             </w:r>
           </w:p>
@@ -4554,9 +6134,13 @@
           <w:p>
             <w:pPr>
               <w:pStyle w:val="Compact"/>
-              <w:jc w:val="left"/>
-            </w:pPr>
-            <w:r>
+              <w:spacing w:before="40" w:after="40"/>
+              <w:jc w:val="left"/>
+            </w:pPr>
+            <w:r>
+              <w:rPr>
+                <w:sz w:val="22"/>
+              </w:rPr>
               <w:t xml:space="preserve">Job 1: Peak Wi-Fi</w:t>
             </w:r>
           </w:p>
@@ -4566,11 +6150,13 @@
           <w:p>
             <w:pPr>
               <w:pStyle w:val="Compact"/>
+              <w:spacing w:before="40" w:after="40"/>
               <w:jc w:val="left"/>
             </w:pPr>
             <w:r>
               <w:rPr>
                 <w:rStyle w:val="VerbatimChar"/>
+                <w:sz w:val="22"/>
               </w:rPr>
               <w:t xml:space="preserve">YYYY-MM-DD-HH</w:t>
             </w:r>
@@ -4581,9 +6167,13 @@
           <w:p>
             <w:pPr>
               <w:pStyle w:val="Compact"/>
-              <w:jc w:val="left"/>
-            </w:pPr>
-            <w:r>
+              <w:spacing w:before="40" w:after="40"/>
+              <w:jc w:val="left"/>
+            </w:pPr>
+            <w:r>
+              <w:rPr>
+                <w:sz w:val="22"/>
+              </w:rPr>
               <w:t xml:space="preserve">TotalDataMB, TotalDurationMin, Sessions</w:t>
             </w:r>
           </w:p>
@@ -4593,22 +6183,33 @@
           <w:p>
             <w:pPr>
               <w:pStyle w:val="Compact"/>
-              <w:jc w:val="left"/>
-            </w:pPr>
-            <w:r>
+              <w:spacing w:before="40" w:after="40"/>
+              <w:jc w:val="left"/>
+            </w:pPr>
+            <w:r>
+              <w:rPr>
+                <w:sz w:val="22"/>
+              </w:rPr>
               <w:t xml:space="preserve">Peak =</w:t>
             </w:r>
             <w:r>
+              <w:rPr>
+                <w:sz w:val="22"/>
+              </w:rPr>
               <w:t xml:space="preserve"> </w:t>
             </w:r>
             <w:r>
               <w:rPr>
                 <w:bCs/>
                 <w:b/>
+                <w:sz w:val="22"/>
               </w:rPr>
               <w:t xml:space="preserve">2026-08-12-11</w:t>
             </w:r>
             <w:r>
+              <w:rPr>
+                <w:sz w:val="22"/>
+              </w:rPr>
               <w:t xml:space="preserve">: 7,872.10 MB, 1,744 min, 27 sessions</w:t>
             </w:r>
           </w:p>
@@ -4620,9 +6221,13 @@
           <w:p>
             <w:pPr>
               <w:pStyle w:val="Compact"/>
-              <w:jc w:val="left"/>
-            </w:pPr>
-            <w:r>
+              <w:spacing w:before="40" w:after="40"/>
+              <w:jc w:val="left"/>
+            </w:pPr>
+            <w:r>
+              <w:rPr>
+                <w:sz w:val="22"/>
+              </w:rPr>
               <w:t xml:space="preserve">Job 2: Access Point</w:t>
             </w:r>
           </w:p>
@@ -4632,11 +6237,13 @@
           <w:p>
             <w:pPr>
               <w:pStyle w:val="Compact"/>
+              <w:spacing w:before="40" w:after="40"/>
               <w:jc w:val="left"/>
             </w:pPr>
             <w:r>
               <w:rPr>
                 <w:rStyle w:val="VerbatimChar"/>
+                <w:sz w:val="22"/>
               </w:rPr>
               <w:t xml:space="preserve">AccessPoint</w:t>
             </w:r>
@@ -4647,9 +6254,13 @@
           <w:p>
             <w:pPr>
               <w:pStyle w:val="Compact"/>
-              <w:jc w:val="left"/>
-            </w:pPr>
-            <w:r>
+              <w:spacing w:before="40" w:after="40"/>
+              <w:jc w:val="left"/>
+            </w:pPr>
+            <w:r>
+              <w:rPr>
+                <w:sz w:val="22"/>
+              </w:rPr>
               <w:t xml:space="preserve">TotalDataMB, TotalDurationMin, Sessions, AvgSessionMin</w:t>
             </w:r>
           </w:p>
@@ -4659,22 +6270,33 @@
           <w:p>
             <w:pPr>
               <w:pStyle w:val="Compact"/>
-              <w:jc w:val="left"/>
-            </w:pPr>
-            <w:r>
+              <w:spacing w:before="40" w:after="40"/>
+              <w:jc w:val="left"/>
+            </w:pPr>
+            <w:r>
+              <w:rPr>
+                <w:sz w:val="22"/>
+              </w:rPr>
               <w:t xml:space="preserve">Busiest =</w:t>
             </w:r>
             <w:r>
+              <w:rPr>
+                <w:sz w:val="22"/>
+              </w:rPr>
               <w:t xml:space="preserve"> </w:t>
             </w:r>
             <w:r>
               <w:rPr>
                 <w:bCs/>
                 <w:b/>
+                <w:sz w:val="22"/>
               </w:rPr>
               <w:t xml:space="preserve">AP03</w:t>
             </w:r>
             <w:r>
+              <w:rPr>
+                <w:sz w:val="22"/>
+              </w:rPr>
               <w:t xml:space="preserve">: 34,825.60 MB, 11,291 min, 181 sessions, 62.38 min avg</w:t>
             </w:r>
           </w:p>
@@ -4686,9 +6308,13 @@
           <w:p>
             <w:pPr>
               <w:pStyle w:val="Compact"/>
-              <w:jc w:val="left"/>
-            </w:pPr>
-            <w:r>
+              <w:spacing w:before="40" w:after="40"/>
+              <w:jc w:val="left"/>
+            </w:pPr>
+            <w:r>
+              <w:rPr>
+                <w:sz w:val="22"/>
+              </w:rPr>
               <w:t xml:space="preserve">Job 3: Canteen</w:t>
             </w:r>
           </w:p>
@@ -4698,11 +6324,13 @@
           <w:p>
             <w:pPr>
               <w:pStyle w:val="Compact"/>
+              <w:spacing w:before="40" w:after="40"/>
               <w:jc w:val="left"/>
             </w:pPr>
             <w:r>
               <w:rPr>
                 <w:rStyle w:val="VerbatimChar"/>
+                <w:sz w:val="22"/>
               </w:rPr>
               <w:t xml:space="preserve">Item</w:t>
             </w:r>
@@ -4713,9 +6341,13 @@
           <w:p>
             <w:pPr>
               <w:pStyle w:val="Compact"/>
-              <w:jc w:val="left"/>
-            </w:pPr>
-            <w:r>
+              <w:spacing w:before="40" w:after="40"/>
+              <w:jc w:val="left"/>
+            </w:pPr>
+            <w:r>
+              <w:rPr>
+                <w:sz w:val="22"/>
+              </w:rPr>
               <w:t xml:space="preserve">TotalQuantity, TotalRevenue</w:t>
             </w:r>
           </w:p>
@@ -4725,41 +6357,65 @@
           <w:p>
             <w:pPr>
               <w:pStyle w:val="Compact"/>
-              <w:jc w:val="left"/>
-            </w:pPr>
-            <w:r>
+              <w:spacing w:before="40" w:after="40"/>
+              <w:jc w:val="left"/>
+            </w:pPr>
+            <w:r>
+              <w:rPr>
+                <w:sz w:val="22"/>
+              </w:rPr>
               <w:t xml:space="preserve">Top revenue</w:t>
             </w:r>
             <w:r>
+              <w:rPr>
+                <w:sz w:val="22"/>
+              </w:rPr>
               <w:t xml:space="preserve"> </w:t>
             </w:r>
             <w:r>
               <w:rPr>
                 <w:bCs/>
                 <w:b/>
+                <w:sz w:val="22"/>
               </w:rPr>
               <w:t xml:space="preserve">Burger</w:t>
             </w:r>
             <w:r>
+              <w:rPr>
+                <w:sz w:val="22"/>
+              </w:rPr>
               <w:t xml:space="preserve"> </w:t>
             </w:r>
             <w:r>
-              <w:t xml:space="preserve">₹11,040 (92 units); top quantity</w:t>
-            </w:r>
-            <w:r>
+              <w:rPr>
+                <w:sz w:val="22"/>
+              </w:rPr>
+              <w:t xml:space="preserve">Rs. 11,040 (92 units); top quantity</w:t>
+            </w:r>
+            <w:r>
+              <w:rPr>
+                <w:sz w:val="22"/>
+              </w:rPr>
               <w:t xml:space="preserve"> </w:t>
             </w:r>
             <w:r>
               <w:rPr>
                 <w:bCs/>
                 <w:b/>
+                <w:sz w:val="22"/>
               </w:rPr>
               <w:t xml:space="preserve">Juice</w:t>
             </w:r>
             <w:r>
+              <w:rPr>
+                <w:sz w:val="22"/>
+              </w:rPr>
               <w:t xml:space="preserve"> </w:t>
             </w:r>
             <w:r>
+              <w:rPr>
+                <w:sz w:val="22"/>
+              </w:rPr>
               <w:t xml:space="preserve">(120)</w:t>
             </w:r>
           </w:p>
@@ -4771,9 +6427,13 @@
           <w:p>
             <w:pPr>
               <w:pStyle w:val="Compact"/>
-              <w:jc w:val="left"/>
-            </w:pPr>
-            <w:r>
+              <w:spacing w:before="40" w:after="40"/>
+              <w:jc w:val="left"/>
+            </w:pPr>
+            <w:r>
+              <w:rPr>
+                <w:sz w:val="22"/>
+              </w:rPr>
               <w:t xml:space="preserve">Job 4: Co-Purchase</w:t>
             </w:r>
           </w:p>
@@ -4783,9 +6443,13 @@
           <w:p>
             <w:pPr>
               <w:pStyle w:val="Compact"/>
-              <w:jc w:val="left"/>
-            </w:pPr>
-            <w:r>
+              <w:spacing w:before="40" w:after="40"/>
+              <w:jc w:val="left"/>
+            </w:pPr>
+            <w:r>
+              <w:rPr>
+                <w:sz w:val="22"/>
+              </w:rPr>
               <w:t xml:space="preserve">ItemA|ItemB (sorted)</w:t>
             </w:r>
           </w:p>
@@ -4795,9 +6459,13 @@
           <w:p>
             <w:pPr>
               <w:pStyle w:val="Compact"/>
-              <w:jc w:val="left"/>
-            </w:pPr>
-            <w:r>
+              <w:spacing w:before="40" w:after="40"/>
+              <w:jc w:val="left"/>
+            </w:pPr>
+            <w:r>
+              <w:rPr>
+                <w:sz w:val="22"/>
+              </w:rPr>
               <w:t xml:space="preserve">Number of transactions</w:t>
             </w:r>
           </w:p>
@@ -4807,25 +6475,39 @@
           <w:p>
             <w:pPr>
               <w:pStyle w:val="Compact"/>
-              <w:jc w:val="left"/>
-            </w:pPr>
-            <w:r>
+              <w:spacing w:before="40" w:after="40"/>
+              <w:jc w:val="left"/>
+            </w:pPr>
+            <w:r>
+              <w:rPr>
+                <w:sz w:val="22"/>
+              </w:rPr>
               <w:t xml:space="preserve">Top pair</w:t>
             </w:r>
             <w:r>
+              <w:rPr>
+                <w:sz w:val="22"/>
+              </w:rPr>
               <w:t xml:space="preserve"> </w:t>
             </w:r>
             <w:r>
               <w:rPr>
                 <w:bCs/>
                 <w:b/>
+                <w:sz w:val="22"/>
               </w:rPr>
               <w:t xml:space="preserve">Burger + Juice</w:t>
             </w:r>
             <w:r>
+              <w:rPr>
+                <w:sz w:val="22"/>
+              </w:rPr>
               <w:t xml:space="preserve"> </w:t>
             </w:r>
             <w:r>
+              <w:rPr>
+                <w:sz w:val="22"/>
+              </w:rPr>
               <w:t xml:space="preserve">= 42 transactions</w:t>
             </w:r>
           </w:p>
@@ -4837,9 +6519,13 @@
           <w:p>
             <w:pPr>
               <w:pStyle w:val="Compact"/>
-              <w:jc w:val="left"/>
-            </w:pPr>
-            <w:r>
+              <w:spacing w:before="40" w:after="40"/>
+              <w:jc w:val="left"/>
+            </w:pPr>
+            <w:r>
+              <w:rPr>
+                <w:sz w:val="22"/>
+              </w:rPr>
               <w:t xml:space="preserve">Job 5: Library</w:t>
             </w:r>
           </w:p>
@@ -4849,11 +6535,13 @@
           <w:p>
             <w:pPr>
               <w:pStyle w:val="Compact"/>
+              <w:spacing w:before="40" w:after="40"/>
               <w:jc w:val="left"/>
             </w:pPr>
             <w:r>
               <w:rPr>
                 <w:rStyle w:val="VerbatimChar"/>
+                <w:sz w:val="22"/>
               </w:rPr>
               <w:t xml:space="preserve">StudentID</w:t>
             </w:r>
@@ -4864,9 +6552,13 @@
           <w:p>
             <w:pPr>
               <w:pStyle w:val="Compact"/>
-              <w:jc w:val="left"/>
-            </w:pPr>
-            <w:r>
+              <w:spacing w:before="40" w:after="40"/>
+              <w:jc w:val="left"/>
+            </w:pPr>
+            <w:r>
+              <w:rPr>
+                <w:sz w:val="22"/>
+              </w:rPr>
               <w:t xml:space="preserve">AvgVisitMin, Ratio, ANOMALY flag</w:t>
             </w:r>
           </w:p>
@@ -4876,25 +6568,39 @@
           <w:p>
             <w:pPr>
               <w:pStyle w:val="Compact"/>
-              <w:jc w:val="left"/>
-            </w:pPr>
-            <w:r>
+              <w:spacing w:before="40" w:after="40"/>
+              <w:jc w:val="left"/>
+            </w:pPr>
+            <w:r>
+              <w:rPr>
+                <w:sz w:val="22"/>
+              </w:rPr>
               <w:t xml:space="preserve">Overall avg 92.10 min;</w:t>
             </w:r>
             <w:r>
+              <w:rPr>
+                <w:sz w:val="22"/>
+              </w:rPr>
               <w:t xml:space="preserve"> </w:t>
             </w:r>
             <w:r>
               <w:rPr>
                 <w:bCs/>
                 <w:b/>
+                <w:sz w:val="22"/>
               </w:rPr>
               <w:t xml:space="preserve">S107, S123, S131, S148</w:t>
             </w:r>
             <w:r>
+              <w:rPr>
+                <w:sz w:val="22"/>
+              </w:rPr>
               <w:t xml:space="preserve"> </w:t>
             </w:r>
             <w:r>
+              <w:rPr>
+                <w:sz w:val="22"/>
+              </w:rPr>
               <w:t xml:space="preserve">flagged</w:t>
             </w:r>
           </w:p>
@@ -4906,9 +6612,13 @@
           <w:p>
             <w:pPr>
               <w:pStyle w:val="Compact"/>
-              <w:jc w:val="left"/>
-            </w:pPr>
-            <w:r>
+              <w:spacing w:before="40" w:after="40"/>
+              <w:jc w:val="left"/>
+            </w:pPr>
+            <w:r>
+              <w:rPr>
+                <w:sz w:val="22"/>
+              </w:rPr>
               <w:t xml:space="preserve">Job 6: Transport</w:t>
             </w:r>
           </w:p>
@@ -4918,11 +6628,13 @@
           <w:p>
             <w:pPr>
               <w:pStyle w:val="Compact"/>
+              <w:spacing w:before="40" w:after="40"/>
               <w:jc w:val="left"/>
             </w:pPr>
             <w:r>
               <w:rPr>
                 <w:rStyle w:val="VerbatimChar"/>
+                <w:sz w:val="22"/>
               </w:rPr>
               <w:t xml:space="preserve">RouteID-HH</w:t>
             </w:r>
@@ -4933,9 +6645,13 @@
           <w:p>
             <w:pPr>
               <w:pStyle w:val="Compact"/>
-              <w:jc w:val="left"/>
-            </w:pPr>
-            <w:r>
+              <w:spacing w:before="40" w:after="40"/>
+              <w:jc w:val="left"/>
+            </w:pPr>
+            <w:r>
+              <w:rPr>
+                <w:sz w:val="22"/>
+              </w:rPr>
               <w:t xml:space="preserve">AvgSpeedKmph, Status</w:t>
             </w:r>
           </w:p>
@@ -4945,25 +6661,39 @@
           <w:p>
             <w:pPr>
               <w:pStyle w:val="Compact"/>
-              <w:jc w:val="left"/>
-            </w:pPr>
-            <w:r>
+              <w:spacing w:before="40" w:after="40"/>
+              <w:jc w:val="left"/>
+            </w:pPr>
+            <w:r>
+              <w:rPr>
+                <w:sz w:val="22"/>
+              </w:rPr>
               <w:t xml:space="preserve">14 / 70 route-hours congested; worst</w:t>
             </w:r>
             <w:r>
+              <w:rPr>
+                <w:sz w:val="22"/>
+              </w:rPr>
               <w:t xml:space="preserve"> </w:t>
             </w:r>
             <w:r>
               <w:rPr>
                 <w:bCs/>
                 <w:b/>
+                <w:sz w:val="22"/>
               </w:rPr>
               <w:t xml:space="preserve">R04-08</w:t>
             </w:r>
             <w:r>
+              <w:rPr>
+                <w:sz w:val="22"/>
+              </w:rPr>
               <w:t xml:space="preserve"> </w:t>
             </w:r>
             <w:r>
+              <w:rPr>
+                <w:sz w:val="22"/>
+              </w:rPr>
               <w:t xml:space="preserve">= 13.08 km/h</w:t>
             </w:r>
           </w:p>
@@ -5376,7 +7106,7 @@
         <w:rPr>
           <w:rStyle w:val="VerbatimChar"/>
         </w:rPr>
-        <w:t xml:space="preserve">TransactionID → Item</w:t>
+        <w:t xml:space="preserve">TransactionID -&gt; Item</w:t>
       </w:r>
       <w:r>
         <w:t xml:space="preserve">, so all items of one basket meet in one reducer</w:t>
@@ -5447,7 +7177,7 @@
         <w:t xml:space="preserve">i &lt; j</w:t>
       </w:r>
       <w:r>
-        <w:t xml:space="preserve">. For n items this gives n(n−1)/2 pairs, each emitted as</w:t>
+        <w:t xml:space="preserve">. For n items this gives n(n-1)/2 pairs, each emitted as</w:t>
       </w:r>
       <w:r>
         <w:t xml:space="preserve"> </w:t>
@@ -5456,7 +7186,7 @@
         <w:rPr>
           <w:rStyle w:val="VerbatimChar"/>
         </w:rPr>
-        <w:t xml:space="preserve">A|B → 1</w:t>
+        <w:t xml:space="preserve">A|B -&gt; 1</w:t>
       </w:r>
       <w:r>
         <w:t xml:space="preserve">. Stage 2 adds up the</w:t>
@@ -5559,7 +7289,7 @@
         <w:t xml:space="preserve"> </w:t>
       </w:r>
       <w:r>
-        <w:t xml:space="preserve">(StudentID → duration,1): reducer outputs</w:t>
+        <w:t xml:space="preserve">(StudentID -&gt; duration,1): reducer outputs</w:t>
       </w:r>
       <w:r>
         <w:t xml:space="preserve"> </w:t>
@@ -5568,7 +7298,7 @@
         <w:rPr>
           <w:rStyle w:val="VerbatimChar"/>
         </w:rPr>
-        <w:t xml:space="preserve">StudentID → total_min, visits</w:t>
+        <w:t xml:space="preserve">StudentID -&gt; total_min, visits</w:t>
       </w:r>
       <w:r>
         <w:t xml:space="preserve">.</w:t>
@@ -5617,7 +7347,7 @@
         <w:rPr>
           <w:rStyle w:val="VerbatimChar"/>
         </w:rPr>
-        <w:t xml:space="preserve">OverallAvg = Σtotal ÷ Σvisits</w:t>
+        <w:t xml:space="preserve">OverallAvg = sum(total) / sum(visits)</w:t>
       </w:r>
       <w:r>
         <w:t xml:space="preserve">. This is the</w:t>
@@ -6181,7 +7911,7 @@
         <w:t xml:space="preserve"> </w:t>
       </w:r>
       <w:r>
-        <w:t xml:space="preserve">better. Routes are few, so R ≤ number of routes is sensible.</w:t>
+        <w:t xml:space="preserve">better. Routes are few, so R at most the number of routes is sensible.</w:t>
       </w:r>
     </w:p>
     <w:p>
@@ -6347,7 +8077,7 @@
         <w:rPr>
           <w:rStyle w:val="VerbatimChar"/>
         </w:rPr>
-        <w:t xml:space="preserve">StudentID-Week → source:measure</w:t>
+        <w:t xml:space="preserve">StudentID-Week -&gt; source:measure</w:t>
       </w:r>
       <w:r>
         <w:t xml:space="preserve">, and a reducer-side join</w:t>
@@ -6406,6 +8136,14 @@
         <w:tblW w:type="pct" w:w="5000"/>
         <w:tblLook w:firstRow="1" w:lastRow="0" w:firstColumn="0" w:lastColumn="0" w:noHBand="0" w:noVBand="0" w:val="0020"/>
         <w:jc w:val="start"/>
+        <w:tblBorders>
+          <w:top w:val="single" w:sz="4" w:space="0" w:color="000000"/>
+          <w:left w:val="single" w:sz="4" w:space="0" w:color="000000"/>
+          <w:bottom w:val="single" w:sz="4" w:space="0" w:color="000000"/>
+          <w:right w:val="single" w:sz="4" w:space="0" w:color="000000"/>
+          <w:insideH w:val="single" w:sz="4" w:space="0" w:color="000000"/>
+          <w:insideV w:val="single" w:sz="4" w:space="0" w:color="000000"/>
+        </w:tblBorders>
       </w:tblPr>
       <w:tblGrid>
         <w:gridCol w:w="1980"/>
@@ -6420,9 +8158,14 @@
           <w:p>
             <w:pPr>
               <w:pStyle w:val="Compact"/>
-              <w:jc w:val="left"/>
-            </w:pPr>
-            <w:r>
+              <w:spacing w:before="40" w:after="40"/>
+              <w:jc w:val="left"/>
+            </w:pPr>
+            <w:r>
+              <w:rPr>
+                <w:b/>
+                <w:sz w:val="22"/>
+              </w:rPr>
               <w:t xml:space="preserve">Question</w:t>
             </w:r>
           </w:p>
@@ -6432,9 +8175,14 @@
           <w:p>
             <w:pPr>
               <w:pStyle w:val="Compact"/>
-              <w:jc w:val="left"/>
-            </w:pPr>
-            <w:r>
+              <w:spacing w:before="40" w:after="40"/>
+              <w:jc w:val="left"/>
+            </w:pPr>
+            <w:r>
+              <w:rPr>
+                <w:b/>
+                <w:sz w:val="22"/>
+              </w:rPr>
               <w:t xml:space="preserve">Answer</w:t>
             </w:r>
           </w:p>
@@ -6446,9 +8194,13 @@
           <w:p>
             <w:pPr>
               <w:pStyle w:val="Compact"/>
-              <w:jc w:val="left"/>
-            </w:pPr>
-            <w:r>
+              <w:spacing w:before="40" w:after="40"/>
+              <w:jc w:val="left"/>
+            </w:pPr>
+            <w:r>
+              <w:rPr>
+                <w:sz w:val="22"/>
+              </w:rPr>
               <w:t xml:space="preserve">Three major phases of MapReduce?</w:t>
             </w:r>
           </w:p>
@@ -6458,51 +8210,79 @@
           <w:p>
             <w:pPr>
               <w:pStyle w:val="Compact"/>
+              <w:spacing w:before="40" w:after="40"/>
               <w:jc w:val="left"/>
             </w:pPr>
             <w:r>
               <w:rPr>
                 <w:bCs/>
                 <w:b/>
+                <w:sz w:val="22"/>
               </w:rPr>
               <w:t xml:space="preserve">Map</w:t>
             </w:r>
             <w:r>
+              <w:rPr>
+                <w:sz w:val="22"/>
+              </w:rPr>
               <w:t xml:space="preserve"> </w:t>
             </w:r>
             <w:r>
-              <w:t xml:space="preserve">(records → key-value pairs),</w:t>
-            </w:r>
-            <w:r>
+              <w:rPr>
+                <w:sz w:val="22"/>
+              </w:rPr>
+              <w:t xml:space="preserve">(records -&gt; key-value pairs),</w:t>
+            </w:r>
+            <w:r>
+              <w:rPr>
+                <w:sz w:val="22"/>
+              </w:rPr>
               <w:t xml:space="preserve"> </w:t>
             </w:r>
             <w:r>
               <w:rPr>
                 <w:bCs/>
                 <w:b/>
+                <w:sz w:val="22"/>
               </w:rPr>
               <w:t xml:space="preserve">Shuffle &amp; Sort</w:t>
             </w:r>
             <w:r>
+              <w:rPr>
+                <w:sz w:val="22"/>
+              </w:rPr>
               <w:t xml:space="preserve"> </w:t>
             </w:r>
             <w:r>
+              <w:rPr>
+                <w:sz w:val="22"/>
+              </w:rPr>
               <w:t xml:space="preserve">(partition, transfer and sort by key, group values),</w:t>
             </w:r>
             <w:r>
+              <w:rPr>
+                <w:sz w:val="22"/>
+              </w:rPr>
               <w:t xml:space="preserve"> </w:t>
             </w:r>
             <w:r>
               <w:rPr>
                 <w:bCs/>
                 <w:b/>
+                <w:sz w:val="22"/>
               </w:rPr>
               <w:t xml:space="preserve">Reduce</w:t>
             </w:r>
             <w:r>
+              <w:rPr>
+                <w:sz w:val="22"/>
+              </w:rPr>
               <w:t xml:space="preserve"> </w:t>
             </w:r>
             <w:r>
+              <w:rPr>
+                <w:sz w:val="22"/>
+              </w:rPr>
               <w:t xml:space="preserve">(aggregate each key group).</w:t>
             </w:r>
           </w:p>
@@ -6514,9 +8294,13 @@
           <w:p>
             <w:pPr>
               <w:pStyle w:val="Compact"/>
-              <w:jc w:val="left"/>
-            </w:pPr>
-            <w:r>
+              <w:spacing w:before="40" w:after="40"/>
+              <w:jc w:val="left"/>
+            </w:pPr>
+            <w:r>
+              <w:rPr>
+                <w:sz w:val="22"/>
+              </w:rPr>
               <w:t xml:space="preserve">Mapper output vs Reducer output?</w:t>
             </w:r>
           </w:p>
@@ -6526,21 +8310,32 @@
           <w:p>
             <w:pPr>
               <w:pStyle w:val="Compact"/>
-              <w:jc w:val="left"/>
-            </w:pPr>
-            <w:r>
+              <w:spacing w:before="40" w:after="40"/>
+              <w:jc w:val="left"/>
+            </w:pPr>
+            <w:r>
+              <w:rPr>
+                <w:sz w:val="22"/>
+              </w:rPr>
               <w:t xml:space="preserve">Mapper output is intermediate, unsorted per record, written to local disk and shuffled. Reducer output is the final result per key, written to HDFS (</w:t>
             </w:r>
             <w:r>
               <w:rPr>
                 <w:rStyle w:val="VerbatimChar"/>
+                <w:sz w:val="22"/>
               </w:rPr>
               <w:t xml:space="preserve">part-*</w:t>
             </w:r>
             <w:r>
+              <w:rPr>
+                <w:sz w:val="22"/>
+              </w:rPr>
               <w:t xml:space="preserve"> </w:t>
             </w:r>
             <w:r>
+              <w:rPr>
+                <w:sz w:val="22"/>
+              </w:rPr>
               <w:t xml:space="preserve">files).</w:t>
             </w:r>
           </w:p>
@@ -6552,9 +8347,13 @@
           <w:p>
             <w:pPr>
               <w:pStyle w:val="Compact"/>
-              <w:jc w:val="left"/>
-            </w:pPr>
-            <w:r>
+              <w:spacing w:before="40" w:after="40"/>
+              <w:jc w:val="left"/>
+            </w:pPr>
+            <w:r>
+              <w:rPr>
+                <w:sz w:val="22"/>
+              </w:rPr>
               <w:t xml:space="preserve">Why sort Mapper output before the Reducer?</w:t>
             </w:r>
           </w:p>
@@ -6564,9 +8363,13 @@
           <w:p>
             <w:pPr>
               <w:pStyle w:val="Compact"/>
-              <w:jc w:val="left"/>
-            </w:pPr>
-            <w:r>
+              <w:spacing w:before="40" w:after="40"/>
+              <w:jc w:val="left"/>
+            </w:pPr>
+            <w:r>
+              <w:rPr>
+                <w:sz w:val="22"/>
+              </w:rPr>
               <w:t xml:space="preserve">So all values of a key arrive together and the reducer can process one key group at a time with a single pass and little memory. It also gives output sorted by key.</w:t>
             </w:r>
           </w:p>
@@ -6578,9 +8381,13 @@
           <w:p>
             <w:pPr>
               <w:pStyle w:val="Compact"/>
-              <w:jc w:val="left"/>
-            </w:pPr>
-            <w:r>
+              <w:spacing w:before="40" w:after="40"/>
+              <w:jc w:val="left"/>
+            </w:pPr>
+            <w:r>
+              <w:rPr>
+                <w:sz w:val="22"/>
+              </w:rPr>
               <w:t xml:space="preserve">What is a Combiner; when is it safe?</w:t>
             </w:r>
           </w:p>
@@ -6590,27 +8397,49 @@
           <w:p>
             <w:pPr>
               <w:pStyle w:val="Compact"/>
-              <w:jc w:val="left"/>
-            </w:pPr>
-            <w:r>
+              <w:spacing w:before="40" w:after="40"/>
+              <w:jc w:val="left"/>
+            </w:pPr>
+            <w:r>
+              <w:rPr>
+                <w:sz w:val="22"/>
+              </w:rPr>
               <w:t xml:space="preserve">A</w:t>
             </w:r>
             <w:r>
+              <w:rPr>
+                <w:sz w:val="22"/>
+              </w:rPr>
               <w:t xml:space="preserve"> </w:t>
             </w:r>
             <w:r>
+              <w:rPr>
+                <w:sz w:val="22"/>
+              </w:rPr>
               <w:t xml:space="preserve">“</w:t>
             </w:r>
             <w:r>
+              <w:rPr>
+                <w:sz w:val="22"/>
+              </w:rPr>
               <w:t xml:space="preserve">mini-reducer</w:t>
             </w:r>
             <w:r>
+              <w:rPr>
+                <w:sz w:val="22"/>
+              </w:rPr>
               <w:t xml:space="preserve">”</w:t>
             </w:r>
             <w:r>
+              <w:rPr>
+                <w:sz w:val="22"/>
+              </w:rPr>
               <w:t xml:space="preserve"> </w:t>
             </w:r>
             <w:r>
+              <w:rPr>
+                <w:sz w:val="22"/>
+              </w:rPr>
               <w:t xml:space="preserve">run on each mapper’s local output to reduce shuffle volume. Safe only for associative and commutative operations whose output matches the mapper’s output format. It may run 0, 1 or many times, so results must not depend on it.</w:t>
             </w:r>
           </w:p>
@@ -6622,9 +8451,13 @@
           <w:p>
             <w:pPr>
               <w:pStyle w:val="Compact"/>
-              <w:jc w:val="left"/>
-            </w:pPr>
-            <w:r>
+              <w:spacing w:before="40" w:after="40"/>
+              <w:jc w:val="left"/>
+            </w:pPr>
+            <w:r>
+              <w:rPr>
+                <w:sz w:val="22"/>
+              </w:rPr>
               <w:t xml:space="preserve">What is a Partitioner?</w:t>
             </w:r>
           </w:p>
@@ -6634,21 +8467,32 @@
           <w:p>
             <w:pPr>
               <w:pStyle w:val="Compact"/>
-              <w:jc w:val="left"/>
-            </w:pPr>
-            <w:r>
+              <w:spacing w:before="40" w:after="40"/>
+              <w:jc w:val="left"/>
+            </w:pPr>
+            <w:r>
+              <w:rPr>
+                <w:sz w:val="22"/>
+              </w:rPr>
               <w:t xml:space="preserve">It decides which reducer gets each key (default</w:t>
             </w:r>
             <w:r>
+              <w:rPr>
+                <w:sz w:val="22"/>
+              </w:rPr>
               <w:t xml:space="preserve"> </w:t>
             </w:r>
             <w:r>
               <w:rPr>
                 <w:rStyle w:val="VerbatimChar"/>
+                <w:sz w:val="22"/>
               </w:rPr>
               <w:t xml:space="preserve">hash(key) mod R</w:t>
             </w:r>
             <w:r>
+              <w:rPr>
+                <w:sz w:val="22"/>
+              </w:rPr>
               <w:t xml:space="preserve">). All records with the same key must go to the same reducer.</w:t>
             </w:r>
           </w:p>
@@ -6660,9 +8504,13 @@
           <w:p>
             <w:pPr>
               <w:pStyle w:val="Compact"/>
-              <w:jc w:val="left"/>
-            </w:pPr>
-            <w:r>
+              <w:spacing w:before="40" w:after="40"/>
+              <w:jc w:val="left"/>
+            </w:pPr>
+            <w:r>
+              <w:rPr>
+                <w:sz w:val="22"/>
+              </w:rPr>
               <w:t xml:space="preserve">Can a job have zero reducers?</w:t>
             </w:r>
           </w:p>
@@ -6672,18 +8520,26 @@
           <w:p>
             <w:pPr>
               <w:pStyle w:val="Compact"/>
-              <w:jc w:val="left"/>
-            </w:pPr>
-            <w:r>
+              <w:spacing w:before="40" w:after="40"/>
+              <w:jc w:val="left"/>
+            </w:pPr>
+            <w:r>
+              <w:rPr>
+                <w:sz w:val="22"/>
+              </w:rPr>
               <w:t xml:space="preserve">Yes (</w:t>
             </w:r>
             <w:r>
               <w:rPr>
                 <w:rStyle w:val="VerbatimChar"/>
+                <w:sz w:val="22"/>
               </w:rPr>
               <w:t xml:space="preserve">mapreduce.job.reduces=0</w:t>
             </w:r>
             <w:r>
+              <w:rPr>
+                <w:sz w:val="22"/>
+              </w:rPr>
               <w:t xml:space="preserve">). It is a map-only job, with no shuffle, and mapper output is written straight to HDFS. Useful for filtering and cleaning, e.g. Job 5’s filter could be map-only.</w:t>
             </w:r>
           </w:p>
@@ -6695,9 +8551,13 @@
           <w:p>
             <w:pPr>
               <w:pStyle w:val="Compact"/>
-              <w:jc w:val="left"/>
-            </w:pPr>
-            <w:r>
+              <w:spacing w:before="40" w:after="40"/>
+              <w:jc w:val="left"/>
+            </w:pPr>
+            <w:r>
+              <w:rPr>
+                <w:sz w:val="22"/>
+              </w:rPr>
               <w:t xml:space="preserve">Multiple reducers?</w:t>
             </w:r>
           </w:p>
@@ -6707,24 +8567,38 @@
           <w:p>
             <w:pPr>
               <w:pStyle w:val="Compact"/>
-              <w:jc w:val="left"/>
-            </w:pPr>
-            <w:r>
+              <w:spacing w:before="40" w:after="40"/>
+              <w:jc w:val="left"/>
+            </w:pPr>
+            <w:r>
+              <w:rPr>
+                <w:sz w:val="22"/>
+              </w:rPr>
               <w:t xml:space="preserve">Keys are split among them by the partitioner. Each produces its own sorted</w:t>
             </w:r>
             <w:r>
+              <w:rPr>
+                <w:sz w:val="22"/>
+              </w:rPr>
               <w:t xml:space="preserve"> </w:t>
             </w:r>
             <w:r>
               <w:rPr>
                 <w:rStyle w:val="VerbatimChar"/>
+                <w:sz w:val="22"/>
               </w:rPr>
               <w:t xml:space="preserve">part-r-0000N</w:t>
             </w:r>
             <w:r>
+              <w:rPr>
+                <w:sz w:val="22"/>
+              </w:rPr>
               <w:t xml:space="preserve"> </w:t>
             </w:r>
             <w:r>
+              <w:rPr>
+                <w:sz w:val="22"/>
+              </w:rPr>
               <w:t xml:space="preserve">file. Keys are not globally sorted across files, so top-N needs a final merge. I checked that 3 reducers give the same Job 1 result as 1.</w:t>
             </w:r>
           </w:p>
@@ -6736,9 +8610,13 @@
           <w:p>
             <w:pPr>
               <w:pStyle w:val="Compact"/>
-              <w:jc w:val="left"/>
-            </w:pPr>
-            <w:r>
+              <w:spacing w:before="40" w:after="40"/>
+              <w:jc w:val="left"/>
+            </w:pPr>
+            <w:r>
+              <w:rPr>
+                <w:sz w:val="22"/>
+              </w:rPr>
               <w:t xml:space="preserve">What is a composite key?</w:t>
             </w:r>
           </w:p>
@@ -6748,18 +8626,26 @@
           <w:p>
             <w:pPr>
               <w:pStyle w:val="Compact"/>
-              <w:jc w:val="left"/>
-            </w:pPr>
-            <w:r>
+              <w:spacing w:before="40" w:after="40"/>
+              <w:jc w:val="left"/>
+            </w:pPr>
+            <w:r>
+              <w:rPr>
+                <w:sz w:val="22"/>
+              </w:rPr>
               <w:t xml:space="preserve">A key made of several fields (e.g. </w:t>
             </w:r>
             <w:r>
               <w:rPr>
                 <w:rStyle w:val="VerbatimChar"/>
+                <w:sz w:val="22"/>
               </w:rPr>
               <w:t xml:space="preserve">RouteID-Hour</w:t>
             </w:r>
             <w:r>
+              <w:rPr>
+                <w:sz w:val="22"/>
+              </w:rPr>
               <w:t xml:space="preserve">) to group at a finer level. It is also used in secondary sort, where only part of it is used for partitioning and grouping.</w:t>
             </w:r>
           </w:p>
@@ -6771,9 +8657,13 @@
           <w:p>
             <w:pPr>
               <w:pStyle w:val="Compact"/>
-              <w:jc w:val="left"/>
-            </w:pPr>
-            <w:r>
+              <w:spacing w:before="40" w:after="40"/>
+              <w:jc w:val="left"/>
+            </w:pPr>
+            <w:r>
+              <w:rPr>
+                <w:sz w:val="22"/>
+              </w:rPr>
               <w:t xml:space="preserve">Handling duplicate records?</w:t>
             </w:r>
           </w:p>
@@ -6783,21 +8673,32 @@
           <w:p>
             <w:pPr>
               <w:pStyle w:val="Compact"/>
-              <w:jc w:val="left"/>
-            </w:pPr>
-            <w:r>
+              <w:spacing w:before="40" w:after="40"/>
+              <w:jc w:val="left"/>
+            </w:pPr>
+            <w:r>
+              <w:rPr>
+                <w:sz w:val="22"/>
+              </w:rPr>
               <w:t xml:space="preserve">Emit a unique record ID (e.g. </w:t>
             </w:r>
             <w:r>
               <w:rPr>
                 <w:rStyle w:val="VerbatimChar"/>
+                <w:sz w:val="22"/>
               </w:rPr>
               <w:t xml:space="preserve">TransactionID+Item</w:t>
             </w:r>
             <w:r>
+              <w:rPr>
+                <w:sz w:val="22"/>
+              </w:rPr>
               <w:t xml:space="preserve"> </w:t>
             </w:r>
             <w:r>
+              <w:rPr>
+                <w:sz w:val="22"/>
+              </w:rPr>
               <w:t xml:space="preserve">or a hash of the line) as the key, and let the reducer keep one value per key. Within a group, use a set (as in Job 4).</w:t>
             </w:r>
           </w:p>
@@ -6809,9 +8710,13 @@
           <w:p>
             <w:pPr>
               <w:pStyle w:val="Compact"/>
-              <w:jc w:val="left"/>
-            </w:pPr>
-            <w:r>
+              <w:spacing w:before="40" w:after="40"/>
+              <w:jc w:val="left"/>
+            </w:pPr>
+            <w:r>
+              <w:rPr>
+                <w:sz w:val="22"/>
+              </w:rPr>
               <w:t xml:space="preserve">Why multiple jobs?</w:t>
             </w:r>
           </w:p>
@@ -6821,9 +8726,13 @@
           <w:p>
             <w:pPr>
               <w:pStyle w:val="Compact"/>
-              <w:jc w:val="left"/>
-            </w:pPr>
-            <w:r>
+              <w:spacing w:before="40" w:after="40"/>
+              <w:jc w:val="left"/>
+            </w:pPr>
+            <w:r>
+              <w:rPr>
+                <w:sz w:val="22"/>
+              </w:rPr>
               <w:t xml:space="preserve">One job has one grouping. Tasks that need two different groupings (Job 4) or a global value before filtering (Job 5) need chained jobs.</w:t>
             </w:r>
           </w:p>
@@ -6835,9 +8744,13 @@
           <w:p>
             <w:pPr>
               <w:pStyle w:val="Compact"/>
-              <w:jc w:val="left"/>
-            </w:pPr>
-            <w:r>
+              <w:spacing w:before="40" w:after="40"/>
+              <w:jc w:val="left"/>
+            </w:pPr>
+            <w:r>
+              <w:rPr>
+                <w:sz w:val="22"/>
+              </w:rPr>
               <w:t xml:space="preserve">What is data locality?</w:t>
             </w:r>
           </w:p>
@@ -6847,9 +8760,13 @@
           <w:p>
             <w:pPr>
               <w:pStyle w:val="Compact"/>
-              <w:jc w:val="left"/>
-            </w:pPr>
-            <w:r>
+              <w:spacing w:before="40" w:after="40"/>
+              <w:jc w:val="left"/>
+            </w:pPr>
+            <w:r>
+              <w:rPr>
+                <w:sz w:val="22"/>
+              </w:rPr>
               <w:t xml:space="preserve">Running map tasks on the node that already holds the HDFS block, so the program moves to the data instead of the data moving over the network.</w:t>
             </w:r>
           </w:p>
@@ -6861,9 +8778,13 @@
           <w:p>
             <w:pPr>
               <w:pStyle w:val="Compact"/>
-              <w:jc w:val="left"/>
-            </w:pPr>
-            <w:r>
+              <w:spacing w:before="40" w:after="40"/>
+              <w:jc w:val="left"/>
+            </w:pPr>
+            <w:r>
+              <w:rPr>
+                <w:sz w:val="22"/>
+              </w:rPr>
               <w:t xml:space="preserve">Effect of a very large key group?</w:t>
             </w:r>
           </w:p>
@@ -6873,9 +8794,13 @@
           <w:p>
             <w:pPr>
               <w:pStyle w:val="Compact"/>
-              <w:jc w:val="left"/>
-            </w:pPr>
-            <w:r>
+              <w:spacing w:before="40" w:after="40"/>
+              <w:jc w:val="left"/>
+            </w:pPr>
+            <w:r>
+              <w:rPr>
+                <w:sz w:val="22"/>
+              </w:rPr>
               <w:t xml:space="preserve">One reducer gets overloaded: straggler, spills, possible out-of-memory, longer job time (see Q11).</w:t>
             </w:r>
           </w:p>
@@ -6887,9 +8812,13 @@
           <w:p>
             <w:pPr>
               <w:pStyle w:val="Compact"/>
-              <w:jc w:val="left"/>
-            </w:pPr>
-            <w:r>
+              <w:spacing w:before="40" w:after="40"/>
+              <w:jc w:val="left"/>
+            </w:pPr>
+            <w:r>
+              <w:rPr>
+                <w:sz w:val="22"/>
+              </w:rPr>
               <w:t xml:space="preserve">Reducing network traffic in the shuffle?</w:t>
             </w:r>
           </w:p>
@@ -6899,18 +8828,26 @@
           <w:p>
             <w:pPr>
               <w:pStyle w:val="Compact"/>
-              <w:jc w:val="left"/>
-            </w:pPr>
-            <w:r>
+              <w:spacing w:before="40" w:after="40"/>
+              <w:jc w:val="left"/>
+            </w:pPr>
+            <w:r>
+              <w:rPr>
+                <w:sz w:val="22"/>
+              </w:rPr>
               <w:t xml:space="preserve">Combiners or in-mapper combining, compact keys and values, map-output compression (</w:t>
             </w:r>
             <w:r>
               <w:rPr>
                 <w:rStyle w:val="VerbatimChar"/>
+                <w:sz w:val="22"/>
               </w:rPr>
               <w:t xml:space="preserve">mapreduce.map.output.compress=true</w:t>
             </w:r>
             <w:r>
+              <w:rPr>
+                <w:sz w:val="22"/>
+              </w:rPr>
               <w:t xml:space="preserve">), filtering and projecting early in the mapper.</w:t>
             </w:r>
           </w:p>
@@ -6922,9 +8859,13 @@
           <w:p>
             <w:pPr>
               <w:pStyle w:val="Compact"/>
-              <w:jc w:val="left"/>
-            </w:pPr>
-            <w:r>
+              <w:spacing w:before="40" w:after="40"/>
+              <w:jc w:val="left"/>
+            </w:pPr>
+            <w:r>
+              <w:rPr>
+                <w:sz w:val="22"/>
+              </w:rPr>
               <w:t xml:space="preserve">Testing a Mapper independently?</w:t>
             </w:r>
           </w:p>
@@ -6934,63 +8875,101 @@
           <w:p>
             <w:pPr>
               <w:pStyle w:val="Compact"/>
-              <w:jc w:val="left"/>
-            </w:pPr>
-            <w:r>
+              <w:spacing w:before="40" w:after="40"/>
+              <w:jc w:val="left"/>
+            </w:pPr>
+            <w:r>
+              <w:rPr>
+                <w:sz w:val="22"/>
+              </w:rPr>
               <w:t xml:space="preserve">Pipe sample lines into it, e.g. </w:t>
             </w:r>
             <w:r>
               <w:rPr>
                 <w:rStyle w:val="VerbatimChar"/>
+                <w:sz w:val="22"/>
               </w:rPr>
               <w:t xml:space="preserve">cat data/wifi_logs.csv</w:t>
             </w:r>
             <w:r>
+              <w:rPr>
+                <w:sz w:val="22"/>
+              </w:rPr>
               <w:t xml:space="preserve"> </w:t>
             </w:r>
             <w:r>
+              <w:rPr>
+                <w:sz w:val="22"/>
+              </w:rPr>
               <w:t xml:space="preserve">piped to</w:t>
             </w:r>
             <w:r>
+              <w:rPr>
+                <w:sz w:val="22"/>
+              </w:rPr>
               <w:t xml:space="preserve"> </w:t>
             </w:r>
             <w:r>
               <w:rPr>
                 <w:rStyle w:val="VerbatimChar"/>
+                <w:sz w:val="22"/>
               </w:rPr>
               <w:t xml:space="preserve">python3 src/job1_wifi_mapper.py</w:t>
             </w:r>
             <w:r>
+              <w:rPr>
+                <w:sz w:val="22"/>
+              </w:rPr>
               <w:t xml:space="preserve">. Check the key-value lines, including malformed inputs. Then add</w:t>
             </w:r>
             <w:r>
+              <w:rPr>
+                <w:sz w:val="22"/>
+              </w:rPr>
               <w:t xml:space="preserve"> </w:t>
             </w:r>
             <w:r>
               <w:rPr>
                 <w:rStyle w:val="VerbatimChar"/>
+                <w:sz w:val="22"/>
               </w:rPr>
               <w:t xml:space="preserve">sort</w:t>
             </w:r>
             <w:r>
+              <w:rPr>
+                <w:sz w:val="22"/>
+              </w:rPr>
               <w:t xml:space="preserve"> </w:t>
             </w:r>
             <w:r>
+              <w:rPr>
+                <w:sz w:val="22"/>
+              </w:rPr>
               <w:t xml:space="preserve">and the reducer to simulate the full job.</w:t>
             </w:r>
             <w:r>
+              <w:rPr>
+                <w:sz w:val="22"/>
+              </w:rPr>
               <w:t xml:space="preserve"> </w:t>
             </w:r>
             <w:r>
               <w:rPr>
                 <w:rStyle w:val="VerbatimChar"/>
+                <w:sz w:val="22"/>
               </w:rPr>
               <w:t xml:space="preserve">verify.py</w:t>
             </w:r>
             <w:r>
+              <w:rPr>
+                <w:sz w:val="22"/>
+              </w:rPr>
               <w:t xml:space="preserve"> </w:t>
             </w:r>
             <w:r>
+              <w:rPr>
+                <w:sz w:val="22"/>
+              </w:rPr>
               <w:t xml:space="preserve">checks the end results.</w:t>
             </w:r>
           </w:p>
@@ -7002,9 +8981,13 @@
           <w:p>
             <w:pPr>
               <w:pStyle w:val="Compact"/>
-              <w:jc w:val="left"/>
-            </w:pPr>
-            <w:r>
+              <w:spacing w:before="40" w:after="40"/>
+              <w:jc w:val="left"/>
+            </w:pPr>
+            <w:r>
+              <w:rPr>
+                <w:sz w:val="22"/>
+              </w:rPr>
               <w:t xml:space="preserve">Scaling to millions of records?</w:t>
             </w:r>
           </w:p>
@@ -7014,9 +8997,13 @@
           <w:p>
             <w:pPr>
               <w:pStyle w:val="Compact"/>
-              <w:jc w:val="left"/>
-            </w:pPr>
-            <w:r>
+              <w:spacing w:before="40" w:after="40"/>
+              <w:jc w:val="left"/>
+            </w:pPr>
+            <w:r>
+              <w:rPr>
+                <w:sz w:val="22"/>
+              </w:rPr>
               <w:t xml:space="preserve">Store input in HDFS (splittable, possibly compressed) and run on the cluster with more mappers and reducers. Use combiners, a balanced partitioner and key salting for skew. Stream values in reducers and keep no large lists. Use map-output compression. The Python code needs no change.</w:t>
             </w:r>
           </w:p>
@@ -7039,6 +9026,14 @@
         <w:tblW w:type="pct" w:w="5000"/>
         <w:tblLook w:firstRow="1" w:lastRow="0" w:firstColumn="0" w:lastColumn="0" w:noHBand="0" w:noVBand="0" w:val="0020"/>
         <w:jc w:val="start"/>
+        <w:tblBorders>
+          <w:top w:val="single" w:sz="4" w:space="0" w:color="000000"/>
+          <w:left w:val="single" w:sz="4" w:space="0" w:color="000000"/>
+          <w:bottom w:val="single" w:sz="4" w:space="0" w:color="000000"/>
+          <w:right w:val="single" w:sz="4" w:space="0" w:color="000000"/>
+          <w:insideH w:val="single" w:sz="4" w:space="0" w:color="000000"/>
+          <w:insideV w:val="single" w:sz="4" w:space="0" w:color="000000"/>
+        </w:tblBorders>
       </w:tblPr>
       <w:tblGrid>
         <w:gridCol w:w="1980"/>
@@ -7053,9 +9048,14 @@
           <w:p>
             <w:pPr>
               <w:pStyle w:val="Compact"/>
-              <w:jc w:val="left"/>
-            </w:pPr>
-            <w:r>
+              <w:spacing w:before="40" w:after="40"/>
+              <w:jc w:val="left"/>
+            </w:pPr>
+            <w:r>
+              <w:rPr>
+                <w:b/>
+                <w:sz w:val="22"/>
+              </w:rPr>
               <w:t xml:space="preserve">Challenge</w:t>
             </w:r>
           </w:p>
@@ -7065,9 +9065,14 @@
           <w:p>
             <w:pPr>
               <w:pStyle w:val="Compact"/>
-              <w:jc w:val="left"/>
-            </w:pPr>
-            <w:r>
+              <w:spacing w:before="40" w:after="40"/>
+              <w:jc w:val="left"/>
+            </w:pPr>
+            <w:r>
+              <w:rPr>
+                <w:b/>
+                <w:sz w:val="22"/>
+              </w:rPr>
               <w:t xml:space="preserve">Status / evidence</w:t>
             </w:r>
           </w:p>
@@ -7079,9 +9084,13 @@
           <w:p>
             <w:pPr>
               <w:pStyle w:val="Compact"/>
-              <w:jc w:val="left"/>
-            </w:pPr>
-            <w:r>
+              <w:spacing w:before="40" w:after="40"/>
+              <w:jc w:val="left"/>
+            </w:pPr>
+            <w:r>
+              <w:rPr>
+                <w:sz w:val="22"/>
+              </w:rPr>
               <w:t xml:space="preserve">Combiner for the Wi-Fi job</w:t>
             </w:r>
           </w:p>
@@ -7091,15 +9100,20 @@
           <w:p>
             <w:pPr>
               <w:pStyle w:val="Compact"/>
+              <w:spacing w:before="40" w:after="40"/>
               <w:jc w:val="left"/>
             </w:pPr>
             <w:r>
               <w:rPr>
                 <w:rStyle w:val="VerbatimChar"/>
+                <w:sz w:val="22"/>
               </w:rPr>
               <w:t xml:space="preserve">src/job1_wifi_combiner.py</w:t>
             </w:r>
             <w:r>
+              <w:rPr>
+                <w:sz w:val="22"/>
+              </w:rPr>
               <w:t xml:space="preserve">, used for Jobs 1-3, 4-s2, 5, 6.</w:t>
             </w:r>
           </w:p>
@@ -7111,9 +9125,13 @@
           <w:p>
             <w:pPr>
               <w:pStyle w:val="Compact"/>
-              <w:jc w:val="left"/>
-            </w:pPr>
-            <w:r>
+              <w:spacing w:before="40" w:after="40"/>
+              <w:jc w:val="left"/>
+            </w:pPr>
+            <w:r>
+              <w:rPr>
+                <w:sz w:val="22"/>
+              </w:rPr>
               <w:t xml:space="preserve">Top three hours instead of all</w:t>
             </w:r>
           </w:p>
@@ -7123,33 +9141,51 @@
           <w:p>
             <w:pPr>
               <w:pStyle w:val="Compact"/>
+              <w:spacing w:before="40" w:after="40"/>
               <w:jc w:val="left"/>
             </w:pPr>
             <w:r>
               <w:rPr>
                 <w:rStyle w:val="VerbatimChar"/>
+                <w:sz w:val="22"/>
               </w:rPr>
               <w:t xml:space="preserve">scripts/top_n.py</w:t>
             </w:r>
             <w:r>
+              <w:rPr>
+                <w:sz w:val="22"/>
+              </w:rPr>
               <w:t xml:space="preserve"> </w:t>
             </w:r>
             <w:r>
-              <w:t xml:space="preserve">→</w:t>
-            </w:r>
-            <w:r>
+              <w:rPr>
+                <w:sz w:val="22"/>
+              </w:rPr>
+              <w:t xml:space="preserve">-&gt;</w:t>
+            </w:r>
+            <w:r>
+              <w:rPr>
+                <w:sz w:val="22"/>
+              </w:rPr>
               <w:t xml:space="preserve"> </w:t>
             </w:r>
             <w:r>
               <w:rPr>
                 <w:rStyle w:val="VerbatimChar"/>
+                <w:sz w:val="22"/>
               </w:rPr>
               <w:t xml:space="preserve">output/job1_top3_hours.txt</w:t>
             </w:r>
             <w:r>
+              <w:rPr>
+                <w:sz w:val="22"/>
+              </w:rPr>
               <w:t xml:space="preserve"> </w:t>
             </w:r>
             <w:r>
+              <w:rPr>
+                <w:sz w:val="22"/>
+              </w:rPr>
               <w:t xml:space="preserve">(section 4).</w:t>
             </w:r>
           </w:p>
@@ -7161,9 +9197,13 @@
           <w:p>
             <w:pPr>
               <w:pStyle w:val="Compact"/>
-              <w:jc w:val="left"/>
-            </w:pPr>
-            <w:r>
+              <w:spacing w:before="40" w:after="40"/>
+              <w:jc w:val="left"/>
+            </w:pPr>
+            <w:r>
+              <w:rPr>
+                <w:sz w:val="22"/>
+              </w:rPr>
               <w:t xml:space="preserve">Custom partitioner for transport</w:t>
             </w:r>
           </w:p>
@@ -7173,33 +9213,51 @@
           <w:p>
             <w:pPr>
               <w:pStyle w:val="Compact"/>
+              <w:spacing w:before="40" w:after="40"/>
               <w:jc w:val="left"/>
             </w:pPr>
             <w:r>
               <w:rPr>
                 <w:rStyle w:val="VerbatimChar"/>
+                <w:sz w:val="22"/>
               </w:rPr>
               <w:t xml:space="preserve">KeyFieldBasedPartitioner</w:t>
             </w:r>
             <w:r>
+              <w:rPr>
+                <w:sz w:val="22"/>
+              </w:rPr>
               <w:t xml:space="preserve"> </w:t>
             </w:r>
             <w:r>
+              <w:rPr>
+                <w:sz w:val="22"/>
+              </w:rPr>
               <w:t xml:space="preserve">on RouteID in</w:t>
             </w:r>
             <w:r>
+              <w:rPr>
+                <w:sz w:val="22"/>
+              </w:rPr>
               <w:t xml:space="preserve"> </w:t>
             </w:r>
             <w:r>
               <w:rPr>
                 <w:rStyle w:val="VerbatimChar"/>
+                <w:sz w:val="22"/>
               </w:rPr>
               <w:t xml:space="preserve">run_hadoop.sh</w:t>
             </w:r>
             <w:r>
+              <w:rPr>
+                <w:sz w:val="22"/>
+              </w:rPr>
               <w:t xml:space="preserve"> </w:t>
             </w:r>
             <w:r>
+              <w:rPr>
+                <w:sz w:val="22"/>
+              </w:rPr>
               <w:t xml:space="preserve">(Q13).</w:t>
             </w:r>
           </w:p>
@@ -7211,9 +9269,13 @@
           <w:p>
             <w:pPr>
               <w:pStyle w:val="Compact"/>
-              <w:jc w:val="left"/>
-            </w:pPr>
-            <w:r>
+              <w:spacing w:before="40" w:after="40"/>
+              <w:jc w:val="left"/>
+            </w:pPr>
+            <w:r>
+              <w:rPr>
+                <w:sz w:val="22"/>
+              </w:rPr>
               <w:t xml:space="preserve">Malformed records + rejected count</w:t>
             </w:r>
           </w:p>
@@ -7223,21 +9285,32 @@
           <w:p>
             <w:pPr>
               <w:pStyle w:val="Compact"/>
-              <w:jc w:val="left"/>
-            </w:pPr>
-            <w:r>
+              <w:spacing w:before="40" w:after="40"/>
+              <w:jc w:val="left"/>
+            </w:pPr>
+            <w:r>
+              <w:rPr>
+                <w:sz w:val="22"/>
+              </w:rPr>
               <w:t xml:space="preserve">2 / 2 / 2 / 1 rejected, Hadoop counters,</w:t>
             </w:r>
             <w:r>
+              <w:rPr>
+                <w:sz w:val="22"/>
+              </w:rPr>
               <w:t xml:space="preserve"> </w:t>
             </w:r>
             <w:r>
               <w:rPr>
                 <w:rStyle w:val="VerbatimChar"/>
+                <w:sz w:val="22"/>
               </w:rPr>
               <w:t xml:space="preserve">output/rejected_records.txt</w:t>
             </w:r>
             <w:r>
+              <w:rPr>
+                <w:sz w:val="22"/>
+              </w:rPr>
               <w:t xml:space="preserve">.</w:t>
             </w:r>
           </w:p>
@@ -7249,9 +9322,13 @@
           <w:p>
             <w:pPr>
               <w:pStyle w:val="Compact"/>
-              <w:jc w:val="left"/>
-            </w:pPr>
-            <w:r>
+              <w:spacing w:before="40" w:after="40"/>
+              <w:jc w:val="left"/>
+            </w:pPr>
+            <w:r>
+              <w:rPr>
+                <w:sz w:val="22"/>
+              </w:rPr>
               <w:t xml:space="preserve">With vs without combiner</w:t>
             </w:r>
           </w:p>
@@ -7261,26 +9338,40 @@
           <w:p>
             <w:pPr>
               <w:pStyle w:val="Compact"/>
-              <w:jc w:val="left"/>
-            </w:pPr>
-            <w:r>
-              <w:t xml:space="preserve">Over 4 simulated map tasks, Job 1 shuffles</w:t>
-            </w:r>
-            <w:r>
+              <w:spacing w:before="40" w:after="40"/>
+              <w:jc w:val="left"/>
+            </w:pPr>
+            <w:r>
+              <w:rPr>
+                <w:sz w:val="22"/>
+              </w:rPr>
+              <w:t xml:space="preserve">Over 4 simulated map tasks, Job 1 shuffles from</w:t>
+            </w:r>
+            <w:r>
+              <w:rPr>
+                <w:sz w:val="22"/>
+              </w:rPr>
               <w:t xml:space="preserve"> </w:t>
             </w:r>
             <w:r>
               <w:rPr>
                 <w:bCs/>
                 <w:b/>
-              </w:rPr>
-              <w:t xml:space="preserve">700 → 67</w:t>
-            </w:r>
-            <w:r>
+                <w:sz w:val="22"/>
+              </w:rPr>
+              <w:t xml:space="preserve">700 to 67</w:t>
+            </w:r>
+            <w:r>
+              <w:rPr>
+                <w:sz w:val="22"/>
+              </w:rPr>
               <w:t xml:space="preserve"> </w:t>
             </w:r>
             <w:r>
-              <w:t xml:space="preserve">records (−90%) with identical output. The combiner pre-adds each hour inside each map task, so only one record per (map task, hour) crosses the network.</w:t>
+              <w:rPr>
+                <w:sz w:val="22"/>
+              </w:rPr>
+              <w:t xml:space="preserve">records (90% fewer) with identical output. The combiner pre-adds each hour inside each map task, so only one record per (map task, hour) crosses the network.</w:t>
             </w:r>
           </w:p>
         </w:tc>
@@ -7291,9 +9382,13 @@
           <w:p>
             <w:pPr>
               <w:pStyle w:val="Compact"/>
-              <w:jc w:val="left"/>
-            </w:pPr>
-            <w:r>
+              <w:spacing w:before="40" w:after="40"/>
+              <w:jc w:val="left"/>
+            </w:pPr>
+            <w:r>
+              <w:rPr>
+                <w:sz w:val="22"/>
+              </w:rPr>
               <w:t xml:space="preserve">Multiple reducers</w:t>
             </w:r>
           </w:p>
@@ -7303,25 +9398,39 @@
           <w:p>
             <w:pPr>
               <w:pStyle w:val="Compact"/>
-              <w:jc w:val="left"/>
-            </w:pPr>
-            <w:r>
+              <w:spacing w:before="40" w:after="40"/>
+              <w:jc w:val="left"/>
+            </w:pPr>
+            <w:r>
+              <w:rPr>
+                <w:sz w:val="22"/>
+              </w:rPr>
               <w:t xml:space="preserve">Job 1 with 3 hash-partitioned reducers (23/19/22 keys) merges to output</w:t>
             </w:r>
             <w:r>
+              <w:rPr>
+                <w:sz w:val="22"/>
+              </w:rPr>
               <w:t xml:space="preserve"> </w:t>
             </w:r>
             <w:r>
               <w:rPr>
                 <w:bCs/>
                 <w:b/>
+                <w:sz w:val="22"/>
               </w:rPr>
               <w:t xml:space="preserve">identical</w:t>
             </w:r>
             <w:r>
+              <w:rPr>
+                <w:sz w:val="22"/>
+              </w:rPr>
               <w:t xml:space="preserve"> </w:t>
             </w:r>
             <w:r>
+              <w:rPr>
+                <w:sz w:val="22"/>
+              </w:rPr>
               <w:t xml:space="preserve">to 1 reducer.</w:t>
             </w:r>
           </w:p>
@@ -7389,13 +9498,37 @@
       </w:r>
     </w:p>
     <w:bookmarkEnd w:id="35"/>
-    <w:sectPr/>
+    <w:sectPr>
+      <w:footerReference w:type="default" r:id="rId9"/>
+      <w:pgMar w:left="1440" w:right="1440" w:top="1440" w:bottom="1440"/>
+    </w:sectPr>
   </w:body>
 </w:document>
 </file>
 
 <file path=word/comments.xml><?xml version="1.0" encoding="utf-8"?>
 <w:comments xmlns:w="http://schemas.openxmlformats.org/wordprocessingml/2006/main" xmlns:m="http://schemas.openxmlformats.org/officeDocument/2006/math" xmlns:r="http://schemas.openxmlformats.org/officeDocument/2006/relationships" xmlns:o="urn:schemas-microsoft-com:office:office" xmlns:v="urn:schemas-microsoft-com:vml" xmlns:w10="urn:schemas-microsoft-com:office:word" xmlns:a="http://schemas.openxmlformats.org/drawingml/2006/main" xmlns:pic="http://schemas.openxmlformats.org/drawingml/2006/picture" xmlns:wp="http://schemas.openxmlformats.org/drawingml/2006/wordprocessingDrawing"/>
+</file>
+
+<file path=word/footer1.xml><?xml version="1.0" encoding="utf-8"?>
+<w:ftr xmlns:m="http://schemas.openxmlformats.org/officeDocument/2006/math" xmlns:mc="http://schemas.openxmlformats.org/markup-compatibility/2006" xmlns:mo="http://schemas.microsoft.com/office/mac/office/2008/main" xmlns:mv="urn:schemas-microsoft-com:mac:vml" xmlns:o="urn:schemas-microsoft-com:office:office" xmlns:r="http://schemas.openxmlformats.org/officeDocument/2006/relationships" xmlns:v="urn:schemas-microsoft-com:vml" xmlns:w10="urn:schemas-microsoft-com:office:word" xmlns:w14="http://schemas.microsoft.com/office/word/2010/wordml" xmlns:w="http://schemas.openxmlformats.org/wordprocessingml/2006/main" xmlns:wne="http://schemas.microsoft.com/office/word/2006/wordml" xmlns:wp14="http://schemas.microsoft.com/office/word/2010/wordprocessingDrawing" xmlns:wp="http://schemas.openxmlformats.org/drawingml/2006/wordprocessingDrawing" xmlns:wpc="http://schemas.microsoft.com/office/word/2010/wordprocessingCanvas" xmlns:wpg="http://schemas.microsoft.com/office/word/2010/wordprocessingGroup" xmlns:wpi="http://schemas.microsoft.com/office/word/2010/wordprocessingInk" xmlns:wps="http://schemas.microsoft.com/office/word/2010/wordprocessingShape" mc:Ignorable="w14 wp14">
+  <w:p>
+    <w:pPr>
+      <w:pStyle w:val="Footer"/>
+      <w:jc w:val="center"/>
+    </w:pPr>
+    <w:r>
+      <w:rPr>
+        <w:rFonts w:ascii="Times New Roman" w:hAnsi="Times New Roman"/>
+        <w:color w:val="000000"/>
+        <w:sz w:val="22"/>
+      </w:rPr>
+      <w:fldChar w:fldCharType="begin"/>
+      <w:instrText xml:space="preserve">PAGE</w:instrText>
+      <w:fldChar w:fldCharType="end"/>
+    </w:r>
+  </w:p>
+</w:ftr>
 </file>
 
 <file path=word/footnotes.xml><?xml version="1.0" encoding="utf-8"?>
@@ -7506,7 +9639,7 @@
   <w:docDefaults>
     <w:rPrDefault>
       <w:rPr>
-        <w:rFonts w:asciiTheme="minorHAnsi" w:cstheme="minorBidi" w:eastAsiaTheme="minorHAnsi" w:hAnsiTheme="minorHAnsi"/>
+        <w:rFonts w:ascii="Times New Roman" w:hAnsi="Times New Roman" w:eastAsia="Times New Roman" w:cs="Times New Roman"/>
         <w:sz w:val="24"/>
         <w:szCs w:val="24"/>
         <w:lang w:bidi="ar-SA" w:eastAsia="en-US" w:val="en-US"/>
@@ -7522,21 +9655,41 @@
   <w:style w:default="1" w:styleId="Normal" w:type="paragraph">
     <w:name w:val="Normal"/>
     <w:qFormat/>
+    <w:rPr>
+      <w:rFonts w:ascii="Times New Roman" w:hAnsi="Times New Roman" w:eastAsia="Times New Roman" w:cs="Times New Roman"/>
+      <w:color w:val="000000"/>
+      <w:sz w:val="24"/>
+    </w:rPr>
   </w:style>
   <w:style w:styleId="BodyText" w:type="paragraph">
     <w:name w:val="Body Text"/>
     <w:basedOn w:val="Normal"/>
     <w:link w:val="BodyTextChar"/>
     <w:pPr>
-      <w:spacing w:after="180" w:before="180"/>
+      <w:spacing w:after="160" w:before="0"/>
+      <w:jc w:val="both"/>
     </w:pPr>
     <w:qFormat/>
+    <w:rPr>
+      <w:rFonts w:ascii="Times New Roman" w:hAnsi="Times New Roman" w:eastAsia="Times New Roman" w:cs="Times New Roman"/>
+      <w:color w:val="000000"/>
+      <w:sz w:val="24"/>
+    </w:rPr>
   </w:style>
   <w:style w:customStyle="1" w:styleId="FirstParagraph" w:type="paragraph">
     <w:name w:val="First Paragraph"/>
     <w:basedOn w:val="BodyText"/>
     <w:next w:val="BodyText"/>
     <w:qFormat/>
+    <w:pPr>
+      <w:spacing w:before="0" w:after="160"/>
+      <w:jc w:val="both"/>
+    </w:pPr>
+    <w:rPr>
+      <w:rFonts w:ascii="Times New Roman" w:hAnsi="Times New Roman" w:eastAsia="Times New Roman" w:cs="Times New Roman"/>
+      <w:color w:val="000000"/>
+      <w:sz w:val="24"/>
+    </w:rPr>
   </w:style>
   <w:style w:customStyle="1" w:styleId="Compact" w:type="paragraph">
     <w:name w:val="Compact"/>
@@ -7545,6 +9698,11 @@
     <w:pPr>
       <w:spacing w:after="36" w:before="36"/>
     </w:pPr>
+    <w:rPr>
+      <w:rFonts w:ascii="Times New Roman" w:hAnsi="Times New Roman" w:eastAsia="Times New Roman" w:cs="Times New Roman"/>
+      <w:color w:val="000000"/>
+      <w:sz w:val="22"/>
+    </w:rPr>
   </w:style>
   <w:style w:styleId="Title" w:type="paragraph">
     <w:name w:val="Title"/>
@@ -7554,15 +9712,15 @@
     <w:pPr>
       <w:keepNext/>
       <w:keepLines/>
-      <w:spacing w:after="240" w:before="480"/>
+      <w:spacing w:after="240" w:before="4000"/>
       <w:jc w:val="center"/>
     </w:pPr>
     <w:rPr>
-      <w:rFonts w:asciiTheme="majorHAnsi" w:cstheme="majorBidi" w:eastAsiaTheme="majorEastAsia" w:hAnsiTheme="majorHAnsi"/>
+      <w:rFonts w:ascii="Times New Roman" w:hAnsi="Times New Roman" w:eastAsia="Times New Roman" w:cs="Times New Roman"/>
       <w:b/>
       <w:bCs/>
-      <w:color w:themeColor="accent1" w:themeShade="B5" w:val="345A8A"/>
-      <w:sz w:val="36"/>
+      <w:color w:val="000000"/>
+      <w:sz w:val="40"/>
       <w:szCs w:val="36"/>
     </w:rPr>
   </w:style>
@@ -7574,10 +9732,14 @@
     <w:pPr>
       <w:keepNext/>
       <w:keepLines/>
-      <w:spacing w:after="240" w:before="240"/>
+      <w:spacing w:after="1200" w:before="240"/>
       <w:jc w:val="center"/>
     </w:pPr>
     <w:rPr>
+      <w:rFonts w:ascii="Times New Roman" w:hAnsi="Times New Roman" w:eastAsia="Times New Roman" w:cs="Times New Roman"/>
+      <w:b w:val="0"/>
+      <w:i w:val="0"/>
+      <w:color w:val="000000"/>
       <w:sz w:val="30"/>
       <w:szCs w:val="30"/>
     </w:rPr>
@@ -7589,8 +9751,14 @@
     <w:pPr>
       <w:keepNext/>
       <w:keepLines/>
+      <w:spacing w:before="0" w:after="80"/>
       <w:jc w:val="center"/>
     </w:pPr>
+    <w:rPr>
+      <w:rFonts w:ascii="Times New Roman" w:hAnsi="Times New Roman" w:eastAsia="Times New Roman" w:cs="Times New Roman"/>
+      <w:color w:val="000000"/>
+      <w:sz w:val="26"/>
+    </w:rPr>
   </w:style>
   <w:style w:styleId="Date" w:type="paragraph">
     <w:name w:val="Date"/>
@@ -7617,7 +9785,7 @@
       <w:sz w:val="20"/>
       <w:szCs w:val="20"/>
       <w:b/>
-      <w:color w:val="345A8A"/>
+      <w:color w:val="000000"/>
       &gt;
     </w:rPr>
   </w:style>
@@ -7657,10 +9825,10 @@
       <w:outlineLvl w:val="0"/>
     </w:pPr>
     <w:rPr>
-      <w:rFonts w:asciiTheme="majorHAnsi" w:cstheme="majorBidi" w:eastAsiaTheme="majorEastAsia" w:hAnsiTheme="majorHAnsi"/>
+      <w:rFonts w:ascii="Times New Roman" w:hAnsi="Times New Roman" w:eastAsia="Times New Roman" w:cs="Times New Roman"/>
       <w:b/>
       <w:bCs/>
-      <w:color w:themeColor="accent1" w:val="4F81BD"/>
+      <w:color w:val="000000"/>
       <w:sz w:val="32"/>
       <w:szCs w:val="32"/>
     </w:rPr>
@@ -7679,10 +9847,10 @@
       <w:outlineLvl w:val="1"/>
     </w:pPr>
     <w:rPr>
-      <w:rFonts w:asciiTheme="majorHAnsi" w:cstheme="majorBidi" w:eastAsiaTheme="majorEastAsia" w:hAnsiTheme="majorHAnsi"/>
+      <w:rFonts w:ascii="Times New Roman" w:hAnsi="Times New Roman" w:eastAsia="Times New Roman" w:cs="Times New Roman"/>
       <w:b/>
       <w:bCs/>
-      <w:color w:themeColor="accent1" w:val="4F81BD"/>
+      <w:color w:val="000000"/>
       <w:sz w:val="28"/>
       <w:szCs w:val="28"/>
     </w:rPr>
@@ -7701,10 +9869,10 @@
       <w:outlineLvl w:val="2"/>
     </w:pPr>
     <w:rPr>
-      <w:rFonts w:asciiTheme="majorHAnsi" w:cstheme="majorBidi" w:eastAsiaTheme="majorEastAsia" w:hAnsiTheme="majorHAnsi"/>
+      <w:rFonts w:ascii="Times New Roman" w:hAnsi="Times New Roman" w:eastAsia="Times New Roman" w:cs="Times New Roman"/>
       <w:b/>
       <w:bCs/>
-      <w:color w:themeColor="accent1" w:val="4F81BD"/>
+      <w:color w:val="000000"/>
       <w:sz w:val="24"/>
       <w:szCs w:val="24"/>
     </w:rPr>
@@ -7723,10 +9891,10 @@
       <w:outlineLvl w:val="3"/>
     </w:pPr>
     <w:rPr>
-      <w:rFonts w:asciiTheme="majorHAnsi" w:cstheme="majorBidi" w:eastAsiaTheme="majorEastAsia" w:hAnsiTheme="majorHAnsi"/>
+      <w:rFonts w:ascii="Times New Roman" w:hAnsi="Times New Roman" w:eastAsia="Times New Roman" w:cs="Times New Roman"/>
       <w:i/>
       <w:bCs/>
-      <w:color w:themeColor="accent1" w:val="4F81BD"/>
+      <w:color w:val="000000"/>
       <w:sz w:val="24"/>
       <w:szCs w:val="24"/>
     </w:rPr>
@@ -7745,9 +9913,9 @@
       <w:outlineLvl w:val="4"/>
     </w:pPr>
     <w:rPr>
-      <w:rFonts w:asciiTheme="majorHAnsi" w:cstheme="majorBidi" w:eastAsiaTheme="majorEastAsia" w:hAnsiTheme="majorHAnsi"/>
+      <w:rFonts w:ascii="Times New Roman" w:hAnsi="Times New Roman" w:eastAsia="Times New Roman" w:cs="Times New Roman"/>
       <w:iCs/>
-      <w:color w:themeColor="accent1" w:val="4F81BD"/>
+      <w:color w:val="000000"/>
       <w:sz w:val="24"/>
       <w:szCs w:val="24"/>
     </w:rPr>
@@ -7766,8 +9934,8 @@
       <w:outlineLvl w:val="5"/>
     </w:pPr>
     <w:rPr>
-      <w:rFonts w:asciiTheme="majorHAnsi" w:cstheme="majorBidi" w:eastAsiaTheme="majorEastAsia" w:hAnsiTheme="majorHAnsi"/>
-      <w:color w:themeColor="accent1" w:val="4F81BD"/>
+      <w:rFonts w:ascii="Times New Roman" w:hAnsi="Times New Roman" w:eastAsia="Times New Roman" w:cs="Times New Roman"/>
+      <w:color w:val="000000"/>
       <w:sz w:val="24"/>
       <w:szCs w:val="24"/>
     </w:rPr>
@@ -7786,8 +9954,8 @@
       <w:outlineLvl w:val="6"/>
     </w:pPr>
     <w:rPr>
-      <w:rFonts w:asciiTheme="majorHAnsi" w:cstheme="majorBidi" w:eastAsiaTheme="majorEastAsia" w:hAnsiTheme="majorHAnsi"/>
-      <w:color w:themeColor="accent1" w:val="4F81BD"/>
+      <w:rFonts w:ascii="Times New Roman" w:hAnsi="Times New Roman" w:eastAsia="Times New Roman" w:cs="Times New Roman"/>
+      <w:color w:val="000000"/>
       <w:sz w:val="24"/>
       <w:szCs w:val="24"/>
     </w:rPr>
@@ -7806,8 +9974,8 @@
       <w:outlineLvl w:val="7"/>
     </w:pPr>
     <w:rPr>
-      <w:rFonts w:asciiTheme="majorHAnsi" w:cstheme="majorBidi" w:eastAsiaTheme="majorEastAsia" w:hAnsiTheme="majorHAnsi"/>
-      <w:color w:themeColor="accent1" w:val="4F81BD"/>
+      <w:rFonts w:ascii="Times New Roman" w:hAnsi="Times New Roman" w:eastAsia="Times New Roman" w:cs="Times New Roman"/>
+      <w:color w:val="000000"/>
       <w:sz w:val="24"/>
       <w:szCs w:val="24"/>
     </w:rPr>
@@ -7826,8 +9994,8 @@
       <w:outlineLvl w:val="8"/>
     </w:pPr>
     <w:rPr>
-      <w:rFonts w:asciiTheme="majorHAnsi" w:cstheme="majorBidi" w:eastAsiaTheme="majorEastAsia" w:hAnsiTheme="majorHAnsi"/>
-      <w:color w:themeColor="accent1" w:val="4F81BD"/>
+      <w:rFonts w:ascii="Times New Roman" w:hAnsi="Times New Roman" w:eastAsia="Times New Roman" w:cs="Times New Roman"/>
+      <w:color w:val="000000"/>
       <w:sz w:val="24"/>
       <w:szCs w:val="24"/>
     </w:rPr>
@@ -7947,8 +10115,9 @@
     <w:name w:val="Verbatim Char"/>
     <w:basedOn w:val="BodyTextChar"/>
     <w:rPr>
-      <w:rFonts w:ascii="Consolas" w:hAnsi="Consolas"/>
-      <w:sz w:val="22"/>
+      <w:rFonts w:ascii="Times New Roman" w:hAnsi="Times New Roman" w:eastAsia="Times New Roman" w:cs="Times New Roman"/>
+      <w:color w:val="000000"/>
+      <w:sz w:val="24"/>
     </w:rPr>
   </w:style>
   <w:style w:customStyle="1" w:styleId="SectionNumber" w:type="character">
@@ -7966,7 +10135,9 @@
     <w:name w:val="Hyperlink"/>
     <w:basedOn w:val="BodyTextChar"/>
     <w:rPr>
-      <w:color w:themeColor="accent1" w:val="4F81BD"/>
+      <w:rFonts w:ascii="Times New Roman" w:hAnsi="Times New Roman" w:eastAsia="Times New Roman" w:cs="Times New Roman"/>
+      <w:color w:val="000000"/>
+      <w:sz w:val="24"/>
     </w:rPr>
   </w:style>
   <w:style w:styleId="TOCHeading" w:type="paragraph">
@@ -7981,10 +10152,10 @@
       <w:outlineLvl w:val="9"/>
     </w:pPr>
     <w:rPr>
-      <w:rFonts w:asciiTheme="majorHAnsi" w:cstheme="majorBidi" w:eastAsiaTheme="majorEastAsia" w:hAnsiTheme="majorHAnsi"/>
+      <w:rFonts w:ascii="Times New Roman" w:hAnsi="Times New Roman" w:eastAsia="Times New Roman" w:cs="Times New Roman"/>
       <w:b w:val="0"/>
       <w:bCs w:val="0"/>
-      <w:color w:themeColor="accent1" w:themeShade="BF" w:val="365F91"/>
+      <w:color w:val="000000"/>
     </w:rPr>
   </w:style>
   <w:style w:type="paragraph" w:customStyle="1" w:styleId="SourceCode">
@@ -7994,12 +10165,17 @@
     <w:pPr>
       <w:wordWrap w:val="off"/>
     </w:pPr>
+    <w:rPr>
+      <w:rFonts w:ascii="Times New Roman" w:hAnsi="Times New Roman" w:eastAsia="Times New Roman" w:cs="Times New Roman"/>
+      <w:color w:val="000000"/>
+      <w:sz w:val="24"/>
+    </w:rPr>
   </w:style>
   <w:style w:type="character" w:customStyle="1" w:styleId="KeywordTok">
     <w:name w:val="KeywordTok"/>
     <w:basedOn w:val="VerbatimChar"/>
     <w:rPr>
-      <w:color w:val="007020"/>
+      <w:color w:val="000000"/>
       <w:b/>
     </w:rPr>
   </w:style>
@@ -8007,77 +10183,77 @@
     <w:name w:val="DataTypeTok"/>
     <w:basedOn w:val="VerbatimChar"/>
     <w:rPr>
-      <w:color w:val="902000"/>
+      <w:color w:val="000000"/>
     </w:rPr>
   </w:style>
   <w:style w:type="character" w:customStyle="1" w:styleId="DecValTok">
     <w:name w:val="DecValTok"/>
     <w:basedOn w:val="VerbatimChar"/>
     <w:rPr>
-      <w:color w:val="40a070"/>
+      <w:color w:val="000000"/>
     </w:rPr>
   </w:style>
   <w:style w:type="character" w:customStyle="1" w:styleId="BaseNTok">
     <w:name w:val="BaseNTok"/>
     <w:basedOn w:val="VerbatimChar"/>
     <w:rPr>
-      <w:color w:val="40a070"/>
+      <w:color w:val="000000"/>
     </w:rPr>
   </w:style>
   <w:style w:type="character" w:customStyle="1" w:styleId="FloatTok">
     <w:name w:val="FloatTok"/>
     <w:basedOn w:val="VerbatimChar"/>
     <w:rPr>
-      <w:color w:val="40a070"/>
+      <w:color w:val="000000"/>
     </w:rPr>
   </w:style>
   <w:style w:type="character" w:customStyle="1" w:styleId="ConstantTok">
     <w:name w:val="ConstantTok"/>
     <w:basedOn w:val="VerbatimChar"/>
     <w:rPr>
-      <w:color w:val="880000"/>
+      <w:color w:val="000000"/>
     </w:rPr>
   </w:style>
   <w:style w:type="character" w:customStyle="1" w:styleId="CharTok">
     <w:name w:val="CharTok"/>
     <w:basedOn w:val="VerbatimChar"/>
     <w:rPr>
-      <w:color w:val="4070a0"/>
+      <w:color w:val="000000"/>
     </w:rPr>
   </w:style>
   <w:style w:type="character" w:customStyle="1" w:styleId="SpecialCharTok">
     <w:name w:val="SpecialCharTok"/>
     <w:basedOn w:val="VerbatimChar"/>
     <w:rPr>
-      <w:color w:val="4070a0"/>
+      <w:color w:val="000000"/>
     </w:rPr>
   </w:style>
   <w:style w:type="character" w:customStyle="1" w:styleId="StringTok">
     <w:name w:val="StringTok"/>
     <w:basedOn w:val="VerbatimChar"/>
     <w:rPr>
-      <w:color w:val="4070a0"/>
+      <w:color w:val="000000"/>
     </w:rPr>
   </w:style>
   <w:style w:type="character" w:customStyle="1" w:styleId="VerbatimStringTok">
     <w:name w:val="VerbatimStringTok"/>
     <w:basedOn w:val="VerbatimChar"/>
     <w:rPr>
-      <w:color w:val="4070a0"/>
+      <w:color w:val="000000"/>
     </w:rPr>
   </w:style>
   <w:style w:type="character" w:customStyle="1" w:styleId="SpecialStringTok">
     <w:name w:val="SpecialStringTok"/>
     <w:basedOn w:val="VerbatimChar"/>
     <w:rPr>
-      <w:color w:val="bb6688"/>
+      <w:color w:val="000000"/>
     </w:rPr>
   </w:style>
   <w:style w:type="character" w:customStyle="1" w:styleId="ImportTok">
     <w:name w:val="ImportTok"/>
     <w:basedOn w:val="VerbatimChar"/>
     <w:rPr>
-      <w:color w:val="008000"/>
+      <w:color w:val="000000"/>
       <w:b/>
     </w:rPr>
   </w:style>
@@ -8085,7 +10261,7 @@
     <w:name w:val="CommentTok"/>
     <w:basedOn w:val="VerbatimChar"/>
     <w:rPr>
-      <w:color w:val="60a0b0"/>
+      <w:color w:val="000000"/>
       <w:i/>
     </w:rPr>
   </w:style>
@@ -8093,7 +10269,7 @@
     <w:name w:val="DocumentationTok"/>
     <w:basedOn w:val="VerbatimChar"/>
     <w:rPr>
-      <w:color w:val="ba2121"/>
+      <w:color w:val="000000"/>
       <w:i/>
     </w:rPr>
   </w:style>
@@ -8101,7 +10277,7 @@
     <w:name w:val="AnnotationTok"/>
     <w:basedOn w:val="VerbatimChar"/>
     <w:rPr>
-      <w:color w:val="60a0b0"/>
+      <w:color w:val="000000"/>
       <w:b/>
       <w:i/>
     </w:rPr>
@@ -8110,7 +10286,7 @@
     <w:name w:val="CommentVarTok"/>
     <w:basedOn w:val="VerbatimChar"/>
     <w:rPr>
-      <w:color w:val="60a0b0"/>
+      <w:color w:val="000000"/>
       <w:b/>
       <w:i/>
     </w:rPr>
@@ -8119,28 +10295,28 @@
     <w:name w:val="OtherTok"/>
     <w:basedOn w:val="VerbatimChar"/>
     <w:rPr>
-      <w:color w:val="007020"/>
+      <w:color w:val="000000"/>
     </w:rPr>
   </w:style>
   <w:style w:type="character" w:customStyle="1" w:styleId="FunctionTok">
     <w:name w:val="FunctionTok"/>
     <w:basedOn w:val="VerbatimChar"/>
     <w:rPr>
-      <w:color w:val="06287e"/>
+      <w:color w:val="000000"/>
     </w:rPr>
   </w:style>
   <w:style w:type="character" w:customStyle="1" w:styleId="VariableTok">
     <w:name w:val="VariableTok"/>
     <w:basedOn w:val="VerbatimChar"/>
     <w:rPr>
-      <w:color w:val="19177c"/>
+      <w:color w:val="000000"/>
     </w:rPr>
   </w:style>
   <w:style w:type="character" w:customStyle="1" w:styleId="ControlFlowTok">
     <w:name w:val="ControlFlowTok"/>
     <w:basedOn w:val="VerbatimChar"/>
     <w:rPr>
-      <w:color w:val="007020"/>
+      <w:color w:val="000000"/>
       <w:b/>
     </w:rPr>
   </w:style>
@@ -8148,14 +10324,14 @@
     <w:name w:val="OperatorTok"/>
     <w:basedOn w:val="VerbatimChar"/>
     <w:rPr>
-      <w:color w:val="666666"/>
+      <w:color w:val="000000"/>
     </w:rPr>
   </w:style>
   <w:style w:type="character" w:customStyle="1" w:styleId="BuiltInTok">
     <w:name w:val="BuiltInTok"/>
     <w:basedOn w:val="VerbatimChar"/>
     <w:rPr>
-      <w:color w:val="008000"/>
+      <w:color w:val="000000"/>
     </w:rPr>
   </w:style>
   <w:style w:type="character" w:customStyle="1" w:styleId="ExtensionTok">
@@ -8167,14 +10343,14 @@
     <w:name w:val="PreprocessorTok"/>
     <w:basedOn w:val="VerbatimChar"/>
     <w:rPr>
-      <w:color w:val="bc7a00"/>
+      <w:color w:val="000000"/>
     </w:rPr>
   </w:style>
   <w:style w:type="character" w:customStyle="1" w:styleId="AttributeTok">
     <w:name w:val="AttributeTok"/>
     <w:basedOn w:val="VerbatimChar"/>
     <w:rPr>
-      <w:color w:val="7d9029"/>
+      <w:color w:val="000000"/>
     </w:rPr>
   </w:style>
   <w:style w:type="character" w:customStyle="1" w:styleId="RegionMarkerTok">
@@ -8186,7 +10362,7 @@
     <w:name w:val="InformationTok"/>
     <w:basedOn w:val="VerbatimChar"/>
     <w:rPr>
-      <w:color w:val="60a0b0"/>
+      <w:color w:val="000000"/>
       <w:b/>
       <w:i/>
     </w:rPr>
@@ -8195,7 +10371,7 @@
     <w:name w:val="WarningTok"/>
     <w:basedOn w:val="VerbatimChar"/>
     <w:rPr>
-      <w:color w:val="60a0b0"/>
+      <w:color w:val="000000"/>
       <w:b/>
       <w:i/>
     </w:rPr>
@@ -8204,7 +10380,7 @@
     <w:name w:val="AlertTok"/>
     <w:basedOn w:val="VerbatimChar"/>
     <w:rPr>
-      <w:color w:val="ff0000"/>
+      <w:color w:val="000000"/>
       <w:b/>
     </w:rPr>
   </w:style>
@@ -8212,7 +10388,7 @@
     <w:name w:val="ErrorTok"/>
     <w:basedOn w:val="VerbatimChar"/>
     <w:rPr>
-      <w:color w:val="ff0000"/>
+      <w:color w:val="000000"/>
       <w:b/>
     </w:rPr>
   </w:style>

--- a/SmartCampus_MapReduce_Python/SmartCampus_MapReduce_Report.docx
+++ b/SmartCampus_MapReduce_Python/SmartCampus_MapReduce_Report.docx
@@ -9498,6 +9498,4297 @@
       </w:r>
     </w:p>
     <w:bookmarkEnd w:id="35"/>
+    <w:bookmarkStart w:id="46" w:name="appendix-how-the-results-were-obtained"/>
+    <w:p>
+      <w:pPr>
+        <w:pStyle w:val="Heading1"/>
+      </w:pPr>
+      <w:r>
+        <w:t xml:space="preserve">10. Appendix: How the Results Were Obtained</w:t>
+      </w:r>
+    </w:p>
+    <w:p>
+      <w:pPr>
+        <w:pStyle w:val="FirstParagraph"/>
+      </w:pPr>
+      <w:r>
+        <w:t xml:space="preserve">This appendix shows the exact steps that produced every result in section 4. It shows the</w:t>
+      </w:r>
+      <w:r>
+        <w:t xml:space="preserve"> </w:t>
+      </w:r>
+      <w:r>
+        <w:t xml:space="preserve">command used, the number of lines, and sample lines at every phase of every job. It was</w:t>
+      </w:r>
+      <w:r>
+        <w:t xml:space="preserve"> </w:t>
+      </w:r>
+      <w:r>
+        <w:t xml:space="preserve">generated by running</w:t>
+      </w:r>
+      <w:r>
+        <w:t xml:space="preserve"> </w:t>
+      </w:r>
+      <w:r>
+        <w:rPr>
+          <w:rStyle w:val="VerbatimChar"/>
+        </w:rPr>
+        <w:t xml:space="preserve">run_demo.py</w:t>
+      </w:r>
+      <w:r>
+        <w:t xml:space="preserve">. Running the same command on any computer with Python 3</w:t>
+      </w:r>
+      <w:r>
+        <w:t xml:space="preserve"> </w:t>
+      </w:r>
+      <w:r>
+        <w:t xml:space="preserve">gives the same output, because the dataset is seeded.</w:t>
+      </w:r>
+    </w:p>
+    <w:bookmarkStart w:id="36" w:name="how-to-run-it"/>
+    <w:p>
+      <w:pPr>
+        <w:pStyle w:val="Heading2"/>
+      </w:pPr>
+      <w:r>
+        <w:t xml:space="preserve">How to Run It</w:t>
+      </w:r>
+    </w:p>
+    <w:tbl>
+      <w:tblPr>
+        <w:tblStyle w:val="Table"/>
+        <w:tblW w:type="pct" w:w="5000"/>
+        <w:tblLook w:firstRow="1" w:lastRow="0" w:firstColumn="0" w:lastColumn="0" w:noHBand="0" w:noVBand="0" w:val="0020"/>
+        <w:jc w:val="start"/>
+        <w:tblBorders>
+          <w:top w:val="single" w:sz="4" w:space="0" w:color="000000"/>
+          <w:left w:val="single" w:sz="4" w:space="0" w:color="000000"/>
+          <w:bottom w:val="single" w:sz="4" w:space="0" w:color="000000"/>
+          <w:right w:val="single" w:sz="4" w:space="0" w:color="000000"/>
+          <w:insideH w:val="single" w:sz="4" w:space="0" w:color="000000"/>
+          <w:insideV w:val="single" w:sz="4" w:space="0" w:color="000000"/>
+        </w:tblBorders>
+      </w:tblPr>
+      <w:tblGrid>
+        <w:gridCol w:w="609"/>
+        <w:gridCol w:w="3452"/>
+        <w:gridCol w:w="3858"/>
+      </w:tblGrid>
+      <w:tr>
+        <w:trPr>
+          <w:tblHeader w:val="true"/>
+        </w:trPr>
+        <w:tc>
+          <w:tcPr/>
+          <w:p>
+            <w:pPr>
+              <w:pStyle w:val="Compact"/>
+              <w:spacing w:before="40" w:after="40"/>
+              <w:jc w:val="left"/>
+            </w:pPr>
+            <w:r>
+              <w:rPr>
+                <w:b/>
+                <w:sz w:val="22"/>
+              </w:rPr>
+              <w:t xml:space="preserve">Step</w:t>
+            </w:r>
+          </w:p>
+        </w:tc>
+        <w:tc>
+          <w:tcPr/>
+          <w:p>
+            <w:pPr>
+              <w:pStyle w:val="Compact"/>
+              <w:spacing w:before="40" w:after="40"/>
+              <w:jc w:val="left"/>
+            </w:pPr>
+            <w:r>
+              <w:rPr>
+                <w:b/>
+                <w:sz w:val="22"/>
+              </w:rPr>
+              <w:t xml:space="preserve">Command</w:t>
+            </w:r>
+          </w:p>
+        </w:tc>
+        <w:tc>
+          <w:tcPr/>
+          <w:p>
+            <w:pPr>
+              <w:pStyle w:val="Compact"/>
+              <w:spacing w:before="40" w:after="40"/>
+              <w:jc w:val="left"/>
+            </w:pPr>
+            <w:r>
+              <w:rPr>
+                <w:b/>
+                <w:sz w:val="22"/>
+              </w:rPr>
+              <w:t xml:space="preserve">What it does</w:t>
+            </w:r>
+          </w:p>
+        </w:tc>
+      </w:tr>
+      <w:tr>
+        <w:tc>
+          <w:tcPr/>
+          <w:p>
+            <w:pPr>
+              <w:pStyle w:val="Compact"/>
+              <w:spacing w:before="40" w:after="40"/>
+              <w:jc w:val="left"/>
+            </w:pPr>
+            <w:r>
+              <w:rPr>
+                <w:sz w:val="22"/>
+              </w:rPr>
+              <w:t xml:space="preserve">1</w:t>
+            </w:r>
+          </w:p>
+        </w:tc>
+        <w:tc>
+          <w:tcPr/>
+          <w:p>
+            <w:pPr>
+              <w:pStyle w:val="Compact"/>
+              <w:spacing w:before="40" w:after="40"/>
+              <w:jc w:val="left"/>
+            </w:pPr>
+            <w:r>
+              <w:rPr>
+                <w:rStyle w:val="VerbatimChar"/>
+                <w:sz w:val="22"/>
+              </w:rPr>
+              <w:t xml:space="preserve">cd SmartCampus_MapReduce_Python</w:t>
+            </w:r>
+          </w:p>
+        </w:tc>
+        <w:tc>
+          <w:tcPr/>
+          <w:p>
+            <w:pPr>
+              <w:pStyle w:val="Compact"/>
+              <w:spacing w:before="40" w:after="40"/>
+              <w:jc w:val="left"/>
+            </w:pPr>
+            <w:r>
+              <w:rPr>
+                <w:sz w:val="22"/>
+              </w:rPr>
+              <w:t xml:space="preserve">Open the project folder (after unzipping).</w:t>
+            </w:r>
+          </w:p>
+        </w:tc>
+      </w:tr>
+      <w:tr>
+        <w:tc>
+          <w:tcPr/>
+          <w:p>
+            <w:pPr>
+              <w:pStyle w:val="Compact"/>
+              <w:spacing w:before="40" w:after="40"/>
+              <w:jc w:val="left"/>
+            </w:pPr>
+            <w:r>
+              <w:rPr>
+                <w:sz w:val="22"/>
+              </w:rPr>
+              <w:t xml:space="preserve">2</w:t>
+            </w:r>
+          </w:p>
+        </w:tc>
+        <w:tc>
+          <w:tcPr/>
+          <w:p>
+            <w:pPr>
+              <w:pStyle w:val="Compact"/>
+              <w:spacing w:before="40" w:after="40"/>
+              <w:jc w:val="left"/>
+            </w:pPr>
+            <w:r>
+              <w:rPr>
+                <w:rStyle w:val="VerbatimChar"/>
+                <w:sz w:val="22"/>
+              </w:rPr>
+              <w:t xml:space="preserve">python run_demo.py</w:t>
+            </w:r>
+          </w:p>
+        </w:tc>
+        <w:tc>
+          <w:tcPr/>
+          <w:p>
+            <w:pPr>
+              <w:pStyle w:val="Compact"/>
+              <w:spacing w:before="40" w:after="40"/>
+              <w:jc w:val="left"/>
+            </w:pPr>
+            <w:r>
+              <w:rPr>
+                <w:sz w:val="22"/>
+              </w:rPr>
+              <w:t xml:space="preserve">Runs all six jobs phase by phase and prints this trace. Use</w:t>
+            </w:r>
+            <w:r>
+              <w:rPr>
+                <w:sz w:val="22"/>
+              </w:rPr>
+              <w:t xml:space="preserve"> </w:t>
+            </w:r>
+            <w:r>
+              <w:rPr>
+                <w:rStyle w:val="VerbatimChar"/>
+                <w:sz w:val="22"/>
+              </w:rPr>
+              <w:t xml:space="preserve">python run_demo.py 4</w:t>
+            </w:r>
+            <w:r>
+              <w:rPr>
+                <w:sz w:val="22"/>
+              </w:rPr>
+              <w:t xml:space="preserve"> </w:t>
+            </w:r>
+            <w:r>
+              <w:rPr>
+                <w:sz w:val="22"/>
+              </w:rPr>
+              <w:t xml:space="preserve">for one job. Works on Windows, macOS and Linux.</w:t>
+            </w:r>
+          </w:p>
+        </w:tc>
+      </w:tr>
+      <w:tr>
+        <w:tc>
+          <w:tcPr/>
+          <w:p>
+            <w:pPr>
+              <w:pStyle w:val="Compact"/>
+              <w:spacing w:before="40" w:after="40"/>
+              <w:jc w:val="left"/>
+            </w:pPr>
+            <w:r>
+              <w:rPr>
+                <w:sz w:val="22"/>
+              </w:rPr>
+              <w:t xml:space="preserve">3</w:t>
+            </w:r>
+          </w:p>
+        </w:tc>
+        <w:tc>
+          <w:tcPr/>
+          <w:p>
+            <w:pPr>
+              <w:pStyle w:val="Compact"/>
+              <w:spacing w:before="40" w:after="40"/>
+              <w:jc w:val="left"/>
+            </w:pPr>
+            <w:r>
+              <w:rPr>
+                <w:rStyle w:val="VerbatimChar"/>
+                <w:sz w:val="22"/>
+              </w:rPr>
+              <w:t xml:space="preserve">python scripts/verify.py</w:t>
+            </w:r>
+          </w:p>
+        </w:tc>
+        <w:tc>
+          <w:tcPr/>
+          <w:p>
+            <w:pPr>
+              <w:pStyle w:val="Compact"/>
+              <w:spacing w:before="40" w:after="40"/>
+              <w:jc w:val="left"/>
+            </w:pPr>
+            <w:r>
+              <w:rPr>
+                <w:sz w:val="22"/>
+              </w:rPr>
+              <w:t xml:space="preserve">Recomputes every answer directly from the CSV files without MapReduce and prints PASS or FAIL per job.</w:t>
+            </w:r>
+          </w:p>
+        </w:tc>
+      </w:tr>
+      <w:tr>
+        <w:tc>
+          <w:tcPr/>
+          <w:p>
+            <w:pPr>
+              <w:pStyle w:val="Compact"/>
+              <w:spacing w:before="40" w:after="40"/>
+              <w:jc w:val="left"/>
+            </w:pPr>
+            <w:r>
+              <w:rPr>
+                <w:sz w:val="22"/>
+              </w:rPr>
+              <w:t xml:space="preserve">4</w:t>
+            </w:r>
+          </w:p>
+        </w:tc>
+        <w:tc>
+          <w:tcPr/>
+          <w:p>
+            <w:pPr>
+              <w:pStyle w:val="Compact"/>
+              <w:spacing w:before="40" w:after="40"/>
+              <w:jc w:val="left"/>
+            </w:pPr>
+            <w:r>
+              <w:rPr>
+                <w:rStyle w:val="VerbatimChar"/>
+                <w:sz w:val="22"/>
+              </w:rPr>
+              <w:t xml:space="preserve">./run_local.sh</w:t>
+            </w:r>
+          </w:p>
+        </w:tc>
+        <w:tc>
+          <w:tcPr/>
+          <w:p>
+            <w:pPr>
+              <w:pStyle w:val="Compact"/>
+              <w:spacing w:before="40" w:after="40"/>
+              <w:jc w:val="left"/>
+            </w:pPr>
+            <w:r>
+              <w:rPr>
+                <w:sz w:val="22"/>
+              </w:rPr>
+              <w:t xml:space="preserve">The same jobs as a Unix pipeline, the way Hadoop Streaming runs them:</w:t>
+            </w:r>
+            <w:r>
+              <w:rPr>
+                <w:sz w:val="22"/>
+              </w:rPr>
+              <w:t xml:space="preserve"> </w:t>
+            </w:r>
+            <w:r>
+              <w:rPr>
+                <w:rStyle w:val="VerbatimChar"/>
+                <w:sz w:val="22"/>
+              </w:rPr>
+              <w:t xml:space="preserve">mapper &lt; input \| sort \| combiner \| sort \| reducer</w:t>
+            </w:r>
+            <w:r>
+              <w:rPr>
+                <w:sz w:val="22"/>
+              </w:rPr>
+              <w:t xml:space="preserve">. Linux, macOS or Git Bash.</w:t>
+            </w:r>
+          </w:p>
+        </w:tc>
+      </w:tr>
+      <w:tr>
+        <w:tc>
+          <w:tcPr/>
+          <w:p>
+            <w:pPr>
+              <w:pStyle w:val="Compact"/>
+              <w:spacing w:before="40" w:after="40"/>
+              <w:jc w:val="left"/>
+            </w:pPr>
+            <w:r>
+              <w:rPr>
+                <w:sz w:val="22"/>
+              </w:rPr>
+              <w:t xml:space="preserve">5</w:t>
+            </w:r>
+          </w:p>
+        </w:tc>
+        <w:tc>
+          <w:tcPr/>
+          <w:p>
+            <w:pPr>
+              <w:pStyle w:val="Compact"/>
+              <w:spacing w:before="40" w:after="40"/>
+              <w:jc w:val="left"/>
+            </w:pPr>
+            <w:r>
+              <w:rPr>
+                <w:rStyle w:val="VerbatimChar"/>
+                <w:sz w:val="22"/>
+              </w:rPr>
+              <w:t xml:space="preserve">./run_hadoop.sh</w:t>
+            </w:r>
+          </w:p>
+        </w:tc>
+        <w:tc>
+          <w:tcPr/>
+          <w:p>
+            <w:pPr>
+              <w:pStyle w:val="Compact"/>
+              <w:spacing w:before="40" w:after="40"/>
+              <w:jc w:val="left"/>
+            </w:pPr>
+            <w:r>
+              <w:rPr>
+                <w:sz w:val="22"/>
+              </w:rPr>
+              <w:t xml:space="preserve">Submits the jobs to a Hadoop cluster with</w:t>
+            </w:r>
+            <w:r>
+              <w:rPr>
+                <w:sz w:val="22"/>
+              </w:rPr>
+              <w:t xml:space="preserve"> </w:t>
+            </w:r>
+            <w:r>
+              <w:rPr>
+                <w:rStyle w:val="VerbatimChar"/>
+                <w:sz w:val="22"/>
+              </w:rPr>
+              <w:t xml:space="preserve">hadoop-streaming.jar</w:t>
+            </w:r>
+            <w:r>
+              <w:rPr>
+                <w:sz w:val="22"/>
+              </w:rPr>
+              <w:t xml:space="preserve">.</w:t>
+            </w:r>
+          </w:p>
+        </w:tc>
+      </w:tr>
+    </w:tbl>
+    <w:p>
+      <w:pPr>
+        <w:pStyle w:val="BodyText"/>
+        <w:spacing w:before="200"/>
+      </w:pPr>
+      <w:r>
+        <w:t xml:space="preserve">To test one mapper or reducer by hand, as section 7 of the worksheet describes:</w:t>
+      </w:r>
+    </w:p>
+    <w:p>
+      <w:pPr>
+        <w:pStyle w:val="SourceCode"/>
+      </w:pPr>
+      <w:r>
+        <w:rPr>
+          <w:rStyle w:val="VerbatimChar"/>
+        </w:rPr>
+        <w:t xml:space="preserve">$ cat data/wifi_logs.csv | python3 src/job1_wifi_mapper.py</w:t>
+      </w:r>
+      <w:r>
+        <w:br/>
+      </w:r>
+      <w:r>
+        <w:rPr>
+          <w:rStyle w:val="VerbatimChar"/>
+        </w:rPr>
+        <w:t xml:space="preserve">$ cat data/wifi_logs.csv | python3 src/job1_wifi_mapper.py | sort</w:t>
+      </w:r>
+      <w:r>
+        <w:br/>
+      </w:r>
+      <w:r>
+        <w:rPr>
+          <w:rStyle w:val="VerbatimChar"/>
+        </w:rPr>
+        <w:t xml:space="preserve">$ cat data/wifi_logs.csv | python3 src/job1_wifi_mapper.py | sort | python3 src/job1_wifi_reducer.py</w:t>
+      </w:r>
+    </w:p>
+    <w:bookmarkEnd w:id="36"/>
+    <w:bookmarkStart w:id="37" w:name="reading-the-trace"/>
+    <w:p>
+      <w:pPr>
+        <w:pStyle w:val="Heading2"/>
+      </w:pPr>
+      <w:r>
+        <w:t xml:space="preserve">Reading the Trace</w:t>
+      </w:r>
+    </w:p>
+    <w:p>
+      <w:pPr>
+        <w:pStyle w:val="FirstParagraph"/>
+      </w:pPr>
+      <w:r>
+        <w:t xml:space="preserve">Each job is shown as the phases of MapReduce.</w:t>
+      </w:r>
+      <w:r>
+        <w:t xml:space="preserve"> </w:t>
+      </w:r>
+      <w:r>
+        <w:rPr>
+          <w:bCs/>
+          <w:b/>
+        </w:rPr>
+        <w:t xml:space="preserve">Input</w:t>
+      </w:r>
+      <w:r>
+        <w:t xml:space="preserve"> </w:t>
+      </w:r>
+      <w:r>
+        <w:t xml:space="preserve">is the raw CSV, including its header</w:t>
+      </w:r>
+      <w:r>
+        <w:t xml:space="preserve"> </w:t>
+      </w:r>
+      <w:r>
+        <w:t xml:space="preserve">line.</w:t>
+      </w:r>
+      <w:r>
+        <w:t xml:space="preserve"> </w:t>
+      </w:r>
+      <w:r>
+        <w:rPr>
+          <w:bCs/>
+          <w:b/>
+        </w:rPr>
+        <w:t xml:space="preserve">Mapper output</w:t>
+      </w:r>
+      <w:r>
+        <w:t xml:space="preserve"> </w:t>
+      </w:r>
+      <w:r>
+        <w:t xml:space="preserve">gives one</w:t>
+      </w:r>
+      <w:r>
+        <w:t xml:space="preserve"> </w:t>
+      </w:r>
+      <w:r>
+        <w:rPr>
+          <w:rStyle w:val="VerbatimChar"/>
+        </w:rPr>
+        <w:t xml:space="preserve">key value</w:t>
+      </w:r>
+      <w:r>
+        <w:t xml:space="preserve"> </w:t>
+      </w:r>
+      <w:r>
+        <w:t xml:space="preserve">line per valid record; malformed lines are rejected</w:t>
+      </w:r>
+      <w:r>
+        <w:t xml:space="preserve"> </w:t>
+      </w:r>
+      <w:r>
+        <w:t xml:space="preserve">here.</w:t>
+      </w:r>
+      <w:r>
+        <w:t xml:space="preserve"> </w:t>
+      </w:r>
+      <w:r>
+        <w:rPr>
+          <w:bCs/>
+          <w:b/>
+        </w:rPr>
+        <w:t xml:space="preserve">Shuffle &amp; Sort</w:t>
+      </w:r>
+      <w:r>
+        <w:t xml:space="preserve"> </w:t>
+      </w:r>
+      <w:r>
+        <w:t xml:space="preserve">puts equal keys next to each other; this is what Hadoop does between the</w:t>
+      </w:r>
+      <w:r>
+        <w:t xml:space="preserve"> </w:t>
+      </w:r>
+      <w:r>
+        <w:t xml:space="preserve">two phases.</w:t>
+      </w:r>
+      <w:r>
+        <w:t xml:space="preserve"> </w:t>
+      </w:r>
+      <w:r>
+        <w:rPr>
+          <w:bCs/>
+          <w:b/>
+        </w:rPr>
+        <w:t xml:space="preserve">Combiner</w:t>
+      </w:r>
+      <w:r>
+        <w:t xml:space="preserve"> </w:t>
+      </w:r>
+      <w:r>
+        <w:t xml:space="preserve">pre-adds the values of each key (in this single-machine demo it sees all</w:t>
+      </w:r>
+      <w:r>
+        <w:t xml:space="preserve"> </w:t>
+      </w:r>
+      <w:r>
+        <w:t xml:space="preserve">the data at once, so it already gives one line per key; on a cluster it runs once per map task).</w:t>
+      </w:r>
+      <w:r>
+        <w:t xml:space="preserve"> </w:t>
+      </w:r>
+      <w:r>
+        <w:rPr>
+          <w:bCs/>
+          <w:b/>
+        </w:rPr>
+        <w:t xml:space="preserve">Reducer output</w:t>
+      </w:r>
+      <w:r>
+        <w:t xml:space="preserve"> </w:t>
+      </w:r>
+      <w:r>
+        <w:t xml:space="preserve">is the final result per key.</w:t>
+      </w:r>
+      <w:r>
+        <w:t xml:space="preserve"> </w:t>
+      </w:r>
+      <w:r>
+        <w:rPr>
+          <w:bCs/>
+          <w:b/>
+        </w:rPr>
+        <w:t xml:space="preserve">Answer</w:t>
+      </w:r>
+      <w:r>
+        <w:t xml:space="preserve"> </w:t>
+      </w:r>
+      <w:r>
+        <w:t xml:space="preserve">is the line read off that result for</w:t>
+      </w:r>
+      <w:r>
+        <w:t xml:space="preserve"> </w:t>
+      </w:r>
+      <w:r>
+        <w:t xml:space="preserve">section 4.</w:t>
+      </w:r>
+    </w:p>
+    <w:bookmarkEnd w:id="37"/>
+    <w:bookmarkStart w:id="38" w:name="job-1-peak-wi-fi-usage"/>
+    <w:p>
+      <w:pPr>
+        <w:pStyle w:val="Heading2"/>
+      </w:pPr>
+      <w:r>
+        <w:t xml:space="preserve">Job 1: Peak Wi-Fi Usage</w:t>
+      </w:r>
+    </w:p>
+    <w:p>
+      <w:pPr>
+        <w:pStyle w:val="FirstParagraph"/>
+      </w:pPr>
+      <w:r>
+        <w:rPr>
+          <w:bCs/>
+          <w:b/>
+        </w:rPr>
+        <w:t xml:space="preserve">Job 1: input (data/wifi_logs.csv)</w:t>
+      </w:r>
+      <w:r>
+        <w:t xml:space="preserve"> </w:t>
+      </w:r>
+      <w:r>
+        <w:t xml:space="preserve">(704 lines)</w:t>
+      </w:r>
+    </w:p>
+    <w:p>
+      <w:pPr>
+        <w:pStyle w:val="SourceCode"/>
+      </w:pPr>
+      <w:r>
+        <w:rPr>
+          <w:rStyle w:val="VerbatimChar"/>
+        </w:rPr>
+        <w:t xml:space="preserve">$ head data/wifi_logs.csv</w:t>
+      </w:r>
+      <w:r>
+        <w:br/>
+      </w:r>
+      <w:r>
+        <w:rPr>
+          <w:rStyle w:val="VerbatimChar"/>
+        </w:rPr>
+        <w:t xml:space="preserve">StudentID,Timestamp,AccessPoint,DataMB,DurationMin</w:t>
+      </w:r>
+      <w:r>
+        <w:br/>
+      </w:r>
+      <w:r>
+        <w:rPr>
+          <w:rStyle w:val="VerbatimChar"/>
+        </w:rPr>
+        <w:t xml:space="preserve">S131,2026-08-10 08:03,AP03,375.6,85</w:t>
+      </w:r>
+      <w:r>
+        <w:br/>
+      </w:r>
+      <w:r>
+        <w:rPr>
+          <w:rStyle w:val="VerbatimChar"/>
+        </w:rPr>
+        <w:t xml:space="preserve">S127,2026-08-10 08:16,AP03,112.1,40</w:t>
+      </w:r>
+      <w:r>
+        <w:br/>
+      </w:r>
+      <w:r>
+        <w:rPr>
+          <w:rStyle w:val="VerbatimChar"/>
+        </w:rPr>
+        <w:t xml:space="preserve">... (701 more lines)</w:t>
+      </w:r>
+    </w:p>
+    <w:p>
+      <w:pPr>
+        <w:pStyle w:val="FirstParagraph"/>
+      </w:pPr>
+      <w:r>
+        <w:rPr>
+          <w:bCs/>
+          <w:b/>
+        </w:rPr>
+        <w:t xml:space="preserve">Job 1: Mapper output (key TAB value)</w:t>
+      </w:r>
+      <w:r>
+        <w:t xml:space="preserve"> </w:t>
+      </w:r>
+      <w:r>
+        <w:t xml:space="preserve">(700 lines)</w:t>
+      </w:r>
+    </w:p>
+    <w:p>
+      <w:pPr>
+        <w:pStyle w:val="SourceCode"/>
+      </w:pPr>
+      <w:r>
+        <w:rPr>
+          <w:rStyle w:val="VerbatimChar"/>
+        </w:rPr>
+        <w:t xml:space="preserve">$ python src/job1_wifi_mapper.py &lt; data/wifi_logs.csv</w:t>
+      </w:r>
+      <w:r>
+        <w:br/>
+      </w:r>
+      <w:r>
+        <w:rPr>
+          <w:rStyle w:val="VerbatimChar"/>
+        </w:rPr>
+        <w:t xml:space="preserve">2026-08-10-08    375.6,85.0,1</w:t>
+      </w:r>
+      <w:r>
+        <w:br/>
+      </w:r>
+      <w:r>
+        <w:rPr>
+          <w:rStyle w:val="VerbatimChar"/>
+        </w:rPr>
+        <w:t xml:space="preserve">2026-08-10-08    112.1,40.0,1</w:t>
+      </w:r>
+      <w:r>
+        <w:br/>
+      </w:r>
+      <w:r>
+        <w:rPr>
+          <w:rStyle w:val="VerbatimChar"/>
+        </w:rPr>
+        <w:t xml:space="preserve">2026-08-10-08    55.2,44.0,1</w:t>
+      </w:r>
+      <w:r>
+        <w:br/>
+      </w:r>
+      <w:r>
+        <w:rPr>
+          <w:rStyle w:val="VerbatimChar"/>
+        </w:rPr>
+        <w:t xml:space="preserve">... (697 more lines)</w:t>
+      </w:r>
+    </w:p>
+    <w:p>
+      <w:pPr>
+        <w:pStyle w:val="FirstParagraph"/>
+      </w:pPr>
+      <w:r>
+        <w:t xml:space="preserve">Malformed records rejected by the mapper:</w:t>
+      </w:r>
+      <w:r>
+        <w:t xml:space="preserve"> </w:t>
+      </w:r>
+      <w:r>
+        <w:rPr>
+          <w:bCs/>
+          <w:b/>
+        </w:rPr>
+        <w:t xml:space="preserve">2</w:t>
+      </w:r>
+    </w:p>
+    <w:p>
+      <w:pPr>
+        <w:pStyle w:val="BodyText"/>
+      </w:pPr>
+      <w:r>
+        <w:rPr>
+          <w:bCs/>
+          <w:b/>
+        </w:rPr>
+        <w:t xml:space="preserve">Job 1: after Shuffle &amp; Sort (grouped by key)</w:t>
+      </w:r>
+      <w:r>
+        <w:t xml:space="preserve"> </w:t>
+      </w:r>
+      <w:r>
+        <w:t xml:space="preserve">(700 lines)</w:t>
+      </w:r>
+    </w:p>
+    <w:p>
+      <w:pPr>
+        <w:pStyle w:val="SourceCode"/>
+      </w:pPr>
+      <w:r>
+        <w:rPr>
+          <w:rStyle w:val="VerbatimChar"/>
+        </w:rPr>
+        <w:t xml:space="preserve">$ ... | sort</w:t>
+      </w:r>
+      <w:r>
+        <w:br/>
+      </w:r>
+      <w:r>
+        <w:rPr>
+          <w:rStyle w:val="VerbatimChar"/>
+        </w:rPr>
+        <w:t xml:space="preserve">2026-08-10-08    112.1,40.0,1</w:t>
+      </w:r>
+      <w:r>
+        <w:br/>
+      </w:r>
+      <w:r>
+        <w:rPr>
+          <w:rStyle w:val="VerbatimChar"/>
+        </w:rPr>
+        <w:t xml:space="preserve">2026-08-10-08    250.3,66.0,1</w:t>
+      </w:r>
+      <w:r>
+        <w:br/>
+      </w:r>
+      <w:r>
+        <w:rPr>
+          <w:rStyle w:val="VerbatimChar"/>
+        </w:rPr>
+        <w:t xml:space="preserve">2026-08-10-08    375.6,85.0,1</w:t>
+      </w:r>
+      <w:r>
+        <w:br/>
+      </w:r>
+      <w:r>
+        <w:rPr>
+          <w:rStyle w:val="VerbatimChar"/>
+        </w:rPr>
+        <w:t xml:space="preserve">... (697 more lines)</w:t>
+      </w:r>
+    </w:p>
+    <w:p>
+      <w:pPr>
+        <w:pStyle w:val="FirstParagraph"/>
+      </w:pPr>
+      <w:r>
+        <w:rPr>
+          <w:bCs/>
+          <w:b/>
+        </w:rPr>
+        <w:t xml:space="preserve">Job 1: after Combiner (one partial sum per key)</w:t>
+      </w:r>
+      <w:r>
+        <w:t xml:space="preserve"> </w:t>
+      </w:r>
+      <w:r>
+        <w:t xml:space="preserve">(64 lines)</w:t>
+      </w:r>
+    </w:p>
+    <w:p>
+      <w:pPr>
+        <w:pStyle w:val="SourceCode"/>
+      </w:pPr>
+      <w:r>
+        <w:rPr>
+          <w:rStyle w:val="VerbatimChar"/>
+        </w:rPr>
+        <w:t xml:space="preserve">$ ... | sort | python src/job1_wifi_combiner.py</w:t>
+      </w:r>
+      <w:r>
+        <w:br/>
+      </w:r>
+      <w:r>
+        <w:rPr>
+          <w:rStyle w:val="VerbatimChar"/>
+        </w:rPr>
+        <w:t xml:space="preserve">2026-08-10-08    860.2,256,5</w:t>
+      </w:r>
+      <w:r>
+        <w:br/>
+      </w:r>
+      <w:r>
+        <w:rPr>
+          <w:rStyle w:val="VerbatimChar"/>
+        </w:rPr>
+        <w:t xml:space="preserve">2026-08-10-09    2647.9,926,12</w:t>
+      </w:r>
+      <w:r>
+        <w:br/>
+      </w:r>
+      <w:r>
+        <w:rPr>
+          <w:rStyle w:val="VerbatimChar"/>
+        </w:rPr>
+        <w:t xml:space="preserve">2026-08-10-10    1923.4,714,12</w:t>
+      </w:r>
+      <w:r>
+        <w:br/>
+      </w:r>
+      <w:r>
+        <w:rPr>
+          <w:rStyle w:val="VerbatimChar"/>
+        </w:rPr>
+        <w:t xml:space="preserve">... (61 more lines)</w:t>
+      </w:r>
+    </w:p>
+    <w:p>
+      <w:pPr>
+        <w:pStyle w:val="FirstParagraph"/>
+      </w:pPr>
+      <w:r>
+        <w:rPr>
+          <w:bCs/>
+          <w:b/>
+        </w:rPr>
+        <w:t xml:space="preserve">Job 1: Reducer output</w:t>
+      </w:r>
+      <w:r>
+        <w:t xml:space="preserve"> </w:t>
+      </w:r>
+      <w:r>
+        <w:t xml:space="preserve">(64 lines)</w:t>
+      </w:r>
+    </w:p>
+    <w:p>
+      <w:pPr>
+        <w:pStyle w:val="SourceCode"/>
+      </w:pPr>
+      <w:r>
+        <w:rPr>
+          <w:rStyle w:val="VerbatimChar"/>
+        </w:rPr>
+        <w:t xml:space="preserve">$ ... | sort | python src/job1_wifi_reducer.py</w:t>
+      </w:r>
+      <w:r>
+        <w:br/>
+      </w:r>
+      <w:r>
+        <w:rPr>
+          <w:rStyle w:val="VerbatimChar"/>
+        </w:rPr>
+        <w:t xml:space="preserve">2026-08-10-08    TotalDataMB=860.20,TotalDurationMin=256.00,Sessions=5</w:t>
+      </w:r>
+      <w:r>
+        <w:br/>
+      </w:r>
+      <w:r>
+        <w:rPr>
+          <w:rStyle w:val="VerbatimChar"/>
+        </w:rPr>
+        <w:t xml:space="preserve">2026-08-10-09    TotalDataMB=2647.90,TotalDurationMin=926.00,Sessions=12</w:t>
+      </w:r>
+      <w:r>
+        <w:br/>
+      </w:r>
+      <w:r>
+        <w:rPr>
+          <w:rStyle w:val="VerbatimChar"/>
+        </w:rPr>
+        <w:t xml:space="preserve">2026-08-10-10    TotalDataMB=1923.40,TotalDurationMin=714.00,Sessions=12</w:t>
+      </w:r>
+      <w:r>
+        <w:br/>
+      </w:r>
+      <w:r>
+        <w:rPr>
+          <w:rStyle w:val="VerbatimChar"/>
+        </w:rPr>
+        <w:t xml:space="preserve">... (61 more lines)</w:t>
+      </w:r>
+    </w:p>
+    <w:p>
+      <w:pPr>
+        <w:pStyle w:val="FirstParagraph"/>
+      </w:pPr>
+      <w:r>
+        <w:rPr>
+          <w:bCs/>
+          <w:b/>
+        </w:rPr>
+        <w:t xml:space="preserve">Answer: top 3 hours by TotalDataMB (first line = peak hour)</w:t>
+      </w:r>
+      <w:r>
+        <w:t xml:space="preserve"> </w:t>
+      </w:r>
+      <w:r>
+        <w:t xml:space="preserve">(3 lines)</w:t>
+      </w:r>
+    </w:p>
+    <w:p>
+      <w:pPr>
+        <w:pStyle w:val="SourceCode"/>
+      </w:pPr>
+      <w:r>
+        <w:rPr>
+          <w:rStyle w:val="VerbatimChar"/>
+        </w:rPr>
+        <w:t xml:space="preserve">2026-08-12-11    TotalDataMB=7872.10,TotalDurationMin=1744.00,Sessions=27</w:t>
+      </w:r>
+      <w:r>
+        <w:br/>
+      </w:r>
+      <w:r>
+        <w:rPr>
+          <w:rStyle w:val="VerbatimChar"/>
+        </w:rPr>
+        <w:t xml:space="preserve">2026-08-10-11    TotalDataMB=6469.60,TotalDurationMin=1784.00,Sessions=26</w:t>
+      </w:r>
+      <w:r>
+        <w:br/>
+      </w:r>
+      <w:r>
+        <w:rPr>
+          <w:rStyle w:val="VerbatimChar"/>
+        </w:rPr>
+        <w:t xml:space="preserve">2026-08-11-11    TotalDataMB=6130.50,TotalDurationMin=1327.00,Sessions=22</w:t>
+      </w:r>
+    </w:p>
+    <w:bookmarkEnd w:id="38"/>
+    <w:bookmarkStart w:id="39" w:name="job-2-access-point-utilisation-1"/>
+    <w:p>
+      <w:pPr>
+        <w:pStyle w:val="Heading2"/>
+      </w:pPr>
+      <w:r>
+        <w:t xml:space="preserve">Job 2: Access Point Utilisation</w:t>
+      </w:r>
+    </w:p>
+    <w:p>
+      <w:pPr>
+        <w:pStyle w:val="FirstParagraph"/>
+      </w:pPr>
+      <w:r>
+        <w:rPr>
+          <w:bCs/>
+          <w:b/>
+        </w:rPr>
+        <w:t xml:space="preserve">Job 2: input (data/wifi_logs.csv)</w:t>
+      </w:r>
+      <w:r>
+        <w:t xml:space="preserve"> </w:t>
+      </w:r>
+      <w:r>
+        <w:t xml:space="preserve">(704 lines)</w:t>
+      </w:r>
+    </w:p>
+    <w:p>
+      <w:pPr>
+        <w:pStyle w:val="SourceCode"/>
+      </w:pPr>
+      <w:r>
+        <w:rPr>
+          <w:rStyle w:val="VerbatimChar"/>
+        </w:rPr>
+        <w:t xml:space="preserve">$ head data/wifi_logs.csv</w:t>
+      </w:r>
+      <w:r>
+        <w:br/>
+      </w:r>
+      <w:r>
+        <w:rPr>
+          <w:rStyle w:val="VerbatimChar"/>
+        </w:rPr>
+        <w:t xml:space="preserve">StudentID,Timestamp,AccessPoint,DataMB,DurationMin</w:t>
+      </w:r>
+      <w:r>
+        <w:br/>
+      </w:r>
+      <w:r>
+        <w:rPr>
+          <w:rStyle w:val="VerbatimChar"/>
+        </w:rPr>
+        <w:t xml:space="preserve">S131,2026-08-10 08:03,AP03,375.6,85</w:t>
+      </w:r>
+      <w:r>
+        <w:br/>
+      </w:r>
+      <w:r>
+        <w:rPr>
+          <w:rStyle w:val="VerbatimChar"/>
+        </w:rPr>
+        <w:t xml:space="preserve">S127,2026-08-10 08:16,AP03,112.1,40</w:t>
+      </w:r>
+      <w:r>
+        <w:br/>
+      </w:r>
+      <w:r>
+        <w:rPr>
+          <w:rStyle w:val="VerbatimChar"/>
+        </w:rPr>
+        <w:t xml:space="preserve">... (701 more lines)</w:t>
+      </w:r>
+    </w:p>
+    <w:p>
+      <w:pPr>
+        <w:pStyle w:val="FirstParagraph"/>
+      </w:pPr>
+      <w:r>
+        <w:rPr>
+          <w:bCs/>
+          <w:b/>
+        </w:rPr>
+        <w:t xml:space="preserve">Job 2: Mapper output (key TAB value)</w:t>
+      </w:r>
+      <w:r>
+        <w:t xml:space="preserve"> </w:t>
+      </w:r>
+      <w:r>
+        <w:t xml:space="preserve">(700 lines)</w:t>
+      </w:r>
+    </w:p>
+    <w:p>
+      <w:pPr>
+        <w:pStyle w:val="SourceCode"/>
+      </w:pPr>
+      <w:r>
+        <w:rPr>
+          <w:rStyle w:val="VerbatimChar"/>
+        </w:rPr>
+        <w:t xml:space="preserve">$ python src/job2_ap_mapper.py &lt; data/wifi_logs.csv</w:t>
+      </w:r>
+      <w:r>
+        <w:br/>
+      </w:r>
+      <w:r>
+        <w:rPr>
+          <w:rStyle w:val="VerbatimChar"/>
+        </w:rPr>
+        <w:t xml:space="preserve">AP03    375.6,85.0,1</w:t>
+      </w:r>
+      <w:r>
+        <w:br/>
+      </w:r>
+      <w:r>
+        <w:rPr>
+          <w:rStyle w:val="VerbatimChar"/>
+        </w:rPr>
+        <w:t xml:space="preserve">AP03    112.1,40.0,1</w:t>
+      </w:r>
+      <w:r>
+        <w:br/>
+      </w:r>
+      <w:r>
+        <w:rPr>
+          <w:rStyle w:val="VerbatimChar"/>
+        </w:rPr>
+        <w:t xml:space="preserve">AP04    55.2,44.0,1</w:t>
+      </w:r>
+      <w:r>
+        <w:br/>
+      </w:r>
+      <w:r>
+        <w:rPr>
+          <w:rStyle w:val="VerbatimChar"/>
+        </w:rPr>
+        <w:t xml:space="preserve">... (697 more lines)</w:t>
+      </w:r>
+    </w:p>
+    <w:p>
+      <w:pPr>
+        <w:pStyle w:val="FirstParagraph"/>
+      </w:pPr>
+      <w:r>
+        <w:t xml:space="preserve">Malformed records rejected by the mapper:</w:t>
+      </w:r>
+      <w:r>
+        <w:t xml:space="preserve"> </w:t>
+      </w:r>
+      <w:r>
+        <w:rPr>
+          <w:bCs/>
+          <w:b/>
+        </w:rPr>
+        <w:t xml:space="preserve">2</w:t>
+      </w:r>
+    </w:p>
+    <w:p>
+      <w:pPr>
+        <w:pStyle w:val="BodyText"/>
+      </w:pPr>
+      <w:r>
+        <w:rPr>
+          <w:bCs/>
+          <w:b/>
+        </w:rPr>
+        <w:t xml:space="preserve">Job 2: after Shuffle &amp; Sort (grouped by key)</w:t>
+      </w:r>
+      <w:r>
+        <w:t xml:space="preserve"> </w:t>
+      </w:r>
+      <w:r>
+        <w:t xml:space="preserve">(700 lines)</w:t>
+      </w:r>
+    </w:p>
+    <w:p>
+      <w:pPr>
+        <w:pStyle w:val="SourceCode"/>
+      </w:pPr>
+      <w:r>
+        <w:rPr>
+          <w:rStyle w:val="VerbatimChar"/>
+        </w:rPr>
+        <w:t xml:space="preserve">$ ... | sort</w:t>
+      </w:r>
+      <w:r>
+        <w:br/>
+      </w:r>
+      <w:r>
+        <w:rPr>
+          <w:rStyle w:val="VerbatimChar"/>
+        </w:rPr>
+        <w:t xml:space="preserve">AP01    100.4,44.0,1</w:t>
+      </w:r>
+      <w:r>
+        <w:br/>
+      </w:r>
+      <w:r>
+        <w:rPr>
+          <w:rStyle w:val="VerbatimChar"/>
+        </w:rPr>
+        <w:t xml:space="preserve">AP01    101.3,33.0,1</w:t>
+      </w:r>
+      <w:r>
+        <w:br/>
+      </w:r>
+      <w:r>
+        <w:rPr>
+          <w:rStyle w:val="VerbatimChar"/>
+        </w:rPr>
+        <w:t xml:space="preserve">AP01    101.5,85.0,1</w:t>
+      </w:r>
+      <w:r>
+        <w:br/>
+      </w:r>
+      <w:r>
+        <w:rPr>
+          <w:rStyle w:val="VerbatimChar"/>
+        </w:rPr>
+        <w:t xml:space="preserve">... (697 more lines)</w:t>
+      </w:r>
+    </w:p>
+    <w:p>
+      <w:pPr>
+        <w:pStyle w:val="FirstParagraph"/>
+      </w:pPr>
+      <w:r>
+        <w:rPr>
+          <w:bCs/>
+          <w:b/>
+        </w:rPr>
+        <w:t xml:space="preserve">Job 2: after Combiner (one partial sum per key)</w:t>
+      </w:r>
+      <w:r>
+        <w:t xml:space="preserve"> </w:t>
+      </w:r>
+      <w:r>
+        <w:t xml:space="preserve">(8 lines)</w:t>
+      </w:r>
+    </w:p>
+    <w:p>
+      <w:pPr>
+        <w:pStyle w:val="SourceCode"/>
+      </w:pPr>
+      <w:r>
+        <w:rPr>
+          <w:rStyle w:val="VerbatimChar"/>
+        </w:rPr>
+        <w:t xml:space="preserve">$ ... | sort | python src/job1_wifi_combiner.py</w:t>
+      </w:r>
+      <w:r>
+        <w:br/>
+      </w:r>
+      <w:r>
+        <w:rPr>
+          <w:rStyle w:val="VerbatimChar"/>
+        </w:rPr>
+        <w:t xml:space="preserve">AP01    32703.2,10909,175</w:t>
+      </w:r>
+      <w:r>
+        <w:br/>
+      </w:r>
+      <w:r>
+        <w:rPr>
+          <w:rStyle w:val="VerbatimChar"/>
+        </w:rPr>
+        <w:t xml:space="preserve">AP02    15300.8,4996,78</w:t>
+      </w:r>
+      <w:r>
+        <w:br/>
+      </w:r>
+      <w:r>
+        <w:rPr>
+          <w:rStyle w:val="VerbatimChar"/>
+        </w:rPr>
+        <w:t xml:space="preserve">AP03    34825.6,11291,181</w:t>
+      </w:r>
+      <w:r>
+        <w:br/>
+      </w:r>
+      <w:r>
+        <w:rPr>
+          <w:rStyle w:val="VerbatimChar"/>
+        </w:rPr>
+        <w:t xml:space="preserve">... (5 more lines)</w:t>
+      </w:r>
+    </w:p>
+    <w:p>
+      <w:pPr>
+        <w:pStyle w:val="FirstParagraph"/>
+      </w:pPr>
+      <w:r>
+        <w:rPr>
+          <w:bCs/>
+          <w:b/>
+        </w:rPr>
+        <w:t xml:space="preserve">Job 2: Reducer output</w:t>
+      </w:r>
+      <w:r>
+        <w:t xml:space="preserve"> </w:t>
+      </w:r>
+      <w:r>
+        <w:t xml:space="preserve">(8 lines)</w:t>
+      </w:r>
+    </w:p>
+    <w:p>
+      <w:pPr>
+        <w:pStyle w:val="SourceCode"/>
+      </w:pPr>
+      <w:r>
+        <w:rPr>
+          <w:rStyle w:val="VerbatimChar"/>
+        </w:rPr>
+        <w:t xml:space="preserve">$ ... | sort | python src/job2_ap_reducer.py</w:t>
+      </w:r>
+      <w:r>
+        <w:br/>
+      </w:r>
+      <w:r>
+        <w:rPr>
+          <w:rStyle w:val="VerbatimChar"/>
+        </w:rPr>
+        <w:t xml:space="preserve">AP01    TotalDataMB=32703.20,TotalDurationMin=10909.00,Sessions=175,AvgSessionMin=62.34</w:t>
+      </w:r>
+      <w:r>
+        <w:br/>
+      </w:r>
+      <w:r>
+        <w:rPr>
+          <w:rStyle w:val="VerbatimChar"/>
+        </w:rPr>
+        <w:t xml:space="preserve">AP02    TotalDataMB=15300.80,TotalDurationMin=4996.00,Sessions=78,AvgSessionMin=64.05</w:t>
+      </w:r>
+      <w:r>
+        <w:br/>
+      </w:r>
+      <w:r>
+        <w:rPr>
+          <w:rStyle w:val="VerbatimChar"/>
+        </w:rPr>
+        <w:t xml:space="preserve">AP03    TotalDataMB=34825.60,TotalDurationMin=11291.00,Sessions=181,AvgSessionMin=62.38</w:t>
+      </w:r>
+      <w:r>
+        <w:br/>
+      </w:r>
+      <w:r>
+        <w:rPr>
+          <w:rStyle w:val="VerbatimChar"/>
+        </w:rPr>
+        <w:t xml:space="preserve">AP04    TotalDataMB=12753.00,TotalDurationMin=4100.00,Sessions=64,AvgSessionMin=64.06</w:t>
+      </w:r>
+      <w:r>
+        <w:br/>
+      </w:r>
+      <w:r>
+        <w:rPr>
+          <w:rStyle w:val="VerbatimChar"/>
+        </w:rPr>
+        <w:t xml:space="preserve">AP05    TotalDataMB=14845.80,TotalDurationMin=4966.00,Sessions=85,AvgSessionMin=58.42</w:t>
+      </w:r>
+      <w:r>
+        <w:br/>
+      </w:r>
+      <w:r>
+        <w:rPr>
+          <w:rStyle w:val="VerbatimChar"/>
+        </w:rPr>
+        <w:t xml:space="preserve">AP06    TotalDataMB=8939.40,TotalDurationMin=2547.00,Sessions=39,AvgSessionMin=65.31</w:t>
+      </w:r>
+      <w:r>
+        <w:br/>
+      </w:r>
+      <w:r>
+        <w:rPr>
+          <w:rStyle w:val="VerbatimChar"/>
+        </w:rPr>
+        <w:t xml:space="preserve">AP07    TotalDataMB=6735.10,TotalDurationMin=2028.00,Sessions=34,AvgSessionMin=59.65</w:t>
+      </w:r>
+      <w:r>
+        <w:br/>
+      </w:r>
+      <w:r>
+        <w:rPr>
+          <w:rStyle w:val="VerbatimChar"/>
+        </w:rPr>
+        <w:t xml:space="preserve">AP08    TotalDataMB=8359.90,TotalDurationMin=2631.00,Sessions=44,AvgSessionMin=59.80</w:t>
+      </w:r>
+    </w:p>
+    <w:p>
+      <w:pPr>
+        <w:pStyle w:val="FirstParagraph"/>
+      </w:pPr>
+      <w:r>
+        <w:rPr>
+          <w:bCs/>
+          <w:b/>
+        </w:rPr>
+        <w:t xml:space="preserve">Answer: busiest access point by TotalDataMB</w:t>
+      </w:r>
+      <w:r>
+        <w:t xml:space="preserve"> </w:t>
+      </w:r>
+      <w:r>
+        <w:t xml:space="preserve">(1 line)</w:t>
+      </w:r>
+    </w:p>
+    <w:p>
+      <w:pPr>
+        <w:pStyle w:val="SourceCode"/>
+      </w:pPr>
+      <w:r>
+        <w:rPr>
+          <w:rStyle w:val="VerbatimChar"/>
+        </w:rPr>
+        <w:t xml:space="preserve">AP03    TotalDataMB=34825.60,TotalDurationMin=11291.00,Sessions=181,AvgSessionMin=62.38</w:t>
+      </w:r>
+    </w:p>
+    <w:bookmarkEnd w:id="39"/>
+    <w:bookmarkStart w:id="40" w:name="job-3-canteen-item-frequency-1"/>
+    <w:p>
+      <w:pPr>
+        <w:pStyle w:val="Heading2"/>
+      </w:pPr>
+      <w:r>
+        <w:t xml:space="preserve">Job 3: Canteen Item Frequency</w:t>
+      </w:r>
+    </w:p>
+    <w:p>
+      <w:pPr>
+        <w:pStyle w:val="FirstParagraph"/>
+      </w:pPr>
+      <w:r>
+        <w:rPr>
+          <w:bCs/>
+          <w:b/>
+        </w:rPr>
+        <w:t xml:space="preserve">Job 3: input (data/canteen.csv)</w:t>
+      </w:r>
+      <w:r>
+        <w:t xml:space="preserve"> </w:t>
+      </w:r>
+      <w:r>
+        <w:t xml:space="preserve">(597 lines)</w:t>
+      </w:r>
+    </w:p>
+    <w:p>
+      <w:pPr>
+        <w:pStyle w:val="SourceCode"/>
+      </w:pPr>
+      <w:r>
+        <w:rPr>
+          <w:rStyle w:val="VerbatimChar"/>
+        </w:rPr>
+        <w:t xml:space="preserve">$ head data/canteen.csv</w:t>
+      </w:r>
+      <w:r>
+        <w:br/>
+      </w:r>
+      <w:r>
+        <w:rPr>
+          <w:rStyle w:val="VerbatimChar"/>
+        </w:rPr>
+        <w:t xml:space="preserve">TransactionID,Timestamp,StudentID,Item,Quantity,Amount</w:t>
+      </w:r>
+      <w:r>
+        <w:br/>
+      </w:r>
+      <w:r>
+        <w:rPr>
+          <w:rStyle w:val="VerbatimChar"/>
+        </w:rPr>
+        <w:t xml:space="preserve">T1001,2026-08-10 13:35,S149,Juice,1,50</w:t>
+      </w:r>
+      <w:r>
+        <w:br/>
+      </w:r>
+      <w:r>
+        <w:rPr>
+          <w:rStyle w:val="VerbatimChar"/>
+        </w:rPr>
+        <w:t xml:space="preserve">T1002,2026-08-10 13:33,S155,Coffee,3,120</w:t>
+      </w:r>
+      <w:r>
+        <w:br/>
+      </w:r>
+      <w:r>
+        <w:rPr>
+          <w:rStyle w:val="VerbatimChar"/>
+        </w:rPr>
+        <w:t xml:space="preserve">... (594 more lines)</w:t>
+      </w:r>
+    </w:p>
+    <w:p>
+      <w:pPr>
+        <w:pStyle w:val="FirstParagraph"/>
+      </w:pPr>
+      <w:r>
+        <w:rPr>
+          <w:bCs/>
+          <w:b/>
+        </w:rPr>
+        <w:t xml:space="preserve">Job 3: Mapper output (key TAB value)</w:t>
+      </w:r>
+      <w:r>
+        <w:t xml:space="preserve"> </w:t>
+      </w:r>
+      <w:r>
+        <w:t xml:space="preserve">(594 lines)</w:t>
+      </w:r>
+    </w:p>
+    <w:p>
+      <w:pPr>
+        <w:pStyle w:val="SourceCode"/>
+      </w:pPr>
+      <w:r>
+        <w:rPr>
+          <w:rStyle w:val="VerbatimChar"/>
+        </w:rPr>
+        <w:t xml:space="preserve">$ python src/job3_canteen_mapper.py &lt; data/canteen.csv</w:t>
+      </w:r>
+      <w:r>
+        <w:br/>
+      </w:r>
+      <w:r>
+        <w:rPr>
+          <w:rStyle w:val="VerbatimChar"/>
+        </w:rPr>
+        <w:t xml:space="preserve">Juice    1,50.0</w:t>
+      </w:r>
+      <w:r>
+        <w:br/>
+      </w:r>
+      <w:r>
+        <w:rPr>
+          <w:rStyle w:val="VerbatimChar"/>
+        </w:rPr>
+        <w:t xml:space="preserve">Coffee    3,120.0</w:t>
+      </w:r>
+      <w:r>
+        <w:br/>
+      </w:r>
+      <w:r>
+        <w:rPr>
+          <w:rStyle w:val="VerbatimChar"/>
+        </w:rPr>
+        <w:t xml:space="preserve">Muffin    1,45.0</w:t>
+      </w:r>
+      <w:r>
+        <w:br/>
+      </w:r>
+      <w:r>
+        <w:rPr>
+          <w:rStyle w:val="VerbatimChar"/>
+        </w:rPr>
+        <w:t xml:space="preserve">... (591 more lines)</w:t>
+      </w:r>
+    </w:p>
+    <w:p>
+      <w:pPr>
+        <w:pStyle w:val="FirstParagraph"/>
+      </w:pPr>
+      <w:r>
+        <w:t xml:space="preserve">Malformed records rejected by the mapper:</w:t>
+      </w:r>
+      <w:r>
+        <w:t xml:space="preserve"> </w:t>
+      </w:r>
+      <w:r>
+        <w:rPr>
+          <w:bCs/>
+          <w:b/>
+        </w:rPr>
+        <w:t xml:space="preserve">2</w:t>
+      </w:r>
+    </w:p>
+    <w:p>
+      <w:pPr>
+        <w:pStyle w:val="BodyText"/>
+      </w:pPr>
+      <w:r>
+        <w:rPr>
+          <w:bCs/>
+          <w:b/>
+        </w:rPr>
+        <w:t xml:space="preserve">Job 3: after Shuffle &amp; Sort (grouped by key)</w:t>
+      </w:r>
+      <w:r>
+        <w:t xml:space="preserve"> </w:t>
+      </w:r>
+      <w:r>
+        <w:t xml:space="preserve">(594 lines)</w:t>
+      </w:r>
+    </w:p>
+    <w:p>
+      <w:pPr>
+        <w:pStyle w:val="SourceCode"/>
+      </w:pPr>
+      <w:r>
+        <w:rPr>
+          <w:rStyle w:val="VerbatimChar"/>
+        </w:rPr>
+        <w:t xml:space="preserve">$ ... | sort</w:t>
+      </w:r>
+      <w:r>
+        <w:br/>
+      </w:r>
+      <w:r>
+        <w:rPr>
+          <w:rStyle w:val="VerbatimChar"/>
+        </w:rPr>
+        <w:t xml:space="preserve">Burger    1,120.0</w:t>
+      </w:r>
+      <w:r>
+        <w:br/>
+      </w:r>
+      <w:r>
+        <w:rPr>
+          <w:rStyle w:val="VerbatimChar"/>
+        </w:rPr>
+        <w:t xml:space="preserve">Burger    1,120.0</w:t>
+      </w:r>
+      <w:r>
+        <w:br/>
+      </w:r>
+      <w:r>
+        <w:rPr>
+          <w:rStyle w:val="VerbatimChar"/>
+        </w:rPr>
+        <w:t xml:space="preserve">Burger    1,120.0</w:t>
+      </w:r>
+      <w:r>
+        <w:br/>
+      </w:r>
+      <w:r>
+        <w:rPr>
+          <w:rStyle w:val="VerbatimChar"/>
+        </w:rPr>
+        <w:t xml:space="preserve">... (591 more lines)</w:t>
+      </w:r>
+    </w:p>
+    <w:p>
+      <w:pPr>
+        <w:pStyle w:val="FirstParagraph"/>
+      </w:pPr>
+      <w:r>
+        <w:rPr>
+          <w:bCs/>
+          <w:b/>
+        </w:rPr>
+        <w:t xml:space="preserve">Job 3: after Combiner (one partial sum per key)</w:t>
+      </w:r>
+      <w:r>
+        <w:t xml:space="preserve"> </w:t>
+      </w:r>
+      <w:r>
+        <w:t xml:space="preserve">(10 lines)</w:t>
+      </w:r>
+    </w:p>
+    <w:p>
+      <w:pPr>
+        <w:pStyle w:val="SourceCode"/>
+      </w:pPr>
+      <w:r>
+        <w:rPr>
+          <w:rStyle w:val="VerbatimChar"/>
+        </w:rPr>
+        <w:t xml:space="preserve">$ ... | sort | python src/job1_wifi_combiner.py</w:t>
+      </w:r>
+      <w:r>
+        <w:br/>
+      </w:r>
+      <w:r>
+        <w:rPr>
+          <w:rStyle w:val="VerbatimChar"/>
+        </w:rPr>
+        <w:t xml:space="preserve">Burger    92,11040</w:t>
+      </w:r>
+      <w:r>
+        <w:br/>
+      </w:r>
+      <w:r>
+        <w:rPr>
+          <w:rStyle w:val="VerbatimChar"/>
+        </w:rPr>
+        <w:t xml:space="preserve">Coffee    112,4480</w:t>
+      </w:r>
+      <w:r>
+        <w:br/>
+      </w:r>
+      <w:r>
+        <w:rPr>
+          <w:rStyle w:val="VerbatimChar"/>
+        </w:rPr>
+        <w:t xml:space="preserve">Juice    120,6000</w:t>
+      </w:r>
+      <w:r>
+        <w:br/>
+      </w:r>
+      <w:r>
+        <w:rPr>
+          <w:rStyle w:val="VerbatimChar"/>
+        </w:rPr>
+        <w:t xml:space="preserve">... (7 more lines)</w:t>
+      </w:r>
+    </w:p>
+    <w:p>
+      <w:pPr>
+        <w:pStyle w:val="FirstParagraph"/>
+      </w:pPr>
+      <w:r>
+        <w:rPr>
+          <w:bCs/>
+          <w:b/>
+        </w:rPr>
+        <w:t xml:space="preserve">Job 3: Reducer output</w:t>
+      </w:r>
+      <w:r>
+        <w:t xml:space="preserve"> </w:t>
+      </w:r>
+      <w:r>
+        <w:t xml:space="preserve">(10 lines)</w:t>
+      </w:r>
+    </w:p>
+    <w:p>
+      <w:pPr>
+        <w:pStyle w:val="SourceCode"/>
+      </w:pPr>
+      <w:r>
+        <w:rPr>
+          <w:rStyle w:val="VerbatimChar"/>
+        </w:rPr>
+        <w:t xml:space="preserve">$ ... | sort | python src/job3_canteen_reducer.py</w:t>
+      </w:r>
+      <w:r>
+        <w:br/>
+      </w:r>
+      <w:r>
+        <w:rPr>
+          <w:rStyle w:val="VerbatimChar"/>
+        </w:rPr>
+        <w:t xml:space="preserve">Burger    TotalQuantity=92,TotalRevenue=11040.00</w:t>
+      </w:r>
+      <w:r>
+        <w:br/>
+      </w:r>
+      <w:r>
+        <w:rPr>
+          <w:rStyle w:val="VerbatimChar"/>
+        </w:rPr>
+        <w:t xml:space="preserve">Coffee    TotalQuantity=112,TotalRevenue=4480.00</w:t>
+      </w:r>
+      <w:r>
+        <w:br/>
+      </w:r>
+      <w:r>
+        <w:rPr>
+          <w:rStyle w:val="VerbatimChar"/>
+        </w:rPr>
+        <w:t xml:space="preserve">Juice    TotalQuantity=120,TotalRevenue=6000.00</w:t>
+      </w:r>
+      <w:r>
+        <w:br/>
+      </w:r>
+      <w:r>
+        <w:rPr>
+          <w:rStyle w:val="VerbatimChar"/>
+        </w:rPr>
+        <w:t xml:space="preserve">Muffin    TotalQuantity=83,TotalRevenue=3735.00</w:t>
+      </w:r>
+      <w:r>
+        <w:br/>
+      </w:r>
+      <w:r>
+        <w:rPr>
+          <w:rStyle w:val="VerbatimChar"/>
+        </w:rPr>
+        <w:t xml:space="preserve">Noodles    TotalQuantity=58,TotalRevenue=6380.00</w:t>
+      </w:r>
+      <w:r>
+        <w:br/>
+      </w:r>
+      <w:r>
+        <w:rPr>
+          <w:rStyle w:val="VerbatimChar"/>
+        </w:rPr>
+        <w:t xml:space="preserve">Pasta    TotalQuantity=68,TotalRevenue=9520.00</w:t>
+      </w:r>
+      <w:r>
+        <w:br/>
+      </w:r>
+      <w:r>
+        <w:rPr>
+          <w:rStyle w:val="VerbatimChar"/>
+        </w:rPr>
+        <w:t xml:space="preserve">Samosa    TotalQuantity=64,TotalRevenue=960.00</w:t>
+      </w:r>
+      <w:r>
+        <w:br/>
+      </w:r>
+      <w:r>
+        <w:rPr>
+          <w:rStyle w:val="VerbatimChar"/>
+        </w:rPr>
+        <w:t xml:space="preserve">Sandwich    TotalQuantity=97,TotalRevenue=7760.00</w:t>
+      </w:r>
+      <w:r>
+        <w:br/>
+      </w:r>
+      <w:r>
+        <w:rPr>
+          <w:rStyle w:val="VerbatimChar"/>
+        </w:rPr>
+        <w:t xml:space="preserve">Tea    TotalQuantity=74,TotalRevenue=1480.00</w:t>
+      </w:r>
+      <w:r>
+        <w:br/>
+      </w:r>
+      <w:r>
+        <w:rPr>
+          <w:rStyle w:val="VerbatimChar"/>
+        </w:rPr>
+        <w:t xml:space="preserve">Water    TotalQuantity=67,TotalRevenue=1340.00</w:t>
+      </w:r>
+    </w:p>
+    <w:p>
+      <w:pPr>
+        <w:pStyle w:val="FirstParagraph"/>
+      </w:pPr>
+      <w:r>
+        <w:rPr>
+          <w:bCs/>
+          <w:b/>
+        </w:rPr>
+        <w:t xml:space="preserve">Answer: highest revenue item</w:t>
+      </w:r>
+      <w:r>
+        <w:t xml:space="preserve"> </w:t>
+      </w:r>
+      <w:r>
+        <w:t xml:space="preserve">(1 line)</w:t>
+      </w:r>
+    </w:p>
+    <w:p>
+      <w:pPr>
+        <w:pStyle w:val="SourceCode"/>
+      </w:pPr>
+      <w:r>
+        <w:rPr>
+          <w:rStyle w:val="VerbatimChar"/>
+        </w:rPr>
+        <w:t xml:space="preserve">Burger    TotalQuantity=92,TotalRevenue=11040.00</w:t>
+      </w:r>
+    </w:p>
+    <w:p>
+      <w:pPr>
+        <w:pStyle w:val="FirstParagraph"/>
+      </w:pPr>
+      <w:r>
+        <w:rPr>
+          <w:bCs/>
+          <w:b/>
+        </w:rPr>
+        <w:t xml:space="preserve">Answer: highest quantity item</w:t>
+      </w:r>
+      <w:r>
+        <w:t xml:space="preserve"> </w:t>
+      </w:r>
+      <w:r>
+        <w:t xml:space="preserve">(1 line)</w:t>
+      </w:r>
+    </w:p>
+    <w:p>
+      <w:pPr>
+        <w:pStyle w:val="SourceCode"/>
+      </w:pPr>
+      <w:r>
+        <w:rPr>
+          <w:rStyle w:val="VerbatimChar"/>
+        </w:rPr>
+        <w:t xml:space="preserve">Juice    TotalQuantity=120,TotalRevenue=6000.00</w:t>
+      </w:r>
+    </w:p>
+    <w:bookmarkEnd w:id="40"/>
+    <w:bookmarkStart w:id="41" w:name="job-4-top-co-purchased-items-2-stages"/>
+    <w:p>
+      <w:pPr>
+        <w:pStyle w:val="Heading2"/>
+      </w:pPr>
+      <w:r>
+        <w:t xml:space="preserve">Job 4: Top Co-Purchased Items (2 stages)</w:t>
+      </w:r>
+    </w:p>
+    <w:p>
+      <w:pPr>
+        <w:pStyle w:val="FirstParagraph"/>
+      </w:pPr>
+      <w:r>
+        <w:rPr>
+          <w:bCs/>
+          <w:b/>
+        </w:rPr>
+        <w:t xml:space="preserve">Job 4 Stage 1: input (data/canteen.csv)</w:t>
+      </w:r>
+      <w:r>
+        <w:t xml:space="preserve"> </w:t>
+      </w:r>
+      <w:r>
+        <w:t xml:space="preserve">(597 lines)</w:t>
+      </w:r>
+    </w:p>
+    <w:p>
+      <w:pPr>
+        <w:pStyle w:val="SourceCode"/>
+      </w:pPr>
+      <w:r>
+        <w:rPr>
+          <w:rStyle w:val="VerbatimChar"/>
+        </w:rPr>
+        <w:t xml:space="preserve">$ head data/canteen.csv</w:t>
+      </w:r>
+      <w:r>
+        <w:br/>
+      </w:r>
+      <w:r>
+        <w:rPr>
+          <w:rStyle w:val="VerbatimChar"/>
+        </w:rPr>
+        <w:t xml:space="preserve">TransactionID,Timestamp,StudentID,Item,Quantity,Amount</w:t>
+      </w:r>
+      <w:r>
+        <w:br/>
+      </w:r>
+      <w:r>
+        <w:rPr>
+          <w:rStyle w:val="VerbatimChar"/>
+        </w:rPr>
+        <w:t xml:space="preserve">T1001,2026-08-10 13:35,S149,Juice,1,50</w:t>
+      </w:r>
+      <w:r>
+        <w:br/>
+      </w:r>
+      <w:r>
+        <w:rPr>
+          <w:rStyle w:val="VerbatimChar"/>
+        </w:rPr>
+        <w:t xml:space="preserve">T1002,2026-08-10 13:33,S155,Coffee,3,120</w:t>
+      </w:r>
+      <w:r>
+        <w:br/>
+      </w:r>
+      <w:r>
+        <w:rPr>
+          <w:rStyle w:val="VerbatimChar"/>
+        </w:rPr>
+        <w:t xml:space="preserve">... (594 more lines)</w:t>
+      </w:r>
+    </w:p>
+    <w:p>
+      <w:pPr>
+        <w:pStyle w:val="FirstParagraph"/>
+      </w:pPr>
+      <w:r>
+        <w:rPr>
+          <w:bCs/>
+          <w:b/>
+        </w:rPr>
+        <w:t xml:space="preserve">Job 4 Stage 1: Mapper output (key TAB value)</w:t>
+      </w:r>
+      <w:r>
+        <w:t xml:space="preserve"> </w:t>
+      </w:r>
+      <w:r>
+        <w:t xml:space="preserve">(595 lines)</w:t>
+      </w:r>
+    </w:p>
+    <w:p>
+      <w:pPr>
+        <w:pStyle w:val="SourceCode"/>
+      </w:pPr>
+      <w:r>
+        <w:rPr>
+          <w:rStyle w:val="VerbatimChar"/>
+        </w:rPr>
+        <w:t xml:space="preserve">$ python src/job4_stage1_mapper.py &lt; data/canteen.csv</w:t>
+      </w:r>
+      <w:r>
+        <w:br/>
+      </w:r>
+      <w:r>
+        <w:rPr>
+          <w:rStyle w:val="VerbatimChar"/>
+        </w:rPr>
+        <w:t xml:space="preserve">T1001    Juice</w:t>
+      </w:r>
+      <w:r>
+        <w:br/>
+      </w:r>
+      <w:r>
+        <w:rPr>
+          <w:rStyle w:val="VerbatimChar"/>
+        </w:rPr>
+        <w:t xml:space="preserve">T1002    Coffee</w:t>
+      </w:r>
+      <w:r>
+        <w:br/>
+      </w:r>
+      <w:r>
+        <w:rPr>
+          <w:rStyle w:val="VerbatimChar"/>
+        </w:rPr>
+        <w:t xml:space="preserve">T1002    Muffin</w:t>
+      </w:r>
+      <w:r>
+        <w:br/>
+      </w:r>
+      <w:r>
+        <w:rPr>
+          <w:rStyle w:val="VerbatimChar"/>
+        </w:rPr>
+        <w:t xml:space="preserve">... (592 more lines)</w:t>
+      </w:r>
+    </w:p>
+    <w:p>
+      <w:pPr>
+        <w:pStyle w:val="FirstParagraph"/>
+      </w:pPr>
+      <w:r>
+        <w:t xml:space="preserve">Malformed records rejected by the mapper:</w:t>
+      </w:r>
+      <w:r>
+        <w:t xml:space="preserve"> </w:t>
+      </w:r>
+      <w:r>
+        <w:rPr>
+          <w:bCs/>
+          <w:b/>
+        </w:rPr>
+        <w:t xml:space="preserve">1</w:t>
+      </w:r>
+    </w:p>
+    <w:p>
+      <w:pPr>
+        <w:pStyle w:val="BodyText"/>
+      </w:pPr>
+      <w:r>
+        <w:rPr>
+          <w:bCs/>
+          <w:b/>
+        </w:rPr>
+        <w:t xml:space="preserve">Job 4 Stage 1: after Shuffle &amp; Sort (grouped by key)</w:t>
+      </w:r>
+      <w:r>
+        <w:t xml:space="preserve"> </w:t>
+      </w:r>
+      <w:r>
+        <w:t xml:space="preserve">(595 lines)</w:t>
+      </w:r>
+    </w:p>
+    <w:p>
+      <w:pPr>
+        <w:pStyle w:val="SourceCode"/>
+      </w:pPr>
+      <w:r>
+        <w:rPr>
+          <w:rStyle w:val="VerbatimChar"/>
+        </w:rPr>
+        <w:t xml:space="preserve">$ ... | sort</w:t>
+      </w:r>
+      <w:r>
+        <w:br/>
+      </w:r>
+      <w:r>
+        <w:rPr>
+          <w:rStyle w:val="VerbatimChar"/>
+        </w:rPr>
+        <w:t xml:space="preserve">T1001    Juice</w:t>
+      </w:r>
+      <w:r>
+        <w:br/>
+      </w:r>
+      <w:r>
+        <w:rPr>
+          <w:rStyle w:val="VerbatimChar"/>
+        </w:rPr>
+        <w:t xml:space="preserve">T1002    Coffee</w:t>
+      </w:r>
+      <w:r>
+        <w:br/>
+      </w:r>
+      <w:r>
+        <w:rPr>
+          <w:rStyle w:val="VerbatimChar"/>
+        </w:rPr>
+        <w:t xml:space="preserve">T1002    Muffin</w:t>
+      </w:r>
+      <w:r>
+        <w:br/>
+      </w:r>
+      <w:r>
+        <w:rPr>
+          <w:rStyle w:val="VerbatimChar"/>
+        </w:rPr>
+        <w:t xml:space="preserve">... (592 more lines)</w:t>
+      </w:r>
+    </w:p>
+    <w:p>
+      <w:pPr>
+        <w:pStyle w:val="FirstParagraph"/>
+      </w:pPr>
+      <w:r>
+        <w:rPr>
+          <w:bCs/>
+          <w:b/>
+        </w:rPr>
+        <w:t xml:space="preserve">Job 4 Stage 1: Reducer output</w:t>
+      </w:r>
+      <w:r>
+        <w:t xml:space="preserve"> </w:t>
+      </w:r>
+      <w:r>
+        <w:t xml:space="preserve">(392 lines)</w:t>
+      </w:r>
+    </w:p>
+    <w:p>
+      <w:pPr>
+        <w:pStyle w:val="SourceCode"/>
+      </w:pPr>
+      <w:r>
+        <w:rPr>
+          <w:rStyle w:val="VerbatimChar"/>
+        </w:rPr>
+        <w:t xml:space="preserve">$ ... | sort | python src/job4_stage1_reducer.py</w:t>
+      </w:r>
+      <w:r>
+        <w:br/>
+      </w:r>
+      <w:r>
+        <w:rPr>
+          <w:rStyle w:val="VerbatimChar"/>
+        </w:rPr>
+        <w:t xml:space="preserve">Coffee|Muffin    1</w:t>
+      </w:r>
+      <w:r>
+        <w:br/>
+      </w:r>
+      <w:r>
+        <w:rPr>
+          <w:rStyle w:val="VerbatimChar"/>
+        </w:rPr>
+        <w:t xml:space="preserve">Burger|Coffee    1</w:t>
+      </w:r>
+      <w:r>
+        <w:br/>
+      </w:r>
+      <w:r>
+        <w:rPr>
+          <w:rStyle w:val="VerbatimChar"/>
+        </w:rPr>
+        <w:t xml:space="preserve">Burger|Juice    1</w:t>
+      </w:r>
+      <w:r>
+        <w:br/>
+      </w:r>
+      <w:r>
+        <w:rPr>
+          <w:rStyle w:val="VerbatimChar"/>
+        </w:rPr>
+        <w:t xml:space="preserve">... (389 more lines)</w:t>
+      </w:r>
+    </w:p>
+    <w:p>
+      <w:pPr>
+        <w:pStyle w:val="FirstParagraph"/>
+      </w:pPr>
+      <w:r>
+        <w:rPr>
+          <w:bCs/>
+          <w:b/>
+        </w:rPr>
+        <w:t xml:space="preserve">Job 4 Stage 2: input (output/job4_stage1_pairs.txt)</w:t>
+      </w:r>
+      <w:r>
+        <w:t xml:space="preserve"> </w:t>
+      </w:r>
+      <w:r>
+        <w:t xml:space="preserve">(392 lines)</w:t>
+      </w:r>
+    </w:p>
+    <w:p>
+      <w:pPr>
+        <w:pStyle w:val="SourceCode"/>
+      </w:pPr>
+      <w:r>
+        <w:rPr>
+          <w:rStyle w:val="VerbatimChar"/>
+        </w:rPr>
+        <w:t xml:space="preserve">$ head output/job4_stage1_pairs.txt</w:t>
+      </w:r>
+      <w:r>
+        <w:br/>
+      </w:r>
+      <w:r>
+        <w:rPr>
+          <w:rStyle w:val="VerbatimChar"/>
+        </w:rPr>
+        <w:t xml:space="preserve">Coffee|Muffin    1</w:t>
+      </w:r>
+      <w:r>
+        <w:br/>
+      </w:r>
+      <w:r>
+        <w:rPr>
+          <w:rStyle w:val="VerbatimChar"/>
+        </w:rPr>
+        <w:t xml:space="preserve">Burger|Coffee    1</w:t>
+      </w:r>
+      <w:r>
+        <w:br/>
+      </w:r>
+      <w:r>
+        <w:rPr>
+          <w:rStyle w:val="VerbatimChar"/>
+        </w:rPr>
+        <w:t xml:space="preserve">Burger|Juice    1</w:t>
+      </w:r>
+      <w:r>
+        <w:br/>
+      </w:r>
+      <w:r>
+        <w:rPr>
+          <w:rStyle w:val="VerbatimChar"/>
+        </w:rPr>
+        <w:t xml:space="preserve">... (389 more lines)</w:t>
+      </w:r>
+    </w:p>
+    <w:p>
+      <w:pPr>
+        <w:pStyle w:val="FirstParagraph"/>
+      </w:pPr>
+      <w:r>
+        <w:rPr>
+          <w:bCs/>
+          <w:b/>
+        </w:rPr>
+        <w:t xml:space="preserve">Job 4 Stage 2: Mapper output (key TAB value)</w:t>
+      </w:r>
+      <w:r>
+        <w:t xml:space="preserve"> </w:t>
+      </w:r>
+      <w:r>
+        <w:t xml:space="preserve">(392 lines)</w:t>
+      </w:r>
+    </w:p>
+    <w:p>
+      <w:pPr>
+        <w:pStyle w:val="SourceCode"/>
+      </w:pPr>
+      <w:r>
+        <w:rPr>
+          <w:rStyle w:val="VerbatimChar"/>
+        </w:rPr>
+        <w:t xml:space="preserve">$ python src/job4_stage2_mapper.py &lt; output/job4_stage1_pairs.txt</w:t>
+      </w:r>
+      <w:r>
+        <w:br/>
+      </w:r>
+      <w:r>
+        <w:rPr>
+          <w:rStyle w:val="VerbatimChar"/>
+        </w:rPr>
+        <w:t xml:space="preserve">Coffee|Muffin    1</w:t>
+      </w:r>
+      <w:r>
+        <w:br/>
+      </w:r>
+      <w:r>
+        <w:rPr>
+          <w:rStyle w:val="VerbatimChar"/>
+        </w:rPr>
+        <w:t xml:space="preserve">Burger|Coffee    1</w:t>
+      </w:r>
+      <w:r>
+        <w:br/>
+      </w:r>
+      <w:r>
+        <w:rPr>
+          <w:rStyle w:val="VerbatimChar"/>
+        </w:rPr>
+        <w:t xml:space="preserve">Burger|Juice    1</w:t>
+      </w:r>
+      <w:r>
+        <w:br/>
+      </w:r>
+      <w:r>
+        <w:rPr>
+          <w:rStyle w:val="VerbatimChar"/>
+        </w:rPr>
+        <w:t xml:space="preserve">... (389 more lines)</w:t>
+      </w:r>
+    </w:p>
+    <w:p>
+      <w:pPr>
+        <w:pStyle w:val="FirstParagraph"/>
+      </w:pPr>
+      <w:r>
+        <w:rPr>
+          <w:bCs/>
+          <w:b/>
+        </w:rPr>
+        <w:t xml:space="preserve">Job 4 Stage 2: after Shuffle &amp; Sort (grouped by key)</w:t>
+      </w:r>
+      <w:r>
+        <w:t xml:space="preserve"> </w:t>
+      </w:r>
+      <w:r>
+        <w:t xml:space="preserve">(392 lines)</w:t>
+      </w:r>
+    </w:p>
+    <w:p>
+      <w:pPr>
+        <w:pStyle w:val="SourceCode"/>
+      </w:pPr>
+      <w:r>
+        <w:rPr>
+          <w:rStyle w:val="VerbatimChar"/>
+        </w:rPr>
+        <w:t xml:space="preserve">$ ... | sort</w:t>
+      </w:r>
+      <w:r>
+        <w:br/>
+      </w:r>
+      <w:r>
+        <w:rPr>
+          <w:rStyle w:val="VerbatimChar"/>
+        </w:rPr>
+        <w:t xml:space="preserve">Burger|Coffee    1</w:t>
+      </w:r>
+      <w:r>
+        <w:br/>
+      </w:r>
+      <w:r>
+        <w:rPr>
+          <w:rStyle w:val="VerbatimChar"/>
+        </w:rPr>
+        <w:t xml:space="preserve">Burger|Coffee    1</w:t>
+      </w:r>
+      <w:r>
+        <w:br/>
+      </w:r>
+      <w:r>
+        <w:rPr>
+          <w:rStyle w:val="VerbatimChar"/>
+        </w:rPr>
+        <w:t xml:space="preserve">Burger|Coffee    1</w:t>
+      </w:r>
+      <w:r>
+        <w:br/>
+      </w:r>
+      <w:r>
+        <w:rPr>
+          <w:rStyle w:val="VerbatimChar"/>
+        </w:rPr>
+        <w:t xml:space="preserve">... (389 more lines)</w:t>
+      </w:r>
+    </w:p>
+    <w:p>
+      <w:pPr>
+        <w:pStyle w:val="FirstParagraph"/>
+      </w:pPr>
+      <w:r>
+        <w:rPr>
+          <w:bCs/>
+          <w:b/>
+        </w:rPr>
+        <w:t xml:space="preserve">Job 4 Stage 2: after Combiner (one partial sum per key)</w:t>
+      </w:r>
+      <w:r>
+        <w:t xml:space="preserve"> </w:t>
+      </w:r>
+      <w:r>
+        <w:t xml:space="preserve">(45 lines)</w:t>
+      </w:r>
+    </w:p>
+    <w:p>
+      <w:pPr>
+        <w:pStyle w:val="SourceCode"/>
+      </w:pPr>
+      <w:r>
+        <w:rPr>
+          <w:rStyle w:val="VerbatimChar"/>
+        </w:rPr>
+        <w:t xml:space="preserve">$ ... | sort | python src/job1_wifi_combiner.py</w:t>
+      </w:r>
+      <w:r>
+        <w:br/>
+      </w:r>
+      <w:r>
+        <w:rPr>
+          <w:rStyle w:val="VerbatimChar"/>
+        </w:rPr>
+        <w:t xml:space="preserve">Burger|Coffee    6</w:t>
+      </w:r>
+      <w:r>
+        <w:br/>
+      </w:r>
+      <w:r>
+        <w:rPr>
+          <w:rStyle w:val="VerbatimChar"/>
+        </w:rPr>
+        <w:t xml:space="preserve">Burger|Juice    42</w:t>
+      </w:r>
+      <w:r>
+        <w:br/>
+      </w:r>
+      <w:r>
+        <w:rPr>
+          <w:rStyle w:val="VerbatimChar"/>
+        </w:rPr>
+        <w:t xml:space="preserve">Burger|Muffin    5</w:t>
+      </w:r>
+      <w:r>
+        <w:br/>
+      </w:r>
+      <w:r>
+        <w:rPr>
+          <w:rStyle w:val="VerbatimChar"/>
+        </w:rPr>
+        <w:t xml:space="preserve">... (42 more lines)</w:t>
+      </w:r>
+    </w:p>
+    <w:p>
+      <w:pPr>
+        <w:pStyle w:val="FirstParagraph"/>
+      </w:pPr>
+      <w:r>
+        <w:rPr>
+          <w:bCs/>
+          <w:b/>
+        </w:rPr>
+        <w:t xml:space="preserve">Job 4 Stage 2: Reducer output</w:t>
+      </w:r>
+      <w:r>
+        <w:t xml:space="preserve"> </w:t>
+      </w:r>
+      <w:r>
+        <w:t xml:space="preserve">(45 lines)</w:t>
+      </w:r>
+    </w:p>
+    <w:p>
+      <w:pPr>
+        <w:pStyle w:val="SourceCode"/>
+      </w:pPr>
+      <w:r>
+        <w:rPr>
+          <w:rStyle w:val="VerbatimChar"/>
+        </w:rPr>
+        <w:t xml:space="preserve">$ ... | sort | python src/job4_stage2_reducer.py</w:t>
+      </w:r>
+      <w:r>
+        <w:br/>
+      </w:r>
+      <w:r>
+        <w:rPr>
+          <w:rStyle w:val="VerbatimChar"/>
+        </w:rPr>
+        <w:t xml:space="preserve">Burger|Coffee    Transactions=6</w:t>
+      </w:r>
+      <w:r>
+        <w:br/>
+      </w:r>
+      <w:r>
+        <w:rPr>
+          <w:rStyle w:val="VerbatimChar"/>
+        </w:rPr>
+        <w:t xml:space="preserve">Burger|Juice    Transactions=42</w:t>
+      </w:r>
+      <w:r>
+        <w:br/>
+      </w:r>
+      <w:r>
+        <w:rPr>
+          <w:rStyle w:val="VerbatimChar"/>
+        </w:rPr>
+        <w:t xml:space="preserve">Burger|Muffin    Transactions=5</w:t>
+      </w:r>
+      <w:r>
+        <w:br/>
+      </w:r>
+      <w:r>
+        <w:rPr>
+          <w:rStyle w:val="VerbatimChar"/>
+        </w:rPr>
+        <w:t xml:space="preserve">... (42 more lines)</w:t>
+      </w:r>
+    </w:p>
+    <w:p>
+      <w:pPr>
+        <w:pStyle w:val="FirstParagraph"/>
+      </w:pPr>
+      <w:r>
+        <w:rPr>
+          <w:bCs/>
+          <w:b/>
+        </w:rPr>
+        <w:t xml:space="preserve">Answer: top 5 pairs by number of transactions</w:t>
+      </w:r>
+      <w:r>
+        <w:t xml:space="preserve"> </w:t>
+      </w:r>
+      <w:r>
+        <w:t xml:space="preserve">(5 lines)</w:t>
+      </w:r>
+    </w:p>
+    <w:p>
+      <w:pPr>
+        <w:pStyle w:val="SourceCode"/>
+      </w:pPr>
+      <w:r>
+        <w:rPr>
+          <w:rStyle w:val="VerbatimChar"/>
+        </w:rPr>
+        <w:t xml:space="preserve">Burger|Juice    Transactions=42</w:t>
+      </w:r>
+      <w:r>
+        <w:br/>
+      </w:r>
+      <w:r>
+        <w:rPr>
+          <w:rStyle w:val="VerbatimChar"/>
+        </w:rPr>
+        <w:t xml:space="preserve">Coffee|Sandwich    Transactions=36</w:t>
+      </w:r>
+      <w:r>
+        <w:br/>
+      </w:r>
+      <w:r>
+        <w:rPr>
+          <w:rStyle w:val="VerbatimChar"/>
+        </w:rPr>
+        <w:t xml:space="preserve">Juice|Pasta    Transactions=33</w:t>
+      </w:r>
+      <w:r>
+        <w:br/>
+      </w:r>
+      <w:r>
+        <w:rPr>
+          <w:rStyle w:val="VerbatimChar"/>
+        </w:rPr>
+        <w:t xml:space="preserve">Samosa|Tea    Transactions=31</w:t>
+      </w:r>
+      <w:r>
+        <w:br/>
+      </w:r>
+      <w:r>
+        <w:rPr>
+          <w:rStyle w:val="VerbatimChar"/>
+        </w:rPr>
+        <w:t xml:space="preserve">Coffee|Muffin    Transactions=28</w:t>
+      </w:r>
+    </w:p>
+    <w:bookmarkEnd w:id="41"/>
+    <w:bookmarkStart w:id="42" w:name="job-5-library-usage-anomaly-3-stages"/>
+    <w:p>
+      <w:pPr>
+        <w:pStyle w:val="Heading2"/>
+      </w:pPr>
+      <w:r>
+        <w:t xml:space="preserve">Job 5: Library Usage Anomaly (3 stages)</w:t>
+      </w:r>
+    </w:p>
+    <w:p>
+      <w:pPr>
+        <w:pStyle w:val="FirstParagraph"/>
+      </w:pPr>
+      <w:r>
+        <w:rPr>
+          <w:bCs/>
+          <w:b/>
+        </w:rPr>
+        <w:t xml:space="preserve">Job 5 Stage 1: input (data/library.csv)</w:t>
+      </w:r>
+      <w:r>
+        <w:t xml:space="preserve"> </w:t>
+      </w:r>
+      <w:r>
+        <w:t xml:space="preserve">(323 lines)</w:t>
+      </w:r>
+    </w:p>
+    <w:p>
+      <w:pPr>
+        <w:pStyle w:val="SourceCode"/>
+      </w:pPr>
+      <w:r>
+        <w:rPr>
+          <w:rStyle w:val="VerbatimChar"/>
+        </w:rPr>
+        <w:t xml:space="preserve">$ head data/library.csv</w:t>
+      </w:r>
+      <w:r>
+        <w:br/>
+      </w:r>
+      <w:r>
+        <w:rPr>
+          <w:rStyle w:val="VerbatimChar"/>
+        </w:rPr>
+        <w:t xml:space="preserve">StudentID,Timestamp,EntryType,DurationMin</w:t>
+      </w:r>
+      <w:r>
+        <w:br/>
+      </w:r>
+      <w:r>
+        <w:rPr>
+          <w:rStyle w:val="VerbatimChar"/>
+        </w:rPr>
+        <w:t xml:space="preserve">S142,2026-08-10 08:09,ENTRY,109</w:t>
+      </w:r>
+      <w:r>
+        <w:br/>
+      </w:r>
+      <w:r>
+        <w:rPr>
+          <w:rStyle w:val="VerbatimChar"/>
+        </w:rPr>
+        <w:t xml:space="preserve">S135,2026-08-10 08:10,ENTRY,40</w:t>
+      </w:r>
+      <w:r>
+        <w:br/>
+      </w:r>
+      <w:r>
+        <w:rPr>
+          <w:rStyle w:val="VerbatimChar"/>
+        </w:rPr>
+        <w:t xml:space="preserve">... (320 more lines)</w:t>
+      </w:r>
+    </w:p>
+    <w:p>
+      <w:pPr>
+        <w:pStyle w:val="FirstParagraph"/>
+      </w:pPr>
+      <w:r>
+        <w:rPr>
+          <w:bCs/>
+          <w:b/>
+        </w:rPr>
+        <w:t xml:space="preserve">Job 5 Stage 1: Mapper output (key TAB value)</w:t>
+      </w:r>
+      <w:r>
+        <w:t xml:space="preserve"> </w:t>
+      </w:r>
+      <w:r>
+        <w:t xml:space="preserve">(160 lines)</w:t>
+      </w:r>
+    </w:p>
+    <w:p>
+      <w:pPr>
+        <w:pStyle w:val="SourceCode"/>
+      </w:pPr>
+      <w:r>
+        <w:rPr>
+          <w:rStyle w:val="VerbatimChar"/>
+        </w:rPr>
+        <w:t xml:space="preserve">$ python src/job5_stage1_mapper.py &lt; data/library.csv</w:t>
+      </w:r>
+      <w:r>
+        <w:br/>
+      </w:r>
+      <w:r>
+        <w:rPr>
+          <w:rStyle w:val="VerbatimChar"/>
+        </w:rPr>
+        <w:t xml:space="preserve">S142    109.0,1</w:t>
+      </w:r>
+      <w:r>
+        <w:br/>
+      </w:r>
+      <w:r>
+        <w:rPr>
+          <w:rStyle w:val="VerbatimChar"/>
+        </w:rPr>
+        <w:t xml:space="preserve">S135    40.0,1</w:t>
+      </w:r>
+      <w:r>
+        <w:br/>
+      </w:r>
+      <w:r>
+        <w:rPr>
+          <w:rStyle w:val="VerbatimChar"/>
+        </w:rPr>
+        <w:t xml:space="preserve">S109    66.0,1</w:t>
+      </w:r>
+      <w:r>
+        <w:br/>
+      </w:r>
+      <w:r>
+        <w:rPr>
+          <w:rStyle w:val="VerbatimChar"/>
+        </w:rPr>
+        <w:t xml:space="preserve">... (157 more lines)</w:t>
+      </w:r>
+    </w:p>
+    <w:p>
+      <w:pPr>
+        <w:pStyle w:val="FirstParagraph"/>
+      </w:pPr>
+      <w:r>
+        <w:t xml:space="preserve">Malformed records rejected by the mapper:</w:t>
+      </w:r>
+      <w:r>
+        <w:t xml:space="preserve"> </w:t>
+      </w:r>
+      <w:r>
+        <w:rPr>
+          <w:bCs/>
+          <w:b/>
+        </w:rPr>
+        <w:t xml:space="preserve">2</w:t>
+      </w:r>
+    </w:p>
+    <w:p>
+      <w:pPr>
+        <w:pStyle w:val="BodyText"/>
+      </w:pPr>
+      <w:r>
+        <w:rPr>
+          <w:bCs/>
+          <w:b/>
+        </w:rPr>
+        <w:t xml:space="preserve">Job 5 Stage 1: after Shuffle &amp; Sort (grouped by key)</w:t>
+      </w:r>
+      <w:r>
+        <w:t xml:space="preserve"> </w:t>
+      </w:r>
+      <w:r>
+        <w:t xml:space="preserve">(160 lines)</w:t>
+      </w:r>
+    </w:p>
+    <w:p>
+      <w:pPr>
+        <w:pStyle w:val="SourceCode"/>
+      </w:pPr>
+      <w:r>
+        <w:rPr>
+          <w:rStyle w:val="VerbatimChar"/>
+        </w:rPr>
+        <w:t xml:space="preserve">$ ... | sort</w:t>
+      </w:r>
+      <w:r>
+        <w:br/>
+      </w:r>
+      <w:r>
+        <w:rPr>
+          <w:rStyle w:val="VerbatimChar"/>
+        </w:rPr>
+        <w:t xml:space="preserve">S101    59.0,1</w:t>
+      </w:r>
+      <w:r>
+        <w:br/>
+      </w:r>
+      <w:r>
+        <w:rPr>
+          <w:rStyle w:val="VerbatimChar"/>
+        </w:rPr>
+        <w:t xml:space="preserve">S101    72.0,1</w:t>
+      </w:r>
+      <w:r>
+        <w:br/>
+      </w:r>
+      <w:r>
+        <w:rPr>
+          <w:rStyle w:val="VerbatimChar"/>
+        </w:rPr>
+        <w:t xml:space="preserve">S101    82.0,1</w:t>
+      </w:r>
+      <w:r>
+        <w:br/>
+      </w:r>
+      <w:r>
+        <w:rPr>
+          <w:rStyle w:val="VerbatimChar"/>
+        </w:rPr>
+        <w:t xml:space="preserve">... (157 more lines)</w:t>
+      </w:r>
+    </w:p>
+    <w:p>
+      <w:pPr>
+        <w:pStyle w:val="FirstParagraph"/>
+      </w:pPr>
+      <w:r>
+        <w:rPr>
+          <w:bCs/>
+          <w:b/>
+        </w:rPr>
+        <w:t xml:space="preserve">Job 5 Stage 1: after Combiner (one partial sum per key)</w:t>
+      </w:r>
+      <w:r>
+        <w:t xml:space="preserve"> </w:t>
+      </w:r>
+      <w:r>
+        <w:t xml:space="preserve">(58 lines)</w:t>
+      </w:r>
+    </w:p>
+    <w:p>
+      <w:pPr>
+        <w:pStyle w:val="SourceCode"/>
+      </w:pPr>
+      <w:r>
+        <w:rPr>
+          <w:rStyle w:val="VerbatimChar"/>
+        </w:rPr>
+        <w:t xml:space="preserve">$ ... | sort | python src/job1_wifi_combiner.py</w:t>
+      </w:r>
+      <w:r>
+        <w:br/>
+      </w:r>
+      <w:r>
+        <w:rPr>
+          <w:rStyle w:val="VerbatimChar"/>
+        </w:rPr>
+        <w:t xml:space="preserve">S101    306,4</w:t>
+      </w:r>
+      <w:r>
+        <w:br/>
+      </w:r>
+      <w:r>
+        <w:rPr>
+          <w:rStyle w:val="VerbatimChar"/>
+        </w:rPr>
+        <w:t xml:space="preserve">S102    96,1</w:t>
+      </w:r>
+      <w:r>
+        <w:br/>
+      </w:r>
+      <w:r>
+        <w:rPr>
+          <w:rStyle w:val="VerbatimChar"/>
+        </w:rPr>
+        <w:t xml:space="preserve">S103    92,3</w:t>
+      </w:r>
+      <w:r>
+        <w:br/>
+      </w:r>
+      <w:r>
+        <w:rPr>
+          <w:rStyle w:val="VerbatimChar"/>
+        </w:rPr>
+        <w:t xml:space="preserve">... (55 more lines)</w:t>
+      </w:r>
+    </w:p>
+    <w:p>
+      <w:pPr>
+        <w:pStyle w:val="FirstParagraph"/>
+      </w:pPr>
+      <w:r>
+        <w:rPr>
+          <w:bCs/>
+          <w:b/>
+        </w:rPr>
+        <w:t xml:space="preserve">Job 5 Stage 1: Reducer output</w:t>
+      </w:r>
+      <w:r>
+        <w:t xml:space="preserve"> </w:t>
+      </w:r>
+      <w:r>
+        <w:t xml:space="preserve">(58 lines)</w:t>
+      </w:r>
+    </w:p>
+    <w:p>
+      <w:pPr>
+        <w:pStyle w:val="SourceCode"/>
+      </w:pPr>
+      <w:r>
+        <w:rPr>
+          <w:rStyle w:val="VerbatimChar"/>
+        </w:rPr>
+        <w:t xml:space="preserve">$ ... | sort | python src/job5_stage1_reducer.py</w:t>
+      </w:r>
+      <w:r>
+        <w:br/>
+      </w:r>
+      <w:r>
+        <w:rPr>
+          <w:rStyle w:val="VerbatimChar"/>
+        </w:rPr>
+        <w:t xml:space="preserve">S101    306.00,4</w:t>
+      </w:r>
+      <w:r>
+        <w:br/>
+      </w:r>
+      <w:r>
+        <w:rPr>
+          <w:rStyle w:val="VerbatimChar"/>
+        </w:rPr>
+        <w:t xml:space="preserve">S102    96.00,1</w:t>
+      </w:r>
+      <w:r>
+        <w:br/>
+      </w:r>
+      <w:r>
+        <w:rPr>
+          <w:rStyle w:val="VerbatimChar"/>
+        </w:rPr>
+        <w:t xml:space="preserve">S103    92.00,3</w:t>
+      </w:r>
+      <w:r>
+        <w:br/>
+      </w:r>
+      <w:r>
+        <w:rPr>
+          <w:rStyle w:val="VerbatimChar"/>
+        </w:rPr>
+        <w:t xml:space="preserve">... (55 more lines)</w:t>
+      </w:r>
+    </w:p>
+    <w:p>
+      <w:pPr>
+        <w:pStyle w:val="FirstParagraph"/>
+      </w:pPr>
+      <w:r>
+        <w:rPr>
+          <w:bCs/>
+          <w:b/>
+        </w:rPr>
+        <w:t xml:space="preserve">Job 5 Stage 2 (global average): input (output/job5_stage1_students.txt)</w:t>
+      </w:r>
+      <w:r>
+        <w:t xml:space="preserve"> </w:t>
+      </w:r>
+      <w:r>
+        <w:t xml:space="preserve">(58 lines)</w:t>
+      </w:r>
+    </w:p>
+    <w:p>
+      <w:pPr>
+        <w:pStyle w:val="SourceCode"/>
+      </w:pPr>
+      <w:r>
+        <w:rPr>
+          <w:rStyle w:val="VerbatimChar"/>
+        </w:rPr>
+        <w:t xml:space="preserve">$ head output/job5_stage1_students.txt</w:t>
+      </w:r>
+      <w:r>
+        <w:br/>
+      </w:r>
+      <w:r>
+        <w:rPr>
+          <w:rStyle w:val="VerbatimChar"/>
+        </w:rPr>
+        <w:t xml:space="preserve">S101    306.00,4</w:t>
+      </w:r>
+      <w:r>
+        <w:br/>
+      </w:r>
+      <w:r>
+        <w:rPr>
+          <w:rStyle w:val="VerbatimChar"/>
+        </w:rPr>
+        <w:t xml:space="preserve">S102    96.00,1</w:t>
+      </w:r>
+      <w:r>
+        <w:br/>
+      </w:r>
+      <w:r>
+        <w:rPr>
+          <w:rStyle w:val="VerbatimChar"/>
+        </w:rPr>
+        <w:t xml:space="preserve">S103    92.00,3</w:t>
+      </w:r>
+      <w:r>
+        <w:br/>
+      </w:r>
+      <w:r>
+        <w:rPr>
+          <w:rStyle w:val="VerbatimChar"/>
+        </w:rPr>
+        <w:t xml:space="preserve">... (55 more lines)</w:t>
+      </w:r>
+    </w:p>
+    <w:p>
+      <w:pPr>
+        <w:pStyle w:val="FirstParagraph"/>
+      </w:pPr>
+      <w:r>
+        <w:rPr>
+          <w:bCs/>
+          <w:b/>
+        </w:rPr>
+        <w:t xml:space="preserve">Job 5 Stage 2 (global average): Mapper output (key TAB value)</w:t>
+      </w:r>
+      <w:r>
+        <w:t xml:space="preserve"> </w:t>
+      </w:r>
+      <w:r>
+        <w:t xml:space="preserve">(58 lines)</w:t>
+      </w:r>
+    </w:p>
+    <w:p>
+      <w:pPr>
+        <w:pStyle w:val="SourceCode"/>
+      </w:pPr>
+      <w:r>
+        <w:rPr>
+          <w:rStyle w:val="VerbatimChar"/>
+        </w:rPr>
+        <w:t xml:space="preserve">$ python src/job5_global_mapper.py &lt; output/job5_stage1_students.txt</w:t>
+      </w:r>
+      <w:r>
+        <w:br/>
+      </w:r>
+      <w:r>
+        <w:rPr>
+          <w:rStyle w:val="VerbatimChar"/>
+        </w:rPr>
+        <w:t xml:space="preserve">ALL    306.00,4</w:t>
+      </w:r>
+      <w:r>
+        <w:br/>
+      </w:r>
+      <w:r>
+        <w:rPr>
+          <w:rStyle w:val="VerbatimChar"/>
+        </w:rPr>
+        <w:t xml:space="preserve">ALL    96.00,1</w:t>
+      </w:r>
+      <w:r>
+        <w:br/>
+      </w:r>
+      <w:r>
+        <w:rPr>
+          <w:rStyle w:val="VerbatimChar"/>
+        </w:rPr>
+        <w:t xml:space="preserve">ALL    92.00,3</w:t>
+      </w:r>
+      <w:r>
+        <w:br/>
+      </w:r>
+      <w:r>
+        <w:rPr>
+          <w:rStyle w:val="VerbatimChar"/>
+        </w:rPr>
+        <w:t xml:space="preserve">... (55 more lines)</w:t>
+      </w:r>
+    </w:p>
+    <w:p>
+      <w:pPr>
+        <w:pStyle w:val="FirstParagraph"/>
+      </w:pPr>
+      <w:r>
+        <w:rPr>
+          <w:bCs/>
+          <w:b/>
+        </w:rPr>
+        <w:t xml:space="preserve">Job 5 Stage 2 (global average): after Shuffle &amp; Sort (grouped by key)</w:t>
+      </w:r>
+      <w:r>
+        <w:t xml:space="preserve"> </w:t>
+      </w:r>
+      <w:r>
+        <w:t xml:space="preserve">(58 lines)</w:t>
+      </w:r>
+    </w:p>
+    <w:p>
+      <w:pPr>
+        <w:pStyle w:val="SourceCode"/>
+      </w:pPr>
+      <w:r>
+        <w:rPr>
+          <w:rStyle w:val="VerbatimChar"/>
+        </w:rPr>
+        <w:t xml:space="preserve">$ ... | sort</w:t>
+      </w:r>
+      <w:r>
+        <w:br/>
+      </w:r>
+      <w:r>
+        <w:rPr>
+          <w:rStyle w:val="VerbatimChar"/>
+        </w:rPr>
+        <w:t xml:space="preserve">ALL    103.00,2</w:t>
+      </w:r>
+      <w:r>
+        <w:br/>
+      </w:r>
+      <w:r>
+        <w:rPr>
+          <w:rStyle w:val="VerbatimChar"/>
+        </w:rPr>
+        <w:t xml:space="preserve">ALL    104.00,1</w:t>
+      </w:r>
+      <w:r>
+        <w:br/>
+      </w:r>
+      <w:r>
+        <w:rPr>
+          <w:rStyle w:val="VerbatimChar"/>
+        </w:rPr>
+        <w:t xml:space="preserve">ALL    107.00,1</w:t>
+      </w:r>
+      <w:r>
+        <w:br/>
+      </w:r>
+      <w:r>
+        <w:rPr>
+          <w:rStyle w:val="VerbatimChar"/>
+        </w:rPr>
+        <w:t xml:space="preserve">... (55 more lines)</w:t>
+      </w:r>
+    </w:p>
+    <w:p>
+      <w:pPr>
+        <w:pStyle w:val="FirstParagraph"/>
+      </w:pPr>
+      <w:r>
+        <w:rPr>
+          <w:bCs/>
+          <w:b/>
+        </w:rPr>
+        <w:t xml:space="preserve">Job 5 Stage 2 (global average): after Combiner (one partial sum per key)</w:t>
+      </w:r>
+      <w:r>
+        <w:t xml:space="preserve"> </w:t>
+      </w:r>
+      <w:r>
+        <w:t xml:space="preserve">(1 line)</w:t>
+      </w:r>
+    </w:p>
+    <w:p>
+      <w:pPr>
+        <w:pStyle w:val="SourceCode"/>
+      </w:pPr>
+      <w:r>
+        <w:rPr>
+          <w:rStyle w:val="VerbatimChar"/>
+        </w:rPr>
+        <w:t xml:space="preserve">$ ... | sort | python src/job1_wifi_combiner.py</w:t>
+      </w:r>
+      <w:r>
+        <w:br/>
+      </w:r>
+      <w:r>
+        <w:rPr>
+          <w:rStyle w:val="VerbatimChar"/>
+        </w:rPr>
+        <w:t xml:space="preserve">ALL    14736,160</w:t>
+      </w:r>
+    </w:p>
+    <w:p>
+      <w:pPr>
+        <w:pStyle w:val="FirstParagraph"/>
+      </w:pPr>
+      <w:r>
+        <w:rPr>
+          <w:bCs/>
+          <w:b/>
+        </w:rPr>
+        <w:t xml:space="preserve">Job 5 Stage 2 (global average): Reducer output</w:t>
+      </w:r>
+      <w:r>
+        <w:t xml:space="preserve"> </w:t>
+      </w:r>
+      <w:r>
+        <w:t xml:space="preserve">(3 lines)</w:t>
+      </w:r>
+    </w:p>
+    <w:p>
+      <w:pPr>
+        <w:pStyle w:val="SourceCode"/>
+      </w:pPr>
+      <w:r>
+        <w:rPr>
+          <w:rStyle w:val="VerbatimChar"/>
+        </w:rPr>
+        <w:t xml:space="preserve">$ ... | sort | python src/job5_global_reducer.py</w:t>
+      </w:r>
+      <w:r>
+        <w:br/>
+      </w:r>
+      <w:r>
+        <w:rPr>
+          <w:rStyle w:val="VerbatimChar"/>
+        </w:rPr>
+        <w:t xml:space="preserve">OverallAvgMin    92.1000</w:t>
+      </w:r>
+      <w:r>
+        <w:br/>
+      </w:r>
+      <w:r>
+        <w:rPr>
+          <w:rStyle w:val="VerbatimChar"/>
+        </w:rPr>
+        <w:t xml:space="preserve">TotalDurationMin    14736.00</w:t>
+      </w:r>
+      <w:r>
+        <w:br/>
+      </w:r>
+      <w:r>
+        <w:rPr>
+          <w:rStyle w:val="VerbatimChar"/>
+        </w:rPr>
+        <w:t xml:space="preserve">Visits    160</w:t>
+      </w:r>
+    </w:p>
+    <w:p>
+      <w:pPr>
+        <w:pStyle w:val="FirstParagraph"/>
+      </w:pPr>
+      <w:r>
+        <w:t xml:space="preserve">Threshold = 1.5 x 92.10 =</w:t>
+      </w:r>
+      <w:r>
+        <w:t xml:space="preserve"> </w:t>
+      </w:r>
+      <w:r>
+        <w:rPr>
+          <w:bCs/>
+          <w:b/>
+        </w:rPr>
+        <w:t xml:space="preserve">138.15 min</w:t>
+      </w:r>
+      <w:r>
+        <w:t xml:space="preserve">. The global average file is passed to every filter mapper (</w:t>
+      </w:r>
+      <w:r>
+        <w:rPr>
+          <w:rStyle w:val="VerbatimChar"/>
+        </w:rPr>
+        <w:t xml:space="preserve">-files global_avg.txt</w:t>
+      </w:r>
+      <w:r>
+        <w:t xml:space="preserve">).</w:t>
+      </w:r>
+    </w:p>
+    <w:p>
+      <w:pPr>
+        <w:pStyle w:val="BodyText"/>
+      </w:pPr>
+      <w:r>
+        <w:rPr>
+          <w:bCs/>
+          <w:b/>
+        </w:rPr>
+        <w:t xml:space="preserve">Job 5 Stage 3 (filter): input (output/job5_stage1_students.txt)</w:t>
+      </w:r>
+      <w:r>
+        <w:t xml:space="preserve"> </w:t>
+      </w:r>
+      <w:r>
+        <w:t xml:space="preserve">(58 lines)</w:t>
+      </w:r>
+    </w:p>
+    <w:p>
+      <w:pPr>
+        <w:pStyle w:val="SourceCode"/>
+      </w:pPr>
+      <w:r>
+        <w:rPr>
+          <w:rStyle w:val="VerbatimChar"/>
+        </w:rPr>
+        <w:t xml:space="preserve">$ head output/job5_stage1_students.txt</w:t>
+      </w:r>
+      <w:r>
+        <w:br/>
+      </w:r>
+      <w:r>
+        <w:rPr>
+          <w:rStyle w:val="VerbatimChar"/>
+        </w:rPr>
+        <w:t xml:space="preserve">S101    306.00,4</w:t>
+      </w:r>
+      <w:r>
+        <w:br/>
+      </w:r>
+      <w:r>
+        <w:rPr>
+          <w:rStyle w:val="VerbatimChar"/>
+        </w:rPr>
+        <w:t xml:space="preserve">S102    96.00,1</w:t>
+      </w:r>
+      <w:r>
+        <w:br/>
+      </w:r>
+      <w:r>
+        <w:rPr>
+          <w:rStyle w:val="VerbatimChar"/>
+        </w:rPr>
+        <w:t xml:space="preserve">S103    92.00,3</w:t>
+      </w:r>
+      <w:r>
+        <w:br/>
+      </w:r>
+      <w:r>
+        <w:rPr>
+          <w:rStyle w:val="VerbatimChar"/>
+        </w:rPr>
+        <w:t xml:space="preserve">... (55 more lines)</w:t>
+      </w:r>
+    </w:p>
+    <w:p>
+      <w:pPr>
+        <w:pStyle w:val="FirstParagraph"/>
+      </w:pPr>
+      <w:r>
+        <w:rPr>
+          <w:bCs/>
+          <w:b/>
+        </w:rPr>
+        <w:t xml:space="preserve">Job 5 Stage 3 (filter): Mapper output (key TAB value)</w:t>
+      </w:r>
+      <w:r>
+        <w:t xml:space="preserve"> </w:t>
+      </w:r>
+      <w:r>
+        <w:t xml:space="preserve">(4 lines)</w:t>
+      </w:r>
+    </w:p>
+    <w:p>
+      <w:pPr>
+        <w:pStyle w:val="SourceCode"/>
+      </w:pPr>
+      <w:r>
+        <w:rPr>
+          <w:rStyle w:val="VerbatimChar"/>
+        </w:rPr>
+        <w:t xml:space="preserve">$ python src/job5_filter_mapper.py &lt; output/job5_stage1_students.txt</w:t>
+      </w:r>
+      <w:r>
+        <w:br/>
+      </w:r>
+      <w:r>
+        <w:rPr>
+          <w:rStyle w:val="VerbatimChar"/>
+        </w:rPr>
+        <w:t xml:space="preserve">S107    181.83,92.10,1.97</w:t>
+      </w:r>
+      <w:r>
+        <w:br/>
+      </w:r>
+      <w:r>
+        <w:rPr>
+          <w:rStyle w:val="VerbatimChar"/>
+        </w:rPr>
+        <w:t xml:space="preserve">S123    205.11,92.10,2.23</w:t>
+      </w:r>
+      <w:r>
+        <w:br/>
+      </w:r>
+      <w:r>
+        <w:rPr>
+          <w:rStyle w:val="VerbatimChar"/>
+        </w:rPr>
+        <w:t xml:space="preserve">S131    218.00,92.10,2.37</w:t>
+      </w:r>
+      <w:r>
+        <w:br/>
+      </w:r>
+      <w:r>
+        <w:rPr>
+          <w:rStyle w:val="VerbatimChar"/>
+        </w:rPr>
+        <w:t xml:space="preserve">S148    223.43,92.10,2.43</w:t>
+      </w:r>
+    </w:p>
+    <w:p>
+      <w:pPr>
+        <w:pStyle w:val="FirstParagraph"/>
+      </w:pPr>
+      <w:r>
+        <w:rPr>
+          <w:bCs/>
+          <w:b/>
+        </w:rPr>
+        <w:t xml:space="preserve">Job 5 Stage 3 (filter): after Shuffle &amp; Sort (grouped by key)</w:t>
+      </w:r>
+      <w:r>
+        <w:t xml:space="preserve"> </w:t>
+      </w:r>
+      <w:r>
+        <w:t xml:space="preserve">(4 lines)</w:t>
+      </w:r>
+    </w:p>
+    <w:p>
+      <w:pPr>
+        <w:pStyle w:val="SourceCode"/>
+      </w:pPr>
+      <w:r>
+        <w:rPr>
+          <w:rStyle w:val="VerbatimChar"/>
+        </w:rPr>
+        <w:t xml:space="preserve">$ ... | sort</w:t>
+      </w:r>
+      <w:r>
+        <w:br/>
+      </w:r>
+      <w:r>
+        <w:rPr>
+          <w:rStyle w:val="VerbatimChar"/>
+        </w:rPr>
+        <w:t xml:space="preserve">S107    181.83,92.10,1.97</w:t>
+      </w:r>
+      <w:r>
+        <w:br/>
+      </w:r>
+      <w:r>
+        <w:rPr>
+          <w:rStyle w:val="VerbatimChar"/>
+        </w:rPr>
+        <w:t xml:space="preserve">S123    205.11,92.10,2.23</w:t>
+      </w:r>
+      <w:r>
+        <w:br/>
+      </w:r>
+      <w:r>
+        <w:rPr>
+          <w:rStyle w:val="VerbatimChar"/>
+        </w:rPr>
+        <w:t xml:space="preserve">S131    218.00,92.10,2.37</w:t>
+      </w:r>
+      <w:r>
+        <w:br/>
+      </w:r>
+      <w:r>
+        <w:rPr>
+          <w:rStyle w:val="VerbatimChar"/>
+        </w:rPr>
+        <w:t xml:space="preserve">S148    223.43,92.10,2.43</w:t>
+      </w:r>
+    </w:p>
+    <w:p>
+      <w:pPr>
+        <w:pStyle w:val="FirstParagraph"/>
+      </w:pPr>
+      <w:r>
+        <w:rPr>
+          <w:bCs/>
+          <w:b/>
+        </w:rPr>
+        <w:t xml:space="preserve">Job 5 Stage 3 (filter): Reducer output</w:t>
+      </w:r>
+      <w:r>
+        <w:t xml:space="preserve"> </w:t>
+      </w:r>
+      <w:r>
+        <w:t xml:space="preserve">(4 lines)</w:t>
+      </w:r>
+    </w:p>
+    <w:p>
+      <w:pPr>
+        <w:pStyle w:val="SourceCode"/>
+      </w:pPr>
+      <w:r>
+        <w:rPr>
+          <w:rStyle w:val="VerbatimChar"/>
+        </w:rPr>
+        <w:t xml:space="preserve">$ ... | sort | python src/job5_filter_reducer.py</w:t>
+      </w:r>
+      <w:r>
+        <w:br/>
+      </w:r>
+      <w:r>
+        <w:rPr>
+          <w:rStyle w:val="VerbatimChar"/>
+        </w:rPr>
+        <w:t xml:space="preserve">S107    AvgVisitMin=181.83,OverallAvgMin=92.10,Ratio=1.97x,Flag=ANOMALY</w:t>
+      </w:r>
+      <w:r>
+        <w:br/>
+      </w:r>
+      <w:r>
+        <w:rPr>
+          <w:rStyle w:val="VerbatimChar"/>
+        </w:rPr>
+        <w:t xml:space="preserve">S123    AvgVisitMin=205.11,OverallAvgMin=92.10,Ratio=2.23x,Flag=ANOMALY</w:t>
+      </w:r>
+      <w:r>
+        <w:br/>
+      </w:r>
+      <w:r>
+        <w:rPr>
+          <w:rStyle w:val="VerbatimChar"/>
+        </w:rPr>
+        <w:t xml:space="preserve">S131    AvgVisitMin=218.00,OverallAvgMin=92.10,Ratio=2.37x,Flag=ANOMALY</w:t>
+      </w:r>
+      <w:r>
+        <w:br/>
+      </w:r>
+      <w:r>
+        <w:rPr>
+          <w:rStyle w:val="VerbatimChar"/>
+        </w:rPr>
+        <w:t xml:space="preserve">S148    AvgVisitMin=223.43,OverallAvgMin=92.10,Ratio=2.43x,Flag=ANOMALY</w:t>
+      </w:r>
+    </w:p>
+    <w:p>
+      <w:pPr>
+        <w:pStyle w:val="FirstParagraph"/>
+      </w:pPr>
+      <w:r>
+        <w:rPr>
+          <w:bCs/>
+          <w:b/>
+        </w:rPr>
+        <w:t xml:space="preserve">Answer: students above 1.5 x the overall average</w:t>
+      </w:r>
+      <w:r>
+        <w:t xml:space="preserve"> </w:t>
+      </w:r>
+      <w:r>
+        <w:t xml:space="preserve">(4 lines)</w:t>
+      </w:r>
+    </w:p>
+    <w:p>
+      <w:pPr>
+        <w:pStyle w:val="SourceCode"/>
+      </w:pPr>
+      <w:r>
+        <w:rPr>
+          <w:rStyle w:val="VerbatimChar"/>
+        </w:rPr>
+        <w:t xml:space="preserve">S107    AvgVisitMin=181.83,OverallAvgMin=92.10,Ratio=1.97x,Flag=ANOMALY</w:t>
+      </w:r>
+      <w:r>
+        <w:br/>
+      </w:r>
+      <w:r>
+        <w:rPr>
+          <w:rStyle w:val="VerbatimChar"/>
+        </w:rPr>
+        <w:t xml:space="preserve">S123    AvgVisitMin=205.11,OverallAvgMin=92.10,Ratio=2.23x,Flag=ANOMALY</w:t>
+      </w:r>
+      <w:r>
+        <w:br/>
+      </w:r>
+      <w:r>
+        <w:rPr>
+          <w:rStyle w:val="VerbatimChar"/>
+        </w:rPr>
+        <w:t xml:space="preserve">S131    AvgVisitMin=218.00,OverallAvgMin=92.10,Ratio=2.37x,Flag=ANOMALY</w:t>
+      </w:r>
+      <w:r>
+        <w:br/>
+      </w:r>
+      <w:r>
+        <w:rPr>
+          <w:rStyle w:val="VerbatimChar"/>
+        </w:rPr>
+        <w:t xml:space="preserve">S148    AvgVisitMin=223.43,OverallAvgMin=92.10,Ratio=2.43x,Flag=ANOMALY</w:t>
+      </w:r>
+    </w:p>
+    <w:bookmarkEnd w:id="42"/>
+    <w:bookmarkStart w:id="43" w:name="job-6-transport-congestion"/>
+    <w:p>
+      <w:pPr>
+        <w:pStyle w:val="Heading2"/>
+      </w:pPr>
+      <w:r>
+        <w:t xml:space="preserve">Job 6: Transport Congestion</w:t>
+      </w:r>
+    </w:p>
+    <w:p>
+      <w:pPr>
+        <w:pStyle w:val="FirstParagraph"/>
+      </w:pPr>
+      <w:r>
+        <w:rPr>
+          <w:bCs/>
+          <w:b/>
+        </w:rPr>
+        <w:t xml:space="preserve">Job 6: input (data/transport.csv)</w:t>
+      </w:r>
+      <w:r>
+        <w:t xml:space="preserve"> </w:t>
+      </w:r>
+      <w:r>
+        <w:t xml:space="preserve">(1053 lines)</w:t>
+      </w:r>
+    </w:p>
+    <w:p>
+      <w:pPr>
+        <w:pStyle w:val="SourceCode"/>
+      </w:pPr>
+      <w:r>
+        <w:rPr>
+          <w:rStyle w:val="VerbatimChar"/>
+        </w:rPr>
+        <w:t xml:space="preserve">$ head data/transport.csv</w:t>
+      </w:r>
+      <w:r>
+        <w:br/>
+      </w:r>
+      <w:r>
+        <w:rPr>
+          <w:rStyle w:val="VerbatimChar"/>
+        </w:rPr>
+        <w:t xml:space="preserve">VehicleID,Timestamp,RouteID,SpeedKmph</w:t>
+      </w:r>
+      <w:r>
+        <w:br/>
+      </w:r>
+      <w:r>
+        <w:rPr>
+          <w:rStyle w:val="VerbatimChar"/>
+        </w:rPr>
+        <w:t xml:space="preserve">BUS03,2026-08-10 07:00,R02,24.7</w:t>
+      </w:r>
+      <w:r>
+        <w:br/>
+      </w:r>
+      <w:r>
+        <w:rPr>
+          <w:rStyle w:val="VerbatimChar"/>
+        </w:rPr>
+        <w:t xml:space="preserve">BUS05,2026-08-10 07:01,R03,40.0</w:t>
+      </w:r>
+      <w:r>
+        <w:br/>
+      </w:r>
+      <w:r>
+        <w:rPr>
+          <w:rStyle w:val="VerbatimChar"/>
+        </w:rPr>
+        <w:t xml:space="preserve">... (1050 more lines)</w:t>
+      </w:r>
+    </w:p>
+    <w:p>
+      <w:pPr>
+        <w:pStyle w:val="FirstParagraph"/>
+      </w:pPr>
+      <w:r>
+        <w:rPr>
+          <w:bCs/>
+          <w:b/>
+        </w:rPr>
+        <w:t xml:space="preserve">Job 6: Mapper output (key TAB value)</w:t>
+      </w:r>
+      <w:r>
+        <w:t xml:space="preserve"> </w:t>
+      </w:r>
+      <w:r>
+        <w:t xml:space="preserve">(1050 lines)</w:t>
+      </w:r>
+    </w:p>
+    <w:p>
+      <w:pPr>
+        <w:pStyle w:val="SourceCode"/>
+      </w:pPr>
+      <w:r>
+        <w:rPr>
+          <w:rStyle w:val="VerbatimChar"/>
+        </w:rPr>
+        <w:t xml:space="preserve">$ python src/job6_transport_mapper.py &lt; data/transport.csv</w:t>
+      </w:r>
+      <w:r>
+        <w:br/>
+      </w:r>
+      <w:r>
+        <w:rPr>
+          <w:rStyle w:val="VerbatimChar"/>
+        </w:rPr>
+        <w:t xml:space="preserve">R02-07    24.7,1</w:t>
+      </w:r>
+      <w:r>
+        <w:br/>
+      </w:r>
+      <w:r>
+        <w:rPr>
+          <w:rStyle w:val="VerbatimChar"/>
+        </w:rPr>
+        <w:t xml:space="preserve">R03-07    40.0,1</w:t>
+      </w:r>
+      <w:r>
+        <w:br/>
+      </w:r>
+      <w:r>
+        <w:rPr>
+          <w:rStyle w:val="VerbatimChar"/>
+        </w:rPr>
+        <w:t xml:space="preserve">R05-07    25.9,1</w:t>
+      </w:r>
+      <w:r>
+        <w:br/>
+      </w:r>
+      <w:r>
+        <w:rPr>
+          <w:rStyle w:val="VerbatimChar"/>
+        </w:rPr>
+        <w:t xml:space="preserve">... (1047 more lines)</w:t>
+      </w:r>
+    </w:p>
+    <w:p>
+      <w:pPr>
+        <w:pStyle w:val="FirstParagraph"/>
+      </w:pPr>
+      <w:r>
+        <w:t xml:space="preserve">Malformed records rejected by the mapper:</w:t>
+      </w:r>
+      <w:r>
+        <w:t xml:space="preserve"> </w:t>
+      </w:r>
+      <w:r>
+        <w:rPr>
+          <w:bCs/>
+          <w:b/>
+        </w:rPr>
+        <w:t xml:space="preserve">1</w:t>
+      </w:r>
+    </w:p>
+    <w:p>
+      <w:pPr>
+        <w:pStyle w:val="BodyText"/>
+      </w:pPr>
+      <w:r>
+        <w:rPr>
+          <w:bCs/>
+          <w:b/>
+        </w:rPr>
+        <w:t xml:space="preserve">Job 6: after Shuffle &amp; Sort (grouped by key)</w:t>
+      </w:r>
+      <w:r>
+        <w:t xml:space="preserve"> </w:t>
+      </w:r>
+      <w:r>
+        <w:t xml:space="preserve">(1050 lines)</w:t>
+      </w:r>
+    </w:p>
+    <w:p>
+      <w:pPr>
+        <w:pStyle w:val="SourceCode"/>
+      </w:pPr>
+      <w:r>
+        <w:rPr>
+          <w:rStyle w:val="VerbatimChar"/>
+        </w:rPr>
+        <w:t xml:space="preserve">$ ... | sort</w:t>
+      </w:r>
+      <w:r>
+        <w:br/>
+      </w:r>
+      <w:r>
+        <w:rPr>
+          <w:rStyle w:val="VerbatimChar"/>
+        </w:rPr>
+        <w:t xml:space="preserve">R01-07    29.1,1</w:t>
+      </w:r>
+      <w:r>
+        <w:br/>
+      </w:r>
+      <w:r>
+        <w:rPr>
+          <w:rStyle w:val="VerbatimChar"/>
+        </w:rPr>
+        <w:t xml:space="preserve">R01-07    29.6,1</w:t>
+      </w:r>
+      <w:r>
+        <w:br/>
+      </w:r>
+      <w:r>
+        <w:rPr>
+          <w:rStyle w:val="VerbatimChar"/>
+        </w:rPr>
+        <w:t xml:space="preserve">R01-07    29.8,1</w:t>
+      </w:r>
+      <w:r>
+        <w:br/>
+      </w:r>
+      <w:r>
+        <w:rPr>
+          <w:rStyle w:val="VerbatimChar"/>
+        </w:rPr>
+        <w:t xml:space="preserve">... (1047 more lines)</w:t>
+      </w:r>
+    </w:p>
+    <w:p>
+      <w:pPr>
+        <w:pStyle w:val="FirstParagraph"/>
+      </w:pPr>
+      <w:r>
+        <w:rPr>
+          <w:bCs/>
+          <w:b/>
+        </w:rPr>
+        <w:t xml:space="preserve">Job 6: after Combiner (one partial sum per key)</w:t>
+      </w:r>
+      <w:r>
+        <w:t xml:space="preserve"> </w:t>
+      </w:r>
+      <w:r>
+        <w:t xml:space="preserve">(70 lines)</w:t>
+      </w:r>
+    </w:p>
+    <w:p>
+      <w:pPr>
+        <w:pStyle w:val="SourceCode"/>
+      </w:pPr>
+      <w:r>
+        <w:rPr>
+          <w:rStyle w:val="VerbatimChar"/>
+        </w:rPr>
+        <w:t xml:space="preserve">$ ... | sort | python src/job1_wifi_combiner.py</w:t>
+      </w:r>
+      <w:r>
+        <w:br/>
+      </w:r>
+      <w:r>
+        <w:rPr>
+          <w:rStyle w:val="VerbatimChar"/>
+        </w:rPr>
+        <w:t xml:space="preserve">R01-07    494.3,15</w:t>
+      </w:r>
+      <w:r>
+        <w:br/>
+      </w:r>
+      <w:r>
+        <w:rPr>
+          <w:rStyle w:val="VerbatimChar"/>
+        </w:rPr>
+        <w:t xml:space="preserve">R01-08    267.6,15</w:t>
+      </w:r>
+      <w:r>
+        <w:br/>
+      </w:r>
+      <w:r>
+        <w:rPr>
+          <w:rStyle w:val="VerbatimChar"/>
+        </w:rPr>
+        <w:t xml:space="preserve">R01-09    318.5,15</w:t>
+      </w:r>
+      <w:r>
+        <w:br/>
+      </w:r>
+      <w:r>
+        <w:rPr>
+          <w:rStyle w:val="VerbatimChar"/>
+        </w:rPr>
+        <w:t xml:space="preserve">... (67 more lines)</w:t>
+      </w:r>
+    </w:p>
+    <w:p>
+      <w:pPr>
+        <w:pStyle w:val="FirstParagraph"/>
+      </w:pPr>
+      <w:r>
+        <w:rPr>
+          <w:bCs/>
+          <w:b/>
+        </w:rPr>
+        <w:t xml:space="preserve">Job 6: Reducer output</w:t>
+      </w:r>
+      <w:r>
+        <w:t xml:space="preserve"> </w:t>
+      </w:r>
+      <w:r>
+        <w:t xml:space="preserve">(70 lines)</w:t>
+      </w:r>
+    </w:p>
+    <w:p>
+      <w:pPr>
+        <w:pStyle w:val="SourceCode"/>
+      </w:pPr>
+      <w:r>
+        <w:rPr>
+          <w:rStyle w:val="VerbatimChar"/>
+        </w:rPr>
+        <w:t xml:space="preserve">$ ... | sort | python src/job6_transport_reducer.py</w:t>
+      </w:r>
+      <w:r>
+        <w:br/>
+      </w:r>
+      <w:r>
+        <w:rPr>
+          <w:rStyle w:val="VerbatimChar"/>
+        </w:rPr>
+        <w:t xml:space="preserve">R01-07    AvgSpeedKmph=32.95,Readings=15,Status=NORMAL</w:t>
+      </w:r>
+      <w:r>
+        <w:br/>
+      </w:r>
+      <w:r>
+        <w:rPr>
+          <w:rStyle w:val="VerbatimChar"/>
+        </w:rPr>
+        <w:t xml:space="preserve">R01-08    AvgSpeedKmph=17.84,Readings=15,Status=CONGESTED</w:t>
+      </w:r>
+      <w:r>
+        <w:br/>
+      </w:r>
+      <w:r>
+        <w:rPr>
+          <w:rStyle w:val="VerbatimChar"/>
+        </w:rPr>
+        <w:t xml:space="preserve">R01-09    AvgSpeedKmph=21.23,Readings=15,Status=NORMAL</w:t>
+      </w:r>
+      <w:r>
+        <w:br/>
+      </w:r>
+      <w:r>
+        <w:rPr>
+          <w:rStyle w:val="VerbatimChar"/>
+        </w:rPr>
+        <w:t xml:space="preserve">... (67 more lines)</w:t>
+      </w:r>
+    </w:p>
+    <w:p>
+      <w:pPr>
+        <w:pStyle w:val="FirstParagraph"/>
+      </w:pPr>
+      <w:r>
+        <w:rPr>
+          <w:bCs/>
+          <w:b/>
+        </w:rPr>
+        <w:t xml:space="preserve">Answer: 14 of 70 route-hours are congested (avg speed &lt; 20 km/h)</w:t>
+      </w:r>
+      <w:r>
+        <w:t xml:space="preserve"> </w:t>
+      </w:r>
+      <w:r>
+        <w:t xml:space="preserve">(14 lines)</w:t>
+      </w:r>
+    </w:p>
+    <w:p>
+      <w:pPr>
+        <w:pStyle w:val="SourceCode"/>
+      </w:pPr>
+      <w:r>
+        <w:rPr>
+          <w:rStyle w:val="VerbatimChar"/>
+        </w:rPr>
+        <w:t xml:space="preserve">R01-08    AvgSpeedKmph=17.84,Readings=15,Status=CONGESTED</w:t>
+      </w:r>
+      <w:r>
+        <w:br/>
+      </w:r>
+      <w:r>
+        <w:rPr>
+          <w:rStyle w:val="VerbatimChar"/>
+        </w:rPr>
+        <w:t xml:space="preserve">R01-17    AvgSpeedKmph=19.03,Readings=15,Status=CONGESTED</w:t>
+      </w:r>
+      <w:r>
+        <w:br/>
+      </w:r>
+      <w:r>
+        <w:rPr>
+          <w:rStyle w:val="VerbatimChar"/>
+        </w:rPr>
+        <w:t xml:space="preserve">R02-08    AvgSpeedKmph=15.29,Readings=15,Status=CONGESTED</w:t>
+      </w:r>
+      <w:r>
+        <w:br/>
+      </w:r>
+      <w:r>
+        <w:rPr>
+          <w:rStyle w:val="VerbatimChar"/>
+        </w:rPr>
+        <w:t xml:space="preserve">R02-09    AvgSpeedKmph=18.26,Readings=15,Status=CONGESTED</w:t>
+      </w:r>
+      <w:r>
+        <w:br/>
+      </w:r>
+      <w:r>
+        <w:rPr>
+          <w:rStyle w:val="VerbatimChar"/>
+        </w:rPr>
+        <w:t xml:space="preserve">R02-17    AvgSpeedKmph=16.96,Readings=15,Status=CONGESTED</w:t>
+      </w:r>
+      <w:r>
+        <w:br/>
+      </w:r>
+      <w:r>
+        <w:rPr>
+          <w:rStyle w:val="VerbatimChar"/>
+        </w:rPr>
+        <w:t xml:space="preserve">R02-18    AvgSpeedKmph=19.16,Readings=15,Status=CONGESTED</w:t>
+      </w:r>
+      <w:r>
+        <w:br/>
+      </w:r>
+      <w:r>
+        <w:rPr>
+          <w:rStyle w:val="VerbatimChar"/>
+        </w:rPr>
+        <w:t xml:space="preserve">R03-08    AvgSpeedKmph=18.83,Readings=15,Status=CONGESTED</w:t>
+      </w:r>
+      <w:r>
+        <w:br/>
+      </w:r>
+      <w:r>
+        <w:rPr>
+          <w:rStyle w:val="VerbatimChar"/>
+        </w:rPr>
+        <w:t xml:space="preserve">R04-08    AvgSpeedKmph=13.08,Readings=15,Status=CONGESTED</w:t>
+      </w:r>
+      <w:r>
+        <w:br/>
+      </w:r>
+      <w:r>
+        <w:rPr>
+          <w:rStyle w:val="VerbatimChar"/>
+        </w:rPr>
+        <w:t xml:space="preserve">R04-09    AvgSpeedKmph=15.37,Readings=15,Status=CONGESTED</w:t>
+      </w:r>
+      <w:r>
+        <w:br/>
+      </w:r>
+      <w:r>
+        <w:rPr>
+          <w:rStyle w:val="VerbatimChar"/>
+        </w:rPr>
+        <w:t xml:space="preserve">R04-17    AvgSpeedKmph=14.57,Readings=15,Status=CONGESTED</w:t>
+      </w:r>
+      <w:r>
+        <w:br/>
+      </w:r>
+      <w:r>
+        <w:rPr>
+          <w:rStyle w:val="VerbatimChar"/>
+        </w:rPr>
+        <w:t xml:space="preserve">R04-18    AvgSpeedKmph=16.17,Readings=15,Status=CONGESTED</w:t>
+      </w:r>
+      <w:r>
+        <w:br/>
+      </w:r>
+      <w:r>
+        <w:rPr>
+          <w:rStyle w:val="VerbatimChar"/>
+        </w:rPr>
+        <w:t xml:space="preserve">R05-08    AvgSpeedKmph=16.86,Readings=15,Status=CONGESTED</w:t>
+      </w:r>
+      <w:r>
+        <w:br/>
+      </w:r>
+      <w:r>
+        <w:rPr>
+          <w:rStyle w:val="VerbatimChar"/>
+        </w:rPr>
+        <w:t xml:space="preserve">R05-09    AvgSpeedKmph=19.72,Readings=15,Status=CONGESTED</w:t>
+      </w:r>
+      <w:r>
+        <w:br/>
+      </w:r>
+      <w:r>
+        <w:rPr>
+          <w:rStyle w:val="VerbatimChar"/>
+        </w:rPr>
+        <w:t xml:space="preserve">R05-17    AvgSpeedKmph=18.10,Readings=15,Status=CONGESTED</w:t>
+      </w:r>
+    </w:p>
+    <w:bookmarkEnd w:id="43"/>
+    <w:bookmarkStart w:id="44" w:name="verification"/>
+    <w:p>
+      <w:pPr>
+        <w:pStyle w:val="Heading2"/>
+      </w:pPr>
+      <w:r>
+        <w:t xml:space="preserve">Verification</w:t>
+      </w:r>
+    </w:p>
+    <w:p>
+      <w:pPr>
+        <w:pStyle w:val="FirstParagraph"/>
+      </w:pPr>
+      <w:r>
+        <w:rPr>
+          <w:rStyle w:val="VerbatimChar"/>
+        </w:rPr>
+        <w:t xml:space="preserve">scripts/verify.py</w:t>
+      </w:r>
+      <w:r>
+        <w:t xml:space="preserve"> </w:t>
+      </w:r>
+      <w:r>
+        <w:t xml:space="preserve">recomputes every answer with plain Python (no MapReduce) and compares it with the files in output/:</w:t>
+      </w:r>
+    </w:p>
+    <w:p>
+      <w:pPr>
+        <w:pStyle w:val="SourceCode"/>
+      </w:pPr>
+      <w:r>
+        <w:rPr>
+          <w:rStyle w:val="VerbatimChar"/>
+        </w:rPr>
+        <w:t xml:space="preserve">$ python scripts/verify.py</w:t>
+      </w:r>
+      <w:r>
+        <w:br/>
+      </w:r>
+      <w:r>
+        <w:rPr>
+          <w:rStyle w:val="VerbatimChar"/>
+        </w:rPr>
+        <w:t xml:space="preserve">Job 1: PASS</w:t>
+      </w:r>
+      <w:r>
+        <w:br/>
+      </w:r>
+      <w:r>
+        <w:rPr>
+          <w:rStyle w:val="VerbatimChar"/>
+        </w:rPr>
+        <w:t xml:space="preserve">Job 2: PASS</w:t>
+      </w:r>
+      <w:r>
+        <w:br/>
+      </w:r>
+      <w:r>
+        <w:rPr>
+          <w:rStyle w:val="VerbatimChar"/>
+        </w:rPr>
+        <w:t xml:space="preserve">Job 3: PASS</w:t>
+      </w:r>
+      <w:r>
+        <w:br/>
+      </w:r>
+      <w:r>
+        <w:rPr>
+          <w:rStyle w:val="VerbatimChar"/>
+        </w:rPr>
+        <w:t xml:space="preserve">Job 4: PASS</w:t>
+      </w:r>
+      <w:r>
+        <w:br/>
+      </w:r>
+      <w:r>
+        <w:rPr>
+          <w:rStyle w:val="VerbatimChar"/>
+        </w:rPr>
+        <w:t xml:space="preserve">Job 5: PASS</w:t>
+      </w:r>
+      <w:r>
+        <w:br/>
+      </w:r>
+      <w:r>
+        <w:rPr>
+          <w:rStyle w:val="VerbatimChar"/>
+        </w:rPr>
+        <w:t xml:space="preserve">Job 6: PASS</w:t>
+      </w:r>
+    </w:p>
+    <w:bookmarkEnd w:id="44"/>
+    <w:bookmarkStart w:id="45" w:name="combiner-and-multiple-reducers"/>
+    <w:p>
+      <w:pPr>
+        <w:pStyle w:val="Heading2"/>
+      </w:pPr>
+      <w:r>
+        <w:t xml:space="preserve">Combiner and Multiple Reducers</w:t>
+      </w:r>
+    </w:p>
+    <w:p>
+      <w:pPr>
+        <w:pStyle w:val="FirstParagraph"/>
+      </w:pPr>
+      <w:r>
+        <w:rPr>
+          <w:rStyle w:val="VerbatimChar"/>
+        </w:rPr>
+        <w:t xml:space="preserve">scripts/compare_combiner.sh</w:t>
+      </w:r>
+      <w:r>
+        <w:t xml:space="preserve"> </w:t>
+      </w:r>
+      <w:r>
+        <w:t xml:space="preserve">splits the Wi-Fi log into 4 map tasks, counts the records shuffled with and without the combiner, and runs Job 1 with 3 reducers:</w:t>
+      </w:r>
+    </w:p>
+    <w:p>
+      <w:pPr>
+        <w:pStyle w:val="SourceCode"/>
+      </w:pPr>
+      <w:r>
+        <w:rPr>
+          <w:rStyle w:val="VerbatimChar"/>
+        </w:rPr>
+        <w:t xml:space="preserve">$ scripts/compare_combiner.sh</w:t>
+      </w:r>
+      <w:r>
+        <w:br/>
+      </w:r>
+      <w:r>
+        <w:rPr>
+          <w:rStyle w:val="VerbatimChar"/>
+        </w:rPr>
+        <w:t xml:space="preserve">Job 1 records shuffled without combiner: 700</w:t>
+      </w:r>
+      <w:r>
+        <w:br/>
+      </w:r>
+      <w:r>
+        <w:rPr>
+          <w:rStyle w:val="VerbatimChar"/>
+        </w:rPr>
+        <w:t xml:space="preserve">Job 1 records shuffled with combiner   : 67  (4 map tasks)</w:t>
+      </w:r>
+      <w:r>
+        <w:br/>
+      </w:r>
+      <w:r>
+        <w:rPr>
+          <w:rStyle w:val="VerbatimChar"/>
+        </w:rPr>
+        <w:t xml:space="preserve">Combiner output identical to no-combiner output: YES</w:t>
+      </w:r>
+      <w:r>
+        <w:br/>
+      </w:r>
+      <w:r>
+        <w:rPr>
+          <w:rStyle w:val="VerbatimChar"/>
+        </w:rPr>
+        <w:t xml:space="preserve">reducer 0: 23 keys</w:t>
+      </w:r>
+      <w:r>
+        <w:br/>
+      </w:r>
+      <w:r>
+        <w:rPr>
+          <w:rStyle w:val="VerbatimChar"/>
+        </w:rPr>
+        <w:t xml:space="preserve">reducer 1: 19 keys</w:t>
+      </w:r>
+      <w:r>
+        <w:br/>
+      </w:r>
+      <w:r>
+        <w:rPr>
+          <w:rStyle w:val="VerbatimChar"/>
+        </w:rPr>
+        <w:t xml:space="preserve">reducer 2: 22 keys</w:t>
+      </w:r>
+      <w:r>
+        <w:br/>
+      </w:r>
+      <w:r>
+        <w:rPr>
+          <w:rStyle w:val="VerbatimChar"/>
+        </w:rPr>
+        <w:t xml:space="preserve">3-reducer output identical to 1-reducer output: YES</w:t>
+      </w:r>
+    </w:p>
+    <w:bookmarkEnd w:id="45"/>
+    <w:bookmarkEnd w:id="46"/>
     <w:sectPr>
       <w:footerReference w:type="default" r:id="rId9"/>
       <w:pgMar w:left="1440" w:right="1440" w:top="1440" w:bottom="1440"/>
@@ -10164,11 +14455,13 @@
     <w:link w:val="VerbatimChar"/>
     <w:pPr>
       <w:wordWrap w:val="off"/>
+      <w:spacing w:before="40" w:after="160"/>
+      <w:ind w:left="360"/>
     </w:pPr>
     <w:rPr>
       <w:rFonts w:ascii="Times New Roman" w:hAnsi="Times New Roman" w:eastAsia="Times New Roman" w:cs="Times New Roman"/>
       <w:color w:val="000000"/>
-      <w:sz w:val="24"/>
+      <w:sz w:val="20"/>
     </w:rPr>
   </w:style>
   <w:style w:type="character" w:customStyle="1" w:styleId="KeywordTok">
